--- a/5-人员管理/流程制度规范类文件/050107-人员绩效考核管理制度.docx
+++ b/5-人员管理/流程制度规范类文件/050107-人员绩效考核管理制度.docx
@@ -1,7 +1,6 @@
 
 <file path=word/document.xml><?xml version="1.0" encoding="utf-8"?>
-<w:document xmlns:wpc="http://schemas.microsoft.com/office/word/2010/wordprocessingCanvas" xmlns:mc="http://schemas.openxmlformats.org/markup-compatibility/2006" xmlns:o="urn:schemas-microsoft-com:office:office" xmlns:r="http://schemas.openxmlformats.org/officeDocument/2006/relationships" xmlns:m="http://schemas.openxmlformats.org/officeDocument/2006/math" xmlns:v="urn:schemas-microsoft-com:vml" xmlns:wp14="http://schemas.microsoft.com/office/word/2010/wordprocessingDrawing" xmlns:wp="http://schemas.openxmlformats.org/drawingml/2006/wordprocessingDrawing" xmlns:w10="urn:schemas-microsoft-com:office:word" xmlns:w="http://schemas.openxmlformats.org/wordprocessingml/2006/main" xmlns:w14="http://schemas.microsoft.com/office/word/2010/wordml" xmlns:w15="http://schemas.microsoft.com/office/word/2012/wordml" xmlns:wne="http://schemas.microsoft.com/office/word/2006/wordml" xmlns:wpg="http://schemas.microsoft.com/office/word/2010/wordprocessingGroup" xmlns:wpi="http://schemas.microsoft.com/office/word/2010/wordprocessingInk" xmlns:wps="http://schemas.microsoft.com/office/word/2010/wordprocessingShape" mc:Ignorable="w14 w15 wp14">
-  <!-- Generated by Aspose.Words for .NET 13.3.0.1 -->
+<w:document xmlns:wpc="http://schemas.microsoft.com/office/word/2010/wordprocessingCanvas" xmlns:mc="http://schemas.openxmlformats.org/markup-compatibility/2006" xmlns:o="urn:schemas-microsoft-com:office:office" xmlns:r="http://schemas.openxmlformats.org/officeDocument/2006/relationships" xmlns:m="http://schemas.openxmlformats.org/officeDocument/2006/math" xmlns:v="urn:schemas-microsoft-com:vml" xmlns:wp14="http://schemas.microsoft.com/office/word/2010/wordprocessingDrawing" xmlns:wp="http://schemas.openxmlformats.org/drawingml/2006/wordprocessingDrawing" xmlns:w="http://schemas.openxmlformats.org/wordprocessingml/2006/main" xmlns:w14="http://schemas.microsoft.com/office/word/2010/wordml" xmlns:w10="urn:schemas-microsoft-com:office:word" xmlns:w15="http://schemas.microsoft.com/office/word/2012/wordml" xmlns:wpg="http://schemas.microsoft.com/office/word/2010/wordprocessingGroup" xmlns:wpi="http://schemas.microsoft.com/office/word/2010/wordprocessingInk" xmlns:wne="http://schemas.microsoft.com/office/word/2006/wordml" xmlns:wps="http://schemas.microsoft.com/office/word/2010/wordprocessingShape" xmlns:wpsCustomData="http://www.wps.cn/officeDocument/2013/wpsCustomData" mc:Ignorable="w14 w15 wp14">
   <w:body>
     <w:p>
       <w:pPr>
@@ -13,7 +12,7 @@
         <w:spacing w:before="78" w:line="219" w:lineRule="auto"/>
         <w:ind w:left="25"/>
         <w:rPr>
-          <w:rFonts w:ascii="宋体" w:eastAsia="宋体" w:hAnsi="宋体" w:cs="宋体" w:hint="default"/>
+          <w:rFonts w:hint="default" w:ascii="宋体" w:hAnsi="宋体" w:eastAsia="宋体" w:cs="宋体"/>
           <w:sz w:val="24"/>
           <w:szCs w:val="24"/>
           <w:lang w:val="en-US" w:eastAsia="zh-CN"/>
@@ -21,7 +20,7 @@
       </w:pPr>
       <w:r>
         <w:rPr>
-          <w:rFonts w:ascii="宋体" w:eastAsia="宋体" w:hAnsi="宋体" w:cs="宋体"/>
+          <w:rFonts w:ascii="宋体" w:hAnsi="宋体" w:eastAsia="宋体" w:cs="宋体"/>
           <w:b/>
           <w:bCs/>
           <w:spacing w:val="-3"/>
@@ -32,7 +31,7 @@
       </w:r>
       <w:r>
         <w:rPr>
-          <w:rFonts w:ascii="宋体" w:eastAsia="宋体" w:hAnsi="宋体" w:cs="宋体" w:hint="eastAsia"/>
+          <w:rFonts w:hint="eastAsia" w:ascii="宋体" w:hAnsi="宋体" w:eastAsia="宋体" w:cs="宋体"/>
           <w:b/>
           <w:bCs/>
           <w:spacing w:val="-3"/>
@@ -44,7 +43,7 @@
       </w:r>
       <w:r>
         <w:rPr>
-          <w:rFonts w:ascii="宋体" w:eastAsia="宋体" w:hAnsi="宋体" w:cs="宋体"/>
+          <w:rFonts w:ascii="宋体" w:hAnsi="宋体" w:eastAsia="宋体" w:cs="宋体"/>
           <w:b/>
           <w:bCs/>
           <w:spacing w:val="-3"/>
@@ -55,7 +54,7 @@
       </w:r>
       <w:r>
         <w:rPr>
-          <w:rFonts w:ascii="宋体" w:eastAsia="宋体" w:hAnsi="宋体" w:cs="宋体" w:hint="eastAsia"/>
+          <w:rFonts w:hint="eastAsia" w:ascii="宋体" w:hAnsi="宋体" w:eastAsia="宋体" w:cs="宋体"/>
           <w:b/>
           <w:bCs/>
           <w:spacing w:val="-3"/>
@@ -67,7 +66,7 @@
       </w:r>
       <w:r>
         <w:rPr>
-          <w:rFonts w:ascii="宋体" w:hAnsi="宋体" w:cs="宋体" w:hint="eastAsia"/>
+          <w:rFonts w:hint="eastAsia" w:ascii="宋体" w:hAnsi="宋体" w:cs="宋体"/>
           <w:b/>
           <w:bCs/>
           <w:spacing w:val="-3"/>
@@ -97,14 +96,14 @@
         <w:ind w:left="23"/>
         <w:textAlignment w:val="auto"/>
         <w:rPr>
-          <w:rFonts w:ascii="宋体" w:eastAsia="宋体" w:hAnsi="宋体" w:cs="宋体"/>
+          <w:rFonts w:ascii="宋体" w:hAnsi="宋体" w:eastAsia="宋体" w:cs="宋体"/>
           <w:sz w:val="24"/>
           <w:szCs w:val="24"/>
         </w:rPr>
       </w:pPr>
       <w:r>
         <w:rPr>
-          <w:rFonts w:ascii="宋体" w:eastAsia="宋体" w:hAnsi="宋体" w:cs="宋体"/>
+          <w:rFonts w:ascii="宋体" w:hAnsi="宋体" w:eastAsia="宋体" w:cs="宋体"/>
           <w:b/>
           <w:bCs/>
           <w:spacing w:val="240"/>
@@ -116,7 +115,7 @@
       </w:r>
       <w:r>
         <w:rPr>
-          <w:rFonts w:ascii="宋体" w:eastAsia="宋体" w:hAnsi="宋体" w:cs="宋体"/>
+          <w:rFonts w:ascii="宋体" w:hAnsi="宋体" w:eastAsia="宋体" w:cs="宋体"/>
           <w:b/>
           <w:bCs/>
           <w:spacing w:val="0"/>
@@ -128,7 +127,7 @@
       </w:r>
       <w:r>
         <w:rPr>
-          <w:rFonts w:ascii="宋体" w:eastAsia="宋体" w:hAnsi="宋体" w:cs="宋体"/>
+          <w:rFonts w:ascii="宋体" w:hAnsi="宋体" w:eastAsia="宋体" w:cs="宋体"/>
           <w:b/>
           <w:bCs/>
           <w:spacing w:val="-5"/>
@@ -140,14 +139,14 @@
     </w:p>
     <w:p>
       <w:pPr>
-        <w:pStyle w:val="a"/>
+        <w:pStyle w:val="24"/>
         <w:keepLines w:val="0"/>
         <w:pageBreakBefore w:val="0"/>
         <w:wordWrap/>
         <w:overflowPunct/>
         <w:bidi w:val="0"/>
       </w:pPr>
-      <w:bookmarkStart w:id="0" w:name="_Toc24862"/>
+      <w:bookmarkStart w:id="0" w:name="_Toc21732"/>
       <w:r>
         <w:rPr>
           <w:rFonts w:hint="eastAsia"/>
@@ -159,7 +158,7 @@
     </w:p>
     <w:p>
       <w:pPr>
-        <w:pStyle w:val="a0"/>
+        <w:pStyle w:val="25"/>
         <w:keepLines w:val="0"/>
         <w:pageBreakBefore w:val="0"/>
         <w:wordWrap/>
@@ -170,7 +169,7 @@
           <w:lang w:val="en-US"/>
         </w:rPr>
       </w:pPr>
-      <w:bookmarkStart w:id="1" w:name="_Toc20035"/>
+      <w:bookmarkStart w:id="1" w:name="_Toc18249"/>
       <w:r>
         <w:rPr>
           <w:rFonts w:hint="eastAsia"/>
@@ -182,17 +181,18 @@
     </w:p>
     <w:tbl>
       <w:tblPr>
-        <w:tblStyle w:val="TableGrid"/>
+        <w:tblStyle w:val="21"/>
         <w:tblW w:w="0" w:type="auto"/>
         <w:tblInd w:w="2443" w:type="dxa"/>
         <w:tblBorders>
-          <w:top w:val="nil"/>
-          <w:left w:val="nil"/>
-          <w:bottom w:val="nil"/>
-          <w:right w:val="nil"/>
-          <w:insideH w:val="nil"/>
-          <w:insideV w:val="nil"/>
+          <w:top w:val="none" w:color="auto" w:sz="0" w:space="0"/>
+          <w:left w:val="none" w:color="auto" w:sz="0" w:space="0"/>
+          <w:bottom w:val="none" w:color="auto" w:sz="0" w:space="0"/>
+          <w:right w:val="none" w:color="auto" w:sz="0" w:space="0"/>
+          <w:insideH w:val="none" w:color="auto" w:sz="0" w:space="0"/>
+          <w:insideV w:val="none" w:color="auto" w:sz="0" w:space="0"/>
         </w:tblBorders>
+        <w:tblLayout w:type="autofit"/>
         <w:tblCellMar>
           <w:top w:w="0" w:type="dxa"/>
           <w:left w:w="108" w:type="dxa"/>
@@ -206,15 +206,13 @@
       </w:tblGrid>
       <w:tr>
         <w:tblPrEx>
-          <w:tblW w:w="0" w:type="auto"/>
-          <w:tblInd w:w="2443" w:type="dxa"/>
           <w:tblBorders>
-            <w:top w:val="nil"/>
-            <w:left w:val="nil"/>
-            <w:bottom w:val="nil"/>
-            <w:right w:val="nil"/>
-            <w:insideH w:val="nil"/>
-            <w:insideV w:val="nil"/>
+            <w:top w:val="none" w:color="auto" w:sz="0" w:space="0"/>
+            <w:left w:val="none" w:color="auto" w:sz="0" w:space="0"/>
+            <w:bottom w:val="none" w:color="auto" w:sz="0" w:space="0"/>
+            <w:right w:val="none" w:color="auto" w:sz="0" w:space="0"/>
+            <w:insideH w:val="none" w:color="auto" w:sz="0" w:space="0"/>
+            <w:insideV w:val="none" w:color="auto" w:sz="0" w:space="0"/>
           </w:tblBorders>
           <w:tblCellMar>
             <w:top w:w="0" w:type="dxa"/>
@@ -224,11 +222,12 @@
           </w:tblCellMar>
         </w:tblPrEx>
         <w:trPr>
-          <w:trHeight w:val="810"/>
+          <w:trHeight w:val="810" w:hRule="atLeast"/>
         </w:trPr>
         <w:tc>
           <w:tcPr>
             <w:tcW w:w="1818" w:type="dxa"/>
+            <w:vAlign w:val="top"/>
           </w:tcPr>
           <w:p>
             <w:pPr>
@@ -254,7 +253,7 @@
             </w:r>
             <w:r>
               <w:rPr>
-                <w:rFonts w:asciiTheme="minorAscii" w:eastAsiaTheme="minorEastAsia" w:hAnsiTheme="minorAscii" w:hint="default"/>
+                <w:rFonts w:hint="default" w:asciiTheme="minorAscii" w:hAnsiTheme="minorAscii" w:eastAsiaTheme="minorEastAsia"/>
                 <w:spacing w:val="227"/>
                 <w:sz w:val="21"/>
                 <w:vertAlign w:val="baseline"/>
@@ -279,6 +278,7 @@
         <w:tc>
           <w:tcPr>
             <w:tcW w:w="4261" w:type="dxa"/>
+            <w:vAlign w:val="top"/>
           </w:tcPr>
           <w:p>
             <w:pPr>
@@ -304,7 +304,7 @@
             </w:r>
             <w:r>
               <w:rPr>
-                <w:rFonts w:asciiTheme="minorAscii" w:eastAsiaTheme="minorEastAsia" w:hAnsiTheme="minorAscii" w:hint="eastAsia"/>
+                <w:rFonts w:hint="eastAsia" w:asciiTheme="minorAscii" w:hAnsiTheme="minorAscii" w:eastAsiaTheme="minorEastAsia"/>
                 <w:spacing w:val="227"/>
                 <w:sz w:val="21"/>
                 <w:vertAlign w:val="baseline"/>
@@ -326,8 +326,14 @@
       </w:tr>
       <w:tr>
         <w:tblPrEx>
-          <w:tblW w:w="0" w:type="auto"/>
-          <w:tblInd w:w="2443" w:type="dxa"/>
+          <w:tblBorders>
+            <w:top w:val="none" w:color="auto" w:sz="0" w:space="0"/>
+            <w:left w:val="none" w:color="auto" w:sz="0" w:space="0"/>
+            <w:bottom w:val="none" w:color="auto" w:sz="0" w:space="0"/>
+            <w:right w:val="none" w:color="auto" w:sz="0" w:space="0"/>
+            <w:insideH w:val="none" w:color="auto" w:sz="0" w:space="0"/>
+            <w:insideV w:val="none" w:color="auto" w:sz="0" w:space="0"/>
+          </w:tblBorders>
           <w:tblCellMar>
             <w:top w:w="0" w:type="dxa"/>
             <w:left w:w="108" w:type="dxa"/>
@@ -336,12 +342,13 @@
           </w:tblCellMar>
         </w:tblPrEx>
         <w:trPr>
-          <w:trHeight w:val="810"/>
+          <w:trHeight w:val="810" w:hRule="atLeast"/>
         </w:trPr>
         <w:tc>
           <w:tcPr>
             <w:tcW w:w="1818" w:type="dxa"/>
             <w:shd w:val="clear" w:color="auto" w:fill="auto"/>
+            <w:vAlign w:val="top"/>
           </w:tcPr>
           <w:p>
             <w:pPr>
@@ -352,7 +359,7 @@
               <w:overflowPunct/>
               <w:bidi w:val="0"/>
               <w:rPr>
-                <w:rFonts w:ascii="Arial" w:eastAsia="Arial" w:hAnsi="Arial" w:cs="Arial" w:hint="eastAsia"/>
+                <w:rFonts w:hint="eastAsia" w:ascii="Arial" w:hAnsi="Arial" w:eastAsia="Arial" w:cs="Arial"/>
                 <w:snapToGrid w:val="0"/>
                 <w:color w:val="000000"/>
                 <w:kern w:val="0"/>
@@ -372,7 +379,7 @@
             </w:r>
             <w:r>
               <w:rPr>
-                <w:rFonts w:asciiTheme="minorAscii" w:eastAsiaTheme="minorEastAsia" w:hAnsiTheme="minorAscii" w:hint="default"/>
+                <w:rFonts w:hint="default" w:asciiTheme="minorAscii" w:hAnsiTheme="minorAscii" w:eastAsiaTheme="minorEastAsia"/>
                 <w:spacing w:val="227"/>
                 <w:sz w:val="21"/>
                 <w:vertAlign w:val="baseline"/>
@@ -383,13 +390,10 @@
             <w:r>
               <w:rPr>
                 <w:rFonts w:hint="eastAsia"/>
-                <w:spacing w:val="90"/>
-                <w:kern w:val="0"/>
                 <w:u w:val="single"/>
-                <w:vertAlign w:val="baseline"/>
                 <w:lang w:val="en-US" w:eastAsia="zh-CN"/>
               </w:rPr>
-              <w:t>严长运</w:t>
+              <w:t>刘钢要</w:t>
             </w:r>
           </w:p>
         </w:tc>
@@ -397,6 +401,7 @@
           <w:tcPr>
             <w:tcW w:w="4261" w:type="dxa"/>
             <w:shd w:val="clear" w:color="auto" w:fill="auto"/>
+            <w:vAlign w:val="top"/>
           </w:tcPr>
           <w:p>
             <w:pPr>
@@ -407,7 +412,7 @@
               <w:overflowPunct/>
               <w:bidi w:val="0"/>
               <w:rPr>
-                <w:rFonts w:ascii="Arial" w:eastAsia="Arial" w:hAnsi="Arial" w:cs="Arial" w:hint="eastAsia"/>
+                <w:rFonts w:hint="eastAsia" w:ascii="Arial" w:hAnsi="Arial" w:eastAsia="Arial" w:cs="Arial"/>
                 <w:snapToGrid w:val="0"/>
                 <w:color w:val="000000"/>
                 <w:kern w:val="0"/>
@@ -427,7 +432,7 @@
             </w:r>
             <w:r>
               <w:rPr>
-                <w:rFonts w:asciiTheme="minorAscii" w:eastAsiaTheme="minorEastAsia" w:hAnsiTheme="minorAscii" w:hint="eastAsia"/>
+                <w:rFonts w:hint="eastAsia" w:asciiTheme="minorAscii" w:hAnsiTheme="minorAscii" w:eastAsiaTheme="minorEastAsia"/>
                 <w:spacing w:val="227"/>
                 <w:sz w:val="21"/>
                 <w:vertAlign w:val="baseline"/>
@@ -449,8 +454,14 @@
       </w:tr>
       <w:tr>
         <w:tblPrEx>
-          <w:tblW w:w="0" w:type="auto"/>
-          <w:tblInd w:w="2443" w:type="dxa"/>
+          <w:tblBorders>
+            <w:top w:val="none" w:color="auto" w:sz="0" w:space="0"/>
+            <w:left w:val="none" w:color="auto" w:sz="0" w:space="0"/>
+            <w:bottom w:val="none" w:color="auto" w:sz="0" w:space="0"/>
+            <w:right w:val="none" w:color="auto" w:sz="0" w:space="0"/>
+            <w:insideH w:val="none" w:color="auto" w:sz="0" w:space="0"/>
+            <w:insideV w:val="none" w:color="auto" w:sz="0" w:space="0"/>
+          </w:tblBorders>
           <w:tblCellMar>
             <w:top w:w="0" w:type="dxa"/>
             <w:left w:w="108" w:type="dxa"/>
@@ -459,11 +470,12 @@
           </w:tblCellMar>
         </w:tblPrEx>
         <w:trPr>
-          <w:trHeight w:val="635"/>
+          <w:trHeight w:val="635" w:hRule="atLeast"/>
         </w:trPr>
         <w:tc>
           <w:tcPr>
             <w:tcW w:w="1818" w:type="dxa"/>
+            <w:vAlign w:val="top"/>
           </w:tcPr>
           <w:p>
             <w:pPr>
@@ -489,7 +501,7 @@
             </w:r>
             <w:r>
               <w:rPr>
-                <w:rFonts w:asciiTheme="minorAscii" w:eastAsiaTheme="minorEastAsia" w:hAnsiTheme="minorAscii" w:hint="eastAsia"/>
+                <w:rFonts w:hint="eastAsia" w:asciiTheme="minorAscii" w:hAnsiTheme="minorAscii" w:eastAsiaTheme="minorEastAsia"/>
                 <w:spacing w:val="227"/>
                 <w:sz w:val="21"/>
                 <w:vertAlign w:val="baseline"/>
@@ -510,6 +522,7 @@
         <w:tc>
           <w:tcPr>
             <w:tcW w:w="4261" w:type="dxa"/>
+            <w:vAlign w:val="top"/>
           </w:tcPr>
           <w:p>
             <w:pPr>
@@ -535,7 +548,7 @@
             </w:r>
             <w:r>
               <w:rPr>
-                <w:rFonts w:asciiTheme="minorAscii" w:eastAsiaTheme="minorEastAsia" w:hAnsiTheme="minorAscii" w:hint="eastAsia"/>
+                <w:rFonts w:hint="eastAsia" w:asciiTheme="minorAscii" w:hAnsiTheme="minorAscii" w:eastAsiaTheme="minorEastAsia"/>
                 <w:spacing w:val="227"/>
                 <w:sz w:val="21"/>
                 <w:vertAlign w:val="baseline"/>
@@ -578,14 +591,14 @@
         <w:spacing w:before="153" w:line="225" w:lineRule="auto"/>
         <w:ind w:left="3634"/>
         <w:rPr>
-          <w:rFonts w:ascii="宋体" w:eastAsia="宋体" w:hAnsi="宋体" w:cs="宋体"/>
+          <w:rFonts w:ascii="宋体" w:hAnsi="宋体" w:eastAsia="宋体" w:cs="宋体"/>
           <w:sz w:val="31"/>
           <w:szCs w:val="31"/>
         </w:rPr>
       </w:pPr>
       <w:r>
         <w:rPr>
-          <w:rFonts w:ascii="宋体" w:eastAsia="宋体" w:hAnsi="宋体" w:cs="宋体"/>
+          <w:rFonts w:ascii="宋体" w:hAnsi="宋体" w:eastAsia="宋体" w:cs="宋体"/>
           <w:b/>
           <w:bCs/>
           <w:spacing w:val="4"/>
@@ -597,16 +610,16 @@
     </w:p>
     <w:tbl>
       <w:tblPr>
-        <w:tblStyle w:val="TableNormal0"/>
+        <w:tblStyle w:val="26"/>
         <w:tblW w:w="8301" w:type="dxa"/>
         <w:tblInd w:w="2" w:type="dxa"/>
         <w:tblBorders>
-          <w:top w:val="single" w:sz="2" w:space="0" w:color="000000"/>
-          <w:left w:val="single" w:sz="2" w:space="0" w:color="000000"/>
-          <w:bottom w:val="single" w:sz="2" w:space="0" w:color="000000"/>
-          <w:right w:val="single" w:sz="2" w:space="0" w:color="000000"/>
-          <w:insideH w:val="single" w:sz="2" w:space="0" w:color="000000"/>
-          <w:insideV w:val="single" w:sz="2" w:space="0" w:color="000000"/>
+          <w:top w:val="single" w:color="000000" w:sz="2" w:space="0"/>
+          <w:left w:val="single" w:color="000000" w:sz="2" w:space="0"/>
+          <w:bottom w:val="single" w:color="000000" w:sz="2" w:space="0"/>
+          <w:right w:val="single" w:color="000000" w:sz="2" w:space="0"/>
+          <w:insideH w:val="single" w:color="000000" w:sz="2" w:space="0"/>
+          <w:insideV w:val="single" w:color="000000" w:sz="2" w:space="0"/>
         </w:tblBorders>
         <w:tblLayout w:type="fixed"/>
         <w:tblCellMar>
@@ -626,17 +639,14 @@
       </w:tblGrid>
       <w:tr>
         <w:tblPrEx>
-          <w:tblW w:w="8301" w:type="dxa"/>
-          <w:tblInd w:w="2" w:type="dxa"/>
           <w:tblBorders>
-            <w:top w:val="single" w:sz="2" w:space="0" w:color="000000"/>
-            <w:left w:val="single" w:sz="2" w:space="0" w:color="000000"/>
-            <w:bottom w:val="single" w:sz="2" w:space="0" w:color="000000"/>
-            <w:right w:val="single" w:sz="2" w:space="0" w:color="000000"/>
-            <w:insideH w:val="single" w:sz="2" w:space="0" w:color="000000"/>
-            <w:insideV w:val="single" w:sz="2" w:space="0" w:color="000000"/>
+            <w:top w:val="single" w:color="000000" w:sz="2" w:space="0"/>
+            <w:left w:val="single" w:color="000000" w:sz="2" w:space="0"/>
+            <w:bottom w:val="single" w:color="000000" w:sz="2" w:space="0"/>
+            <w:right w:val="single" w:color="000000" w:sz="2" w:space="0"/>
+            <w:insideH w:val="single" w:color="000000" w:sz="2" w:space="0"/>
+            <w:insideV w:val="single" w:color="000000" w:sz="2" w:space="0"/>
           </w:tblBorders>
-          <w:tblLayout w:type="fixed"/>
           <w:tblCellMar>
             <w:top w:w="0" w:type="dxa"/>
             <w:left w:w="0" w:type="dxa"/>
@@ -645,7 +655,7 @@
           </w:tblCellMar>
         </w:tblPrEx>
         <w:trPr>
-          <w:trHeight w:val="593"/>
+          <w:trHeight w:val="593" w:hRule="atLeast"/>
         </w:trPr>
         <w:tc>
           <w:tcPr>
@@ -661,14 +671,14 @@
               <w:spacing w:before="176" w:line="228" w:lineRule="auto"/>
               <w:ind w:left="607"/>
               <w:rPr>
-                <w:rFonts w:ascii="宋体" w:eastAsia="宋体" w:hAnsi="宋体" w:cs="宋体"/>
+                <w:rFonts w:ascii="宋体" w:hAnsi="宋体" w:eastAsia="宋体" w:cs="宋体"/>
                 <w:sz w:val="20"/>
                 <w:szCs w:val="20"/>
               </w:rPr>
             </w:pPr>
             <w:r>
               <w:rPr>
-                <w:rFonts w:ascii="宋体" w:eastAsia="宋体" w:hAnsi="宋体" w:cs="宋体"/>
+                <w:rFonts w:ascii="宋体" w:hAnsi="宋体" w:eastAsia="宋体" w:cs="宋体"/>
                 <w:spacing w:val="-14"/>
                 <w:sz w:val="20"/>
                 <w:szCs w:val="20"/>
@@ -691,14 +701,14 @@
               <w:spacing w:before="175" w:line="227" w:lineRule="auto"/>
               <w:ind w:left="253"/>
               <w:rPr>
-                <w:rFonts w:ascii="宋体" w:eastAsia="宋体" w:hAnsi="宋体" w:cs="宋体"/>
+                <w:rFonts w:ascii="宋体" w:hAnsi="宋体" w:eastAsia="宋体" w:cs="宋体"/>
                 <w:sz w:val="20"/>
                 <w:szCs w:val="20"/>
               </w:rPr>
             </w:pPr>
             <w:r>
               <w:rPr>
-                <w:rFonts w:ascii="宋体" w:eastAsia="宋体" w:hAnsi="宋体" w:cs="宋体"/>
+                <w:rFonts w:ascii="宋体" w:hAnsi="宋体" w:eastAsia="宋体" w:cs="宋体"/>
                 <w:spacing w:val="4"/>
                 <w:sz w:val="20"/>
                 <w:szCs w:val="20"/>
@@ -721,14 +731,14 @@
               <w:spacing w:before="175" w:line="228" w:lineRule="auto"/>
               <w:ind w:left="730"/>
               <w:rPr>
-                <w:rFonts w:ascii="宋体" w:eastAsia="宋体" w:hAnsi="宋体" w:cs="宋体"/>
+                <w:rFonts w:ascii="宋体" w:hAnsi="宋体" w:eastAsia="宋体" w:cs="宋体"/>
                 <w:sz w:val="20"/>
                 <w:szCs w:val="20"/>
               </w:rPr>
             </w:pPr>
             <w:r>
               <w:rPr>
-                <w:rFonts w:ascii="宋体" w:eastAsia="宋体" w:hAnsi="宋体" w:cs="宋体"/>
+                <w:rFonts w:ascii="宋体" w:hAnsi="宋体" w:eastAsia="宋体" w:cs="宋体"/>
                 <w:spacing w:val="7"/>
                 <w:sz w:val="20"/>
                 <w:szCs w:val="20"/>
@@ -751,14 +761,14 @@
               <w:spacing w:before="175" w:line="228" w:lineRule="auto"/>
               <w:ind w:left="310"/>
               <w:rPr>
-                <w:rFonts w:ascii="宋体" w:eastAsia="宋体" w:hAnsi="宋体" w:cs="宋体"/>
+                <w:rFonts w:ascii="宋体" w:hAnsi="宋体" w:eastAsia="宋体" w:cs="宋体"/>
                 <w:sz w:val="20"/>
                 <w:szCs w:val="20"/>
               </w:rPr>
             </w:pPr>
             <w:r>
               <w:rPr>
-                <w:rFonts w:ascii="宋体" w:eastAsia="宋体" w:hAnsi="宋体" w:cs="宋体"/>
+                <w:rFonts w:ascii="宋体" w:hAnsi="宋体" w:eastAsia="宋体" w:cs="宋体"/>
                 <w:spacing w:val="6"/>
                 <w:sz w:val="20"/>
                 <w:szCs w:val="20"/>
@@ -781,7 +791,7 @@
               <w:spacing w:before="175" w:line="228" w:lineRule="auto"/>
               <w:ind w:left="310"/>
               <w:rPr>
-                <w:rFonts w:ascii="宋体" w:eastAsia="宋体" w:hAnsi="宋体" w:cs="宋体" w:hint="eastAsia"/>
+                <w:rFonts w:hint="eastAsia" w:ascii="宋体" w:hAnsi="宋体" w:eastAsia="宋体" w:cs="宋体"/>
                 <w:spacing w:val="6"/>
                 <w:sz w:val="20"/>
                 <w:szCs w:val="20"/>
@@ -790,7 +800,7 @@
             </w:pPr>
             <w:r>
               <w:rPr>
-                <w:rFonts w:ascii="宋体" w:eastAsia="宋体" w:hAnsi="宋体" w:cs="宋体" w:hint="eastAsia"/>
+                <w:rFonts w:hint="eastAsia" w:ascii="宋体" w:hAnsi="宋体" w:eastAsia="宋体" w:cs="宋体"/>
                 <w:spacing w:val="6"/>
                 <w:sz w:val="20"/>
                 <w:szCs w:val="20"/>
@@ -814,14 +824,14 @@
               <w:spacing w:before="176" w:line="229" w:lineRule="auto"/>
               <w:ind w:left="311"/>
               <w:rPr>
-                <w:rFonts w:ascii="宋体" w:eastAsia="宋体" w:hAnsi="宋体" w:cs="宋体"/>
+                <w:rFonts w:ascii="宋体" w:hAnsi="宋体" w:eastAsia="宋体" w:cs="宋体"/>
                 <w:sz w:val="20"/>
                 <w:szCs w:val="20"/>
               </w:rPr>
             </w:pPr>
             <w:r>
               <w:rPr>
-                <w:rFonts w:ascii="宋体" w:eastAsia="宋体" w:hAnsi="宋体" w:cs="宋体"/>
+                <w:rFonts w:ascii="宋体" w:hAnsi="宋体" w:eastAsia="宋体" w:cs="宋体"/>
                 <w:spacing w:val="7"/>
                 <w:sz w:val="20"/>
                 <w:szCs w:val="20"/>
@@ -833,9 +843,14 @@
       </w:tr>
       <w:tr>
         <w:tblPrEx>
-          <w:tblW w:w="8301" w:type="dxa"/>
-          <w:tblInd w:w="2" w:type="dxa"/>
-          <w:tblLayout w:type="fixed"/>
+          <w:tblBorders>
+            <w:top w:val="single" w:color="000000" w:sz="2" w:space="0"/>
+            <w:left w:val="single" w:color="000000" w:sz="2" w:space="0"/>
+            <w:bottom w:val="single" w:color="000000" w:sz="2" w:space="0"/>
+            <w:right w:val="single" w:color="000000" w:sz="2" w:space="0"/>
+            <w:insideH w:val="single" w:color="000000" w:sz="2" w:space="0"/>
+            <w:insideV w:val="single" w:color="000000" w:sz="2" w:space="0"/>
+          </w:tblBorders>
           <w:tblCellMar>
             <w:top w:w="0" w:type="dxa"/>
             <w:left w:w="0" w:type="dxa"/>
@@ -844,7 +859,7 @@
           </w:tblCellMar>
         </w:tblPrEx>
         <w:trPr>
-          <w:trHeight w:val="556"/>
+          <w:trHeight w:val="556" w:hRule="atLeast"/>
         </w:trPr>
         <w:tc>
           <w:tcPr>
@@ -860,14 +875,14 @@
               <w:spacing w:before="173" w:line="267" w:lineRule="exact"/>
               <w:ind w:left="260"/>
               <w:rPr>
-                <w:rFonts w:ascii="宋体" w:eastAsia="宋体" w:hAnsi="宋体" w:cs="宋体"/>
+                <w:rFonts w:ascii="宋体" w:hAnsi="宋体" w:eastAsia="宋体" w:cs="宋体"/>
                 <w:sz w:val="20"/>
                 <w:szCs w:val="20"/>
               </w:rPr>
             </w:pPr>
             <w:r>
               <w:rPr>
-                <w:rFonts w:ascii="宋体" w:eastAsia="宋体" w:hAnsi="宋体" w:cs="宋体"/>
+                <w:rFonts w:ascii="宋体" w:hAnsi="宋体" w:eastAsia="宋体" w:cs="宋体"/>
                 <w:spacing w:val="3"/>
                 <w:position w:val="1"/>
                 <w:sz w:val="20"/>
@@ -891,14 +906,14 @@
               <w:spacing w:before="173" w:line="267" w:lineRule="exact"/>
               <w:ind w:left="248"/>
               <w:rPr>
-                <w:rFonts w:ascii="宋体" w:eastAsia="宋体" w:hAnsi="宋体" w:cs="宋体"/>
+                <w:rFonts w:ascii="宋体" w:hAnsi="宋体" w:eastAsia="宋体" w:cs="宋体"/>
                 <w:sz w:val="20"/>
                 <w:szCs w:val="20"/>
               </w:rPr>
             </w:pPr>
             <w:r>
               <w:rPr>
-                <w:rFonts w:ascii="宋体" w:eastAsia="宋体" w:hAnsi="宋体" w:cs="宋体"/>
+                <w:rFonts w:ascii="宋体" w:hAnsi="宋体" w:eastAsia="宋体" w:cs="宋体"/>
                 <w:spacing w:val="4"/>
                 <w:position w:val="1"/>
                 <w:sz w:val="20"/>
@@ -923,14 +938,14 @@
               <w:ind w:left="114"/>
               <w:jc w:val="center"/>
               <w:rPr>
-                <w:rFonts w:ascii="宋体" w:eastAsia="宋体" w:hAnsi="宋体" w:cs="宋体"/>
+                <w:rFonts w:ascii="宋体" w:hAnsi="宋体" w:eastAsia="宋体" w:cs="宋体"/>
                 <w:sz w:val="20"/>
                 <w:szCs w:val="20"/>
               </w:rPr>
             </w:pPr>
             <w:r>
               <w:rPr>
-                <w:rFonts w:ascii="宋体" w:eastAsia="宋体" w:hAnsi="宋体" w:cs="宋体"/>
+                <w:rFonts w:ascii="宋体" w:hAnsi="宋体" w:eastAsia="宋体" w:cs="宋体"/>
                 <w:spacing w:val="7"/>
                 <w:sz w:val="20"/>
                 <w:szCs w:val="20"/>
@@ -953,7 +968,7 @@
               <w:spacing w:before="172" w:line="228" w:lineRule="auto"/>
               <w:ind w:left="313"/>
               <w:rPr>
-                <w:rFonts w:ascii="宋体" w:eastAsia="宋体" w:hAnsi="宋体" w:cs="宋体"/>
+                <w:rFonts w:ascii="宋体" w:hAnsi="宋体" w:eastAsia="宋体" w:cs="宋体"/>
                 <w:sz w:val="20"/>
                 <w:szCs w:val="20"/>
               </w:rPr>
@@ -986,7 +1001,7 @@
               <w:spacing w:before="172" w:line="228" w:lineRule="auto"/>
               <w:ind w:left="313"/>
               <w:rPr>
-                <w:rFonts w:ascii="宋体" w:eastAsia="宋体" w:hAnsi="宋体" w:cs="宋体" w:hint="eastAsia"/>
+                <w:rFonts w:hint="eastAsia" w:ascii="宋体" w:hAnsi="宋体" w:eastAsia="宋体" w:cs="宋体"/>
                 <w:spacing w:val="5"/>
                 <w:sz w:val="20"/>
                 <w:szCs w:val="20"/>
@@ -994,14 +1009,10 @@
             </w:pPr>
             <w:r>
               <w:rPr>
-                <w:rFonts w:ascii="宋体" w:eastAsia="宋体" w:hAnsi="宋体" w:cs="宋体" w:hint="eastAsia"/>
-                <w:spacing w:val="100"/>
-                <w:kern w:val="0"/>
-                <w:sz w:val="20"/>
-                <w:szCs w:val="20"/>
+                <w:rFonts w:hint="eastAsia"/>
                 <w:lang w:val="en-US" w:eastAsia="zh-CN"/>
               </w:rPr>
-              <w:t>严长运</w:t>
+              <w:t>刘钢要</w:t>
             </w:r>
           </w:p>
         </w:tc>
@@ -1019,14 +1030,14 @@
               <w:spacing w:before="173" w:line="229" w:lineRule="auto"/>
               <w:ind w:left="314"/>
               <w:rPr>
-                <w:rFonts w:ascii="宋体" w:eastAsia="宋体" w:hAnsi="宋体" w:cs="宋体"/>
+                <w:rFonts w:ascii="宋体" w:hAnsi="宋体" w:eastAsia="宋体" w:cs="宋体"/>
                 <w:sz w:val="20"/>
                 <w:szCs w:val="20"/>
               </w:rPr>
             </w:pPr>
             <w:r>
               <w:rPr>
-                <w:rFonts w:ascii="宋体" w:eastAsia="宋体" w:hAnsi="宋体" w:cs="宋体" w:hint="eastAsia"/>
+                <w:rFonts w:hint="eastAsia" w:ascii="宋体" w:hAnsi="宋体" w:eastAsia="宋体" w:cs="宋体"/>
                 <w:spacing w:val="6"/>
                 <w:sz w:val="20"/>
                 <w:szCs w:val="20"/>
@@ -1039,9 +1050,14 @@
       </w:tr>
       <w:tr>
         <w:tblPrEx>
-          <w:tblW w:w="8301" w:type="dxa"/>
-          <w:tblInd w:w="2" w:type="dxa"/>
-          <w:tblLayout w:type="fixed"/>
+          <w:tblBorders>
+            <w:top w:val="single" w:color="000000" w:sz="2" w:space="0"/>
+            <w:left w:val="single" w:color="000000" w:sz="2" w:space="0"/>
+            <w:bottom w:val="single" w:color="000000" w:sz="2" w:space="0"/>
+            <w:right w:val="single" w:color="000000" w:sz="2" w:space="0"/>
+            <w:insideH w:val="single" w:color="000000" w:sz="2" w:space="0"/>
+            <w:insideV w:val="single" w:color="000000" w:sz="2" w:space="0"/>
+          </w:tblBorders>
           <w:tblCellMar>
             <w:top w:w="0" w:type="dxa"/>
             <w:left w:w="0" w:type="dxa"/>
@@ -1050,7 +1066,7 @@
           </w:tblCellMar>
         </w:tblPrEx>
         <w:trPr>
-          <w:trHeight w:val="556"/>
+          <w:trHeight w:val="556" w:hRule="atLeast"/>
         </w:trPr>
         <w:tc>
           <w:tcPr>
@@ -1058,7 +1074,7 @@
           </w:tcPr>
           <w:p>
             <w:pPr>
-              <w:pStyle w:val="TableText"/>
+              <w:pStyle w:val="27"/>
               <w:keepLines w:val="0"/>
               <w:pageBreakBefore w:val="0"/>
               <w:wordWrap/>
@@ -1073,7 +1089,7 @@
           </w:tcPr>
           <w:p>
             <w:pPr>
-              <w:pStyle w:val="TableText"/>
+              <w:pStyle w:val="27"/>
               <w:keepLines w:val="0"/>
               <w:pageBreakBefore w:val="0"/>
               <w:wordWrap/>
@@ -1088,7 +1104,7 @@
           </w:tcPr>
           <w:p>
             <w:pPr>
-              <w:pStyle w:val="TableText"/>
+              <w:pStyle w:val="27"/>
               <w:keepLines w:val="0"/>
               <w:pageBreakBefore w:val="0"/>
               <w:wordWrap/>
@@ -1135,7 +1151,7 @@
           </w:tcPr>
           <w:p>
             <w:pPr>
-              <w:pStyle w:val="TableText"/>
+              <w:pStyle w:val="27"/>
               <w:keepLines w:val="0"/>
               <w:pageBreakBefore w:val="0"/>
               <w:wordWrap/>
@@ -1147,9 +1163,14 @@
       </w:tr>
       <w:tr>
         <w:tblPrEx>
-          <w:tblW w:w="8301" w:type="dxa"/>
-          <w:tblInd w:w="2" w:type="dxa"/>
-          <w:tblLayout w:type="fixed"/>
+          <w:tblBorders>
+            <w:top w:val="single" w:color="000000" w:sz="2" w:space="0"/>
+            <w:left w:val="single" w:color="000000" w:sz="2" w:space="0"/>
+            <w:bottom w:val="single" w:color="000000" w:sz="2" w:space="0"/>
+            <w:right w:val="single" w:color="000000" w:sz="2" w:space="0"/>
+            <w:insideH w:val="single" w:color="000000" w:sz="2" w:space="0"/>
+            <w:insideV w:val="single" w:color="000000" w:sz="2" w:space="0"/>
+          </w:tblBorders>
           <w:tblCellMar>
             <w:top w:w="0" w:type="dxa"/>
             <w:left w:w="0" w:type="dxa"/>
@@ -1158,7 +1179,7 @@
           </w:tblCellMar>
         </w:tblPrEx>
         <w:trPr>
-          <w:trHeight w:val="556"/>
+          <w:trHeight w:val="556" w:hRule="atLeast"/>
         </w:trPr>
         <w:tc>
           <w:tcPr>
@@ -1166,7 +1187,7 @@
           </w:tcPr>
           <w:p>
             <w:pPr>
-              <w:pStyle w:val="TableText"/>
+              <w:pStyle w:val="27"/>
               <w:keepLines w:val="0"/>
               <w:pageBreakBefore w:val="0"/>
               <w:wordWrap/>
@@ -1181,7 +1202,7 @@
           </w:tcPr>
           <w:p>
             <w:pPr>
-              <w:pStyle w:val="TableText"/>
+              <w:pStyle w:val="27"/>
               <w:keepLines w:val="0"/>
               <w:pageBreakBefore w:val="0"/>
               <w:wordWrap/>
@@ -1196,7 +1217,7 @@
           </w:tcPr>
           <w:p>
             <w:pPr>
-              <w:pStyle w:val="TableText"/>
+              <w:pStyle w:val="27"/>
               <w:keepLines w:val="0"/>
               <w:pageBreakBefore w:val="0"/>
               <w:wordWrap/>
@@ -1243,7 +1264,7 @@
           </w:tcPr>
           <w:p>
             <w:pPr>
-              <w:pStyle w:val="TableText"/>
+              <w:pStyle w:val="27"/>
               <w:keepLines w:val="0"/>
               <w:pageBreakBefore w:val="0"/>
               <w:wordWrap/>
@@ -1255,9 +1276,14 @@
       </w:tr>
       <w:tr>
         <w:tblPrEx>
-          <w:tblW w:w="8301" w:type="dxa"/>
-          <w:tblInd w:w="2" w:type="dxa"/>
-          <w:tblLayout w:type="fixed"/>
+          <w:tblBorders>
+            <w:top w:val="single" w:color="000000" w:sz="2" w:space="0"/>
+            <w:left w:val="single" w:color="000000" w:sz="2" w:space="0"/>
+            <w:bottom w:val="single" w:color="000000" w:sz="2" w:space="0"/>
+            <w:right w:val="single" w:color="000000" w:sz="2" w:space="0"/>
+            <w:insideH w:val="single" w:color="000000" w:sz="2" w:space="0"/>
+            <w:insideV w:val="single" w:color="000000" w:sz="2" w:space="0"/>
+          </w:tblBorders>
           <w:tblCellMar>
             <w:top w:w="0" w:type="dxa"/>
             <w:left w:w="0" w:type="dxa"/>
@@ -1266,7 +1292,7 @@
           </w:tblCellMar>
         </w:tblPrEx>
         <w:trPr>
-          <w:trHeight w:val="557"/>
+          <w:trHeight w:val="557" w:hRule="atLeast"/>
         </w:trPr>
         <w:tc>
           <w:tcPr>
@@ -1274,7 +1300,7 @@
           </w:tcPr>
           <w:p>
             <w:pPr>
-              <w:pStyle w:val="TableText"/>
+              <w:pStyle w:val="27"/>
               <w:keepLines w:val="0"/>
               <w:pageBreakBefore w:val="0"/>
               <w:wordWrap/>
@@ -1289,7 +1315,7 @@
           </w:tcPr>
           <w:p>
             <w:pPr>
-              <w:pStyle w:val="TableText"/>
+              <w:pStyle w:val="27"/>
               <w:keepLines w:val="0"/>
               <w:pageBreakBefore w:val="0"/>
               <w:wordWrap/>
@@ -1304,7 +1330,7 @@
           </w:tcPr>
           <w:p>
             <w:pPr>
-              <w:pStyle w:val="TableText"/>
+              <w:pStyle w:val="27"/>
               <w:keepLines w:val="0"/>
               <w:pageBreakBefore w:val="0"/>
               <w:wordWrap/>
@@ -1319,7 +1345,7 @@
           </w:tcPr>
           <w:p>
             <w:pPr>
-              <w:pStyle w:val="TableText"/>
+              <w:pStyle w:val="27"/>
               <w:keepLines w:val="0"/>
               <w:pageBreakBefore w:val="0"/>
               <w:wordWrap/>
@@ -1334,7 +1360,7 @@
           </w:tcPr>
           <w:p>
             <w:pPr>
-              <w:pStyle w:val="TableText"/>
+              <w:pStyle w:val="27"/>
               <w:keepLines w:val="0"/>
               <w:pageBreakBefore w:val="0"/>
               <w:wordWrap/>
@@ -1349,7 +1375,7 @@
           </w:tcPr>
           <w:p>
             <w:pPr>
-              <w:pStyle w:val="TableText"/>
+              <w:pStyle w:val="27"/>
               <w:keepLines w:val="0"/>
               <w:pageBreakBefore w:val="0"/>
               <w:wordWrap/>
@@ -1361,9 +1387,14 @@
       </w:tr>
       <w:tr>
         <w:tblPrEx>
-          <w:tblW w:w="8301" w:type="dxa"/>
-          <w:tblInd w:w="2" w:type="dxa"/>
-          <w:tblLayout w:type="fixed"/>
+          <w:tblBorders>
+            <w:top w:val="single" w:color="000000" w:sz="2" w:space="0"/>
+            <w:left w:val="single" w:color="000000" w:sz="2" w:space="0"/>
+            <w:bottom w:val="single" w:color="000000" w:sz="2" w:space="0"/>
+            <w:right w:val="single" w:color="000000" w:sz="2" w:space="0"/>
+            <w:insideH w:val="single" w:color="000000" w:sz="2" w:space="0"/>
+            <w:insideV w:val="single" w:color="000000" w:sz="2" w:space="0"/>
+          </w:tblBorders>
           <w:tblCellMar>
             <w:top w:w="0" w:type="dxa"/>
             <w:left w:w="0" w:type="dxa"/>
@@ -1372,7 +1403,7 @@
           </w:tblCellMar>
         </w:tblPrEx>
         <w:trPr>
-          <w:trHeight w:val="556"/>
+          <w:trHeight w:val="556" w:hRule="atLeast"/>
         </w:trPr>
         <w:tc>
           <w:tcPr>
@@ -1380,7 +1411,7 @@
           </w:tcPr>
           <w:p>
             <w:pPr>
-              <w:pStyle w:val="TableText"/>
+              <w:pStyle w:val="27"/>
               <w:keepLines w:val="0"/>
               <w:pageBreakBefore w:val="0"/>
               <w:wordWrap/>
@@ -1395,7 +1426,7 @@
           </w:tcPr>
           <w:p>
             <w:pPr>
-              <w:pStyle w:val="TableText"/>
+              <w:pStyle w:val="27"/>
               <w:keepLines w:val="0"/>
               <w:pageBreakBefore w:val="0"/>
               <w:wordWrap/>
@@ -1410,7 +1441,7 @@
           </w:tcPr>
           <w:p>
             <w:pPr>
-              <w:pStyle w:val="TableText"/>
+              <w:pStyle w:val="27"/>
               <w:keepLines w:val="0"/>
               <w:pageBreakBefore w:val="0"/>
               <w:wordWrap/>
@@ -1425,7 +1456,7 @@
           </w:tcPr>
           <w:p>
             <w:pPr>
-              <w:pStyle w:val="TableText"/>
+              <w:pStyle w:val="27"/>
               <w:keepLines w:val="0"/>
               <w:pageBreakBefore w:val="0"/>
               <w:wordWrap/>
@@ -1440,7 +1471,7 @@
           </w:tcPr>
           <w:p>
             <w:pPr>
-              <w:pStyle w:val="TableText"/>
+              <w:pStyle w:val="27"/>
               <w:keepLines w:val="0"/>
               <w:pageBreakBefore w:val="0"/>
               <w:wordWrap/>
@@ -1455,7 +1486,7 @@
           </w:tcPr>
           <w:p>
             <w:pPr>
-              <w:pStyle w:val="TableText"/>
+              <w:pStyle w:val="27"/>
               <w:keepLines w:val="0"/>
               <w:pageBreakBefore w:val="0"/>
               <w:wordWrap/>
@@ -1467,9 +1498,14 @@
       </w:tr>
       <w:tr>
         <w:tblPrEx>
-          <w:tblW w:w="8301" w:type="dxa"/>
-          <w:tblInd w:w="2" w:type="dxa"/>
-          <w:tblLayout w:type="fixed"/>
+          <w:tblBorders>
+            <w:top w:val="single" w:color="000000" w:sz="2" w:space="0"/>
+            <w:left w:val="single" w:color="000000" w:sz="2" w:space="0"/>
+            <w:bottom w:val="single" w:color="000000" w:sz="2" w:space="0"/>
+            <w:right w:val="single" w:color="000000" w:sz="2" w:space="0"/>
+            <w:insideH w:val="single" w:color="000000" w:sz="2" w:space="0"/>
+            <w:insideV w:val="single" w:color="000000" w:sz="2" w:space="0"/>
+          </w:tblBorders>
           <w:tblCellMar>
             <w:top w:w="0" w:type="dxa"/>
             <w:left w:w="0" w:type="dxa"/>
@@ -1478,7 +1514,7 @@
           </w:tblCellMar>
         </w:tblPrEx>
         <w:trPr>
-          <w:trHeight w:val="561"/>
+          <w:trHeight w:val="561" w:hRule="atLeast"/>
         </w:trPr>
         <w:tc>
           <w:tcPr>
@@ -1486,7 +1522,7 @@
           </w:tcPr>
           <w:p>
             <w:pPr>
-              <w:pStyle w:val="TableText"/>
+              <w:pStyle w:val="27"/>
               <w:keepLines w:val="0"/>
               <w:pageBreakBefore w:val="0"/>
               <w:wordWrap/>
@@ -1501,7 +1537,7 @@
           </w:tcPr>
           <w:p>
             <w:pPr>
-              <w:pStyle w:val="TableText"/>
+              <w:pStyle w:val="27"/>
               <w:keepLines w:val="0"/>
               <w:pageBreakBefore w:val="0"/>
               <w:wordWrap/>
@@ -1516,7 +1552,7 @@
           </w:tcPr>
           <w:p>
             <w:pPr>
-              <w:pStyle w:val="TableText"/>
+              <w:pStyle w:val="27"/>
               <w:keepLines w:val="0"/>
               <w:pageBreakBefore w:val="0"/>
               <w:wordWrap/>
@@ -1531,7 +1567,7 @@
           </w:tcPr>
           <w:p>
             <w:pPr>
-              <w:pStyle w:val="TableText"/>
+              <w:pStyle w:val="27"/>
               <w:keepLines w:val="0"/>
               <w:pageBreakBefore w:val="0"/>
               <w:wordWrap/>
@@ -1546,7 +1582,7 @@
           </w:tcPr>
           <w:p>
             <w:pPr>
-              <w:pStyle w:val="TableText"/>
+              <w:pStyle w:val="27"/>
               <w:keepLines w:val="0"/>
               <w:pageBreakBefore w:val="0"/>
               <w:wordWrap/>
@@ -1561,7 +1597,7 @@
           </w:tcPr>
           <w:p>
             <w:pPr>
-              <w:pStyle w:val="TableText"/>
+              <w:pStyle w:val="27"/>
               <w:keepLines w:val="0"/>
               <w:pageBreakBefore w:val="0"/>
               <w:wordWrap/>
@@ -1587,7 +1623,7 @@
     <w:sdt>
       <w:sdtPr>
         <w:rPr>
-          <w:rFonts w:ascii="宋体" w:eastAsia="宋体" w:hAnsi="宋体" w:cs="Arial"/>
+          <w:rFonts w:ascii="宋体" w:hAnsi="宋体" w:eastAsia="宋体" w:cs="Arial"/>
           <w:snapToGrid w:val="0"/>
           <w:color w:val="000000"/>
           <w:kern w:val="0"/>
@@ -1603,7 +1639,7 @@
       </w:sdtPr>
       <w:sdtEndPr>
         <w:rPr>
-          <w:rFonts w:ascii="宋体" w:eastAsia="宋体" w:hAnsi="宋体" w:cs="宋体" w:hint="eastAsia"/>
+          <w:rFonts w:hint="eastAsia" w:ascii="宋体" w:hAnsi="宋体" w:eastAsia="宋体" w:cs="宋体"/>
           <w:snapToGrid w:val="0"/>
           <w:color w:val="000000"/>
           <w:kern w:val="0"/>
@@ -1621,17 +1657,17 @@
             <w:overflowPunct/>
             <w:bidi w:val="0"/>
             <w:spacing w:before="0" w:beforeLines="0" w:after="0" w:afterLines="0" w:line="240" w:lineRule="auto"/>
-            <w:ind w:left="0" w:right="0" w:firstLine="0" w:leftChars="0" w:rightChars="0" w:firstLineChars="0"/>
+            <w:ind w:left="0" w:leftChars="0" w:right="0" w:rightChars="0" w:firstLine="0" w:firstLineChars="0"/>
             <w:jc w:val="center"/>
             <w:rPr>
-              <w:rFonts w:ascii="宋体" w:eastAsia="宋体" w:hAnsi="宋体" w:cs="宋体" w:hint="eastAsia"/>
+              <w:rFonts w:hint="eastAsia" w:ascii="宋体" w:hAnsi="宋体" w:eastAsia="宋体" w:cs="宋体"/>
               <w:sz w:val="24"/>
               <w:szCs w:val="24"/>
             </w:rPr>
           </w:pPr>
           <w:r>
             <w:rPr>
-              <w:rFonts w:ascii="宋体" w:eastAsia="宋体" w:hAnsi="宋体" w:cs="宋体" w:hint="eastAsia"/>
+              <w:rFonts w:hint="eastAsia" w:ascii="宋体" w:hAnsi="宋体" w:eastAsia="宋体" w:cs="宋体"/>
               <w:sz w:val="24"/>
               <w:szCs w:val="24"/>
             </w:rPr>
@@ -1640,16 +1676,16 @@
         </w:p>
         <w:p>
           <w:pPr>
-            <w:pStyle w:val="TOC1"/>
+            <w:pStyle w:val="16"/>
             <w:tabs>
               <w:tab w:val="right" w:leader="dot" w:pos="8306"/>
             </w:tabs>
           </w:pPr>
-          <w:bookmarkStart w:id="2" w:name="_GoBack"/>
-          <w:bookmarkEnd w:id="2"/>
-          <w:r>
-            <w:rPr>
-              <w:rFonts w:ascii="宋体" w:eastAsia="宋体" w:hAnsi="宋体" w:cs="宋体" w:hint="eastAsia"/>
+          <w:bookmarkStart w:id="35" w:name="_GoBack"/>
+          <w:bookmarkEnd w:id="35"/>
+          <w:r>
+            <w:rPr>
+              <w:rFonts w:hint="eastAsia" w:ascii="宋体" w:hAnsi="宋体" w:eastAsia="宋体" w:cs="宋体"/>
               <w:sz w:val="24"/>
               <w:szCs w:val="24"/>
             </w:rPr>
@@ -1657,7 +1693,7 @@
           </w:r>
           <w:r>
             <w:rPr>
-              <w:rFonts w:ascii="宋体" w:eastAsia="宋体" w:hAnsi="宋体" w:cs="宋体" w:hint="eastAsia"/>
+              <w:rFonts w:hint="eastAsia" w:ascii="宋体" w:hAnsi="宋体" w:eastAsia="宋体" w:cs="宋体"/>
               <w:sz w:val="24"/>
               <w:szCs w:val="24"/>
             </w:rPr>
@@ -1665,7 +1701,7 @@
           </w:r>
           <w:r>
             <w:rPr>
-              <w:rFonts w:ascii="宋体" w:eastAsia="宋体" w:hAnsi="宋体" w:cs="宋体" w:hint="eastAsia"/>
+              <w:rFonts w:hint="eastAsia" w:ascii="宋体" w:hAnsi="宋体" w:eastAsia="宋体" w:cs="宋体"/>
               <w:sz w:val="24"/>
               <w:szCs w:val="24"/>
             </w:rPr>
@@ -1673,21 +1709,21 @@
           </w:r>
           <w:r>
             <w:rPr>
-              <w:rFonts w:ascii="宋体" w:eastAsia="宋体" w:hAnsi="宋体" w:cs="宋体" w:hint="eastAsia"/>
+              <w:rFonts w:hint="eastAsia" w:ascii="宋体" w:hAnsi="宋体" w:eastAsia="宋体" w:cs="宋体"/>
               <w:szCs w:val="24"/>
             </w:rPr>
             <w:fldChar w:fldCharType="begin"/>
           </w:r>
           <w:r>
             <w:rPr>
-              <w:rFonts w:ascii="宋体" w:eastAsia="宋体" w:hAnsi="宋体" w:cs="宋体" w:hint="eastAsia"/>
-              <w:szCs w:val="24"/>
-            </w:rPr>
-            <w:instrText xml:space="preserve"> HYPERLINK \l _Toc24862 </w:instrText>
-          </w:r>
-          <w:r>
-            <w:rPr>
-              <w:rFonts w:ascii="宋体" w:eastAsia="宋体" w:hAnsi="宋体" w:cs="宋体" w:hint="eastAsia"/>
+              <w:rFonts w:hint="eastAsia" w:ascii="宋体" w:hAnsi="宋体" w:eastAsia="宋体" w:cs="宋体"/>
+              <w:szCs w:val="24"/>
+            </w:rPr>
+            <w:instrText xml:space="preserve"> HYPERLINK \l _Toc21732 </w:instrText>
+          </w:r>
+          <w:r>
+            <w:rPr>
+              <w:rFonts w:hint="eastAsia" w:ascii="宋体" w:hAnsi="宋体" w:eastAsia="宋体" w:cs="宋体"/>
               <w:szCs w:val="24"/>
             </w:rPr>
             <w:fldChar w:fldCharType="separate"/>
@@ -1706,7 +1742,7 @@
             <w:fldChar w:fldCharType="begin"/>
           </w:r>
           <w:r>
-            <w:instrText xml:space="preserve"> PAGEREF _Toc24862 \h </w:instrText>
+            <w:instrText xml:space="preserve"> PAGEREF _Toc21732 \h </w:instrText>
           </w:r>
           <w:r>
             <w:fldChar w:fldCharType="separate"/>
@@ -1719,7 +1755,7 @@
           </w:r>
           <w:r>
             <w:rPr>
-              <w:rFonts w:ascii="宋体" w:eastAsia="宋体" w:hAnsi="宋体" w:cs="宋体" w:hint="eastAsia"/>
+              <w:rFonts w:hint="eastAsia" w:ascii="宋体" w:hAnsi="宋体" w:eastAsia="宋体" w:cs="宋体"/>
               <w:szCs w:val="24"/>
             </w:rPr>
             <w:fldChar w:fldCharType="end"/>
@@ -1727,28 +1763,28 @@
         </w:p>
         <w:p>
           <w:pPr>
-            <w:pStyle w:val="TOC1"/>
+            <w:pStyle w:val="16"/>
             <w:tabs>
               <w:tab w:val="right" w:leader="dot" w:pos="8306"/>
             </w:tabs>
           </w:pPr>
           <w:r>
             <w:rPr>
-              <w:rFonts w:ascii="宋体" w:eastAsia="宋体" w:hAnsi="宋体" w:cs="宋体" w:hint="eastAsia"/>
+              <w:rFonts w:hint="eastAsia" w:ascii="宋体" w:hAnsi="宋体" w:eastAsia="宋体" w:cs="宋体"/>
               <w:szCs w:val="24"/>
             </w:rPr>
             <w:fldChar w:fldCharType="begin"/>
           </w:r>
           <w:r>
             <w:rPr>
-              <w:rFonts w:ascii="宋体" w:eastAsia="宋体" w:hAnsi="宋体" w:cs="宋体" w:hint="eastAsia"/>
-              <w:szCs w:val="24"/>
-            </w:rPr>
-            <w:instrText xml:space="preserve"> HYPERLINK \l _Toc20035 </w:instrText>
-          </w:r>
-          <w:r>
-            <w:rPr>
-              <w:rFonts w:ascii="宋体" w:eastAsia="宋体" w:hAnsi="宋体" w:cs="宋体" w:hint="eastAsia"/>
+              <w:rFonts w:hint="eastAsia" w:ascii="宋体" w:hAnsi="宋体" w:eastAsia="宋体" w:cs="宋体"/>
+              <w:szCs w:val="24"/>
+            </w:rPr>
+            <w:instrText xml:space="preserve"> HYPERLINK \l _Toc18249 </w:instrText>
+          </w:r>
+          <w:r>
+            <w:rPr>
+              <w:rFonts w:hint="eastAsia" w:ascii="宋体" w:hAnsi="宋体" w:eastAsia="宋体" w:cs="宋体"/>
               <w:szCs w:val="24"/>
             </w:rPr>
             <w:fldChar w:fldCharType="separate"/>
@@ -1767,7 +1803,7 @@
             <w:fldChar w:fldCharType="begin"/>
           </w:r>
           <w:r>
-            <w:instrText xml:space="preserve"> PAGEREF _Toc20035 \h </w:instrText>
+            <w:instrText xml:space="preserve"> PAGEREF _Toc18249 \h </w:instrText>
           </w:r>
           <w:r>
             <w:fldChar w:fldCharType="separate"/>
@@ -1780,7 +1816,7 @@
           </w:r>
           <w:r>
             <w:rPr>
-              <w:rFonts w:ascii="宋体" w:eastAsia="宋体" w:hAnsi="宋体" w:cs="宋体" w:hint="eastAsia"/>
+              <w:rFonts w:hint="eastAsia" w:ascii="宋体" w:hAnsi="宋体" w:eastAsia="宋体" w:cs="宋体"/>
               <w:szCs w:val="24"/>
             </w:rPr>
             <w:fldChar w:fldCharType="end"/>
@@ -1788,28 +1824,28 @@
         </w:p>
         <w:p>
           <w:pPr>
-            <w:pStyle w:val="TOC1"/>
+            <w:pStyle w:val="16"/>
             <w:tabs>
               <w:tab w:val="right" w:leader="dot" w:pos="8306"/>
             </w:tabs>
           </w:pPr>
           <w:r>
             <w:rPr>
-              <w:rFonts w:ascii="宋体" w:eastAsia="宋体" w:hAnsi="宋体" w:cs="宋体" w:hint="eastAsia"/>
+              <w:rFonts w:hint="eastAsia" w:ascii="宋体" w:hAnsi="宋体" w:eastAsia="宋体" w:cs="宋体"/>
               <w:szCs w:val="24"/>
             </w:rPr>
             <w:fldChar w:fldCharType="begin"/>
           </w:r>
           <w:r>
             <w:rPr>
-              <w:rFonts w:ascii="宋体" w:eastAsia="宋体" w:hAnsi="宋体" w:cs="宋体" w:hint="eastAsia"/>
-              <w:szCs w:val="24"/>
-            </w:rPr>
-            <w:instrText xml:space="preserve"> HYPERLINK \l _Toc26251 </w:instrText>
-          </w:r>
-          <w:r>
-            <w:rPr>
-              <w:rFonts w:ascii="宋体" w:eastAsia="宋体" w:hAnsi="宋体" w:cs="宋体" w:hint="eastAsia"/>
+              <w:rFonts w:hint="eastAsia" w:ascii="宋体" w:hAnsi="宋体" w:eastAsia="宋体" w:cs="宋体"/>
+              <w:szCs w:val="24"/>
+            </w:rPr>
+            <w:instrText xml:space="preserve"> HYPERLINK \l _Toc31549 </w:instrText>
+          </w:r>
+          <w:r>
+            <w:rPr>
+              <w:rFonts w:hint="eastAsia" w:ascii="宋体" w:hAnsi="宋体" w:eastAsia="宋体" w:cs="宋体"/>
               <w:szCs w:val="24"/>
             </w:rPr>
             <w:fldChar w:fldCharType="separate"/>
@@ -1830,7 +1866,7 @@
             <w:fldChar w:fldCharType="begin"/>
           </w:r>
           <w:r>
-            <w:instrText xml:space="preserve"> PAGEREF _Toc26251 \h </w:instrText>
+            <w:instrText xml:space="preserve"> PAGEREF _Toc31549 \h </w:instrText>
           </w:r>
           <w:r>
             <w:fldChar w:fldCharType="separate"/>
@@ -1843,7 +1879,7 @@
           </w:r>
           <w:r>
             <w:rPr>
-              <w:rFonts w:ascii="宋体" w:eastAsia="宋体" w:hAnsi="宋体" w:cs="宋体" w:hint="eastAsia"/>
+              <w:rFonts w:hint="eastAsia" w:ascii="宋体" w:hAnsi="宋体" w:eastAsia="宋体" w:cs="宋体"/>
               <w:szCs w:val="24"/>
             </w:rPr>
             <w:fldChar w:fldCharType="end"/>
@@ -1851,28 +1887,28 @@
         </w:p>
         <w:p>
           <w:pPr>
-            <w:pStyle w:val="TOC1"/>
+            <w:pStyle w:val="16"/>
             <w:tabs>
               <w:tab w:val="right" w:leader="dot" w:pos="8306"/>
             </w:tabs>
           </w:pPr>
           <w:r>
             <w:rPr>
-              <w:rFonts w:ascii="宋体" w:eastAsia="宋体" w:hAnsi="宋体" w:cs="宋体" w:hint="eastAsia"/>
+              <w:rFonts w:hint="eastAsia" w:ascii="宋体" w:hAnsi="宋体" w:eastAsia="宋体" w:cs="宋体"/>
               <w:szCs w:val="24"/>
             </w:rPr>
             <w:fldChar w:fldCharType="begin"/>
           </w:r>
           <w:r>
             <w:rPr>
-              <w:rFonts w:ascii="宋体" w:eastAsia="宋体" w:hAnsi="宋体" w:cs="宋体" w:hint="eastAsia"/>
-              <w:szCs w:val="24"/>
-            </w:rPr>
-            <w:instrText xml:space="preserve"> HYPERLINK \l _Toc19517 </w:instrText>
-          </w:r>
-          <w:r>
-            <w:rPr>
-              <w:rFonts w:ascii="宋体" w:eastAsia="宋体" w:hAnsi="宋体" w:cs="宋体" w:hint="eastAsia"/>
+              <w:rFonts w:hint="eastAsia" w:ascii="宋体" w:hAnsi="宋体" w:eastAsia="宋体" w:cs="宋体"/>
+              <w:szCs w:val="24"/>
+            </w:rPr>
+            <w:instrText xml:space="preserve"> HYPERLINK \l _Toc22630 </w:instrText>
+          </w:r>
+          <w:r>
+            <w:rPr>
+              <w:rFonts w:hint="eastAsia" w:ascii="宋体" w:hAnsi="宋体" w:eastAsia="宋体" w:cs="宋体"/>
               <w:szCs w:val="24"/>
             </w:rPr>
             <w:fldChar w:fldCharType="separate"/>
@@ -1898,7 +1934,7 @@
             <w:fldChar w:fldCharType="begin"/>
           </w:r>
           <w:r>
-            <w:instrText xml:space="preserve"> PAGEREF _Toc19517 \h </w:instrText>
+            <w:instrText xml:space="preserve"> PAGEREF _Toc22630 \h </w:instrText>
           </w:r>
           <w:r>
             <w:fldChar w:fldCharType="separate"/>
@@ -1911,7 +1947,7 @@
           </w:r>
           <w:r>
             <w:rPr>
-              <w:rFonts w:ascii="宋体" w:eastAsia="宋体" w:hAnsi="宋体" w:cs="宋体" w:hint="eastAsia"/>
+              <w:rFonts w:hint="eastAsia" w:ascii="宋体" w:hAnsi="宋体" w:eastAsia="宋体" w:cs="宋体"/>
               <w:szCs w:val="24"/>
             </w:rPr>
             <w:fldChar w:fldCharType="end"/>
@@ -1919,28 +1955,28 @@
         </w:p>
         <w:p>
           <w:pPr>
-            <w:pStyle w:val="TOC1"/>
+            <w:pStyle w:val="16"/>
             <w:tabs>
               <w:tab w:val="right" w:leader="dot" w:pos="8306"/>
             </w:tabs>
           </w:pPr>
           <w:r>
             <w:rPr>
-              <w:rFonts w:ascii="宋体" w:eastAsia="宋体" w:hAnsi="宋体" w:cs="宋体" w:hint="eastAsia"/>
+              <w:rFonts w:hint="eastAsia" w:ascii="宋体" w:hAnsi="宋体" w:eastAsia="宋体" w:cs="宋体"/>
               <w:szCs w:val="24"/>
             </w:rPr>
             <w:fldChar w:fldCharType="begin"/>
           </w:r>
           <w:r>
             <w:rPr>
-              <w:rFonts w:ascii="宋体" w:eastAsia="宋体" w:hAnsi="宋体" w:cs="宋体" w:hint="eastAsia"/>
-              <w:szCs w:val="24"/>
-            </w:rPr>
-            <w:instrText xml:space="preserve"> HYPERLINK \l _Toc26236 </w:instrText>
-          </w:r>
-          <w:r>
-            <w:rPr>
-              <w:rFonts w:ascii="宋体" w:eastAsia="宋体" w:hAnsi="宋体" w:cs="宋体" w:hint="eastAsia"/>
+              <w:rFonts w:hint="eastAsia" w:ascii="宋体" w:hAnsi="宋体" w:eastAsia="宋体" w:cs="宋体"/>
+              <w:szCs w:val="24"/>
+            </w:rPr>
+            <w:instrText xml:space="preserve"> HYPERLINK \l _Toc18061 </w:instrText>
+          </w:r>
+          <w:r>
+            <w:rPr>
+              <w:rFonts w:hint="eastAsia" w:ascii="宋体" w:hAnsi="宋体" w:eastAsia="宋体" w:cs="宋体"/>
               <w:szCs w:val="24"/>
             </w:rPr>
             <w:fldChar w:fldCharType="separate"/>
@@ -1969,7 +2005,7 @@
             <w:fldChar w:fldCharType="begin"/>
           </w:r>
           <w:r>
-            <w:instrText xml:space="preserve"> PAGEREF _Toc26236 \h </w:instrText>
+            <w:instrText xml:space="preserve"> PAGEREF _Toc18061 \h </w:instrText>
           </w:r>
           <w:r>
             <w:fldChar w:fldCharType="separate"/>
@@ -1982,7 +2018,7 @@
           </w:r>
           <w:r>
             <w:rPr>
-              <w:rFonts w:ascii="宋体" w:eastAsia="宋体" w:hAnsi="宋体" w:cs="宋体" w:hint="eastAsia"/>
+              <w:rFonts w:hint="eastAsia" w:ascii="宋体" w:hAnsi="宋体" w:eastAsia="宋体" w:cs="宋体"/>
               <w:szCs w:val="24"/>
             </w:rPr>
             <w:fldChar w:fldCharType="end"/>
@@ -1990,28 +2026,28 @@
         </w:p>
         <w:p>
           <w:pPr>
-            <w:pStyle w:val="TOC1"/>
+            <w:pStyle w:val="16"/>
             <w:tabs>
               <w:tab w:val="right" w:leader="dot" w:pos="8306"/>
             </w:tabs>
           </w:pPr>
           <w:r>
             <w:rPr>
-              <w:rFonts w:ascii="宋体" w:eastAsia="宋体" w:hAnsi="宋体" w:cs="宋体" w:hint="eastAsia"/>
+              <w:rFonts w:hint="eastAsia" w:ascii="宋体" w:hAnsi="宋体" w:eastAsia="宋体" w:cs="宋体"/>
               <w:szCs w:val="24"/>
             </w:rPr>
             <w:fldChar w:fldCharType="begin"/>
           </w:r>
           <w:r>
             <w:rPr>
-              <w:rFonts w:ascii="宋体" w:eastAsia="宋体" w:hAnsi="宋体" w:cs="宋体" w:hint="eastAsia"/>
-              <w:szCs w:val="24"/>
-            </w:rPr>
-            <w:instrText xml:space="preserve"> HYPERLINK \l _Toc28910 </w:instrText>
-          </w:r>
-          <w:r>
-            <w:rPr>
-              <w:rFonts w:ascii="宋体" w:eastAsia="宋体" w:hAnsi="宋体" w:cs="宋体" w:hint="eastAsia"/>
+              <w:rFonts w:hint="eastAsia" w:ascii="宋体" w:hAnsi="宋体" w:eastAsia="宋体" w:cs="宋体"/>
+              <w:szCs w:val="24"/>
+            </w:rPr>
+            <w:instrText xml:space="preserve"> HYPERLINK \l _Toc22816 </w:instrText>
+          </w:r>
+          <w:r>
+            <w:rPr>
+              <w:rFonts w:hint="eastAsia" w:ascii="宋体" w:hAnsi="宋体" w:eastAsia="宋体" w:cs="宋体"/>
               <w:szCs w:val="24"/>
             </w:rPr>
             <w:fldChar w:fldCharType="separate"/>
@@ -2037,7 +2073,7 @@
             <w:fldChar w:fldCharType="begin"/>
           </w:r>
           <w:r>
-            <w:instrText xml:space="preserve"> PAGEREF _Toc28910 \h </w:instrText>
+            <w:instrText xml:space="preserve"> PAGEREF _Toc22816 \h </w:instrText>
           </w:r>
           <w:r>
             <w:fldChar w:fldCharType="separate"/>
@@ -2050,7 +2086,7 @@
           </w:r>
           <w:r>
             <w:rPr>
-              <w:rFonts w:ascii="宋体" w:eastAsia="宋体" w:hAnsi="宋体" w:cs="宋体" w:hint="eastAsia"/>
+              <w:rFonts w:hint="eastAsia" w:ascii="宋体" w:hAnsi="宋体" w:eastAsia="宋体" w:cs="宋体"/>
               <w:szCs w:val="24"/>
             </w:rPr>
             <w:fldChar w:fldCharType="end"/>
@@ -2058,28 +2094,28 @@
         </w:p>
         <w:p>
           <w:pPr>
-            <w:pStyle w:val="TOC2"/>
+            <w:pStyle w:val="17"/>
             <w:tabs>
               <w:tab w:val="right" w:leader="dot" w:pos="8306"/>
             </w:tabs>
           </w:pPr>
           <w:r>
             <w:rPr>
-              <w:rFonts w:ascii="宋体" w:eastAsia="宋体" w:hAnsi="宋体" w:cs="宋体" w:hint="eastAsia"/>
+              <w:rFonts w:hint="eastAsia" w:ascii="宋体" w:hAnsi="宋体" w:eastAsia="宋体" w:cs="宋体"/>
               <w:szCs w:val="24"/>
             </w:rPr>
             <w:fldChar w:fldCharType="begin"/>
           </w:r>
           <w:r>
             <w:rPr>
-              <w:rFonts w:ascii="宋体" w:eastAsia="宋体" w:hAnsi="宋体" w:cs="宋体" w:hint="eastAsia"/>
-              <w:szCs w:val="24"/>
-            </w:rPr>
-            <w:instrText xml:space="preserve"> HYPERLINK \l _Toc21621 </w:instrText>
-          </w:r>
-          <w:r>
-            <w:rPr>
-              <w:rFonts w:ascii="宋体" w:eastAsia="宋体" w:hAnsi="宋体" w:cs="宋体" w:hint="eastAsia"/>
+              <w:rFonts w:hint="eastAsia" w:ascii="宋体" w:hAnsi="宋体" w:eastAsia="宋体" w:cs="宋体"/>
+              <w:szCs w:val="24"/>
+            </w:rPr>
+            <w:instrText xml:space="preserve"> HYPERLINK \l _Toc129 </w:instrText>
+          </w:r>
+          <w:r>
+            <w:rPr>
+              <w:rFonts w:hint="eastAsia" w:ascii="宋体" w:hAnsi="宋体" w:eastAsia="宋体" w:cs="宋体"/>
               <w:szCs w:val="24"/>
             </w:rPr>
             <w:fldChar w:fldCharType="separate"/>
@@ -2104,7 +2140,7 @@
             <w:fldChar w:fldCharType="begin"/>
           </w:r>
           <w:r>
-            <w:instrText xml:space="preserve"> PAGEREF _Toc21621 \h </w:instrText>
+            <w:instrText xml:space="preserve"> PAGEREF _Toc129 \h </w:instrText>
           </w:r>
           <w:r>
             <w:fldChar w:fldCharType="separate"/>
@@ -2117,7 +2153,7 @@
           </w:r>
           <w:r>
             <w:rPr>
-              <w:rFonts w:ascii="宋体" w:eastAsia="宋体" w:hAnsi="宋体" w:cs="宋体" w:hint="eastAsia"/>
+              <w:rFonts w:hint="eastAsia" w:ascii="宋体" w:hAnsi="宋体" w:eastAsia="宋体" w:cs="宋体"/>
               <w:szCs w:val="24"/>
             </w:rPr>
             <w:fldChar w:fldCharType="end"/>
@@ -2125,28 +2161,28 @@
         </w:p>
         <w:p>
           <w:pPr>
-            <w:pStyle w:val="TOC2"/>
+            <w:pStyle w:val="17"/>
             <w:tabs>
               <w:tab w:val="right" w:leader="dot" w:pos="8306"/>
             </w:tabs>
           </w:pPr>
           <w:r>
             <w:rPr>
-              <w:rFonts w:ascii="宋体" w:eastAsia="宋体" w:hAnsi="宋体" w:cs="宋体" w:hint="eastAsia"/>
+              <w:rFonts w:hint="eastAsia" w:ascii="宋体" w:hAnsi="宋体" w:eastAsia="宋体" w:cs="宋体"/>
               <w:szCs w:val="24"/>
             </w:rPr>
             <w:fldChar w:fldCharType="begin"/>
           </w:r>
           <w:r>
             <w:rPr>
-              <w:rFonts w:ascii="宋体" w:eastAsia="宋体" w:hAnsi="宋体" w:cs="宋体" w:hint="eastAsia"/>
-              <w:szCs w:val="24"/>
-            </w:rPr>
-            <w:instrText xml:space="preserve"> HYPERLINK \l _Toc13818 </w:instrText>
-          </w:r>
-          <w:r>
-            <w:rPr>
-              <w:rFonts w:ascii="宋体" w:eastAsia="宋体" w:hAnsi="宋体" w:cs="宋体" w:hint="eastAsia"/>
+              <w:rFonts w:hint="eastAsia" w:ascii="宋体" w:hAnsi="宋体" w:eastAsia="宋体" w:cs="宋体"/>
+              <w:szCs w:val="24"/>
+            </w:rPr>
+            <w:instrText xml:space="preserve"> HYPERLINK \l _Toc19075 </w:instrText>
+          </w:r>
+          <w:r>
+            <w:rPr>
+              <w:rFonts w:hint="eastAsia" w:ascii="宋体" w:hAnsi="宋体" w:eastAsia="宋体" w:cs="宋体"/>
               <w:szCs w:val="24"/>
             </w:rPr>
             <w:fldChar w:fldCharType="separate"/>
@@ -2171,7 +2207,7 @@
             <w:fldChar w:fldCharType="begin"/>
           </w:r>
           <w:r>
-            <w:instrText xml:space="preserve"> PAGEREF _Toc13818 \h </w:instrText>
+            <w:instrText xml:space="preserve"> PAGEREF _Toc19075 \h </w:instrText>
           </w:r>
           <w:r>
             <w:fldChar w:fldCharType="separate"/>
@@ -2184,7 +2220,7 @@
           </w:r>
           <w:r>
             <w:rPr>
-              <w:rFonts w:ascii="宋体" w:eastAsia="宋体" w:hAnsi="宋体" w:cs="宋体" w:hint="eastAsia"/>
+              <w:rFonts w:hint="eastAsia" w:ascii="宋体" w:hAnsi="宋体" w:eastAsia="宋体" w:cs="宋体"/>
               <w:szCs w:val="24"/>
             </w:rPr>
             <w:fldChar w:fldCharType="end"/>
@@ -2192,28 +2228,28 @@
         </w:p>
         <w:p>
           <w:pPr>
-            <w:pStyle w:val="TOC2"/>
+            <w:pStyle w:val="17"/>
             <w:tabs>
               <w:tab w:val="right" w:leader="dot" w:pos="8306"/>
             </w:tabs>
           </w:pPr>
           <w:r>
             <w:rPr>
-              <w:rFonts w:ascii="宋体" w:eastAsia="宋体" w:hAnsi="宋体" w:cs="宋体" w:hint="eastAsia"/>
+              <w:rFonts w:hint="eastAsia" w:ascii="宋体" w:hAnsi="宋体" w:eastAsia="宋体" w:cs="宋体"/>
               <w:szCs w:val="24"/>
             </w:rPr>
             <w:fldChar w:fldCharType="begin"/>
           </w:r>
           <w:r>
             <w:rPr>
-              <w:rFonts w:ascii="宋体" w:eastAsia="宋体" w:hAnsi="宋体" w:cs="宋体" w:hint="eastAsia"/>
-              <w:szCs w:val="24"/>
-            </w:rPr>
-            <w:instrText xml:space="preserve"> HYPERLINK \l _Toc28436 </w:instrText>
-          </w:r>
-          <w:r>
-            <w:rPr>
-              <w:rFonts w:ascii="宋体" w:eastAsia="宋体" w:hAnsi="宋体" w:cs="宋体" w:hint="eastAsia"/>
+              <w:rFonts w:hint="eastAsia" w:ascii="宋体" w:hAnsi="宋体" w:eastAsia="宋体" w:cs="宋体"/>
+              <w:szCs w:val="24"/>
+            </w:rPr>
+            <w:instrText xml:space="preserve"> HYPERLINK \l _Toc21436 </w:instrText>
+          </w:r>
+          <w:r>
+            <w:rPr>
+              <w:rFonts w:hint="eastAsia" w:ascii="宋体" w:hAnsi="宋体" w:eastAsia="宋体" w:cs="宋体"/>
               <w:szCs w:val="24"/>
             </w:rPr>
             <w:fldChar w:fldCharType="separate"/>
@@ -2258,7 +2294,7 @@
             <w:fldChar w:fldCharType="begin"/>
           </w:r>
           <w:r>
-            <w:instrText xml:space="preserve"> PAGEREF _Toc28436 \h </w:instrText>
+            <w:instrText xml:space="preserve"> PAGEREF _Toc21436 \h </w:instrText>
           </w:r>
           <w:r>
             <w:fldChar w:fldCharType="separate"/>
@@ -2271,7 +2307,7 @@
           </w:r>
           <w:r>
             <w:rPr>
-              <w:rFonts w:ascii="宋体" w:eastAsia="宋体" w:hAnsi="宋体" w:cs="宋体" w:hint="eastAsia"/>
+              <w:rFonts w:hint="eastAsia" w:ascii="宋体" w:hAnsi="宋体" w:eastAsia="宋体" w:cs="宋体"/>
               <w:szCs w:val="24"/>
             </w:rPr>
             <w:fldChar w:fldCharType="end"/>
@@ -2279,28 +2315,28 @@
         </w:p>
         <w:p>
           <w:pPr>
-            <w:pStyle w:val="TOC1"/>
+            <w:pStyle w:val="16"/>
             <w:tabs>
               <w:tab w:val="right" w:leader="dot" w:pos="8306"/>
             </w:tabs>
           </w:pPr>
           <w:r>
             <w:rPr>
-              <w:rFonts w:ascii="宋体" w:eastAsia="宋体" w:hAnsi="宋体" w:cs="宋体" w:hint="eastAsia"/>
+              <w:rFonts w:hint="eastAsia" w:ascii="宋体" w:hAnsi="宋体" w:eastAsia="宋体" w:cs="宋体"/>
               <w:szCs w:val="24"/>
             </w:rPr>
             <w:fldChar w:fldCharType="begin"/>
           </w:r>
           <w:r>
             <w:rPr>
-              <w:rFonts w:ascii="宋体" w:eastAsia="宋体" w:hAnsi="宋体" w:cs="宋体" w:hint="eastAsia"/>
-              <w:szCs w:val="24"/>
-            </w:rPr>
-            <w:instrText xml:space="preserve"> HYPERLINK \l _Toc25851 </w:instrText>
-          </w:r>
-          <w:r>
-            <w:rPr>
-              <w:rFonts w:ascii="宋体" w:eastAsia="宋体" w:hAnsi="宋体" w:cs="宋体" w:hint="eastAsia"/>
+              <w:rFonts w:hint="eastAsia" w:ascii="宋体" w:hAnsi="宋体" w:eastAsia="宋体" w:cs="宋体"/>
+              <w:szCs w:val="24"/>
+            </w:rPr>
+            <w:instrText xml:space="preserve"> HYPERLINK \l _Toc19271 </w:instrText>
+          </w:r>
+          <w:r>
+            <w:rPr>
+              <w:rFonts w:hint="eastAsia" w:ascii="宋体" w:hAnsi="宋体" w:eastAsia="宋体" w:cs="宋体"/>
               <w:szCs w:val="24"/>
             </w:rPr>
             <w:fldChar w:fldCharType="separate"/>
@@ -2326,7 +2362,7 @@
             <w:fldChar w:fldCharType="begin"/>
           </w:r>
           <w:r>
-            <w:instrText xml:space="preserve"> PAGEREF _Toc25851 \h </w:instrText>
+            <w:instrText xml:space="preserve"> PAGEREF _Toc19271 \h </w:instrText>
           </w:r>
           <w:r>
             <w:fldChar w:fldCharType="separate"/>
@@ -2339,7 +2375,7 @@
           </w:r>
           <w:r>
             <w:rPr>
-              <w:rFonts w:ascii="宋体" w:eastAsia="宋体" w:hAnsi="宋体" w:cs="宋体" w:hint="eastAsia"/>
+              <w:rFonts w:hint="eastAsia" w:ascii="宋体" w:hAnsi="宋体" w:eastAsia="宋体" w:cs="宋体"/>
               <w:szCs w:val="24"/>
             </w:rPr>
             <w:fldChar w:fldCharType="end"/>
@@ -2347,28 +2383,28 @@
         </w:p>
         <w:p>
           <w:pPr>
-            <w:pStyle w:val="TOC2"/>
+            <w:pStyle w:val="17"/>
             <w:tabs>
               <w:tab w:val="right" w:leader="dot" w:pos="8306"/>
             </w:tabs>
           </w:pPr>
           <w:r>
             <w:rPr>
-              <w:rFonts w:ascii="宋体" w:eastAsia="宋体" w:hAnsi="宋体" w:cs="宋体" w:hint="eastAsia"/>
+              <w:rFonts w:hint="eastAsia" w:ascii="宋体" w:hAnsi="宋体" w:eastAsia="宋体" w:cs="宋体"/>
               <w:szCs w:val="24"/>
             </w:rPr>
             <w:fldChar w:fldCharType="begin"/>
           </w:r>
           <w:r>
             <w:rPr>
-              <w:rFonts w:ascii="宋体" w:eastAsia="宋体" w:hAnsi="宋体" w:cs="宋体" w:hint="eastAsia"/>
-              <w:szCs w:val="24"/>
-            </w:rPr>
-            <w:instrText xml:space="preserve"> HYPERLINK \l _Toc12565 </w:instrText>
-          </w:r>
-          <w:r>
-            <w:rPr>
-              <w:rFonts w:ascii="宋体" w:eastAsia="宋体" w:hAnsi="宋体" w:cs="宋体" w:hint="eastAsia"/>
+              <w:rFonts w:hint="eastAsia" w:ascii="宋体" w:hAnsi="宋体" w:eastAsia="宋体" w:cs="宋体"/>
+              <w:szCs w:val="24"/>
+            </w:rPr>
+            <w:instrText xml:space="preserve"> HYPERLINK \l _Toc4143 </w:instrText>
+          </w:r>
+          <w:r>
+            <w:rPr>
+              <w:rFonts w:hint="eastAsia" w:ascii="宋体" w:hAnsi="宋体" w:eastAsia="宋体" w:cs="宋体"/>
               <w:szCs w:val="24"/>
             </w:rPr>
             <w:fldChar w:fldCharType="separate"/>
@@ -2394,7 +2430,7 @@
             <w:fldChar w:fldCharType="begin"/>
           </w:r>
           <w:r>
-            <w:instrText xml:space="preserve"> PAGEREF _Toc12565 \h </w:instrText>
+            <w:instrText xml:space="preserve"> PAGEREF _Toc4143 \h </w:instrText>
           </w:r>
           <w:r>
             <w:fldChar w:fldCharType="separate"/>
@@ -2407,7 +2443,7 @@
           </w:r>
           <w:r>
             <w:rPr>
-              <w:rFonts w:ascii="宋体" w:eastAsia="宋体" w:hAnsi="宋体" w:cs="宋体" w:hint="eastAsia"/>
+              <w:rFonts w:hint="eastAsia" w:ascii="宋体" w:hAnsi="宋体" w:eastAsia="宋体" w:cs="宋体"/>
               <w:szCs w:val="24"/>
             </w:rPr>
             <w:fldChar w:fldCharType="end"/>
@@ -2415,28 +2451,28 @@
         </w:p>
         <w:p>
           <w:pPr>
-            <w:pStyle w:val="TOC3"/>
+            <w:pStyle w:val="13"/>
             <w:tabs>
               <w:tab w:val="right" w:leader="dot" w:pos="8306"/>
             </w:tabs>
           </w:pPr>
           <w:r>
             <w:rPr>
-              <w:rFonts w:ascii="宋体" w:eastAsia="宋体" w:hAnsi="宋体" w:cs="宋体" w:hint="eastAsia"/>
+              <w:rFonts w:hint="eastAsia" w:ascii="宋体" w:hAnsi="宋体" w:eastAsia="宋体" w:cs="宋体"/>
               <w:szCs w:val="24"/>
             </w:rPr>
             <w:fldChar w:fldCharType="begin"/>
           </w:r>
           <w:r>
             <w:rPr>
-              <w:rFonts w:ascii="宋体" w:eastAsia="宋体" w:hAnsi="宋体" w:cs="宋体" w:hint="eastAsia"/>
-              <w:szCs w:val="24"/>
-            </w:rPr>
-            <w:instrText xml:space="preserve"> HYPERLINK \l _Toc20233 </w:instrText>
-          </w:r>
-          <w:r>
-            <w:rPr>
-              <w:rFonts w:ascii="宋体" w:eastAsia="宋体" w:hAnsi="宋体" w:cs="宋体" w:hint="eastAsia"/>
+              <w:rFonts w:hint="eastAsia" w:ascii="宋体" w:hAnsi="宋体" w:eastAsia="宋体" w:cs="宋体"/>
+              <w:szCs w:val="24"/>
+            </w:rPr>
+            <w:instrText xml:space="preserve"> HYPERLINK \l _Toc20300 </w:instrText>
+          </w:r>
+          <w:r>
+            <w:rPr>
+              <w:rFonts w:hint="eastAsia" w:ascii="宋体" w:hAnsi="宋体" w:eastAsia="宋体" w:cs="宋体"/>
               <w:szCs w:val="24"/>
             </w:rPr>
             <w:fldChar w:fldCharType="separate"/>
@@ -2462,7 +2498,7 @@
             <w:fldChar w:fldCharType="begin"/>
           </w:r>
           <w:r>
-            <w:instrText xml:space="preserve"> PAGEREF _Toc20233 \h </w:instrText>
+            <w:instrText xml:space="preserve"> PAGEREF _Toc20300 \h </w:instrText>
           </w:r>
           <w:r>
             <w:fldChar w:fldCharType="separate"/>
@@ -2475,7 +2511,7 @@
           </w:r>
           <w:r>
             <w:rPr>
-              <w:rFonts w:ascii="宋体" w:eastAsia="宋体" w:hAnsi="宋体" w:cs="宋体" w:hint="eastAsia"/>
+              <w:rFonts w:hint="eastAsia" w:ascii="宋体" w:hAnsi="宋体" w:eastAsia="宋体" w:cs="宋体"/>
               <w:szCs w:val="24"/>
             </w:rPr>
             <w:fldChar w:fldCharType="end"/>
@@ -2483,28 +2519,28 @@
         </w:p>
         <w:p>
           <w:pPr>
-            <w:pStyle w:val="TOC3"/>
+            <w:pStyle w:val="13"/>
             <w:tabs>
               <w:tab w:val="right" w:leader="dot" w:pos="8306"/>
             </w:tabs>
           </w:pPr>
           <w:r>
             <w:rPr>
-              <w:rFonts w:ascii="宋体" w:eastAsia="宋体" w:hAnsi="宋体" w:cs="宋体" w:hint="eastAsia"/>
+              <w:rFonts w:hint="eastAsia" w:ascii="宋体" w:hAnsi="宋体" w:eastAsia="宋体" w:cs="宋体"/>
               <w:szCs w:val="24"/>
             </w:rPr>
             <w:fldChar w:fldCharType="begin"/>
           </w:r>
           <w:r>
             <w:rPr>
-              <w:rFonts w:ascii="宋体" w:eastAsia="宋体" w:hAnsi="宋体" w:cs="宋体" w:hint="eastAsia"/>
-              <w:szCs w:val="24"/>
-            </w:rPr>
-            <w:instrText xml:space="preserve"> HYPERLINK \l _Toc2903 </w:instrText>
-          </w:r>
-          <w:r>
-            <w:rPr>
-              <w:rFonts w:ascii="宋体" w:eastAsia="宋体" w:hAnsi="宋体" w:cs="宋体" w:hint="eastAsia"/>
+              <w:rFonts w:hint="eastAsia" w:ascii="宋体" w:hAnsi="宋体" w:eastAsia="宋体" w:cs="宋体"/>
+              <w:szCs w:val="24"/>
+            </w:rPr>
+            <w:instrText xml:space="preserve"> HYPERLINK \l _Toc30505 </w:instrText>
+          </w:r>
+          <w:r>
+            <w:rPr>
+              <w:rFonts w:hint="eastAsia" w:ascii="宋体" w:hAnsi="宋体" w:eastAsia="宋体" w:cs="宋体"/>
               <w:szCs w:val="24"/>
             </w:rPr>
             <w:fldChar w:fldCharType="separate"/>
@@ -2530,7 +2566,7 @@
             <w:fldChar w:fldCharType="begin"/>
           </w:r>
           <w:r>
-            <w:instrText xml:space="preserve"> PAGEREF _Toc2903 \h </w:instrText>
+            <w:instrText xml:space="preserve"> PAGEREF _Toc30505 \h </w:instrText>
           </w:r>
           <w:r>
             <w:fldChar w:fldCharType="separate"/>
@@ -2543,7 +2579,7 @@
           </w:r>
           <w:r>
             <w:rPr>
-              <w:rFonts w:ascii="宋体" w:eastAsia="宋体" w:hAnsi="宋体" w:cs="宋体" w:hint="eastAsia"/>
+              <w:rFonts w:hint="eastAsia" w:ascii="宋体" w:hAnsi="宋体" w:eastAsia="宋体" w:cs="宋体"/>
               <w:szCs w:val="24"/>
             </w:rPr>
             <w:fldChar w:fldCharType="end"/>
@@ -2551,28 +2587,28 @@
         </w:p>
         <w:p>
           <w:pPr>
-            <w:pStyle w:val="TOC3"/>
+            <w:pStyle w:val="13"/>
             <w:tabs>
               <w:tab w:val="right" w:leader="dot" w:pos="8306"/>
             </w:tabs>
           </w:pPr>
           <w:r>
             <w:rPr>
-              <w:rFonts w:ascii="宋体" w:eastAsia="宋体" w:hAnsi="宋体" w:cs="宋体" w:hint="eastAsia"/>
+              <w:rFonts w:hint="eastAsia" w:ascii="宋体" w:hAnsi="宋体" w:eastAsia="宋体" w:cs="宋体"/>
               <w:szCs w:val="24"/>
             </w:rPr>
             <w:fldChar w:fldCharType="begin"/>
           </w:r>
           <w:r>
             <w:rPr>
-              <w:rFonts w:ascii="宋体" w:eastAsia="宋体" w:hAnsi="宋体" w:cs="宋体" w:hint="eastAsia"/>
-              <w:szCs w:val="24"/>
-            </w:rPr>
-            <w:instrText xml:space="preserve"> HYPERLINK \l _Toc32035 </w:instrText>
-          </w:r>
-          <w:r>
-            <w:rPr>
-              <w:rFonts w:ascii="宋体" w:eastAsia="宋体" w:hAnsi="宋体" w:cs="宋体" w:hint="eastAsia"/>
+              <w:rFonts w:hint="eastAsia" w:ascii="宋体" w:hAnsi="宋体" w:eastAsia="宋体" w:cs="宋体"/>
+              <w:szCs w:val="24"/>
+            </w:rPr>
+            <w:instrText xml:space="preserve"> HYPERLINK \l _Toc25572 </w:instrText>
+          </w:r>
+          <w:r>
+            <w:rPr>
+              <w:rFonts w:hint="eastAsia" w:ascii="宋体" w:hAnsi="宋体" w:eastAsia="宋体" w:cs="宋体"/>
               <w:szCs w:val="24"/>
             </w:rPr>
             <w:fldChar w:fldCharType="separate"/>
@@ -2598,7 +2634,7 @@
             <w:fldChar w:fldCharType="begin"/>
           </w:r>
           <w:r>
-            <w:instrText xml:space="preserve"> PAGEREF _Toc32035 \h </w:instrText>
+            <w:instrText xml:space="preserve"> PAGEREF _Toc25572 \h </w:instrText>
           </w:r>
           <w:r>
             <w:fldChar w:fldCharType="separate"/>
@@ -2611,7 +2647,7 @@
           </w:r>
           <w:r>
             <w:rPr>
-              <w:rFonts w:ascii="宋体" w:eastAsia="宋体" w:hAnsi="宋体" w:cs="宋体" w:hint="eastAsia"/>
+              <w:rFonts w:hint="eastAsia" w:ascii="宋体" w:hAnsi="宋体" w:eastAsia="宋体" w:cs="宋体"/>
               <w:szCs w:val="24"/>
             </w:rPr>
             <w:fldChar w:fldCharType="end"/>
@@ -2619,28 +2655,28 @@
         </w:p>
         <w:p>
           <w:pPr>
-            <w:pStyle w:val="TOC2"/>
+            <w:pStyle w:val="17"/>
             <w:tabs>
               <w:tab w:val="right" w:leader="dot" w:pos="8306"/>
             </w:tabs>
           </w:pPr>
           <w:r>
             <w:rPr>
-              <w:rFonts w:ascii="宋体" w:eastAsia="宋体" w:hAnsi="宋体" w:cs="宋体" w:hint="eastAsia"/>
+              <w:rFonts w:hint="eastAsia" w:ascii="宋体" w:hAnsi="宋体" w:eastAsia="宋体" w:cs="宋体"/>
               <w:szCs w:val="24"/>
             </w:rPr>
             <w:fldChar w:fldCharType="begin"/>
           </w:r>
           <w:r>
             <w:rPr>
-              <w:rFonts w:ascii="宋体" w:eastAsia="宋体" w:hAnsi="宋体" w:cs="宋体" w:hint="eastAsia"/>
-              <w:szCs w:val="24"/>
-            </w:rPr>
-            <w:instrText xml:space="preserve"> HYPERLINK \l _Toc14348 </w:instrText>
-          </w:r>
-          <w:r>
-            <w:rPr>
-              <w:rFonts w:ascii="宋体" w:eastAsia="宋体" w:hAnsi="宋体" w:cs="宋体" w:hint="eastAsia"/>
+              <w:rFonts w:hint="eastAsia" w:ascii="宋体" w:hAnsi="宋体" w:eastAsia="宋体" w:cs="宋体"/>
+              <w:szCs w:val="24"/>
+            </w:rPr>
+            <w:instrText xml:space="preserve"> HYPERLINK \l _Toc29930 </w:instrText>
+          </w:r>
+          <w:r>
+            <w:rPr>
+              <w:rFonts w:hint="eastAsia" w:ascii="宋体" w:hAnsi="宋体" w:eastAsia="宋体" w:cs="宋体"/>
               <w:szCs w:val="24"/>
             </w:rPr>
             <w:fldChar w:fldCharType="separate"/>
@@ -2666,7 +2702,7 @@
             <w:fldChar w:fldCharType="begin"/>
           </w:r>
           <w:r>
-            <w:instrText xml:space="preserve"> PAGEREF _Toc14348 \h </w:instrText>
+            <w:instrText xml:space="preserve"> PAGEREF _Toc29930 \h </w:instrText>
           </w:r>
           <w:r>
             <w:fldChar w:fldCharType="separate"/>
@@ -2679,7 +2715,7 @@
           </w:r>
           <w:r>
             <w:rPr>
-              <w:rFonts w:ascii="宋体" w:eastAsia="宋体" w:hAnsi="宋体" w:cs="宋体" w:hint="eastAsia"/>
+              <w:rFonts w:hint="eastAsia" w:ascii="宋体" w:hAnsi="宋体" w:eastAsia="宋体" w:cs="宋体"/>
               <w:szCs w:val="24"/>
             </w:rPr>
             <w:fldChar w:fldCharType="end"/>
@@ -2687,35 +2723,35 @@
         </w:p>
         <w:p>
           <w:pPr>
-            <w:pStyle w:val="TOC2"/>
+            <w:pStyle w:val="17"/>
             <w:tabs>
               <w:tab w:val="right" w:leader="dot" w:pos="8306"/>
             </w:tabs>
           </w:pPr>
           <w:r>
             <w:rPr>
-              <w:rFonts w:ascii="宋体" w:eastAsia="宋体" w:hAnsi="宋体" w:cs="宋体" w:hint="eastAsia"/>
+              <w:rFonts w:hint="eastAsia" w:ascii="宋体" w:hAnsi="宋体" w:eastAsia="宋体" w:cs="宋体"/>
               <w:szCs w:val="24"/>
             </w:rPr>
             <w:fldChar w:fldCharType="begin"/>
           </w:r>
           <w:r>
             <w:rPr>
-              <w:rFonts w:ascii="宋体" w:eastAsia="宋体" w:hAnsi="宋体" w:cs="宋体" w:hint="eastAsia"/>
-              <w:szCs w:val="24"/>
-            </w:rPr>
-            <w:instrText xml:space="preserve"> HYPERLINK \l _Toc2330 </w:instrText>
-          </w:r>
-          <w:r>
-            <w:rPr>
-              <w:rFonts w:ascii="宋体" w:eastAsia="宋体" w:hAnsi="宋体" w:cs="宋体" w:hint="eastAsia"/>
+              <w:rFonts w:hint="eastAsia" w:ascii="宋体" w:hAnsi="宋体" w:eastAsia="宋体" w:cs="宋体"/>
+              <w:szCs w:val="24"/>
+            </w:rPr>
+            <w:instrText xml:space="preserve"> HYPERLINK \l _Toc28582 </w:instrText>
+          </w:r>
+          <w:r>
+            <w:rPr>
+              <w:rFonts w:hint="eastAsia" w:ascii="宋体" w:hAnsi="宋体" w:eastAsia="宋体" w:cs="宋体"/>
               <w:szCs w:val="24"/>
             </w:rPr>
             <w:fldChar w:fldCharType="separate"/>
           </w:r>
           <w:r>
             <w:rPr>
-              <w:rFonts w:ascii="宋体" w:eastAsia="宋体" w:hAnsi="宋体" w:cs="宋体" w:hint="default"/>
+              <w:rFonts w:hint="default" w:ascii="宋体" w:hAnsi="宋体" w:eastAsia="宋体" w:cs="宋体"/>
               <w:szCs w:val="24"/>
               <w:lang w:val="en-US" w:eastAsia="zh-CN"/>
             </w:rPr>
@@ -2723,7 +2759,7 @@
           </w:r>
           <w:r>
             <w:rPr>
-              <w:rFonts w:ascii="宋体" w:eastAsia="宋体" w:hAnsi="宋体" w:cs="宋体"/>
+              <w:rFonts w:ascii="宋体" w:hAnsi="宋体" w:eastAsia="宋体" w:cs="宋体"/>
               <w:bCs/>
               <w:spacing w:val="-3"/>
               <w:szCs w:val="24"/>
@@ -2732,7 +2768,7 @@
           </w:r>
           <w:r>
             <w:rPr>
-              <w:rFonts w:ascii="宋体" w:eastAsia="宋体" w:hAnsi="宋体" w:cs="宋体" w:hint="eastAsia"/>
+              <w:rFonts w:hint="eastAsia" w:ascii="宋体" w:hAnsi="宋体" w:eastAsia="宋体" w:cs="宋体"/>
               <w:bCs/>
               <w:spacing w:val="-3"/>
               <w:szCs w:val="24"/>
@@ -2747,7 +2783,7 @@
             <w:fldChar w:fldCharType="begin"/>
           </w:r>
           <w:r>
-            <w:instrText xml:space="preserve"> PAGEREF _Toc2330 \h </w:instrText>
+            <w:instrText xml:space="preserve"> PAGEREF _Toc28582 \h </w:instrText>
           </w:r>
           <w:r>
             <w:fldChar w:fldCharType="separate"/>
@@ -2760,7 +2796,7 @@
           </w:r>
           <w:r>
             <w:rPr>
-              <w:rFonts w:ascii="宋体" w:eastAsia="宋体" w:hAnsi="宋体" w:cs="宋体" w:hint="eastAsia"/>
+              <w:rFonts w:hint="eastAsia" w:ascii="宋体" w:hAnsi="宋体" w:eastAsia="宋体" w:cs="宋体"/>
               <w:szCs w:val="24"/>
             </w:rPr>
             <w:fldChar w:fldCharType="end"/>
@@ -2768,28 +2804,28 @@
         </w:p>
         <w:p>
           <w:pPr>
-            <w:pStyle w:val="TOC2"/>
+            <w:pStyle w:val="17"/>
             <w:tabs>
               <w:tab w:val="right" w:leader="dot" w:pos="8306"/>
             </w:tabs>
           </w:pPr>
           <w:r>
             <w:rPr>
-              <w:rFonts w:ascii="宋体" w:eastAsia="宋体" w:hAnsi="宋体" w:cs="宋体" w:hint="eastAsia"/>
+              <w:rFonts w:hint="eastAsia" w:ascii="宋体" w:hAnsi="宋体" w:eastAsia="宋体" w:cs="宋体"/>
               <w:szCs w:val="24"/>
             </w:rPr>
             <w:fldChar w:fldCharType="begin"/>
           </w:r>
           <w:r>
             <w:rPr>
-              <w:rFonts w:ascii="宋体" w:eastAsia="宋体" w:hAnsi="宋体" w:cs="宋体" w:hint="eastAsia"/>
-              <w:szCs w:val="24"/>
-            </w:rPr>
-            <w:instrText xml:space="preserve"> HYPERLINK \l _Toc14468 </w:instrText>
-          </w:r>
-          <w:r>
-            <w:rPr>
-              <w:rFonts w:ascii="宋体" w:eastAsia="宋体" w:hAnsi="宋体" w:cs="宋体" w:hint="eastAsia"/>
+              <w:rFonts w:hint="eastAsia" w:ascii="宋体" w:hAnsi="宋体" w:eastAsia="宋体" w:cs="宋体"/>
+              <w:szCs w:val="24"/>
+            </w:rPr>
+            <w:instrText xml:space="preserve"> HYPERLINK \l _Toc7097 </w:instrText>
+          </w:r>
+          <w:r>
+            <w:rPr>
+              <w:rFonts w:hint="eastAsia" w:ascii="宋体" w:hAnsi="宋体" w:eastAsia="宋体" w:cs="宋体"/>
               <w:szCs w:val="24"/>
             </w:rPr>
             <w:fldChar w:fldCharType="separate"/>
@@ -2818,7 +2854,7 @@
             <w:fldChar w:fldCharType="begin"/>
           </w:r>
           <w:r>
-            <w:instrText xml:space="preserve"> PAGEREF _Toc14468 \h </w:instrText>
+            <w:instrText xml:space="preserve"> PAGEREF _Toc7097 \h </w:instrText>
           </w:r>
           <w:r>
             <w:fldChar w:fldCharType="separate"/>
@@ -2831,7 +2867,7 @@
           </w:r>
           <w:r>
             <w:rPr>
-              <w:rFonts w:ascii="宋体" w:eastAsia="宋体" w:hAnsi="宋体" w:cs="宋体" w:hint="eastAsia"/>
+              <w:rFonts w:hint="eastAsia" w:ascii="宋体" w:hAnsi="宋体" w:eastAsia="宋体" w:cs="宋体"/>
               <w:szCs w:val="24"/>
             </w:rPr>
             <w:fldChar w:fldCharType="end"/>
@@ -2839,28 +2875,28 @@
         </w:p>
         <w:p>
           <w:pPr>
-            <w:pStyle w:val="TOC2"/>
+            <w:pStyle w:val="17"/>
             <w:tabs>
               <w:tab w:val="right" w:leader="dot" w:pos="8306"/>
             </w:tabs>
           </w:pPr>
           <w:r>
             <w:rPr>
-              <w:rFonts w:ascii="宋体" w:eastAsia="宋体" w:hAnsi="宋体" w:cs="宋体" w:hint="eastAsia"/>
+              <w:rFonts w:hint="eastAsia" w:ascii="宋体" w:hAnsi="宋体" w:eastAsia="宋体" w:cs="宋体"/>
               <w:szCs w:val="24"/>
             </w:rPr>
             <w:fldChar w:fldCharType="begin"/>
           </w:r>
           <w:r>
             <w:rPr>
-              <w:rFonts w:ascii="宋体" w:eastAsia="宋体" w:hAnsi="宋体" w:cs="宋体" w:hint="eastAsia"/>
-              <w:szCs w:val="24"/>
-            </w:rPr>
-            <w:instrText xml:space="preserve"> HYPERLINK \l _Toc2745 </w:instrText>
-          </w:r>
-          <w:r>
-            <w:rPr>
-              <w:rFonts w:ascii="宋体" w:eastAsia="宋体" w:hAnsi="宋体" w:cs="宋体" w:hint="eastAsia"/>
+              <w:rFonts w:hint="eastAsia" w:ascii="宋体" w:hAnsi="宋体" w:eastAsia="宋体" w:cs="宋体"/>
+              <w:szCs w:val="24"/>
+            </w:rPr>
+            <w:instrText xml:space="preserve"> HYPERLINK \l _Toc4507 </w:instrText>
+          </w:r>
+          <w:r>
+            <w:rPr>
+              <w:rFonts w:hint="eastAsia" w:ascii="宋体" w:hAnsi="宋体" w:eastAsia="宋体" w:cs="宋体"/>
               <w:szCs w:val="24"/>
             </w:rPr>
             <w:fldChar w:fldCharType="separate"/>
@@ -2881,7 +2917,7 @@
             <w:fldChar w:fldCharType="begin"/>
           </w:r>
           <w:r>
-            <w:instrText xml:space="preserve"> PAGEREF _Toc2745 \h </w:instrText>
+            <w:instrText xml:space="preserve"> PAGEREF _Toc4507 \h </w:instrText>
           </w:r>
           <w:r>
             <w:fldChar w:fldCharType="separate"/>
@@ -2894,7 +2930,7 @@
           </w:r>
           <w:r>
             <w:rPr>
-              <w:rFonts w:ascii="宋体" w:eastAsia="宋体" w:hAnsi="宋体" w:cs="宋体" w:hint="eastAsia"/>
+              <w:rFonts w:hint="eastAsia" w:ascii="宋体" w:hAnsi="宋体" w:eastAsia="宋体" w:cs="宋体"/>
               <w:szCs w:val="24"/>
             </w:rPr>
             <w:fldChar w:fldCharType="end"/>
@@ -2902,28 +2938,28 @@
         </w:p>
         <w:p>
           <w:pPr>
-            <w:pStyle w:val="TOC3"/>
+            <w:pStyle w:val="13"/>
             <w:tabs>
               <w:tab w:val="right" w:leader="dot" w:pos="8306"/>
             </w:tabs>
           </w:pPr>
           <w:r>
             <w:rPr>
-              <w:rFonts w:ascii="宋体" w:eastAsia="宋体" w:hAnsi="宋体" w:cs="宋体" w:hint="eastAsia"/>
+              <w:rFonts w:hint="eastAsia" w:ascii="宋体" w:hAnsi="宋体" w:eastAsia="宋体" w:cs="宋体"/>
               <w:szCs w:val="24"/>
             </w:rPr>
             <w:fldChar w:fldCharType="begin"/>
           </w:r>
           <w:r>
             <w:rPr>
-              <w:rFonts w:ascii="宋体" w:eastAsia="宋体" w:hAnsi="宋体" w:cs="宋体" w:hint="eastAsia"/>
-              <w:szCs w:val="24"/>
-            </w:rPr>
-            <w:instrText xml:space="preserve"> HYPERLINK \l _Toc23088 </w:instrText>
-          </w:r>
-          <w:r>
-            <w:rPr>
-              <w:rFonts w:ascii="宋体" w:eastAsia="宋体" w:hAnsi="宋体" w:cs="宋体" w:hint="eastAsia"/>
+              <w:rFonts w:hint="eastAsia" w:ascii="宋体" w:hAnsi="宋体" w:eastAsia="宋体" w:cs="宋体"/>
+              <w:szCs w:val="24"/>
+            </w:rPr>
+            <w:instrText xml:space="preserve"> HYPERLINK \l _Toc5331 </w:instrText>
+          </w:r>
+          <w:r>
+            <w:rPr>
+              <w:rFonts w:hint="eastAsia" w:ascii="宋体" w:hAnsi="宋体" w:eastAsia="宋体" w:cs="宋体"/>
               <w:szCs w:val="24"/>
             </w:rPr>
             <w:fldChar w:fldCharType="separate"/>
@@ -2944,7 +2980,7 @@
             <w:fldChar w:fldCharType="begin"/>
           </w:r>
           <w:r>
-            <w:instrText xml:space="preserve"> PAGEREF _Toc23088 \h </w:instrText>
+            <w:instrText xml:space="preserve"> PAGEREF _Toc5331 \h </w:instrText>
           </w:r>
           <w:r>
             <w:fldChar w:fldCharType="separate"/>
@@ -2957,7 +2993,7 @@
           </w:r>
           <w:r>
             <w:rPr>
-              <w:rFonts w:ascii="宋体" w:eastAsia="宋体" w:hAnsi="宋体" w:cs="宋体" w:hint="eastAsia"/>
+              <w:rFonts w:hint="eastAsia" w:ascii="宋体" w:hAnsi="宋体" w:eastAsia="宋体" w:cs="宋体"/>
               <w:szCs w:val="24"/>
             </w:rPr>
             <w:fldChar w:fldCharType="end"/>
@@ -2965,28 +3001,28 @@
         </w:p>
         <w:p>
           <w:pPr>
-            <w:pStyle w:val="TOC3"/>
+            <w:pStyle w:val="13"/>
             <w:tabs>
               <w:tab w:val="right" w:leader="dot" w:pos="8306"/>
             </w:tabs>
           </w:pPr>
           <w:r>
             <w:rPr>
-              <w:rFonts w:ascii="宋体" w:eastAsia="宋体" w:hAnsi="宋体" w:cs="宋体" w:hint="eastAsia"/>
+              <w:rFonts w:hint="eastAsia" w:ascii="宋体" w:hAnsi="宋体" w:eastAsia="宋体" w:cs="宋体"/>
               <w:szCs w:val="24"/>
             </w:rPr>
             <w:fldChar w:fldCharType="begin"/>
           </w:r>
           <w:r>
             <w:rPr>
-              <w:rFonts w:ascii="宋体" w:eastAsia="宋体" w:hAnsi="宋体" w:cs="宋体" w:hint="eastAsia"/>
-              <w:szCs w:val="24"/>
-            </w:rPr>
-            <w:instrText xml:space="preserve"> HYPERLINK \l _Toc9016 </w:instrText>
-          </w:r>
-          <w:r>
-            <w:rPr>
-              <w:rFonts w:ascii="宋体" w:eastAsia="宋体" w:hAnsi="宋体" w:cs="宋体" w:hint="eastAsia"/>
+              <w:rFonts w:hint="eastAsia" w:ascii="宋体" w:hAnsi="宋体" w:eastAsia="宋体" w:cs="宋体"/>
+              <w:szCs w:val="24"/>
+            </w:rPr>
+            <w:instrText xml:space="preserve"> HYPERLINK \l _Toc8961 </w:instrText>
+          </w:r>
+          <w:r>
+            <w:rPr>
+              <w:rFonts w:hint="eastAsia" w:ascii="宋体" w:hAnsi="宋体" w:eastAsia="宋体" w:cs="宋体"/>
               <w:szCs w:val="24"/>
             </w:rPr>
             <w:fldChar w:fldCharType="separate"/>
@@ -3007,7 +3043,7 @@
             <w:fldChar w:fldCharType="begin"/>
           </w:r>
           <w:r>
-            <w:instrText xml:space="preserve"> PAGEREF _Toc9016 \h </w:instrText>
+            <w:instrText xml:space="preserve"> PAGEREF _Toc8961 \h </w:instrText>
           </w:r>
           <w:r>
             <w:fldChar w:fldCharType="separate"/>
@@ -3020,7 +3056,7 @@
           </w:r>
           <w:r>
             <w:rPr>
-              <w:rFonts w:ascii="宋体" w:eastAsia="宋体" w:hAnsi="宋体" w:cs="宋体" w:hint="eastAsia"/>
+              <w:rFonts w:hint="eastAsia" w:ascii="宋体" w:hAnsi="宋体" w:eastAsia="宋体" w:cs="宋体"/>
               <w:szCs w:val="24"/>
             </w:rPr>
             <w:fldChar w:fldCharType="end"/>
@@ -3028,28 +3064,28 @@
         </w:p>
         <w:p>
           <w:pPr>
-            <w:pStyle w:val="TOC3"/>
+            <w:pStyle w:val="13"/>
             <w:tabs>
               <w:tab w:val="right" w:leader="dot" w:pos="8306"/>
             </w:tabs>
           </w:pPr>
           <w:r>
             <w:rPr>
-              <w:rFonts w:ascii="宋体" w:eastAsia="宋体" w:hAnsi="宋体" w:cs="宋体" w:hint="eastAsia"/>
+              <w:rFonts w:hint="eastAsia" w:ascii="宋体" w:hAnsi="宋体" w:eastAsia="宋体" w:cs="宋体"/>
               <w:szCs w:val="24"/>
             </w:rPr>
             <w:fldChar w:fldCharType="begin"/>
           </w:r>
           <w:r>
             <w:rPr>
-              <w:rFonts w:ascii="宋体" w:eastAsia="宋体" w:hAnsi="宋体" w:cs="宋体" w:hint="eastAsia"/>
-              <w:szCs w:val="24"/>
-            </w:rPr>
-            <w:instrText xml:space="preserve"> HYPERLINK \l _Toc17611 </w:instrText>
-          </w:r>
-          <w:r>
-            <w:rPr>
-              <w:rFonts w:ascii="宋体" w:eastAsia="宋体" w:hAnsi="宋体" w:cs="宋体" w:hint="eastAsia"/>
+              <w:rFonts w:hint="eastAsia" w:ascii="宋体" w:hAnsi="宋体" w:eastAsia="宋体" w:cs="宋体"/>
+              <w:szCs w:val="24"/>
+            </w:rPr>
+            <w:instrText xml:space="preserve"> HYPERLINK \l _Toc7596 </w:instrText>
+          </w:r>
+          <w:r>
+            <w:rPr>
+              <w:rFonts w:hint="eastAsia" w:ascii="宋体" w:hAnsi="宋体" w:eastAsia="宋体" w:cs="宋体"/>
               <w:szCs w:val="24"/>
             </w:rPr>
             <w:fldChar w:fldCharType="separate"/>
@@ -3070,7 +3106,7 @@
             <w:fldChar w:fldCharType="begin"/>
           </w:r>
           <w:r>
-            <w:instrText xml:space="preserve"> PAGEREF _Toc17611 \h </w:instrText>
+            <w:instrText xml:space="preserve"> PAGEREF _Toc7596 \h </w:instrText>
           </w:r>
           <w:r>
             <w:fldChar w:fldCharType="separate"/>
@@ -3083,7 +3119,7 @@
           </w:r>
           <w:r>
             <w:rPr>
-              <w:rFonts w:ascii="宋体" w:eastAsia="宋体" w:hAnsi="宋体" w:cs="宋体" w:hint="eastAsia"/>
+              <w:rFonts w:hint="eastAsia" w:ascii="宋体" w:hAnsi="宋体" w:eastAsia="宋体" w:cs="宋体"/>
               <w:szCs w:val="24"/>
             </w:rPr>
             <w:fldChar w:fldCharType="end"/>
@@ -3091,28 +3127,28 @@
         </w:p>
         <w:p>
           <w:pPr>
-            <w:pStyle w:val="TOC2"/>
+            <w:pStyle w:val="17"/>
             <w:tabs>
               <w:tab w:val="right" w:leader="dot" w:pos="8306"/>
             </w:tabs>
           </w:pPr>
           <w:r>
             <w:rPr>
-              <w:rFonts w:ascii="宋体" w:eastAsia="宋体" w:hAnsi="宋体" w:cs="宋体" w:hint="eastAsia"/>
+              <w:rFonts w:hint="eastAsia" w:ascii="宋体" w:hAnsi="宋体" w:eastAsia="宋体" w:cs="宋体"/>
               <w:szCs w:val="24"/>
             </w:rPr>
             <w:fldChar w:fldCharType="begin"/>
           </w:r>
           <w:r>
             <w:rPr>
-              <w:rFonts w:ascii="宋体" w:eastAsia="宋体" w:hAnsi="宋体" w:cs="宋体" w:hint="eastAsia"/>
-              <w:szCs w:val="24"/>
-            </w:rPr>
-            <w:instrText xml:space="preserve"> HYPERLINK \l _Toc16701 </w:instrText>
-          </w:r>
-          <w:r>
-            <w:rPr>
-              <w:rFonts w:ascii="宋体" w:eastAsia="宋体" w:hAnsi="宋体" w:cs="宋体" w:hint="eastAsia"/>
+              <w:rFonts w:hint="eastAsia" w:ascii="宋体" w:hAnsi="宋体" w:eastAsia="宋体" w:cs="宋体"/>
+              <w:szCs w:val="24"/>
+            </w:rPr>
+            <w:instrText xml:space="preserve"> HYPERLINK \l _Toc14328 </w:instrText>
+          </w:r>
+          <w:r>
+            <w:rPr>
+              <w:rFonts w:hint="eastAsia" w:ascii="宋体" w:hAnsi="宋体" w:eastAsia="宋体" w:cs="宋体"/>
               <w:szCs w:val="24"/>
             </w:rPr>
             <w:fldChar w:fldCharType="separate"/>
@@ -3137,7 +3173,7 @@
             <w:fldChar w:fldCharType="begin"/>
           </w:r>
           <w:r>
-            <w:instrText xml:space="preserve"> PAGEREF _Toc16701 \h </w:instrText>
+            <w:instrText xml:space="preserve"> PAGEREF _Toc14328 \h </w:instrText>
           </w:r>
           <w:r>
             <w:fldChar w:fldCharType="separate"/>
@@ -3150,7 +3186,7 @@
           </w:r>
           <w:r>
             <w:rPr>
-              <w:rFonts w:ascii="宋体" w:eastAsia="宋体" w:hAnsi="宋体" w:cs="宋体" w:hint="eastAsia"/>
+              <w:rFonts w:hint="eastAsia" w:ascii="宋体" w:hAnsi="宋体" w:eastAsia="宋体" w:cs="宋体"/>
               <w:szCs w:val="24"/>
             </w:rPr>
             <w:fldChar w:fldCharType="end"/>
@@ -3158,42 +3194,42 @@
         </w:p>
         <w:p>
           <w:pPr>
-            <w:pStyle w:val="TOC1"/>
+            <w:pStyle w:val="16"/>
             <w:tabs>
               <w:tab w:val="right" w:leader="dot" w:pos="8306"/>
             </w:tabs>
           </w:pPr>
           <w:r>
             <w:rPr>
-              <w:rFonts w:ascii="宋体" w:eastAsia="宋体" w:hAnsi="宋体" w:cs="宋体" w:hint="eastAsia"/>
+              <w:rFonts w:hint="eastAsia" w:ascii="宋体" w:hAnsi="宋体" w:eastAsia="宋体" w:cs="宋体"/>
               <w:szCs w:val="24"/>
             </w:rPr>
             <w:fldChar w:fldCharType="begin"/>
           </w:r>
           <w:r>
             <w:rPr>
-              <w:rFonts w:ascii="宋体" w:eastAsia="宋体" w:hAnsi="宋体" w:cs="宋体" w:hint="eastAsia"/>
-              <w:szCs w:val="24"/>
-            </w:rPr>
-            <w:instrText xml:space="preserve"> HYPERLINK \l _Toc25299 </w:instrText>
-          </w:r>
-          <w:r>
-            <w:rPr>
-              <w:rFonts w:ascii="宋体" w:eastAsia="宋体" w:hAnsi="宋体" w:cs="宋体" w:hint="eastAsia"/>
+              <w:rFonts w:hint="eastAsia" w:ascii="宋体" w:hAnsi="宋体" w:eastAsia="宋体" w:cs="宋体"/>
+              <w:szCs w:val="24"/>
+            </w:rPr>
+            <w:instrText xml:space="preserve"> HYPERLINK \l _Toc7257 </w:instrText>
+          </w:r>
+          <w:r>
+            <w:rPr>
+              <w:rFonts w:hint="eastAsia" w:ascii="宋体" w:hAnsi="宋体" w:eastAsia="宋体" w:cs="宋体"/>
               <w:szCs w:val="24"/>
             </w:rPr>
             <w:fldChar w:fldCharType="separate"/>
           </w:r>
           <w:r>
             <w:rPr>
-              <w:rFonts w:eastAsia="宋体" w:hint="default"/>
+              <w:rFonts w:hint="default" w:eastAsia="宋体"/>
               <w:lang w:val="en-US" w:eastAsia="zh-CN"/>
             </w:rPr>
             <w:t xml:space="preserve">6. </w:t>
           </w:r>
           <w:r>
             <w:rPr>
-              <w:rFonts w:eastAsia="宋体" w:hint="eastAsia"/>
+              <w:rFonts w:hint="eastAsia" w:eastAsia="宋体"/>
               <w:lang w:val="en-US" w:eastAsia="zh-CN"/>
             </w:rPr>
             <w:t>附则</w:t>
@@ -3205,7 +3241,7 @@
             <w:fldChar w:fldCharType="begin"/>
           </w:r>
           <w:r>
-            <w:instrText xml:space="preserve"> PAGEREF _Toc25299 \h </w:instrText>
+            <w:instrText xml:space="preserve"> PAGEREF _Toc7257 \h </w:instrText>
           </w:r>
           <w:r>
             <w:fldChar w:fldCharType="separate"/>
@@ -3218,7 +3254,7 @@
           </w:r>
           <w:r>
             <w:rPr>
-              <w:rFonts w:ascii="宋体" w:eastAsia="宋体" w:hAnsi="宋体" w:cs="宋体" w:hint="eastAsia"/>
+              <w:rFonts w:hint="eastAsia" w:ascii="宋体" w:hAnsi="宋体" w:eastAsia="宋体" w:cs="宋体"/>
               <w:szCs w:val="24"/>
             </w:rPr>
             <w:fldChar w:fldCharType="end"/>
@@ -3226,28 +3262,28 @@
         </w:p>
         <w:p>
           <w:pPr>
-            <w:pStyle w:val="TOC1"/>
+            <w:pStyle w:val="16"/>
             <w:tabs>
               <w:tab w:val="right" w:leader="dot" w:pos="8306"/>
             </w:tabs>
           </w:pPr>
           <w:r>
             <w:rPr>
-              <w:rFonts w:ascii="宋体" w:eastAsia="宋体" w:hAnsi="宋体" w:cs="宋体" w:hint="eastAsia"/>
+              <w:rFonts w:hint="eastAsia" w:ascii="宋体" w:hAnsi="宋体" w:eastAsia="宋体" w:cs="宋体"/>
               <w:szCs w:val="24"/>
             </w:rPr>
             <w:fldChar w:fldCharType="begin"/>
           </w:r>
           <w:r>
             <w:rPr>
-              <w:rFonts w:ascii="宋体" w:eastAsia="宋体" w:hAnsi="宋体" w:cs="宋体" w:hint="eastAsia"/>
-              <w:szCs w:val="24"/>
-            </w:rPr>
-            <w:instrText xml:space="preserve"> HYPERLINK \l _Toc18940 </w:instrText>
-          </w:r>
-          <w:r>
-            <w:rPr>
-              <w:rFonts w:ascii="宋体" w:eastAsia="宋体" w:hAnsi="宋体" w:cs="宋体" w:hint="eastAsia"/>
+              <w:rFonts w:hint="eastAsia" w:ascii="宋体" w:hAnsi="宋体" w:eastAsia="宋体" w:cs="宋体"/>
+              <w:szCs w:val="24"/>
+            </w:rPr>
+            <w:instrText xml:space="preserve"> HYPERLINK \l _Toc7898 </w:instrText>
+          </w:r>
+          <w:r>
+            <w:rPr>
+              <w:rFonts w:hint="eastAsia" w:ascii="宋体" w:hAnsi="宋体" w:eastAsia="宋体" w:cs="宋体"/>
               <w:szCs w:val="24"/>
             </w:rPr>
             <w:fldChar w:fldCharType="separate"/>
@@ -3273,7 +3309,7 @@
             <w:fldChar w:fldCharType="begin"/>
           </w:r>
           <w:r>
-            <w:instrText xml:space="preserve"> PAGEREF _Toc18940 \h </w:instrText>
+            <w:instrText xml:space="preserve"> PAGEREF _Toc7898 \h </w:instrText>
           </w:r>
           <w:r>
             <w:fldChar w:fldCharType="separate"/>
@@ -3286,7 +3322,7 @@
           </w:r>
           <w:r>
             <w:rPr>
-              <w:rFonts w:ascii="宋体" w:eastAsia="宋体" w:hAnsi="宋体" w:cs="宋体" w:hint="eastAsia"/>
+              <w:rFonts w:hint="eastAsia" w:ascii="宋体" w:hAnsi="宋体" w:eastAsia="宋体" w:cs="宋体"/>
               <w:szCs w:val="24"/>
             </w:rPr>
             <w:fldChar w:fldCharType="end"/>
@@ -3294,28 +3330,28 @@
         </w:p>
         <w:p>
           <w:pPr>
-            <w:pStyle w:val="TOC1"/>
+            <w:pStyle w:val="16"/>
             <w:tabs>
               <w:tab w:val="right" w:leader="dot" w:pos="8306"/>
             </w:tabs>
           </w:pPr>
           <w:r>
             <w:rPr>
-              <w:rFonts w:ascii="宋体" w:eastAsia="宋体" w:hAnsi="宋体" w:cs="宋体" w:hint="eastAsia"/>
+              <w:rFonts w:hint="eastAsia" w:ascii="宋体" w:hAnsi="宋体" w:eastAsia="宋体" w:cs="宋体"/>
               <w:szCs w:val="24"/>
             </w:rPr>
             <w:fldChar w:fldCharType="begin"/>
           </w:r>
           <w:r>
             <w:rPr>
-              <w:rFonts w:ascii="宋体" w:eastAsia="宋体" w:hAnsi="宋体" w:cs="宋体" w:hint="eastAsia"/>
-              <w:szCs w:val="24"/>
-            </w:rPr>
-            <w:instrText xml:space="preserve"> HYPERLINK \l _Toc16051 </w:instrText>
-          </w:r>
-          <w:r>
-            <w:rPr>
-              <w:rFonts w:ascii="宋体" w:eastAsia="宋体" w:hAnsi="宋体" w:cs="宋体" w:hint="eastAsia"/>
+              <w:rFonts w:hint="eastAsia" w:ascii="宋体" w:hAnsi="宋体" w:eastAsia="宋体" w:cs="宋体"/>
+              <w:szCs w:val="24"/>
+            </w:rPr>
+            <w:instrText xml:space="preserve"> HYPERLINK \l _Toc27672 </w:instrText>
+          </w:r>
+          <w:r>
+            <w:rPr>
+              <w:rFonts w:hint="eastAsia" w:ascii="宋体" w:hAnsi="宋体" w:eastAsia="宋体" w:cs="宋体"/>
               <w:szCs w:val="24"/>
             </w:rPr>
             <w:fldChar w:fldCharType="separate"/>
@@ -3341,7 +3377,7 @@
             <w:fldChar w:fldCharType="begin"/>
           </w:r>
           <w:r>
-            <w:instrText xml:space="preserve"> PAGEREF _Toc16051 \h </w:instrText>
+            <w:instrText xml:space="preserve"> PAGEREF _Toc27672 \h </w:instrText>
           </w:r>
           <w:r>
             <w:fldChar w:fldCharType="separate"/>
@@ -3354,7 +3390,7 @@
           </w:r>
           <w:r>
             <w:rPr>
-              <w:rFonts w:ascii="宋体" w:eastAsia="宋体" w:hAnsi="宋体" w:cs="宋体" w:hint="eastAsia"/>
+              <w:rFonts w:hint="eastAsia" w:ascii="宋体" w:hAnsi="宋体" w:eastAsia="宋体" w:cs="宋体"/>
               <w:szCs w:val="24"/>
             </w:rPr>
             <w:fldChar w:fldCharType="end"/>
@@ -3368,7 +3404,7 @@
             <w:overflowPunct/>
             <w:bidi w:val="0"/>
             <w:rPr>
-              <w:rFonts w:ascii="宋体" w:eastAsia="宋体" w:hAnsi="宋体" w:cs="宋体" w:hint="eastAsia"/>
+              <w:rFonts w:hint="eastAsia" w:ascii="宋体" w:hAnsi="宋体" w:eastAsia="宋体" w:cs="宋体"/>
               <w:snapToGrid w:val="0"/>
               <w:color w:val="000000"/>
               <w:kern w:val="0"/>
@@ -3379,7 +3415,7 @@
           </w:pPr>
           <w:r>
             <w:rPr>
-              <w:rFonts w:ascii="宋体" w:eastAsia="宋体" w:hAnsi="宋体" w:cs="宋体" w:hint="eastAsia"/>
+              <w:rFonts w:hint="eastAsia" w:ascii="宋体" w:hAnsi="宋体" w:eastAsia="宋体" w:cs="宋体"/>
               <w:szCs w:val="24"/>
             </w:rPr>
             <w:fldChar w:fldCharType="end"/>
@@ -3395,7 +3431,7 @@
         <w:overflowPunct/>
         <w:bidi w:val="0"/>
         <w:rPr>
-          <w:rFonts w:ascii="Arial" w:eastAsia="Arial" w:hAnsi="Arial" w:cs="Arial"/>
+          <w:rFonts w:ascii="Arial" w:hAnsi="Arial" w:eastAsia="Arial" w:cs="Arial"/>
           <w:snapToGrid w:val="0"/>
           <w:color w:val="000000"/>
           <w:kern w:val="0"/>
@@ -3406,7 +3442,7 @@
       </w:pPr>
       <w:r>
         <w:rPr>
-          <w:rFonts w:ascii="Arial" w:eastAsia="Arial" w:hAnsi="Arial" w:cs="Arial"/>
+          <w:rFonts w:ascii="Arial" w:hAnsi="Arial" w:eastAsia="Arial" w:cs="Arial"/>
           <w:snapToGrid w:val="0"/>
           <w:color w:val="000000"/>
           <w:kern w:val="0"/>
@@ -3419,29 +3455,29 @@
     </w:p>
     <w:p>
       <w:pPr>
-        <w:pStyle w:val="1"/>
+        <w:pStyle w:val="28"/>
         <w:keepLines w:val="0"/>
         <w:pageBreakBefore w:val="0"/>
         <w:wordWrap/>
         <w:overflowPunct/>
         <w:bidi w:val="0"/>
       </w:pPr>
-      <w:bookmarkStart w:id="3" w:name="_Toc26251"/>
+      <w:bookmarkStart w:id="2" w:name="_Toc31549"/>
       <w:r>
         <w:t>目的</w:t>
       </w:r>
-      <w:bookmarkEnd w:id="3"/>
+      <w:bookmarkEnd w:id="2"/>
     </w:p>
     <w:p>
       <w:pPr>
-        <w:pStyle w:val="a1"/>
+        <w:pStyle w:val="29"/>
         <w:keepLines w:val="0"/>
         <w:pageBreakBefore w:val="0"/>
         <w:wordWrap/>
         <w:overflowPunct/>
         <w:bidi w:val="0"/>
         <w:rPr>
-          <w:rFonts w:eastAsia="宋体" w:hint="default"/>
+          <w:rFonts w:hint="default" w:eastAsia="宋体"/>
           <w:lang w:val="en-US" w:eastAsia="zh-CN"/>
         </w:rPr>
       </w:pPr>
@@ -3475,7 +3511,7 @@
     </w:p>
     <w:p>
       <w:pPr>
-        <w:pStyle w:val="1"/>
+        <w:pStyle w:val="28"/>
         <w:keepLines w:val="0"/>
         <w:pageBreakBefore w:val="0"/>
         <w:wordWrap/>
@@ -3486,7 +3522,7 @@
           <w:lang w:val="en-US" w:eastAsia="zh-CN"/>
         </w:rPr>
       </w:pPr>
-      <w:bookmarkStart w:id="4" w:name="_Toc19517"/>
+      <w:bookmarkStart w:id="3" w:name="_Toc22630"/>
       <w:r>
         <w:rPr>
           <w:rFonts w:hint="eastAsia"/>
@@ -3494,11 +3530,11 @@
         </w:rPr>
         <w:t>原则</w:t>
       </w:r>
-      <w:bookmarkEnd w:id="4"/>
+      <w:bookmarkEnd w:id="3"/>
     </w:p>
     <w:p>
       <w:pPr>
-        <w:pStyle w:val="a1"/>
+        <w:pStyle w:val="29"/>
         <w:keepLines w:val="0"/>
         <w:pageBreakBefore w:val="0"/>
         <w:wordWrap/>
@@ -3519,7 +3555,7 @@
     </w:p>
     <w:p>
       <w:pPr>
-        <w:pStyle w:val="a1"/>
+        <w:pStyle w:val="29"/>
         <w:keepNext w:val="0"/>
         <w:keepLines w:val="0"/>
         <w:pageBreakBefore w:val="0"/>
@@ -3538,7 +3574,7 @@
         <w:adjustRightInd w:val="0"/>
         <w:snapToGrid w:val="0"/>
         <w:spacing w:line="360" w:lineRule="auto"/>
-        <w:ind w:left="425" w:right="0" w:hanging="425" w:leftChars="0" w:firstLineChars="0"/>
+        <w:ind w:left="425" w:leftChars="0" w:right="0" w:hanging="425" w:firstLineChars="0"/>
         <w:textAlignment w:val="baseline"/>
         <w:rPr>
           <w:rFonts w:hint="eastAsia"/>
@@ -3555,7 +3591,7 @@
     </w:p>
     <w:p>
       <w:pPr>
-        <w:pStyle w:val="a1"/>
+        <w:pStyle w:val="29"/>
         <w:keepLines w:val="0"/>
         <w:pageBreakBefore w:val="0"/>
         <w:wordWrap/>
@@ -3590,10 +3626,10 @@
         <w:adjustRightInd w:val="0"/>
         <w:snapToGrid w:val="0"/>
         <w:spacing w:line="360" w:lineRule="auto"/>
-        <w:ind w:left="425" w:right="0" w:hanging="425" w:leftChars="0" w:firstLineChars="0"/>
+        <w:ind w:left="425" w:leftChars="0" w:right="0" w:hanging="425" w:firstLineChars="0"/>
         <w:textAlignment w:val="baseline"/>
         <w:rPr>
-          <w:rFonts w:ascii="宋体" w:eastAsia="宋体" w:hAnsi="宋体" w:cs="宋体" w:hint="eastAsia"/>
+          <w:rFonts w:hint="eastAsia" w:ascii="宋体" w:hAnsi="宋体" w:eastAsia="宋体" w:cs="宋体"/>
           <w:sz w:val="24"/>
           <w:szCs w:val="24"/>
           <w:lang w:eastAsia="zh-CN"/>
@@ -3601,7 +3637,7 @@
       </w:pPr>
       <w:r>
         <w:rPr>
-          <w:rFonts w:ascii="宋体" w:eastAsia="宋体" w:hAnsi="宋体" w:cs="宋体"/>
+          <w:rFonts w:ascii="宋体" w:hAnsi="宋体" w:eastAsia="宋体" w:cs="宋体"/>
           <w:sz w:val="24"/>
           <w:szCs w:val="24"/>
         </w:rPr>
@@ -3609,7 +3645,7 @@
       </w:r>
       <w:r>
         <w:rPr>
-          <w:rFonts w:ascii="宋体" w:eastAsia="宋体" w:hAnsi="宋体" w:cs="宋体" w:hint="eastAsia"/>
+          <w:rFonts w:hint="eastAsia" w:ascii="宋体" w:hAnsi="宋体" w:eastAsia="宋体" w:cs="宋体"/>
           <w:sz w:val="24"/>
           <w:szCs w:val="24"/>
           <w:lang w:eastAsia="zh-CN"/>
@@ -3619,7 +3655,7 @@
     </w:p>
     <w:p>
       <w:pPr>
-        <w:pStyle w:val="a1"/>
+        <w:pStyle w:val="29"/>
         <w:keepLines w:val="0"/>
         <w:pageBreakBefore w:val="0"/>
         <w:wordWrap/>
@@ -3650,10 +3686,10 @@
         <w:adjustRightInd w:val="0"/>
         <w:snapToGrid w:val="0"/>
         <w:spacing w:line="360" w:lineRule="auto"/>
-        <w:ind w:left="425" w:right="0" w:hanging="425" w:leftChars="0" w:firstLineChars="0"/>
+        <w:ind w:left="425" w:leftChars="0" w:right="0" w:hanging="425" w:firstLineChars="0"/>
         <w:textAlignment w:val="baseline"/>
         <w:rPr>
-          <w:rFonts w:ascii="宋体" w:eastAsia="宋体" w:hAnsi="宋体" w:cs="宋体" w:hint="eastAsia"/>
+          <w:rFonts w:hint="eastAsia" w:ascii="宋体" w:hAnsi="宋体" w:eastAsia="宋体" w:cs="宋体"/>
           <w:sz w:val="24"/>
           <w:szCs w:val="24"/>
           <w:lang w:eastAsia="zh-CN"/>
@@ -3661,7 +3697,7 @@
       </w:pPr>
       <w:r>
         <w:rPr>
-          <w:rFonts w:ascii="宋体" w:eastAsia="宋体" w:hAnsi="宋体" w:cs="宋体"/>
+          <w:rFonts w:ascii="宋体" w:hAnsi="宋体" w:eastAsia="宋体" w:cs="宋体"/>
           <w:sz w:val="24"/>
           <w:szCs w:val="24"/>
         </w:rPr>
@@ -3669,7 +3705,7 @@
       </w:r>
       <w:r>
         <w:rPr>
-          <w:rFonts w:ascii="宋体" w:eastAsia="宋体" w:hAnsi="宋体" w:cs="宋体" w:hint="eastAsia"/>
+          <w:rFonts w:hint="eastAsia" w:ascii="宋体" w:hAnsi="宋体" w:eastAsia="宋体" w:cs="宋体"/>
           <w:sz w:val="24"/>
           <w:szCs w:val="24"/>
           <w:lang w:eastAsia="zh-CN"/>
@@ -3679,7 +3715,7 @@
     </w:p>
     <w:p>
       <w:pPr>
-        <w:pStyle w:val="a1"/>
+        <w:pStyle w:val="29"/>
         <w:keepLines w:val="0"/>
         <w:pageBreakBefore w:val="0"/>
         <w:wordWrap/>
@@ -3720,10 +3756,10 @@
         <w:adjustRightInd w:val="0"/>
         <w:snapToGrid w:val="0"/>
         <w:spacing w:line="360" w:lineRule="auto"/>
-        <w:ind w:left="425" w:right="0" w:hanging="425" w:leftChars="0" w:firstLineChars="0"/>
+        <w:ind w:left="425" w:leftChars="0" w:right="0" w:hanging="425" w:firstLineChars="0"/>
         <w:textAlignment w:val="baseline"/>
         <w:rPr>
-          <w:rFonts w:ascii="宋体" w:eastAsia="宋体" w:hAnsi="宋体" w:cs="宋体" w:hint="eastAsia"/>
+          <w:rFonts w:hint="eastAsia" w:ascii="宋体" w:hAnsi="宋体" w:eastAsia="宋体" w:cs="宋体"/>
           <w:spacing w:val="-1"/>
           <w:sz w:val="24"/>
           <w:szCs w:val="24"/>
@@ -3732,7 +3768,7 @@
       </w:pPr>
       <w:r>
         <w:rPr>
-          <w:rFonts w:ascii="宋体" w:eastAsia="宋体" w:hAnsi="宋体" w:cs="宋体"/>
+          <w:rFonts w:ascii="宋体" w:hAnsi="宋体" w:eastAsia="宋体" w:cs="宋体"/>
           <w:spacing w:val="-1"/>
           <w:sz w:val="24"/>
           <w:szCs w:val="24"/>
@@ -3741,7 +3777,7 @@
       </w:r>
       <w:r>
         <w:rPr>
-          <w:rFonts w:ascii="宋体" w:eastAsia="宋体" w:hAnsi="宋体" w:cs="宋体" w:hint="eastAsia"/>
+          <w:rFonts w:hint="eastAsia" w:ascii="宋体" w:hAnsi="宋体" w:eastAsia="宋体" w:cs="宋体"/>
           <w:spacing w:val="-1"/>
           <w:sz w:val="24"/>
           <w:szCs w:val="24"/>
@@ -3752,7 +3788,7 @@
     </w:p>
     <w:p>
       <w:pPr>
-        <w:pStyle w:val="a1"/>
+        <w:pStyle w:val="29"/>
         <w:keepLines w:val="0"/>
         <w:pageBreakBefore w:val="0"/>
         <w:wordWrap/>
@@ -3775,9 +3811,9 @@
         <w:overflowPunct/>
         <w:bidi w:val="0"/>
         <w:spacing w:line="359" w:lineRule="auto"/>
-        <w:ind w:left="425" w:hanging="425" w:leftChars="0" w:firstLineChars="0"/>
-        <w:rPr>
-          <w:rFonts w:ascii="宋体" w:eastAsia="宋体" w:hAnsi="宋体" w:cs="宋体" w:hint="eastAsia"/>
+        <w:ind w:left="425" w:leftChars="0" w:hanging="425" w:firstLineChars="0"/>
+        <w:rPr>
+          <w:rFonts w:hint="eastAsia" w:ascii="宋体" w:hAnsi="宋体" w:eastAsia="宋体" w:cs="宋体"/>
           <w:spacing w:val="-7"/>
           <w:sz w:val="24"/>
           <w:szCs w:val="24"/>
@@ -3786,7 +3822,7 @@
       </w:pPr>
       <w:r>
         <w:rPr>
-          <w:rFonts w:ascii="宋体" w:eastAsia="宋体" w:hAnsi="宋体" w:cs="宋体"/>
+          <w:rFonts w:ascii="宋体" w:hAnsi="宋体" w:eastAsia="宋体" w:cs="宋体"/>
           <w:spacing w:val="-7"/>
           <w:sz w:val="24"/>
           <w:szCs w:val="24"/>
@@ -3795,7 +3831,7 @@
       </w:r>
       <w:r>
         <w:rPr>
-          <w:rFonts w:ascii="宋体" w:eastAsia="宋体" w:hAnsi="宋体" w:cs="宋体" w:hint="eastAsia"/>
+          <w:rFonts w:hint="eastAsia" w:ascii="宋体" w:hAnsi="宋体" w:eastAsia="宋体" w:cs="宋体"/>
           <w:spacing w:val="-7"/>
           <w:sz w:val="24"/>
           <w:szCs w:val="24"/>
@@ -3806,7 +3842,7 @@
     </w:p>
     <w:p>
       <w:pPr>
-        <w:pStyle w:val="a1"/>
+        <w:pStyle w:val="29"/>
         <w:keepLines w:val="0"/>
         <w:pageBreakBefore w:val="0"/>
         <w:wordWrap/>
@@ -3829,16 +3865,16 @@
     </w:p>
     <w:p>
       <w:pPr>
-        <w:pStyle w:val="a1"/>
+        <w:pStyle w:val="29"/>
         <w:keepLines w:val="0"/>
         <w:pageBreakBefore w:val="0"/>
         <w:wordWrap/>
         <w:overflowPunct/>
         <w:bidi w:val="0"/>
-        <w:ind w:left="0" w:right="0" w:firstLine="0" w:leftChars="0" w:rightChars="0" w:firstLineChars="0"/>
+        <w:ind w:left="0" w:leftChars="0" w:right="0" w:rightChars="0" w:firstLine="0" w:firstLineChars="0"/>
         <w:jc w:val="center"/>
         <w:rPr>
-          <w:rFonts w:eastAsia="宋体" w:hint="default"/>
+          <w:rFonts w:hint="default" w:eastAsia="宋体"/>
           <w:lang w:val="en-US" w:eastAsia="zh-CN"/>
         </w:rPr>
       </w:pPr>
@@ -3936,16 +3972,16 @@
     </w:p>
     <w:tbl>
       <w:tblPr>
-        <w:tblStyle w:val="Table"/>
+        <w:tblStyle w:val="37"/>
         <w:tblW w:w="0" w:type="auto"/>
         <w:jc w:val="center"/>
         <w:tblBorders>
-          <w:top w:val="single" w:sz="4" w:space="0" w:color="auto"/>
-          <w:left w:val="single" w:sz="4" w:space="0" w:color="auto"/>
-          <w:bottom w:val="single" w:sz="4" w:space="0" w:color="auto"/>
-          <w:right w:val="single" w:sz="4" w:space="0" w:color="auto"/>
-          <w:insideH w:val="single" w:sz="4" w:space="0" w:color="auto"/>
-          <w:insideV w:val="single" w:sz="4" w:space="0" w:color="auto"/>
+          <w:top w:val="single" w:color="auto" w:sz="4" w:space="0"/>
+          <w:left w:val="single" w:color="auto" w:sz="4" w:space="0"/>
+          <w:bottom w:val="single" w:color="auto" w:sz="4" w:space="0"/>
+          <w:right w:val="single" w:color="auto" w:sz="4" w:space="0"/>
+          <w:insideH w:val="single" w:color="auto" w:sz="4" w:space="0"/>
+          <w:insideV w:val="single" w:color="auto" w:sz="4" w:space="0"/>
         </w:tblBorders>
         <w:tblLayout w:type="fixed"/>
         <w:tblCellMar>
@@ -3962,17 +3998,14 @@
       </w:tblGrid>
       <w:tr>
         <w:tblPrEx>
-          <w:tblW w:w="0" w:type="auto"/>
-          <w:jc w:val="center"/>
           <w:tblBorders>
-            <w:top w:val="single" w:sz="4" w:space="0" w:color="auto"/>
-            <w:left w:val="single" w:sz="4" w:space="0" w:color="auto"/>
-            <w:bottom w:val="single" w:sz="4" w:space="0" w:color="auto"/>
-            <w:right w:val="single" w:sz="4" w:space="0" w:color="auto"/>
-            <w:insideH w:val="single" w:sz="4" w:space="0" w:color="auto"/>
-            <w:insideV w:val="single" w:sz="4" w:space="0" w:color="auto"/>
+            <w:top w:val="single" w:color="auto" w:sz="4" w:space="0"/>
+            <w:left w:val="single" w:color="auto" w:sz="4" w:space="0"/>
+            <w:bottom w:val="single" w:color="auto" w:sz="4" w:space="0"/>
+            <w:right w:val="single" w:color="auto" w:sz="4" w:space="0"/>
+            <w:insideH w:val="single" w:color="auto" w:sz="4" w:space="0"/>
+            <w:insideV w:val="single" w:color="auto" w:sz="4" w:space="0"/>
           </w:tblBorders>
-          <w:tblLayout w:type="fixed"/>
           <w:tblCellMar>
             <w:top w:w="0" w:type="dxa"/>
             <w:left w:w="108" w:type="dxa"/>
@@ -3981,7 +4014,7 @@
           </w:tblCellMar>
         </w:tblPrEx>
         <w:trPr>
-          <w:trHeight w:val="410"/>
+          <w:trHeight w:val="410" w:hRule="atLeast"/>
           <w:tblHeader/>
           <w:jc w:val="center"/>
         </w:trPr>
@@ -4071,9 +4104,14 @@
       </w:tr>
       <w:tr>
         <w:tblPrEx>
-          <w:tblW w:w="0" w:type="auto"/>
-          <w:jc w:val="center"/>
-          <w:tblLayout w:type="fixed"/>
+          <w:tblBorders>
+            <w:top w:val="single" w:color="auto" w:sz="4" w:space="0"/>
+            <w:left w:val="single" w:color="auto" w:sz="4" w:space="0"/>
+            <w:bottom w:val="single" w:color="auto" w:sz="4" w:space="0"/>
+            <w:right w:val="single" w:color="auto" w:sz="4" w:space="0"/>
+            <w:insideH w:val="single" w:color="auto" w:sz="4" w:space="0"/>
+            <w:insideV w:val="single" w:color="auto" w:sz="4" w:space="0"/>
+          </w:tblBorders>
           <w:tblCellMar>
             <w:top w:w="0" w:type="dxa"/>
             <w:left w:w="108" w:type="dxa"/>
@@ -4082,7 +4120,7 @@
           </w:tblCellMar>
         </w:tblPrEx>
         <w:trPr>
-          <w:trHeight w:val="356"/>
+          <w:trHeight w:val="356" w:hRule="atLeast"/>
           <w:jc w:val="center"/>
         </w:trPr>
         <w:tc>
@@ -4159,9 +4197,14 @@
       </w:tr>
       <w:tr>
         <w:tblPrEx>
-          <w:tblW w:w="0" w:type="auto"/>
-          <w:jc w:val="center"/>
-          <w:tblLayout w:type="fixed"/>
+          <w:tblBorders>
+            <w:top w:val="single" w:color="auto" w:sz="4" w:space="0"/>
+            <w:left w:val="single" w:color="auto" w:sz="4" w:space="0"/>
+            <w:bottom w:val="single" w:color="auto" w:sz="4" w:space="0"/>
+            <w:right w:val="single" w:color="auto" w:sz="4" w:space="0"/>
+            <w:insideH w:val="single" w:color="auto" w:sz="4" w:space="0"/>
+            <w:insideV w:val="single" w:color="auto" w:sz="4" w:space="0"/>
+          </w:tblBorders>
           <w:tblCellMar>
             <w:top w:w="0" w:type="dxa"/>
             <w:left w:w="108" w:type="dxa"/>
@@ -4170,7 +4213,7 @@
           </w:tblCellMar>
         </w:tblPrEx>
         <w:trPr>
-          <w:trHeight w:val="225"/>
+          <w:trHeight w:val="225" w:hRule="atLeast"/>
           <w:jc w:val="center"/>
         </w:trPr>
         <w:tc>
@@ -4247,9 +4290,14 @@
       </w:tr>
       <w:tr>
         <w:tblPrEx>
-          <w:tblW w:w="0" w:type="auto"/>
-          <w:jc w:val="center"/>
-          <w:tblLayout w:type="fixed"/>
+          <w:tblBorders>
+            <w:top w:val="single" w:color="auto" w:sz="4" w:space="0"/>
+            <w:left w:val="single" w:color="auto" w:sz="4" w:space="0"/>
+            <w:bottom w:val="single" w:color="auto" w:sz="4" w:space="0"/>
+            <w:right w:val="single" w:color="auto" w:sz="4" w:space="0"/>
+            <w:insideH w:val="single" w:color="auto" w:sz="4" w:space="0"/>
+            <w:insideV w:val="single" w:color="auto" w:sz="4" w:space="0"/>
+          </w:tblBorders>
           <w:tblCellMar>
             <w:top w:w="0" w:type="dxa"/>
             <w:left w:w="108" w:type="dxa"/>
@@ -4334,9 +4382,14 @@
       </w:tr>
       <w:tr>
         <w:tblPrEx>
-          <w:tblW w:w="0" w:type="auto"/>
-          <w:jc w:val="center"/>
-          <w:tblLayout w:type="fixed"/>
+          <w:tblBorders>
+            <w:top w:val="single" w:color="auto" w:sz="4" w:space="0"/>
+            <w:left w:val="single" w:color="auto" w:sz="4" w:space="0"/>
+            <w:bottom w:val="single" w:color="auto" w:sz="4" w:space="0"/>
+            <w:right w:val="single" w:color="auto" w:sz="4" w:space="0"/>
+            <w:insideH w:val="single" w:color="auto" w:sz="4" w:space="0"/>
+            <w:insideV w:val="single" w:color="auto" w:sz="4" w:space="0"/>
+          </w:tblBorders>
           <w:tblCellMar>
             <w:top w:w="0" w:type="dxa"/>
             <w:left w:w="108" w:type="dxa"/>
@@ -4421,9 +4474,14 @@
       </w:tr>
       <w:tr>
         <w:tblPrEx>
-          <w:tblW w:w="0" w:type="auto"/>
-          <w:jc w:val="center"/>
-          <w:tblLayout w:type="fixed"/>
+          <w:tblBorders>
+            <w:top w:val="single" w:color="auto" w:sz="4" w:space="0"/>
+            <w:left w:val="single" w:color="auto" w:sz="4" w:space="0"/>
+            <w:bottom w:val="single" w:color="auto" w:sz="4" w:space="0"/>
+            <w:right w:val="single" w:color="auto" w:sz="4" w:space="0"/>
+            <w:insideH w:val="single" w:color="auto" w:sz="4" w:space="0"/>
+            <w:insideV w:val="single" w:color="auto" w:sz="4" w:space="0"/>
+          </w:tblBorders>
           <w:tblCellMar>
             <w:top w:w="0" w:type="dxa"/>
             <w:left w:w="108" w:type="dxa"/>
@@ -4519,16 +4577,16 @@
         <w:overflowPunct/>
         <w:bidi w:val="0"/>
         <w:spacing w:before="104" w:line="259" w:lineRule="auto"/>
-        <w:ind w:left="425" w:right="109" w:hanging="425" w:leftChars="0" w:firstLineChars="0"/>
-        <w:rPr>
-          <w:rFonts w:ascii="宋体" w:eastAsia="宋体" w:hAnsi="宋体" w:cs="宋体"/>
+        <w:ind w:left="425" w:leftChars="0" w:right="109" w:hanging="425" w:firstLineChars="0"/>
+        <w:rPr>
+          <w:rFonts w:ascii="宋体" w:hAnsi="宋体" w:eastAsia="宋体" w:cs="宋体"/>
           <w:sz w:val="24"/>
           <w:szCs w:val="24"/>
         </w:rPr>
       </w:pPr>
       <w:r>
         <w:rPr>
-          <w:rFonts w:ascii="宋体" w:eastAsia="宋体" w:hAnsi="宋体" w:cs="宋体"/>
+          <w:rFonts w:ascii="宋体" w:hAnsi="宋体" w:eastAsia="宋体" w:cs="宋体"/>
           <w:sz w:val="24"/>
           <w:szCs w:val="24"/>
         </w:rPr>
@@ -4536,7 +4594,7 @@
       </w:r>
       <w:r>
         <w:rPr>
-          <w:rFonts w:ascii="宋体" w:eastAsia="宋体" w:hAnsi="宋体" w:cs="宋体" w:hint="eastAsia"/>
+          <w:rFonts w:hint="eastAsia" w:ascii="宋体" w:hAnsi="宋体" w:eastAsia="宋体" w:cs="宋体"/>
           <w:sz w:val="24"/>
           <w:szCs w:val="24"/>
           <w:lang w:eastAsia="zh-CN"/>
@@ -4546,7 +4604,7 @@
     </w:p>
     <w:p>
       <w:pPr>
-        <w:pStyle w:val="a1"/>
+        <w:pStyle w:val="29"/>
         <w:keepLines w:val="0"/>
         <w:pageBreakBefore w:val="0"/>
         <w:wordWrap/>
@@ -4559,7 +4617,7 @@
     </w:p>
     <w:p>
       <w:pPr>
-        <w:pStyle w:val="1"/>
+        <w:pStyle w:val="28"/>
         <w:keepLines w:val="0"/>
         <w:pageBreakBefore w:val="0"/>
         <w:wordWrap/>
@@ -4570,7 +4628,7 @@
           <w:lang w:val="en-US" w:eastAsia="zh-CN"/>
         </w:rPr>
       </w:pPr>
-      <w:bookmarkStart w:id="5" w:name="_Toc26236"/>
+      <w:bookmarkStart w:id="4" w:name="_Toc18061"/>
       <w:r>
         <w:rPr>
           <w:rFonts w:hint="eastAsia"/>
@@ -4581,18 +4639,18 @@
       <w:r>
         <w:t>范围</w:t>
       </w:r>
-      <w:bookmarkEnd w:id="5"/>
+      <w:bookmarkEnd w:id="4"/>
     </w:p>
     <w:p>
       <w:pPr>
-        <w:pStyle w:val="a1"/>
+        <w:pStyle w:val="29"/>
         <w:keepLines w:val="0"/>
         <w:pageBreakBefore w:val="0"/>
         <w:wordWrap/>
         <w:overflowPunct/>
         <w:bidi w:val="0"/>
         <w:rPr>
-          <w:rFonts w:eastAsia="宋体" w:hint="default"/>
+          <w:rFonts w:hint="default" w:eastAsia="宋体"/>
           <w:lang w:val="en-US" w:eastAsia="zh-CN"/>
         </w:rPr>
       </w:pPr>
@@ -4606,7 +4664,7 @@
     </w:p>
     <w:p>
       <w:pPr>
-        <w:pStyle w:val="1"/>
+        <w:pStyle w:val="28"/>
         <w:keepLines w:val="0"/>
         <w:pageBreakBefore w:val="0"/>
         <w:wordWrap/>
@@ -4617,7 +4675,7 @@
           <w:lang w:val="en-US" w:eastAsia="zh-CN"/>
         </w:rPr>
       </w:pPr>
-      <w:bookmarkStart w:id="6" w:name="_Toc28910"/>
+      <w:bookmarkStart w:id="5" w:name="_Toc22816"/>
       <w:r>
         <w:rPr>
           <w:rFonts w:hint="eastAsia"/>
@@ -4625,19 +4683,19 @@
         </w:rPr>
         <w:t>岗位职责</w:t>
       </w:r>
-      <w:bookmarkEnd w:id="6"/>
+      <w:bookmarkEnd w:id="5"/>
     </w:p>
     <w:p>
       <w:pPr>
-        <w:pStyle w:val="2"/>
+        <w:pStyle w:val="30"/>
         <w:keepLines w:val="0"/>
         <w:pageBreakBefore w:val="0"/>
         <w:wordWrap/>
         <w:overflowPunct/>
         <w:bidi w:val="0"/>
       </w:pPr>
-      <w:bookmarkStart w:id="7" w:name="_Toc21621"/>
-      <w:bookmarkStart w:id="8" w:name="_Toc21099"/>
+      <w:bookmarkStart w:id="6" w:name="_Toc129"/>
+      <w:bookmarkStart w:id="7" w:name="_Toc21099"/>
       <w:r>
         <w:rPr>
           <w:rFonts w:hint="eastAsia"/>
@@ -4645,7 +4703,7 @@
         </w:rPr>
         <w:t>副总经理</w:t>
       </w:r>
-      <w:bookmarkEnd w:id="7"/>
+      <w:bookmarkEnd w:id="6"/>
     </w:p>
     <w:p>
       <w:pPr>
@@ -4657,14 +4715,14 @@
         <w:spacing w:before="181" w:line="359" w:lineRule="auto"/>
         <w:ind w:left="23" w:firstLine="518"/>
         <w:rPr>
-          <w:rFonts w:ascii="宋体" w:eastAsia="宋体" w:hAnsi="宋体" w:cs="宋体"/>
+          <w:rFonts w:ascii="宋体" w:hAnsi="宋体" w:eastAsia="宋体" w:cs="宋体"/>
           <w:sz w:val="24"/>
           <w:szCs w:val="24"/>
         </w:rPr>
       </w:pPr>
       <w:r>
         <w:rPr>
-          <w:rFonts w:ascii="宋体" w:eastAsia="宋体" w:hAnsi="宋体" w:cs="宋体" w:hint="eastAsia"/>
+          <w:rFonts w:hint="eastAsia" w:ascii="宋体" w:hAnsi="宋体" w:eastAsia="宋体" w:cs="宋体"/>
           <w:spacing w:val="-3"/>
           <w:sz w:val="24"/>
           <w:szCs w:val="24"/>
@@ -4674,7 +4732,7 @@
       </w:r>
       <w:r>
         <w:rPr>
-          <w:rFonts w:ascii="宋体" w:eastAsia="宋体" w:hAnsi="宋体" w:cs="宋体"/>
+          <w:rFonts w:ascii="宋体" w:hAnsi="宋体" w:eastAsia="宋体" w:cs="宋体"/>
           <w:spacing w:val="-3"/>
           <w:sz w:val="24"/>
           <w:szCs w:val="24"/>
@@ -4683,7 +4741,7 @@
       </w:r>
       <w:r>
         <w:rPr>
-          <w:rFonts w:ascii="宋体" w:eastAsia="宋体" w:hAnsi="宋体" w:cs="宋体" w:hint="eastAsia"/>
+          <w:rFonts w:hint="eastAsia" w:ascii="宋体" w:hAnsi="宋体" w:eastAsia="宋体" w:cs="宋体"/>
           <w:spacing w:val="-3"/>
           <w:sz w:val="24"/>
           <w:szCs w:val="24"/>
@@ -4693,7 +4751,7 @@
       </w:r>
       <w:r>
         <w:rPr>
-          <w:rFonts w:ascii="宋体" w:eastAsia="宋体" w:hAnsi="宋体" w:cs="宋体" w:hint="eastAsia"/>
+          <w:rFonts w:hint="eastAsia" w:ascii="宋体" w:hAnsi="宋体" w:eastAsia="宋体" w:cs="宋体"/>
           <w:spacing w:val="-3"/>
           <w:sz w:val="24"/>
           <w:szCs w:val="24"/>
@@ -4703,7 +4761,7 @@
       </w:r>
       <w:r>
         <w:rPr>
-          <w:rFonts w:ascii="宋体" w:eastAsia="宋体" w:hAnsi="宋体" w:cs="宋体"/>
+          <w:rFonts w:ascii="宋体" w:hAnsi="宋体" w:eastAsia="宋体" w:cs="宋体"/>
           <w:spacing w:val="-3"/>
           <w:sz w:val="24"/>
           <w:szCs w:val="24"/>
@@ -4713,14 +4771,14 @@
     </w:p>
     <w:p>
       <w:pPr>
-        <w:pStyle w:val="2"/>
+        <w:pStyle w:val="30"/>
         <w:keepLines w:val="0"/>
         <w:pageBreakBefore w:val="0"/>
         <w:wordWrap/>
         <w:overflowPunct/>
         <w:bidi w:val="0"/>
       </w:pPr>
-      <w:bookmarkStart w:id="9" w:name="_Toc13818"/>
+      <w:bookmarkStart w:id="8" w:name="_Toc19075"/>
       <w:r>
         <w:rPr>
           <w:rFonts w:hint="eastAsia"/>
@@ -4728,8 +4786,8 @@
         </w:rPr>
         <w:t>综合部</w:t>
       </w:r>
+      <w:bookmarkEnd w:id="7"/>
       <w:bookmarkEnd w:id="8"/>
-      <w:bookmarkEnd w:id="9"/>
     </w:p>
     <w:p>
       <w:pPr>
@@ -4751,17 +4809,17 @@
         <w:adjustRightInd w:val="0"/>
         <w:snapToGrid w:val="0"/>
         <w:spacing w:line="360" w:lineRule="auto"/>
-        <w:ind w:left="425" w:hanging="425" w:leftChars="0" w:firstLineChars="0"/>
+        <w:ind w:left="425" w:leftChars="0" w:hanging="425" w:firstLineChars="0"/>
         <w:textAlignment w:val="baseline"/>
         <w:rPr>
-          <w:rFonts w:ascii="宋体" w:eastAsia="宋体" w:hAnsi="宋体" w:cs="宋体"/>
+          <w:rFonts w:ascii="宋体" w:hAnsi="宋体" w:eastAsia="宋体" w:cs="宋体"/>
           <w:sz w:val="24"/>
           <w:szCs w:val="24"/>
         </w:rPr>
       </w:pPr>
       <w:r>
         <w:rPr>
-          <w:rFonts w:ascii="宋体" w:eastAsia="宋体" w:hAnsi="宋体" w:cs="宋体"/>
+          <w:rFonts w:ascii="宋体" w:hAnsi="宋体" w:eastAsia="宋体" w:cs="宋体"/>
           <w:spacing w:val="-2"/>
           <w:sz w:val="24"/>
           <w:szCs w:val="24"/>
@@ -4789,17 +4847,17 @@
         <w:adjustRightInd w:val="0"/>
         <w:snapToGrid w:val="0"/>
         <w:spacing w:line="360" w:lineRule="auto"/>
-        <w:ind w:left="425" w:hanging="425" w:leftChars="0" w:firstLineChars="0"/>
+        <w:ind w:left="425" w:leftChars="0" w:hanging="425" w:firstLineChars="0"/>
         <w:textAlignment w:val="baseline"/>
         <w:rPr>
-          <w:rFonts w:ascii="宋体" w:eastAsia="宋体" w:hAnsi="宋体" w:cs="宋体"/>
+          <w:rFonts w:ascii="宋体" w:hAnsi="宋体" w:eastAsia="宋体" w:cs="宋体"/>
           <w:sz w:val="24"/>
           <w:szCs w:val="24"/>
         </w:rPr>
       </w:pPr>
       <w:r>
         <w:rPr>
-          <w:rFonts w:ascii="宋体" w:eastAsia="宋体" w:hAnsi="宋体" w:cs="宋体"/>
+          <w:rFonts w:ascii="宋体" w:hAnsi="宋体" w:eastAsia="宋体" w:cs="宋体"/>
           <w:spacing w:val="-2"/>
           <w:sz w:val="24"/>
           <w:szCs w:val="24"/>
@@ -4827,17 +4885,17 @@
         <w:adjustRightInd w:val="0"/>
         <w:snapToGrid w:val="0"/>
         <w:spacing w:line="360" w:lineRule="auto"/>
-        <w:ind w:left="425" w:hanging="425" w:leftChars="0" w:firstLineChars="0"/>
+        <w:ind w:left="425" w:leftChars="0" w:hanging="425" w:firstLineChars="0"/>
         <w:textAlignment w:val="baseline"/>
         <w:rPr>
-          <w:rFonts w:ascii="宋体" w:eastAsia="宋体" w:hAnsi="宋体" w:cs="宋体"/>
+          <w:rFonts w:ascii="宋体" w:hAnsi="宋体" w:eastAsia="宋体" w:cs="宋体"/>
           <w:sz w:val="24"/>
           <w:szCs w:val="24"/>
         </w:rPr>
       </w:pPr>
       <w:r>
         <w:rPr>
-          <w:rFonts w:ascii="宋体" w:eastAsia="宋体" w:hAnsi="宋体" w:cs="宋体"/>
+          <w:rFonts w:ascii="宋体" w:hAnsi="宋体" w:eastAsia="宋体" w:cs="宋体"/>
           <w:spacing w:val="-2"/>
           <w:sz w:val="24"/>
           <w:szCs w:val="24"/>
@@ -4846,7 +4904,7 @@
       </w:r>
       <w:r>
         <w:rPr>
-          <w:rFonts w:ascii="宋体" w:eastAsia="宋体" w:hAnsi="宋体" w:cs="宋体" w:hint="eastAsia"/>
+          <w:rFonts w:hint="eastAsia" w:ascii="宋体" w:hAnsi="宋体" w:eastAsia="宋体" w:cs="宋体"/>
           <w:spacing w:val="-2"/>
           <w:sz w:val="24"/>
           <w:szCs w:val="24"/>
@@ -4856,7 +4914,7 @@
       </w:r>
       <w:r>
         <w:rPr>
-          <w:rFonts w:ascii="宋体" w:eastAsia="宋体" w:hAnsi="宋体" w:cs="宋体"/>
+          <w:rFonts w:ascii="宋体" w:hAnsi="宋体" w:eastAsia="宋体" w:cs="宋体"/>
           <w:spacing w:val="-2"/>
           <w:sz w:val="24"/>
           <w:szCs w:val="24"/>
@@ -4884,17 +4942,17 @@
         <w:adjustRightInd w:val="0"/>
         <w:snapToGrid w:val="0"/>
         <w:spacing w:line="360" w:lineRule="auto"/>
-        <w:ind w:left="425" w:hanging="425" w:leftChars="0" w:firstLineChars="0"/>
+        <w:ind w:left="425" w:leftChars="0" w:hanging="425" w:firstLineChars="0"/>
         <w:textAlignment w:val="baseline"/>
         <w:rPr>
-          <w:rFonts w:ascii="宋体" w:eastAsia="宋体" w:hAnsi="宋体" w:cs="宋体"/>
+          <w:rFonts w:ascii="宋体" w:hAnsi="宋体" w:eastAsia="宋体" w:cs="宋体"/>
           <w:sz w:val="24"/>
           <w:szCs w:val="24"/>
         </w:rPr>
       </w:pPr>
       <w:r>
         <w:rPr>
-          <w:rFonts w:ascii="宋体" w:eastAsia="宋体" w:hAnsi="宋体" w:cs="宋体"/>
+          <w:rFonts w:ascii="宋体" w:hAnsi="宋体" w:eastAsia="宋体" w:cs="宋体"/>
           <w:spacing w:val="-3"/>
           <w:sz w:val="24"/>
           <w:szCs w:val="24"/>
@@ -4903,7 +4961,7 @@
       </w:r>
       <w:r>
         <w:rPr>
-          <w:rFonts w:ascii="宋体" w:eastAsia="宋体" w:hAnsi="宋体" w:cs="宋体" w:hint="eastAsia"/>
+          <w:rFonts w:hint="eastAsia" w:ascii="宋体" w:hAnsi="宋体" w:eastAsia="宋体" w:cs="宋体"/>
           <w:spacing w:val="-3"/>
           <w:sz w:val="24"/>
           <w:szCs w:val="24"/>
@@ -4913,7 +4971,7 @@
       </w:r>
       <w:r>
         <w:rPr>
-          <w:rFonts w:ascii="宋体" w:eastAsia="宋体" w:hAnsi="宋体" w:cs="宋体"/>
+          <w:rFonts w:ascii="宋体" w:hAnsi="宋体" w:eastAsia="宋体" w:cs="宋体"/>
           <w:spacing w:val="-3"/>
           <w:sz w:val="24"/>
           <w:szCs w:val="24"/>
@@ -4941,17 +4999,17 @@
         <w:adjustRightInd w:val="0"/>
         <w:snapToGrid w:val="0"/>
         <w:spacing w:line="360" w:lineRule="auto"/>
-        <w:ind w:left="425" w:hanging="425" w:leftChars="0" w:firstLineChars="0"/>
+        <w:ind w:left="425" w:leftChars="0" w:hanging="425" w:firstLineChars="0"/>
         <w:textAlignment w:val="baseline"/>
         <w:rPr>
-          <w:rFonts w:ascii="宋体" w:eastAsia="宋体" w:hAnsi="宋体" w:cs="宋体"/>
+          <w:rFonts w:ascii="宋体" w:hAnsi="宋体" w:eastAsia="宋体" w:cs="宋体"/>
           <w:sz w:val="24"/>
           <w:szCs w:val="24"/>
         </w:rPr>
       </w:pPr>
       <w:r>
         <w:rPr>
-          <w:rFonts w:ascii="宋体" w:eastAsia="宋体" w:hAnsi="宋体" w:cs="宋体"/>
+          <w:rFonts w:ascii="宋体" w:hAnsi="宋体" w:eastAsia="宋体" w:cs="宋体"/>
           <w:spacing w:val="-2"/>
           <w:sz w:val="24"/>
           <w:szCs w:val="24"/>
@@ -4960,7 +5018,7 @@
       </w:r>
       <w:r>
         <w:rPr>
-          <w:rFonts w:ascii="宋体" w:eastAsia="宋体" w:hAnsi="宋体" w:cs="宋体" w:hint="eastAsia"/>
+          <w:rFonts w:hint="eastAsia" w:ascii="宋体" w:hAnsi="宋体" w:eastAsia="宋体" w:cs="宋体"/>
           <w:spacing w:val="-2"/>
           <w:sz w:val="24"/>
           <w:szCs w:val="24"/>
@@ -4970,7 +5028,7 @@
       </w:r>
       <w:r>
         <w:rPr>
-          <w:rFonts w:ascii="宋体" w:eastAsia="宋体" w:hAnsi="宋体" w:cs="宋体"/>
+          <w:rFonts w:ascii="宋体" w:hAnsi="宋体" w:eastAsia="宋体" w:cs="宋体"/>
           <w:spacing w:val="-2"/>
           <w:sz w:val="24"/>
           <w:szCs w:val="24"/>
@@ -4980,46 +5038,46 @@
     </w:p>
     <w:p>
       <w:pPr>
-        <w:pStyle w:val="2"/>
+        <w:pStyle w:val="30"/>
         <w:keepLines w:val="0"/>
         <w:pageBreakBefore w:val="0"/>
         <w:wordWrap/>
         <w:overflowPunct/>
         <w:bidi w:val="0"/>
       </w:pPr>
-      <w:bookmarkStart w:id="10" w:name="bookmark7"/>
+      <w:bookmarkStart w:id="9" w:name="bookmark7"/>
+      <w:bookmarkEnd w:id="9"/>
+      <w:bookmarkStart w:id="10" w:name="_Toc8354"/>
+      <w:bookmarkStart w:id="11" w:name="_Toc21436"/>
+      <w:r>
+        <w:rPr>
+          <w:rFonts w:hint="eastAsia"/>
+          <w:lang w:val="en-US" w:eastAsia="zh-CN"/>
+        </w:rPr>
+        <w:t>其他</w:t>
+      </w:r>
+      <w:r>
+        <w:t>运维</w:t>
+      </w:r>
+      <w:r>
+        <w:rPr>
+          <w:rFonts w:hint="eastAsia"/>
+          <w:lang w:val="en-US" w:eastAsia="zh-CN"/>
+        </w:rPr>
+        <w:t>相关</w:t>
+      </w:r>
+      <w:r>
+        <w:t>部</w:t>
+      </w:r>
+      <w:r>
+        <w:rPr>
+          <w:rFonts w:hint="eastAsia"/>
+          <w:lang w:val="en-US" w:eastAsia="zh-CN"/>
+        </w:rPr>
+        <w:t>门</w:t>
+      </w:r>
       <w:bookmarkEnd w:id="10"/>
-      <w:bookmarkStart w:id="11" w:name="_Toc8354"/>
-      <w:bookmarkStart w:id="12" w:name="_Toc28436"/>
-      <w:r>
-        <w:rPr>
-          <w:rFonts w:hint="eastAsia"/>
-          <w:lang w:val="en-US" w:eastAsia="zh-CN"/>
-        </w:rPr>
-        <w:t>其他</w:t>
-      </w:r>
-      <w:r>
-        <w:t>运维</w:t>
-      </w:r>
-      <w:r>
-        <w:rPr>
-          <w:rFonts w:hint="eastAsia"/>
-          <w:lang w:val="en-US" w:eastAsia="zh-CN"/>
-        </w:rPr>
-        <w:t>相关</w:t>
-      </w:r>
-      <w:r>
-        <w:t>部</w:t>
-      </w:r>
-      <w:r>
-        <w:rPr>
-          <w:rFonts w:hint="eastAsia"/>
-          <w:lang w:val="en-US" w:eastAsia="zh-CN"/>
-        </w:rPr>
-        <w:t>门</w:t>
-      </w:r>
       <w:bookmarkEnd w:id="11"/>
-      <w:bookmarkEnd w:id="12"/>
     </w:p>
     <w:p>
       <w:pPr>
@@ -5041,17 +5099,17 @@
         <w:adjustRightInd w:val="0"/>
         <w:snapToGrid w:val="0"/>
         <w:spacing w:line="360" w:lineRule="auto"/>
-        <w:ind w:left="425" w:hanging="425" w:leftChars="0" w:firstLineChars="0"/>
+        <w:ind w:left="425" w:leftChars="0" w:hanging="425" w:firstLineChars="0"/>
         <w:textAlignment w:val="baseline"/>
         <w:rPr>
-          <w:rFonts w:ascii="宋体" w:eastAsia="宋体" w:hAnsi="宋体" w:cs="宋体"/>
+          <w:rFonts w:ascii="宋体" w:hAnsi="宋体" w:eastAsia="宋体" w:cs="宋体"/>
           <w:sz w:val="24"/>
           <w:szCs w:val="24"/>
         </w:rPr>
       </w:pPr>
       <w:r>
         <w:rPr>
-          <w:rFonts w:ascii="宋体" w:eastAsia="宋体" w:hAnsi="宋体" w:cs="宋体"/>
+          <w:rFonts w:ascii="宋体" w:hAnsi="宋体" w:eastAsia="宋体" w:cs="宋体"/>
           <w:spacing w:val="-1"/>
           <w:sz w:val="24"/>
           <w:szCs w:val="24"/>
@@ -5079,17 +5137,17 @@
         <w:adjustRightInd w:val="0"/>
         <w:snapToGrid w:val="0"/>
         <w:spacing w:line="360" w:lineRule="auto"/>
-        <w:ind w:left="425" w:hanging="425" w:leftChars="0" w:firstLineChars="0"/>
+        <w:ind w:left="425" w:leftChars="0" w:hanging="425" w:firstLineChars="0"/>
         <w:textAlignment w:val="baseline"/>
         <w:rPr>
-          <w:rFonts w:ascii="宋体" w:eastAsia="宋体" w:hAnsi="宋体" w:cs="宋体"/>
+          <w:rFonts w:ascii="宋体" w:hAnsi="宋体" w:eastAsia="宋体" w:cs="宋体"/>
           <w:sz w:val="24"/>
           <w:szCs w:val="24"/>
         </w:rPr>
       </w:pPr>
       <w:r>
         <w:rPr>
-          <w:rFonts w:ascii="宋体" w:eastAsia="宋体" w:hAnsi="宋体" w:cs="宋体"/>
+          <w:rFonts w:ascii="宋体" w:hAnsi="宋体" w:eastAsia="宋体" w:cs="宋体"/>
           <w:spacing w:val="-1"/>
           <w:sz w:val="24"/>
           <w:szCs w:val="24"/>
@@ -5098,7 +5156,7 @@
       </w:r>
       <w:r>
         <w:rPr>
-          <w:rFonts w:ascii="宋体" w:eastAsia="宋体" w:hAnsi="宋体" w:cs="宋体" w:hint="eastAsia"/>
+          <w:rFonts w:hint="eastAsia" w:ascii="宋体" w:hAnsi="宋体" w:eastAsia="宋体" w:cs="宋体"/>
           <w:spacing w:val="-1"/>
           <w:sz w:val="24"/>
           <w:szCs w:val="24"/>
@@ -5108,7 +5166,7 @@
       </w:r>
       <w:r>
         <w:rPr>
-          <w:rFonts w:ascii="宋体" w:eastAsia="宋体" w:hAnsi="宋体" w:cs="宋体"/>
+          <w:rFonts w:ascii="宋体" w:hAnsi="宋体" w:eastAsia="宋体" w:cs="宋体"/>
           <w:spacing w:val="-1"/>
           <w:sz w:val="24"/>
           <w:szCs w:val="24"/>
@@ -5136,17 +5194,17 @@
         <w:adjustRightInd w:val="0"/>
         <w:snapToGrid w:val="0"/>
         <w:spacing w:line="360" w:lineRule="auto"/>
-        <w:ind w:left="425" w:hanging="425" w:leftChars="0" w:firstLineChars="0"/>
+        <w:ind w:left="425" w:leftChars="0" w:hanging="425" w:firstLineChars="0"/>
         <w:textAlignment w:val="baseline"/>
         <w:rPr>
-          <w:rFonts w:ascii="宋体" w:eastAsia="宋体" w:hAnsi="宋体" w:cs="宋体"/>
+          <w:rFonts w:ascii="宋体" w:hAnsi="宋体" w:eastAsia="宋体" w:cs="宋体"/>
           <w:sz w:val="24"/>
           <w:szCs w:val="24"/>
         </w:rPr>
       </w:pPr>
       <w:r>
         <w:rPr>
-          <w:rFonts w:ascii="宋体" w:eastAsia="宋体" w:hAnsi="宋体" w:cs="宋体"/>
+          <w:rFonts w:ascii="宋体" w:hAnsi="宋体" w:eastAsia="宋体" w:cs="宋体"/>
           <w:spacing w:val="-1"/>
           <w:sz w:val="24"/>
           <w:szCs w:val="24"/>
@@ -5155,7 +5213,7 @@
       </w:r>
       <w:r>
         <w:rPr>
-          <w:rFonts w:ascii="宋体" w:hAnsi="宋体" w:cs="宋体" w:hint="eastAsia"/>
+          <w:rFonts w:hint="eastAsia" w:ascii="宋体" w:hAnsi="宋体" w:cs="宋体"/>
           <w:spacing w:val="-1"/>
           <w:sz w:val="24"/>
           <w:szCs w:val="24"/>
@@ -5165,7 +5223,7 @@
       </w:r>
       <w:r>
         <w:rPr>
-          <w:rFonts w:ascii="宋体" w:eastAsia="宋体" w:hAnsi="宋体" w:cs="宋体"/>
+          <w:rFonts w:ascii="宋体" w:hAnsi="宋体" w:eastAsia="宋体" w:cs="宋体"/>
           <w:spacing w:val="-1"/>
           <w:sz w:val="24"/>
           <w:szCs w:val="24"/>
@@ -5193,17 +5251,17 @@
         <w:adjustRightInd w:val="0"/>
         <w:snapToGrid w:val="0"/>
         <w:spacing w:line="360" w:lineRule="auto"/>
-        <w:ind w:left="425" w:hanging="425" w:leftChars="0" w:firstLineChars="0"/>
+        <w:ind w:left="425" w:leftChars="0" w:hanging="425" w:firstLineChars="0"/>
         <w:textAlignment w:val="baseline"/>
         <w:rPr>
-          <w:rFonts w:ascii="宋体" w:eastAsia="宋体" w:hAnsi="宋体" w:cs="宋体"/>
+          <w:rFonts w:ascii="宋体" w:hAnsi="宋体" w:eastAsia="宋体" w:cs="宋体"/>
           <w:sz w:val="24"/>
           <w:szCs w:val="24"/>
         </w:rPr>
       </w:pPr>
       <w:r>
         <w:rPr>
-          <w:rFonts w:ascii="宋体" w:eastAsia="宋体" w:hAnsi="宋体" w:cs="宋体"/>
+          <w:rFonts w:ascii="宋体" w:hAnsi="宋体" w:eastAsia="宋体" w:cs="宋体"/>
           <w:spacing w:val="-1"/>
           <w:sz w:val="24"/>
           <w:szCs w:val="24"/>
@@ -5212,7 +5270,7 @@
       </w:r>
       <w:r>
         <w:rPr>
-          <w:rFonts w:ascii="宋体" w:eastAsia="宋体" w:hAnsi="宋体" w:cs="宋体" w:hint="eastAsia"/>
+          <w:rFonts w:hint="eastAsia" w:ascii="宋体" w:hAnsi="宋体" w:eastAsia="宋体" w:cs="宋体"/>
           <w:spacing w:val="-1"/>
           <w:sz w:val="24"/>
           <w:szCs w:val="24"/>
@@ -5222,7 +5280,7 @@
       </w:r>
       <w:r>
         <w:rPr>
-          <w:rFonts w:ascii="宋体" w:eastAsia="宋体" w:hAnsi="宋体" w:cs="宋体"/>
+          <w:rFonts w:ascii="宋体" w:hAnsi="宋体" w:eastAsia="宋体" w:cs="宋体"/>
           <w:spacing w:val="-1"/>
           <w:sz w:val="24"/>
           <w:szCs w:val="24"/>
@@ -5250,17 +5308,17 @@
         <w:adjustRightInd w:val="0"/>
         <w:snapToGrid w:val="0"/>
         <w:spacing w:line="360" w:lineRule="auto"/>
-        <w:ind w:left="425" w:hanging="425" w:leftChars="0" w:firstLineChars="0"/>
+        <w:ind w:left="425" w:leftChars="0" w:hanging="425" w:firstLineChars="0"/>
         <w:textAlignment w:val="baseline"/>
         <w:rPr>
-          <w:rFonts w:ascii="宋体" w:eastAsia="宋体" w:hAnsi="宋体" w:cs="宋体"/>
+          <w:rFonts w:ascii="宋体" w:hAnsi="宋体" w:eastAsia="宋体" w:cs="宋体"/>
           <w:sz w:val="24"/>
           <w:szCs w:val="24"/>
         </w:rPr>
       </w:pPr>
       <w:r>
         <w:rPr>
-          <w:rFonts w:ascii="宋体" w:eastAsia="宋体" w:hAnsi="宋体" w:cs="宋体"/>
+          <w:rFonts w:ascii="宋体" w:hAnsi="宋体" w:eastAsia="宋体" w:cs="宋体"/>
           <w:spacing w:val="-1"/>
           <w:sz w:val="24"/>
           <w:szCs w:val="24"/>
@@ -5269,7 +5327,7 @@
       </w:r>
       <w:r>
         <w:rPr>
-          <w:rFonts w:ascii="宋体" w:eastAsia="宋体" w:hAnsi="宋体" w:cs="宋体" w:hint="eastAsia"/>
+          <w:rFonts w:hint="eastAsia" w:ascii="宋体" w:hAnsi="宋体" w:eastAsia="宋体" w:cs="宋体"/>
           <w:spacing w:val="-1"/>
           <w:sz w:val="24"/>
           <w:szCs w:val="24"/>
@@ -5279,7 +5337,7 @@
       </w:r>
       <w:r>
         <w:rPr>
-          <w:rFonts w:ascii="宋体" w:eastAsia="宋体" w:hAnsi="宋体" w:cs="宋体"/>
+          <w:rFonts w:ascii="宋体" w:hAnsi="宋体" w:eastAsia="宋体" w:cs="宋体"/>
           <w:spacing w:val="-1"/>
           <w:sz w:val="24"/>
           <w:szCs w:val="24"/>
@@ -5289,7 +5347,7 @@
     </w:p>
     <w:p>
       <w:pPr>
-        <w:pStyle w:val="1"/>
+        <w:pStyle w:val="28"/>
         <w:keepLines w:val="0"/>
         <w:pageBreakBefore w:val="0"/>
         <w:wordWrap/>
@@ -5300,7 +5358,7 @@
           <w:lang w:val="en-US" w:eastAsia="zh-CN"/>
         </w:rPr>
       </w:pPr>
-      <w:bookmarkStart w:id="13" w:name="_Toc25851"/>
+      <w:bookmarkStart w:id="12" w:name="_Toc19271"/>
       <w:r>
         <w:rPr>
           <w:rFonts w:hint="eastAsia"/>
@@ -5308,11 +5366,11 @@
         </w:rPr>
         <w:t>绩效考核实施</w:t>
       </w:r>
-      <w:bookmarkEnd w:id="13"/>
+      <w:bookmarkEnd w:id="12"/>
     </w:p>
     <w:p>
       <w:pPr>
-        <w:pStyle w:val="2"/>
+        <w:pStyle w:val="30"/>
         <w:keepLines w:val="0"/>
         <w:pageBreakBefore w:val="0"/>
         <w:wordWrap/>
@@ -5323,7 +5381,7 @@
           <w:lang w:val="en-US" w:eastAsia="zh-CN"/>
         </w:rPr>
       </w:pPr>
-      <w:bookmarkStart w:id="14" w:name="_Toc12565"/>
+      <w:bookmarkStart w:id="13" w:name="_Toc4143"/>
       <w:r>
         <w:rPr>
           <w:rFonts w:hint="eastAsia"/>
@@ -5331,11 +5389,11 @@
         </w:rPr>
         <w:t>考核指标确认</w:t>
       </w:r>
-      <w:bookmarkEnd w:id="14"/>
+      <w:bookmarkEnd w:id="13"/>
     </w:p>
     <w:p>
       <w:pPr>
-        <w:pStyle w:val="3"/>
+        <w:pStyle w:val="31"/>
         <w:keepLines w:val="0"/>
         <w:pageBreakBefore w:val="0"/>
         <w:wordWrap/>
@@ -5346,7 +5404,7 @@
           <w:lang w:val="en-US" w:eastAsia="zh-CN"/>
         </w:rPr>
       </w:pPr>
-      <w:bookmarkStart w:id="15" w:name="_Toc20233"/>
+      <w:bookmarkStart w:id="14" w:name="_Toc20300"/>
       <w:r>
         <w:rPr>
           <w:rFonts w:hint="eastAsia"/>
@@ -5354,7 +5412,7 @@
         </w:rPr>
         <w:t>年度指标确认</w:t>
       </w:r>
-      <w:bookmarkEnd w:id="15"/>
+      <w:bookmarkEnd w:id="14"/>
     </w:p>
     <w:p>
       <w:pPr>
@@ -5366,20 +5424,20 @@
         <w:spacing w:before="69" w:line="288" w:lineRule="auto"/>
         <w:ind w:left="122" w:right="109" w:firstLine="477"/>
         <w:rPr>
-          <w:rFonts w:ascii="宋体" w:eastAsia="宋体" w:hAnsi="宋体" w:cs="宋体"/>
+          <w:rFonts w:ascii="宋体" w:hAnsi="宋体" w:eastAsia="宋体" w:cs="宋体"/>
           <w:sz w:val="24"/>
           <w:szCs w:val="24"/>
         </w:rPr>
       </w:pPr>
       <w:r>
         <w:rPr>
-          <w:rStyle w:val="Char"/>
+          <w:rStyle w:val="39"/>
         </w:rPr>
         <w:t>每年初（3月</w:t>
       </w:r>
       <w:r>
         <w:rPr>
-          <w:rStyle w:val="Char"/>
+          <w:rStyle w:val="39"/>
           <w:rFonts w:hint="eastAsia"/>
           <w:lang w:val="en-US" w:eastAsia="zh-CN"/>
         </w:rPr>
@@ -5387,13 +5445,13 @@
       </w:r>
       <w:r>
         <w:rPr>
-          <w:rStyle w:val="Char"/>
+          <w:rStyle w:val="39"/>
         </w:rPr>
         <w:t>）各分管主管副总根据公司年度经营目标，制定下辖各部门绩效考核任务指标，与各主管部门负责人签订绩效合同作为考核依据</w:t>
       </w:r>
       <w:r>
         <w:rPr>
-          <w:rFonts w:ascii="宋体" w:eastAsia="宋体" w:hAnsi="宋体" w:cs="宋体"/>
+          <w:rFonts w:ascii="宋体" w:hAnsi="宋体" w:eastAsia="宋体" w:cs="宋体"/>
           <w:spacing w:val="-1"/>
           <w:sz w:val="24"/>
           <w:szCs w:val="24"/>
@@ -5403,7 +5461,7 @@
     </w:p>
     <w:p>
       <w:pPr>
-        <w:pStyle w:val="3"/>
+        <w:pStyle w:val="31"/>
         <w:keepLines w:val="0"/>
         <w:pageBreakBefore w:val="0"/>
         <w:wordWrap/>
@@ -5414,8 +5472,8 @@
           <w:lang w:val="en-US" w:eastAsia="zh-CN"/>
         </w:rPr>
       </w:pPr>
-      <w:bookmarkStart w:id="16" w:name="_Toc12086"/>
-      <w:bookmarkStart w:id="17" w:name="_Toc2903"/>
+      <w:bookmarkStart w:id="15" w:name="_Toc12086"/>
+      <w:bookmarkStart w:id="16" w:name="_Toc30505"/>
       <w:r>
         <w:rPr>
           <w:rFonts w:hint="eastAsia"/>
@@ -5423,12 +5481,12 @@
         </w:rPr>
         <w:t>季度指标确认</w:t>
       </w:r>
+      <w:bookmarkEnd w:id="15"/>
       <w:bookmarkEnd w:id="16"/>
-      <w:bookmarkEnd w:id="17"/>
     </w:p>
     <w:p>
       <w:pPr>
-        <w:pStyle w:val="a1"/>
+        <w:pStyle w:val="29"/>
         <w:keepLines w:val="0"/>
         <w:pageBreakBefore w:val="0"/>
         <w:wordWrap/>
@@ -5441,7 +5499,7 @@
     </w:p>
     <w:p>
       <w:pPr>
-        <w:pStyle w:val="3"/>
+        <w:pStyle w:val="31"/>
         <w:keepLines w:val="0"/>
         <w:pageBreakBefore w:val="0"/>
         <w:wordWrap/>
@@ -5452,7 +5510,7 @@
           <w:lang w:val="en-US" w:eastAsia="zh-CN"/>
         </w:rPr>
       </w:pPr>
-      <w:bookmarkStart w:id="18" w:name="_Toc32035"/>
+      <w:bookmarkStart w:id="17" w:name="_Toc25572"/>
       <w:r>
         <w:rPr>
           <w:rFonts w:hint="eastAsia"/>
@@ -5460,11 +5518,11 @@
         </w:rPr>
         <w:t>月度指标确认</w:t>
       </w:r>
-      <w:bookmarkEnd w:id="18"/>
+      <w:bookmarkEnd w:id="17"/>
     </w:p>
     <w:p>
       <w:pPr>
-        <w:pStyle w:val="a1"/>
+        <w:pStyle w:val="29"/>
         <w:bidi w:val="0"/>
         <w:rPr>
           <w:rFonts w:hint="default"/>
@@ -5494,13 +5552,13 @@
     </w:p>
     <w:p>
       <w:pPr>
-        <w:pStyle w:val="a1"/>
+        <w:pStyle w:val="29"/>
         <w:keepLines w:val="0"/>
         <w:pageBreakBefore w:val="0"/>
         <w:wordWrap/>
         <w:overflowPunct/>
         <w:bidi w:val="0"/>
-        <w:ind w:left="0" w:right="0" w:firstLine="0" w:leftChars="0" w:rightChars="0" w:firstLineChars="0"/>
+        <w:ind w:left="0" w:leftChars="0" w:right="0" w:rightChars="0" w:firstLine="0" w:firstLineChars="0"/>
         <w:jc w:val="center"/>
         <w:rPr>
           <w:rFonts w:hint="default"/>
@@ -5601,16 +5659,16 @@
     </w:p>
     <w:tbl>
       <w:tblPr>
-        <w:tblStyle w:val="TableNormal0"/>
+        <w:tblStyle w:val="26"/>
         <w:tblW w:w="8526" w:type="dxa"/>
         <w:tblInd w:w="2" w:type="dxa"/>
         <w:tblBorders>
-          <w:top w:val="single" w:sz="2" w:space="0" w:color="000000"/>
-          <w:left w:val="single" w:sz="2" w:space="0" w:color="000000"/>
-          <w:bottom w:val="single" w:sz="2" w:space="0" w:color="000000"/>
-          <w:right w:val="single" w:sz="2" w:space="0" w:color="000000"/>
-          <w:insideH w:val="single" w:sz="2" w:space="0" w:color="000000"/>
-          <w:insideV w:val="single" w:sz="2" w:space="0" w:color="000000"/>
+          <w:top w:val="single" w:color="000000" w:sz="2" w:space="0"/>
+          <w:left w:val="single" w:color="000000" w:sz="2" w:space="0"/>
+          <w:bottom w:val="single" w:color="000000" w:sz="2" w:space="0"/>
+          <w:right w:val="single" w:color="000000" w:sz="2" w:space="0"/>
+          <w:insideH w:val="single" w:color="000000" w:sz="2" w:space="0"/>
+          <w:insideV w:val="single" w:color="000000" w:sz="2" w:space="0"/>
         </w:tblBorders>
         <w:tblLayout w:type="fixed"/>
         <w:tblCellMar>
@@ -5626,17 +5684,14 @@
       </w:tblGrid>
       <w:tr>
         <w:tblPrEx>
-          <w:tblW w:w="8526" w:type="dxa"/>
-          <w:tblInd w:w="2" w:type="dxa"/>
           <w:tblBorders>
-            <w:top w:val="single" w:sz="2" w:space="0" w:color="000000"/>
-            <w:left w:val="single" w:sz="2" w:space="0" w:color="000000"/>
-            <w:bottom w:val="single" w:sz="2" w:space="0" w:color="000000"/>
-            <w:right w:val="single" w:sz="2" w:space="0" w:color="000000"/>
-            <w:insideH w:val="single" w:sz="2" w:space="0" w:color="000000"/>
-            <w:insideV w:val="single" w:sz="2" w:space="0" w:color="000000"/>
+            <w:top w:val="single" w:color="000000" w:sz="2" w:space="0"/>
+            <w:left w:val="single" w:color="000000" w:sz="2" w:space="0"/>
+            <w:bottom w:val="single" w:color="000000" w:sz="2" w:space="0"/>
+            <w:right w:val="single" w:color="000000" w:sz="2" w:space="0"/>
+            <w:insideH w:val="single" w:color="000000" w:sz="2" w:space="0"/>
+            <w:insideV w:val="single" w:color="000000" w:sz="2" w:space="0"/>
           </w:tblBorders>
-          <w:tblLayout w:type="fixed"/>
           <w:tblCellMar>
             <w:top w:w="0" w:type="dxa"/>
             <w:left w:w="0" w:type="dxa"/>
@@ -5645,7 +5700,7 @@
           </w:tblCellMar>
         </w:tblPrEx>
         <w:trPr>
-          <w:trHeight w:val="565"/>
+          <w:trHeight w:val="565" w:hRule="atLeast"/>
         </w:trPr>
         <w:tc>
           <w:tcPr>
@@ -5661,7 +5716,7 @@
               <w:spacing w:before="82" w:line="219" w:lineRule="auto"/>
               <w:ind w:left="115"/>
               <w:rPr>
-                <w:rFonts w:ascii="宋体" w:eastAsia="宋体" w:hAnsi="宋体" w:cs="宋体" w:hint="eastAsia"/>
+                <w:rFonts w:hint="eastAsia" w:ascii="宋体" w:hAnsi="宋体" w:eastAsia="宋体" w:cs="宋体"/>
                 <w:b/>
                 <w:bCs/>
                 <w:spacing w:val="-2"/>
@@ -5672,7 +5727,7 @@
             </w:pPr>
             <w:r>
               <w:rPr>
-                <w:rFonts w:ascii="宋体" w:eastAsia="宋体" w:hAnsi="宋体" w:cs="宋体" w:hint="eastAsia"/>
+                <w:rFonts w:hint="eastAsia" w:ascii="宋体" w:hAnsi="宋体" w:eastAsia="宋体" w:cs="宋体"/>
                 <w:b/>
                 <w:bCs/>
                 <w:spacing w:val="-2"/>
@@ -5698,7 +5753,7 @@
               <w:spacing w:before="81" w:line="219" w:lineRule="auto"/>
               <w:ind w:left="115"/>
               <w:rPr>
-                <w:rFonts w:ascii="宋体" w:eastAsia="宋体" w:hAnsi="宋体" w:cs="宋体" w:hint="default"/>
+                <w:rFonts w:hint="default" w:ascii="宋体" w:hAnsi="宋体" w:eastAsia="宋体" w:cs="宋体"/>
                 <w:b/>
                 <w:bCs/>
                 <w:spacing w:val="-1"/>
@@ -5709,7 +5764,7 @@
             </w:pPr>
             <w:r>
               <w:rPr>
-                <w:rFonts w:ascii="宋体" w:eastAsia="宋体" w:hAnsi="宋体" w:cs="宋体" w:hint="eastAsia"/>
+                <w:rFonts w:hint="eastAsia" w:ascii="宋体" w:hAnsi="宋体" w:eastAsia="宋体" w:cs="宋体"/>
                 <w:b/>
                 <w:bCs/>
                 <w:spacing w:val="-1"/>
@@ -5724,9 +5779,14 @@
       </w:tr>
       <w:tr>
         <w:tblPrEx>
-          <w:tblW w:w="8526" w:type="dxa"/>
-          <w:tblInd w:w="2" w:type="dxa"/>
-          <w:tblLayout w:type="fixed"/>
+          <w:tblBorders>
+            <w:top w:val="single" w:color="000000" w:sz="2" w:space="0"/>
+            <w:left w:val="single" w:color="000000" w:sz="2" w:space="0"/>
+            <w:bottom w:val="single" w:color="000000" w:sz="2" w:space="0"/>
+            <w:right w:val="single" w:color="000000" w:sz="2" w:space="0"/>
+            <w:insideH w:val="single" w:color="000000" w:sz="2" w:space="0"/>
+            <w:insideV w:val="single" w:color="000000" w:sz="2" w:space="0"/>
+          </w:tblBorders>
           <w:tblCellMar>
             <w:top w:w="0" w:type="dxa"/>
             <w:left w:w="0" w:type="dxa"/>
@@ -5735,7 +5795,7 @@
           </w:tblCellMar>
         </w:tblPrEx>
         <w:trPr>
-          <w:trHeight w:val="565"/>
+          <w:trHeight w:val="565" w:hRule="atLeast"/>
         </w:trPr>
         <w:tc>
           <w:tcPr>
@@ -5751,14 +5811,14 @@
               <w:spacing w:before="82" w:line="219" w:lineRule="auto"/>
               <w:ind w:left="115"/>
               <w:rPr>
-                <w:rFonts w:ascii="宋体" w:eastAsia="宋体" w:hAnsi="宋体" w:cs="宋体"/>
+                <w:rFonts w:ascii="宋体" w:hAnsi="宋体" w:eastAsia="宋体" w:cs="宋体"/>
                 <w:sz w:val="24"/>
                 <w:szCs w:val="24"/>
               </w:rPr>
             </w:pPr>
             <w:r>
               <w:rPr>
-                <w:rFonts w:ascii="宋体" w:eastAsia="宋体" w:hAnsi="宋体" w:cs="宋体"/>
+                <w:rFonts w:ascii="宋体" w:hAnsi="宋体" w:eastAsia="宋体" w:cs="宋体"/>
                 <w:spacing w:val="-2"/>
                 <w:sz w:val="24"/>
                 <w:szCs w:val="24"/>
@@ -5781,14 +5841,14 @@
               <w:spacing w:before="81" w:line="219" w:lineRule="auto"/>
               <w:ind w:left="115"/>
               <w:rPr>
-                <w:rFonts w:ascii="宋体" w:eastAsia="宋体" w:hAnsi="宋体" w:cs="宋体"/>
+                <w:rFonts w:ascii="宋体" w:hAnsi="宋体" w:eastAsia="宋体" w:cs="宋体"/>
                 <w:sz w:val="24"/>
                 <w:szCs w:val="24"/>
               </w:rPr>
             </w:pPr>
             <w:r>
               <w:rPr>
-                <w:rFonts w:ascii="宋体" w:eastAsia="宋体" w:hAnsi="宋体" w:cs="宋体"/>
+                <w:rFonts w:ascii="宋体" w:hAnsi="宋体" w:eastAsia="宋体" w:cs="宋体"/>
                 <w:spacing w:val="-1"/>
                 <w:sz w:val="24"/>
                 <w:szCs w:val="24"/>
@@ -5800,9 +5860,14 @@
       </w:tr>
       <w:tr>
         <w:tblPrEx>
-          <w:tblW w:w="8526" w:type="dxa"/>
-          <w:tblInd w:w="2" w:type="dxa"/>
-          <w:tblLayout w:type="fixed"/>
+          <w:tblBorders>
+            <w:top w:val="single" w:color="000000" w:sz="2" w:space="0"/>
+            <w:left w:val="single" w:color="000000" w:sz="2" w:space="0"/>
+            <w:bottom w:val="single" w:color="000000" w:sz="2" w:space="0"/>
+            <w:right w:val="single" w:color="000000" w:sz="2" w:space="0"/>
+            <w:insideH w:val="single" w:color="000000" w:sz="2" w:space="0"/>
+            <w:insideV w:val="single" w:color="000000" w:sz="2" w:space="0"/>
+          </w:tblBorders>
           <w:tblCellMar>
             <w:top w:w="0" w:type="dxa"/>
             <w:left w:w="0" w:type="dxa"/>
@@ -5811,7 +5876,7 @@
           </w:tblCellMar>
         </w:tblPrEx>
         <w:trPr>
-          <w:trHeight w:val="472"/>
+          <w:trHeight w:val="472" w:hRule="atLeast"/>
         </w:trPr>
         <w:tc>
           <w:tcPr>
@@ -5827,14 +5892,14 @@
               <w:spacing w:before="35" w:line="219" w:lineRule="auto"/>
               <w:ind w:left="114"/>
               <w:rPr>
-                <w:rFonts w:ascii="宋体" w:eastAsia="宋体" w:hAnsi="宋体" w:cs="宋体"/>
+                <w:rFonts w:ascii="宋体" w:hAnsi="宋体" w:eastAsia="宋体" w:cs="宋体"/>
                 <w:sz w:val="24"/>
                 <w:szCs w:val="24"/>
               </w:rPr>
             </w:pPr>
             <w:r>
               <w:rPr>
-                <w:rFonts w:ascii="宋体" w:eastAsia="宋体" w:hAnsi="宋体" w:cs="宋体"/>
+                <w:rFonts w:ascii="宋体" w:hAnsi="宋体" w:eastAsia="宋体" w:cs="宋体"/>
                 <w:spacing w:val="-4"/>
                 <w:sz w:val="24"/>
                 <w:szCs w:val="24"/>
@@ -5857,14 +5922,14 @@
               <w:spacing w:before="35" w:line="219" w:lineRule="auto"/>
               <w:ind w:left="121"/>
               <w:rPr>
-                <w:rFonts w:ascii="宋体" w:eastAsia="宋体" w:hAnsi="宋体" w:cs="宋体"/>
+                <w:rFonts w:ascii="宋体" w:hAnsi="宋体" w:eastAsia="宋体" w:cs="宋体"/>
                 <w:sz w:val="24"/>
                 <w:szCs w:val="24"/>
               </w:rPr>
             </w:pPr>
             <w:r>
               <w:rPr>
-                <w:rFonts w:ascii="宋体" w:eastAsia="宋体" w:hAnsi="宋体" w:cs="宋体"/>
+                <w:rFonts w:ascii="宋体" w:hAnsi="宋体" w:eastAsia="宋体" w:cs="宋体"/>
                 <w:spacing w:val="-1"/>
                 <w:sz w:val="24"/>
                 <w:szCs w:val="24"/>
@@ -5876,9 +5941,14 @@
       </w:tr>
       <w:tr>
         <w:tblPrEx>
-          <w:tblW w:w="8526" w:type="dxa"/>
-          <w:tblInd w:w="2" w:type="dxa"/>
-          <w:tblLayout w:type="fixed"/>
+          <w:tblBorders>
+            <w:top w:val="single" w:color="000000" w:sz="2" w:space="0"/>
+            <w:left w:val="single" w:color="000000" w:sz="2" w:space="0"/>
+            <w:bottom w:val="single" w:color="000000" w:sz="2" w:space="0"/>
+            <w:right w:val="single" w:color="000000" w:sz="2" w:space="0"/>
+            <w:insideH w:val="single" w:color="000000" w:sz="2" w:space="0"/>
+            <w:insideV w:val="single" w:color="000000" w:sz="2" w:space="0"/>
+          </w:tblBorders>
           <w:tblCellMar>
             <w:top w:w="0" w:type="dxa"/>
             <w:left w:w="0" w:type="dxa"/>
@@ -5887,7 +5957,7 @@
           </w:tblCellMar>
         </w:tblPrEx>
         <w:trPr>
-          <w:trHeight w:val="1401"/>
+          <w:trHeight w:val="1401" w:hRule="atLeast"/>
         </w:trPr>
         <w:tc>
           <w:tcPr>
@@ -5903,14 +5973,14 @@
               <w:spacing w:before="268" w:line="360" w:lineRule="auto"/>
               <w:ind w:left="120" w:right="326"/>
               <w:rPr>
-                <w:rFonts w:ascii="宋体" w:eastAsia="宋体" w:hAnsi="宋体" w:cs="宋体"/>
+                <w:rFonts w:ascii="宋体" w:hAnsi="宋体" w:eastAsia="宋体" w:cs="宋体"/>
                 <w:sz w:val="24"/>
                 <w:szCs w:val="24"/>
               </w:rPr>
             </w:pPr>
             <w:r>
               <w:rPr>
-                <w:rFonts w:ascii="宋体" w:eastAsia="宋体" w:hAnsi="宋体" w:cs="宋体"/>
+                <w:rFonts w:ascii="宋体" w:hAnsi="宋体" w:eastAsia="宋体" w:cs="宋体"/>
                 <w:spacing w:val="-2"/>
                 <w:sz w:val="24"/>
                 <w:szCs w:val="24"/>
@@ -5919,7 +5989,7 @@
             </w:r>
             <w:r>
               <w:rPr>
-                <w:rFonts w:ascii="宋体" w:eastAsia="宋体" w:hAnsi="宋体" w:cs="宋体"/>
+                <w:rFonts w:ascii="宋体" w:hAnsi="宋体" w:eastAsia="宋体" w:cs="宋体"/>
                 <w:spacing w:val="-4"/>
                 <w:sz w:val="24"/>
                 <w:szCs w:val="24"/>
@@ -5943,14 +6013,14 @@
               <w:ind w:left="115" w:right="181" w:firstLine="24"/>
               <w:jc w:val="both"/>
               <w:rPr>
-                <w:rFonts w:ascii="宋体" w:eastAsia="宋体" w:hAnsi="宋体" w:cs="宋体"/>
+                <w:rFonts w:ascii="宋体" w:hAnsi="宋体" w:eastAsia="宋体" w:cs="宋体"/>
                 <w:sz w:val="24"/>
                 <w:szCs w:val="24"/>
               </w:rPr>
             </w:pPr>
             <w:r>
               <w:rPr>
-                <w:rFonts w:ascii="宋体" w:eastAsia="宋体" w:hAnsi="宋体" w:cs="宋体"/>
+                <w:rFonts w:ascii="宋体" w:hAnsi="宋体" w:eastAsia="宋体" w:cs="宋体"/>
                 <w:spacing w:val="-2"/>
                 <w:sz w:val="24"/>
                 <w:szCs w:val="24"/>
@@ -5959,7 +6029,7 @@
             </w:r>
             <w:r>
               <w:rPr>
-                <w:rFonts w:ascii="宋体" w:eastAsia="宋体" w:hAnsi="宋体" w:cs="宋体"/>
+                <w:rFonts w:ascii="宋体" w:hAnsi="宋体" w:eastAsia="宋体" w:cs="宋体"/>
                 <w:spacing w:val="-1"/>
                 <w:sz w:val="24"/>
                 <w:szCs w:val="24"/>
@@ -5968,7 +6038,7 @@
             </w:r>
             <w:r>
               <w:rPr>
-                <w:rFonts w:ascii="宋体" w:eastAsia="宋体" w:hAnsi="宋体" w:cs="宋体"/>
+                <w:rFonts w:ascii="宋体" w:hAnsi="宋体" w:eastAsia="宋体" w:cs="宋体"/>
                 <w:spacing w:val="-3"/>
                 <w:sz w:val="24"/>
                 <w:szCs w:val="24"/>
@@ -5980,9 +6050,14 @@
       </w:tr>
       <w:tr>
         <w:tblPrEx>
-          <w:tblW w:w="8526" w:type="dxa"/>
-          <w:tblInd w:w="2" w:type="dxa"/>
-          <w:tblLayout w:type="fixed"/>
+          <w:tblBorders>
+            <w:top w:val="single" w:color="000000" w:sz="2" w:space="0"/>
+            <w:left w:val="single" w:color="000000" w:sz="2" w:space="0"/>
+            <w:bottom w:val="single" w:color="000000" w:sz="2" w:space="0"/>
+            <w:right w:val="single" w:color="000000" w:sz="2" w:space="0"/>
+            <w:insideH w:val="single" w:color="000000" w:sz="2" w:space="0"/>
+            <w:insideV w:val="single" w:color="000000" w:sz="2" w:space="0"/>
+          </w:tblBorders>
           <w:tblCellMar>
             <w:top w:w="0" w:type="dxa"/>
             <w:left w:w="0" w:type="dxa"/>
@@ -5991,7 +6066,7 @@
           </w:tblCellMar>
         </w:tblPrEx>
         <w:trPr>
-          <w:trHeight w:val="486"/>
+          <w:trHeight w:val="486" w:hRule="atLeast"/>
         </w:trPr>
         <w:tc>
           <w:tcPr>
@@ -6007,14 +6082,14 @@
               <w:spacing w:before="41" w:line="219" w:lineRule="auto"/>
               <w:ind w:left="114"/>
               <w:rPr>
-                <w:rFonts w:ascii="宋体" w:eastAsia="宋体" w:hAnsi="宋体" w:cs="宋体"/>
+                <w:rFonts w:ascii="宋体" w:hAnsi="宋体" w:eastAsia="宋体" w:cs="宋体"/>
                 <w:sz w:val="24"/>
                 <w:szCs w:val="24"/>
               </w:rPr>
             </w:pPr>
             <w:r>
               <w:rPr>
-                <w:rFonts w:ascii="宋体" w:eastAsia="宋体" w:hAnsi="宋体" w:cs="宋体"/>
+                <w:rFonts w:ascii="宋体" w:hAnsi="宋体" w:eastAsia="宋体" w:cs="宋体"/>
                 <w:spacing w:val="-2"/>
                 <w:sz w:val="24"/>
                 <w:szCs w:val="24"/>
@@ -6037,14 +6112,14 @@
               <w:spacing w:before="40" w:line="219" w:lineRule="auto"/>
               <w:ind w:left="115"/>
               <w:rPr>
-                <w:rFonts w:ascii="宋体" w:eastAsia="宋体" w:hAnsi="宋体" w:cs="宋体"/>
+                <w:rFonts w:ascii="宋体" w:hAnsi="宋体" w:eastAsia="宋体" w:cs="宋体"/>
                 <w:sz w:val="24"/>
                 <w:szCs w:val="24"/>
               </w:rPr>
             </w:pPr>
             <w:r>
               <w:rPr>
-                <w:rFonts w:ascii="宋体" w:eastAsia="宋体" w:hAnsi="宋体" w:cs="宋体"/>
+                <w:rFonts w:ascii="宋体" w:hAnsi="宋体" w:eastAsia="宋体" w:cs="宋体"/>
                 <w:spacing w:val="-1"/>
                 <w:sz w:val="24"/>
                 <w:szCs w:val="24"/>
@@ -6057,7 +6132,7 @@
     </w:tbl>
     <w:p>
       <w:pPr>
-        <w:pStyle w:val="2"/>
+        <w:pStyle w:val="30"/>
         <w:keepLines w:val="0"/>
         <w:pageBreakBefore w:val="0"/>
         <w:wordWrap/>
@@ -6068,7 +6143,7 @@
           <w:lang w:val="en-US" w:eastAsia="zh-CN"/>
         </w:rPr>
       </w:pPr>
-      <w:bookmarkStart w:id="19" w:name="_Toc14348"/>
+      <w:bookmarkStart w:id="18" w:name="_Toc29930"/>
       <w:r>
         <w:rPr>
           <w:rFonts w:hint="eastAsia"/>
@@ -6076,11 +6151,11 @@
         </w:rPr>
         <w:t>指标完成情况跟踪</w:t>
       </w:r>
-      <w:bookmarkEnd w:id="19"/>
+      <w:bookmarkEnd w:id="18"/>
     </w:p>
     <w:p>
       <w:pPr>
-        <w:pStyle w:val="a1"/>
+        <w:pStyle w:val="29"/>
         <w:bidi w:val="0"/>
       </w:pPr>
       <w:r>
@@ -6109,7 +6184,7 @@
     </w:p>
     <w:p>
       <w:pPr>
-        <w:pStyle w:val="a1"/>
+        <w:pStyle w:val="29"/>
         <w:bidi w:val="0"/>
       </w:pPr>
       <w:r>
@@ -6125,7 +6200,7 @@
     </w:p>
     <w:p>
       <w:pPr>
-        <w:pStyle w:val="a1"/>
+        <w:pStyle w:val="29"/>
         <w:bidi w:val="0"/>
       </w:pPr>
       <w:r>
@@ -6154,7 +6229,7 @@
     </w:p>
     <w:p>
       <w:pPr>
-        <w:pStyle w:val="a1"/>
+        <w:pStyle w:val="29"/>
         <w:bidi w:val="0"/>
       </w:pPr>
       <w:r>
@@ -6170,23 +6245,23 @@
     </w:p>
     <w:p>
       <w:pPr>
-        <w:pStyle w:val="2"/>
+        <w:pStyle w:val="30"/>
         <w:keepLines w:val="0"/>
         <w:pageBreakBefore w:val="0"/>
         <w:wordWrap/>
         <w:overflowPunct/>
         <w:bidi w:val="0"/>
         <w:rPr>
-          <w:rFonts w:ascii="宋体" w:eastAsia="宋体" w:hAnsi="宋体" w:cs="宋体" w:hint="eastAsia"/>
+          <w:rFonts w:hint="eastAsia" w:ascii="宋体" w:hAnsi="宋体" w:eastAsia="宋体" w:cs="宋体"/>
           <w:sz w:val="24"/>
           <w:szCs w:val="24"/>
           <w:lang w:val="en-US" w:eastAsia="zh-CN"/>
         </w:rPr>
       </w:pPr>
-      <w:bookmarkStart w:id="20" w:name="_Toc2330"/>
-      <w:r>
-        <w:rPr>
-          <w:rFonts w:ascii="宋体" w:eastAsia="宋体" w:hAnsi="宋体" w:cs="宋体"/>
+      <w:bookmarkStart w:id="19" w:name="_Toc28582"/>
+      <w:r>
+        <w:rPr>
+          <w:rFonts w:ascii="宋体" w:hAnsi="宋体" w:eastAsia="宋体" w:cs="宋体"/>
           <w:b/>
           <w:bCs/>
           <w:spacing w:val="-3"/>
@@ -6197,7 +6272,7 @@
       </w:r>
       <w:r>
         <w:rPr>
-          <w:rFonts w:ascii="宋体" w:eastAsia="宋体" w:hAnsi="宋体" w:cs="宋体" w:hint="eastAsia"/>
+          <w:rFonts w:hint="eastAsia" w:ascii="宋体" w:hAnsi="宋体" w:eastAsia="宋体" w:cs="宋体"/>
           <w:b/>
           <w:bCs/>
           <w:spacing w:val="-3"/>
@@ -6207,7 +6282,7 @@
         </w:rPr>
         <w:t>要求</w:t>
       </w:r>
-      <w:bookmarkEnd w:id="20"/>
+      <w:bookmarkEnd w:id="19"/>
     </w:p>
     <w:p>
       <w:pPr>
@@ -6229,17 +6304,17 @@
         <w:adjustRightInd w:val="0"/>
         <w:snapToGrid w:val="0"/>
         <w:spacing w:line="360" w:lineRule="auto"/>
-        <w:ind w:left="425" w:hanging="425" w:leftChars="0" w:firstLineChars="0"/>
+        <w:ind w:left="425" w:leftChars="0" w:hanging="425" w:firstLineChars="0"/>
         <w:textAlignment w:val="baseline"/>
         <w:rPr>
-          <w:rFonts w:ascii="宋体" w:eastAsia="宋体" w:hAnsi="宋体" w:cs="宋体"/>
+          <w:rFonts w:ascii="宋体" w:hAnsi="宋体" w:eastAsia="宋体" w:cs="宋体"/>
           <w:sz w:val="24"/>
           <w:szCs w:val="24"/>
         </w:rPr>
       </w:pPr>
       <w:r>
         <w:rPr>
-          <w:rFonts w:ascii="宋体" w:eastAsia="宋体" w:hAnsi="宋体" w:cs="宋体"/>
+          <w:rFonts w:ascii="宋体" w:hAnsi="宋体" w:eastAsia="宋体" w:cs="宋体"/>
           <w:sz w:val="24"/>
           <w:szCs w:val="24"/>
         </w:rPr>
@@ -6247,7 +6322,7 @@
       </w:r>
       <w:r>
         <w:rPr>
-          <w:rFonts w:ascii="宋体" w:eastAsia="宋体" w:hAnsi="宋体" w:cs="宋体"/>
+          <w:rFonts w:ascii="宋体" w:hAnsi="宋体" w:eastAsia="宋体" w:cs="宋体"/>
           <w:spacing w:val="-1"/>
           <w:sz w:val="24"/>
           <w:szCs w:val="24"/>
@@ -6275,17 +6350,17 @@
         <w:adjustRightInd w:val="0"/>
         <w:snapToGrid w:val="0"/>
         <w:spacing w:line="360" w:lineRule="auto"/>
-        <w:ind w:left="425" w:hanging="425" w:leftChars="0" w:firstLineChars="0"/>
+        <w:ind w:left="425" w:leftChars="0" w:hanging="425" w:firstLineChars="0"/>
         <w:textAlignment w:val="baseline"/>
         <w:rPr>
-          <w:rFonts w:ascii="宋体" w:eastAsia="宋体" w:hAnsi="宋体" w:cs="宋体"/>
+          <w:rFonts w:ascii="宋体" w:hAnsi="宋体" w:eastAsia="宋体" w:cs="宋体"/>
           <w:sz w:val="24"/>
           <w:szCs w:val="24"/>
         </w:rPr>
       </w:pPr>
       <w:r>
         <w:rPr>
-          <w:rFonts w:ascii="宋体" w:eastAsia="宋体" w:hAnsi="宋体" w:cs="宋体"/>
+          <w:rFonts w:ascii="宋体" w:hAnsi="宋体" w:eastAsia="宋体" w:cs="宋体"/>
           <w:sz w:val="24"/>
           <w:szCs w:val="24"/>
         </w:rPr>
@@ -6293,7 +6368,7 @@
       </w:r>
       <w:r>
         <w:rPr>
-          <w:rFonts w:ascii="宋体" w:eastAsia="宋体" w:hAnsi="宋体" w:cs="宋体"/>
+          <w:rFonts w:ascii="宋体" w:hAnsi="宋体" w:eastAsia="宋体" w:cs="宋体"/>
           <w:spacing w:val="-1"/>
           <w:sz w:val="24"/>
           <w:szCs w:val="24"/>
@@ -6303,7 +6378,7 @@
     </w:p>
     <w:p>
       <w:pPr>
-        <w:pStyle w:val="a3"/>
+        <w:pStyle w:val="41"/>
         <w:numPr>
           <w:ilvl w:val="0"/>
           <w:numId w:val="6"/>
@@ -6316,7 +6391,7 @@
     </w:p>
     <w:p>
       <w:pPr>
-        <w:pStyle w:val="a3"/>
+        <w:pStyle w:val="41"/>
         <w:numPr>
           <w:ilvl w:val="0"/>
           <w:numId w:val="6"/>
@@ -6329,7 +6404,7 @@
     </w:p>
     <w:p>
       <w:pPr>
-        <w:pStyle w:val="a3"/>
+        <w:pStyle w:val="41"/>
         <w:numPr>
           <w:ilvl w:val="0"/>
           <w:numId w:val="6"/>
@@ -6342,7 +6417,7 @@
     </w:p>
     <w:p>
       <w:pPr>
-        <w:pStyle w:val="a3"/>
+        <w:pStyle w:val="41"/>
         <w:numPr>
           <w:ilvl w:val="0"/>
           <w:numId w:val="6"/>
@@ -6355,7 +6430,7 @@
     </w:p>
     <w:p>
       <w:pPr>
-        <w:pStyle w:val="2"/>
+        <w:pStyle w:val="30"/>
         <w:keepLines w:val="0"/>
         <w:pageBreakBefore w:val="0"/>
         <w:wordWrap/>
@@ -6366,7 +6441,7 @@
           <w:lang w:val="en-US" w:eastAsia="zh-CN"/>
         </w:rPr>
       </w:pPr>
-      <w:bookmarkStart w:id="21" w:name="_Toc14468"/>
+      <w:bookmarkStart w:id="20" w:name="_Toc7097"/>
       <w:r>
         <w:t>考核结果</w:t>
       </w:r>
@@ -6377,7 +6452,7 @@
         </w:rPr>
         <w:t>输出</w:t>
       </w:r>
-      <w:bookmarkEnd w:id="21"/>
+      <w:bookmarkEnd w:id="20"/>
     </w:p>
     <w:p>
       <w:pPr>
@@ -6389,7 +6464,7 @@
         <w:spacing w:before="68" w:line="219" w:lineRule="auto"/>
         <w:ind w:left="719"/>
         <w:rPr>
-          <w:rFonts w:ascii="宋体" w:eastAsia="宋体" w:hAnsi="宋体" w:cs="宋体" w:hint="default"/>
+          <w:rFonts w:hint="default" w:ascii="宋体" w:hAnsi="宋体" w:eastAsia="宋体" w:cs="宋体"/>
           <w:spacing w:val="-1"/>
           <w:sz w:val="24"/>
           <w:szCs w:val="24"/>
@@ -6406,7 +6481,7 @@
               <m:sty m:val="p"/>
             </m:rPr>
             <w:rPr>
-              <w:rFonts w:ascii="Cambria Math" w:eastAsia="宋体" w:hAnsi="Cambria Math" w:cs="宋体" w:hint="eastAsia"/>
+              <w:rFonts w:hint="eastAsia" w:ascii="Cambria Math" w:hAnsi="Cambria Math" w:eastAsia="宋体" w:cs="宋体"/>
               <w:snapToGrid w:val="0"/>
               <w:color w:val="000000"/>
               <w:spacing w:val="-1"/>
@@ -6422,7 +6497,7 @@
               <m:sty m:val="p"/>
             </m:rPr>
             <w:rPr>
-              <w:rFonts w:ascii="Cambria Math" w:eastAsia="宋体" w:hAnsi="Cambria Math" w:cs="宋体" w:hint="default"/>
+              <w:rFonts w:hint="default" w:ascii="Cambria Math" w:hAnsi="Cambria Math" w:eastAsia="宋体" w:cs="宋体"/>
               <w:snapToGrid w:val="0"/>
               <w:color w:val="000000"/>
               <w:spacing w:val="-1"/>
@@ -6438,7 +6513,7 @@
               <m:sty m:val="p"/>
             </m:rPr>
             <w:rPr>
-              <w:rFonts w:ascii="Cambria Math" w:eastAsia="宋体" w:hAnsi="Cambria Math" w:cs="宋体" w:hint="eastAsia"/>
+              <w:rFonts w:hint="eastAsia" w:ascii="Cambria Math" w:hAnsi="Cambria Math" w:eastAsia="宋体" w:cs="宋体"/>
               <w:snapToGrid w:val="0"/>
               <w:color w:val="000000"/>
               <w:spacing w:val="-1"/>
@@ -6454,7 +6529,7 @@
               <m:sty m:val="p"/>
             </m:rPr>
             <w:rPr>
-              <w:rFonts w:ascii="Cambria Math" w:eastAsia="宋体" w:hAnsi="Cambria Math" w:cs="Cambria Math" w:hint="default"/>
+              <w:rFonts w:hint="default" w:ascii="Cambria Math" w:hAnsi="Cambria Math" w:eastAsia="宋体" w:cs="Cambria Math"/>
               <w:snapToGrid w:val="0"/>
               <w:color w:val="000000"/>
               <w:spacing w:val="-1"/>
@@ -6470,7 +6545,7 @@
               <m:sty m:val="p"/>
             </m:rPr>
             <w:rPr>
-              <w:rFonts w:ascii="Cambria Math" w:eastAsia="宋体" w:hAnsi="Cambria Math" w:cs="宋体" w:hint="default"/>
+              <w:rFonts w:hint="default" w:ascii="Cambria Math" w:hAnsi="Cambria Math" w:eastAsia="宋体" w:cs="宋体"/>
               <w:snapToGrid w:val="0"/>
               <w:color w:val="000000"/>
               <w:spacing w:val="-1"/>
@@ -6486,7 +6561,7 @@
               <m:sty m:val="p"/>
             </m:rPr>
             <w:rPr>
-              <w:rFonts w:ascii="Cambria Math" w:eastAsia="宋体" w:hAnsi="Cambria Math" w:cs="宋体" w:hint="eastAsia"/>
+              <w:rFonts w:hint="eastAsia" w:ascii="Cambria Math" w:hAnsi="Cambria Math" w:eastAsia="宋体" w:cs="宋体"/>
               <w:snapToGrid w:val="0"/>
               <w:color w:val="000000"/>
               <w:spacing w:val="-1"/>
@@ -6502,7 +6577,7 @@
               <m:sty m:val="p"/>
             </m:rPr>
             <w:rPr>
-              <w:rFonts w:ascii="Cambria Math" w:eastAsia="宋体" w:hAnsi="Cambria Math" w:cs="Cambria Math" w:hint="default"/>
+              <w:rFonts w:hint="default" w:ascii="Cambria Math" w:hAnsi="Cambria Math" w:eastAsia="宋体" w:cs="Cambria Math"/>
               <w:snapToGrid w:val="0"/>
               <w:color w:val="000000"/>
               <w:spacing w:val="-1"/>
@@ -6518,7 +6593,7 @@
               <m:sty m:val="p"/>
             </m:rPr>
             <w:rPr>
-              <w:rFonts w:ascii="Cambria Math" w:eastAsia="宋体" w:hAnsi="Cambria Math" w:cs="宋体" w:hint="default"/>
+              <w:rFonts w:hint="default" w:ascii="Cambria Math" w:hAnsi="Cambria Math" w:eastAsia="宋体" w:cs="宋体"/>
               <w:snapToGrid w:val="0"/>
               <w:color w:val="000000"/>
               <w:spacing w:val="-1"/>
@@ -6542,14 +6617,14 @@
         <w:spacing w:before="104" w:line="259" w:lineRule="auto"/>
         <w:ind w:left="118" w:right="87" w:firstLine="600"/>
         <w:rPr>
-          <w:rFonts w:ascii="宋体" w:eastAsia="宋体" w:hAnsi="宋体" w:cs="宋体"/>
+          <w:rFonts w:ascii="宋体" w:hAnsi="宋体" w:eastAsia="宋体" w:cs="宋体"/>
           <w:sz w:val="24"/>
           <w:szCs w:val="24"/>
         </w:rPr>
       </w:pPr>
       <w:r>
         <w:rPr>
-          <w:rFonts w:ascii="宋体" w:eastAsia="宋体" w:hAnsi="宋体" w:cs="宋体"/>
+          <w:rFonts w:ascii="宋体" w:hAnsi="宋体" w:eastAsia="宋体" w:cs="宋体"/>
           <w:spacing w:val="-1"/>
           <w:sz w:val="24"/>
           <w:szCs w:val="24"/>
@@ -6558,7 +6633,7 @@
       </w:r>
       <w:r>
         <w:rPr>
-          <w:rFonts w:ascii="宋体" w:eastAsia="宋体" w:hAnsi="宋体" w:cs="宋体"/>
+          <w:rFonts w:ascii="宋体" w:hAnsi="宋体" w:eastAsia="宋体" w:cs="宋体"/>
           <w:spacing w:val="-59"/>
           <w:sz w:val="24"/>
           <w:szCs w:val="24"/>
@@ -6567,7 +6642,7 @@
       </w:r>
       <w:r>
         <w:rPr>
-          <w:rFonts w:ascii="宋体" w:eastAsia="宋体" w:hAnsi="宋体" w:cs="宋体"/>
+          <w:rFonts w:ascii="宋体" w:hAnsi="宋体" w:eastAsia="宋体" w:cs="宋体"/>
           <w:spacing w:val="-2"/>
           <w:sz w:val="24"/>
           <w:szCs w:val="24"/>
@@ -6576,7 +6651,7 @@
       </w:r>
       <w:r>
         <w:rPr>
-          <w:rFonts w:ascii="宋体" w:eastAsia="宋体" w:hAnsi="宋体" w:cs="宋体"/>
+          <w:rFonts w:ascii="宋体" w:hAnsi="宋体" w:eastAsia="宋体" w:cs="宋体"/>
           <w:spacing w:val="-1"/>
           <w:sz w:val="24"/>
           <w:szCs w:val="24"/>
@@ -6586,39 +6661,39 @@
     </w:p>
     <w:p>
       <w:pPr>
-        <w:pStyle w:val="2"/>
+        <w:pStyle w:val="30"/>
         <w:keepLines w:val="0"/>
         <w:pageBreakBefore w:val="0"/>
         <w:wordWrap/>
         <w:overflowPunct/>
         <w:bidi w:val="0"/>
       </w:pPr>
-      <w:bookmarkStart w:id="22" w:name="_Toc2745"/>
+      <w:bookmarkStart w:id="21" w:name="_Toc4507"/>
       <w:r>
         <w:t>考核结果应用</w:t>
       </w:r>
-      <w:bookmarkEnd w:id="22"/>
+      <w:bookmarkEnd w:id="21"/>
     </w:p>
     <w:p>
       <w:pPr>
-        <w:pStyle w:val="3"/>
+        <w:pStyle w:val="31"/>
         <w:keepLines w:val="0"/>
         <w:pageBreakBefore w:val="0"/>
         <w:wordWrap/>
         <w:overflowPunct/>
         <w:bidi w:val="0"/>
       </w:pPr>
-      <w:bookmarkStart w:id="23" w:name="_Toc30708"/>
-      <w:bookmarkStart w:id="24" w:name="_Toc23088"/>
+      <w:bookmarkStart w:id="22" w:name="_Toc30708"/>
+      <w:bookmarkStart w:id="23" w:name="_Toc5331"/>
       <w:r>
         <w:t>职业发展</w:t>
       </w:r>
+      <w:bookmarkEnd w:id="22"/>
       <w:bookmarkEnd w:id="23"/>
-      <w:bookmarkEnd w:id="24"/>
     </w:p>
     <w:p>
       <w:pPr>
-        <w:pStyle w:val="a1"/>
+        <w:pStyle w:val="29"/>
         <w:keepLines w:val="0"/>
         <w:pageBreakBefore w:val="0"/>
         <w:wordWrap/>
@@ -6631,28 +6706,28 @@
     </w:p>
     <w:p>
       <w:pPr>
-        <w:pStyle w:val="3"/>
+        <w:pStyle w:val="31"/>
         <w:keepLines w:val="0"/>
         <w:pageBreakBefore w:val="0"/>
         <w:wordWrap/>
         <w:overflowPunct/>
         <w:bidi w:val="0"/>
       </w:pPr>
-      <w:bookmarkStart w:id="25" w:name="_Toc9016"/>
+      <w:bookmarkStart w:id="24" w:name="_Toc8961"/>
       <w:r>
         <w:t>季度绩效考核工资</w:t>
       </w:r>
-      <w:bookmarkEnd w:id="25"/>
+      <w:bookmarkEnd w:id="24"/>
     </w:p>
     <w:p>
       <w:pPr>
-        <w:pStyle w:val="a1"/>
+        <w:pStyle w:val="29"/>
         <w:keepLines w:val="0"/>
         <w:pageBreakBefore w:val="0"/>
         <w:wordWrap/>
         <w:overflowPunct/>
         <w:bidi w:val="0"/>
-        <w:ind w:left="0" w:right="0" w:firstLine="0" w:leftChars="0" w:rightChars="0" w:firstLineChars="0"/>
+        <w:ind w:left="0" w:leftChars="0" w:right="0" w:rightChars="0" w:firstLine="0" w:firstLineChars="0"/>
         <w:jc w:val="center"/>
         <w:rPr>
           <w:rFonts w:hint="default"/>
@@ -6753,17 +6828,18 @@
     </w:p>
     <w:tbl>
       <w:tblPr>
-        <w:tblStyle w:val="Table"/>
+        <w:tblStyle w:val="37"/>
         <w:tblW w:w="8316" w:type="dxa"/>
         <w:tblInd w:w="115" w:type="dxa"/>
         <w:tblBorders>
-          <w:top w:val="single" w:sz="4" w:space="0" w:color="auto"/>
-          <w:left w:val="single" w:sz="4" w:space="0" w:color="auto"/>
-          <w:bottom w:val="single" w:sz="4" w:space="0" w:color="auto"/>
-          <w:right w:val="single" w:sz="4" w:space="0" w:color="auto"/>
-          <w:insideH w:val="single" w:sz="4" w:space="0" w:color="auto"/>
-          <w:insideV w:val="single" w:sz="4" w:space="0" w:color="auto"/>
+          <w:top w:val="single" w:color="auto" w:sz="4" w:space="0"/>
+          <w:left w:val="single" w:color="auto" w:sz="4" w:space="0"/>
+          <w:bottom w:val="single" w:color="auto" w:sz="4" w:space="0"/>
+          <w:right w:val="single" w:color="auto" w:sz="4" w:space="0"/>
+          <w:insideH w:val="single" w:color="auto" w:sz="4" w:space="0"/>
+          <w:insideV w:val="single" w:color="auto" w:sz="4" w:space="0"/>
         </w:tblBorders>
+        <w:tblLayout w:type="autofit"/>
         <w:tblCellMar>
           <w:top w:w="0" w:type="dxa"/>
           <w:left w:w="108" w:type="dxa"/>
@@ -6778,15 +6854,13 @@
       </w:tblGrid>
       <w:tr>
         <w:tblPrEx>
-          <w:tblW w:w="8316" w:type="dxa"/>
-          <w:tblInd w:w="115" w:type="dxa"/>
           <w:tblBorders>
-            <w:top w:val="single" w:sz="4" w:space="0" w:color="auto"/>
-            <w:left w:val="single" w:sz="4" w:space="0" w:color="auto"/>
-            <w:bottom w:val="single" w:sz="4" w:space="0" w:color="auto"/>
-            <w:right w:val="single" w:sz="4" w:space="0" w:color="auto"/>
-            <w:insideH w:val="single" w:sz="4" w:space="0" w:color="auto"/>
-            <w:insideV w:val="single" w:sz="4" w:space="0" w:color="auto"/>
+            <w:top w:val="single" w:color="auto" w:sz="4" w:space="0"/>
+            <w:left w:val="single" w:color="auto" w:sz="4" w:space="0"/>
+            <w:bottom w:val="single" w:color="auto" w:sz="4" w:space="0"/>
+            <w:right w:val="single" w:color="auto" w:sz="4" w:space="0"/>
+            <w:insideH w:val="single" w:color="auto" w:sz="4" w:space="0"/>
+            <w:insideV w:val="single" w:color="auto" w:sz="4" w:space="0"/>
           </w:tblBorders>
           <w:tblCellMar>
             <w:top w:w="0" w:type="dxa"/>
@@ -6804,7 +6878,7 @@
           </w:tcPr>
           <w:p>
             <w:pPr>
-              <w:pStyle w:val="Compact"/>
+              <w:pStyle w:val="36"/>
               <w:keepLines w:val="0"/>
               <w:pageBreakBefore w:val="0"/>
               <w:wordWrap/>
@@ -6812,14 +6886,14 @@
               <w:bidi w:val="0"/>
               <w:jc w:val="center"/>
               <w:rPr>
-                <w:rFonts w:ascii="宋体" w:eastAsia="宋体" w:hAnsi="宋体" w:cs="宋体" w:hint="eastAsia"/>
+                <w:rFonts w:hint="eastAsia" w:ascii="宋体" w:hAnsi="宋体" w:eastAsia="宋体" w:cs="宋体"/>
                 <w:b/>
                 <w:bCs/>
               </w:rPr>
             </w:pPr>
             <w:r>
               <w:rPr>
-                <w:rFonts w:ascii="宋体" w:eastAsia="宋体" w:hAnsi="宋体" w:cs="宋体" w:hint="eastAsia"/>
+                <w:rFonts w:hint="eastAsia" w:ascii="宋体" w:hAnsi="宋体" w:eastAsia="宋体" w:cs="宋体"/>
                 <w:b/>
                 <w:bCs/>
               </w:rPr>
@@ -6833,7 +6907,7 @@
           </w:tcPr>
           <w:p>
             <w:pPr>
-              <w:pStyle w:val="Compact"/>
+              <w:pStyle w:val="36"/>
               <w:keepLines w:val="0"/>
               <w:pageBreakBefore w:val="0"/>
               <w:wordWrap/>
@@ -6841,14 +6915,14 @@
               <w:bidi w:val="0"/>
               <w:jc w:val="center"/>
               <w:rPr>
-                <w:rFonts w:ascii="宋体" w:eastAsia="宋体" w:hAnsi="宋体" w:cs="宋体" w:hint="eastAsia"/>
+                <w:rFonts w:hint="eastAsia" w:ascii="宋体" w:hAnsi="宋体" w:eastAsia="宋体" w:cs="宋体"/>
                 <w:b/>
                 <w:bCs/>
               </w:rPr>
             </w:pPr>
             <w:r>
               <w:rPr>
-                <w:rFonts w:ascii="宋体" w:eastAsia="宋体" w:hAnsi="宋体" w:cs="宋体" w:hint="eastAsia"/>
+                <w:rFonts w:hint="eastAsia" w:ascii="宋体" w:hAnsi="宋体" w:eastAsia="宋体" w:cs="宋体"/>
                 <w:b/>
                 <w:bCs/>
               </w:rPr>
@@ -6862,7 +6936,7 @@
           </w:tcPr>
           <w:p>
             <w:pPr>
-              <w:pStyle w:val="Compact"/>
+              <w:pStyle w:val="36"/>
               <w:keepLines w:val="0"/>
               <w:pageBreakBefore w:val="0"/>
               <w:wordWrap/>
@@ -6870,14 +6944,14 @@
               <w:bidi w:val="0"/>
               <w:jc w:val="left"/>
               <w:rPr>
-                <w:rFonts w:ascii="宋体" w:eastAsia="宋体" w:hAnsi="宋体" w:cs="宋体" w:hint="eastAsia"/>
+                <w:rFonts w:hint="eastAsia" w:ascii="宋体" w:hAnsi="宋体" w:eastAsia="宋体" w:cs="宋体"/>
                 <w:b/>
                 <w:bCs/>
               </w:rPr>
             </w:pPr>
             <w:r>
               <w:rPr>
-                <w:rFonts w:ascii="宋体" w:eastAsia="宋体" w:hAnsi="宋体" w:cs="宋体" w:hint="eastAsia"/>
+                <w:rFonts w:hint="eastAsia" w:ascii="宋体" w:hAnsi="宋体" w:eastAsia="宋体" w:cs="宋体"/>
                 <w:b/>
                 <w:bCs/>
               </w:rPr>
@@ -6888,8 +6962,14 @@
       </w:tr>
       <w:tr>
         <w:tblPrEx>
-          <w:tblW w:w="8316" w:type="dxa"/>
-          <w:tblInd w:w="115" w:type="dxa"/>
+          <w:tblBorders>
+            <w:top w:val="single" w:color="auto" w:sz="4" w:space="0"/>
+            <w:left w:val="single" w:color="auto" w:sz="4" w:space="0"/>
+            <w:bottom w:val="single" w:color="auto" w:sz="4" w:space="0"/>
+            <w:right w:val="single" w:color="auto" w:sz="4" w:space="0"/>
+            <w:insideH w:val="single" w:color="auto" w:sz="4" w:space="0"/>
+            <w:insideV w:val="single" w:color="auto" w:sz="4" w:space="0"/>
+          </w:tblBorders>
           <w:tblCellMar>
             <w:top w:w="0" w:type="dxa"/>
             <w:left w:w="108" w:type="dxa"/>
@@ -6903,21 +6983,21 @@
           </w:tcPr>
           <w:p>
             <w:pPr>
-              <w:pStyle w:val="Compact"/>
+              <w:pStyle w:val="36"/>
               <w:keepLines w:val="0"/>
               <w:pageBreakBefore w:val="0"/>
               <w:wordWrap/>
               <w:overflowPunct/>
               <w:bidi w:val="0"/>
-              <w:ind w:left="0" w:right="0" w:firstLine="0" w:leftChars="0" w:rightChars="0" w:firstLineChars="0"/>
+              <w:ind w:left="0" w:leftChars="0" w:right="0" w:rightChars="0" w:firstLine="0" w:firstLineChars="0"/>
               <w:jc w:val="center"/>
               <w:rPr>
-                <w:rFonts w:ascii="宋体" w:eastAsia="宋体" w:hAnsi="宋体" w:cs="宋体" w:hint="eastAsia"/>
+                <w:rFonts w:hint="eastAsia" w:ascii="宋体" w:hAnsi="宋体" w:eastAsia="宋体" w:cs="宋体"/>
               </w:rPr>
             </w:pPr>
             <w:r>
               <w:rPr>
-                <w:rFonts w:ascii="宋体" w:eastAsia="宋体" w:hAnsi="宋体" w:cs="宋体" w:hint="eastAsia"/>
+                <w:rFonts w:hint="eastAsia" w:ascii="宋体" w:hAnsi="宋体" w:eastAsia="宋体" w:cs="宋体"/>
               </w:rPr>
               <w:t>A等</w:t>
             </w:r>
@@ -6929,21 +7009,21 @@
           </w:tcPr>
           <w:p>
             <w:pPr>
-              <w:pStyle w:val="Compact"/>
+              <w:pStyle w:val="36"/>
               <w:keepLines w:val="0"/>
               <w:pageBreakBefore w:val="0"/>
               <w:wordWrap/>
               <w:overflowPunct/>
               <w:bidi w:val="0"/>
-              <w:ind w:left="0" w:right="0" w:firstLine="0" w:leftChars="0" w:rightChars="0" w:firstLineChars="0"/>
+              <w:ind w:left="0" w:leftChars="0" w:right="0" w:rightChars="0" w:firstLine="0" w:firstLineChars="0"/>
               <w:jc w:val="center"/>
               <w:rPr>
-                <w:rFonts w:ascii="宋体" w:eastAsia="宋体" w:hAnsi="宋体" w:cs="宋体" w:hint="eastAsia"/>
+                <w:rFonts w:hint="eastAsia" w:ascii="宋体" w:hAnsi="宋体" w:eastAsia="宋体" w:cs="宋体"/>
               </w:rPr>
             </w:pPr>
             <w:r>
               <w:rPr>
-                <w:rFonts w:ascii="宋体" w:eastAsia="宋体" w:hAnsi="宋体" w:cs="宋体" w:hint="eastAsia"/>
+                <w:rFonts w:hint="eastAsia" w:ascii="宋体" w:hAnsi="宋体" w:eastAsia="宋体" w:cs="宋体"/>
               </w:rPr>
               <w:t>150%</w:t>
             </w:r>
@@ -6955,7 +7035,7 @@
           </w:tcPr>
           <w:p>
             <w:pPr>
-              <w:pStyle w:val="Compact"/>
+              <w:pStyle w:val="36"/>
               <w:keepLines w:val="0"/>
               <w:pageBreakBefore w:val="0"/>
               <w:wordWrap/>
@@ -6963,12 +7043,12 @@
               <w:bidi w:val="0"/>
               <w:jc w:val="left"/>
               <w:rPr>
-                <w:rFonts w:ascii="宋体" w:eastAsia="宋体" w:hAnsi="宋体" w:cs="宋体" w:hint="eastAsia"/>
+                <w:rFonts w:hint="eastAsia" w:ascii="宋体" w:hAnsi="宋体" w:eastAsia="宋体" w:cs="宋体"/>
               </w:rPr>
             </w:pPr>
             <w:r>
               <w:rPr>
-                <w:rFonts w:ascii="宋体" w:eastAsia="宋体" w:hAnsi="宋体" w:cs="宋体" w:hint="eastAsia"/>
+                <w:rFonts w:hint="eastAsia" w:ascii="宋体" w:hAnsi="宋体" w:eastAsia="宋体" w:cs="宋体"/>
               </w:rPr>
               <w:t>绩效工资按1.5倍发放</w:t>
             </w:r>
@@ -6977,8 +7057,14 @@
       </w:tr>
       <w:tr>
         <w:tblPrEx>
-          <w:tblW w:w="8316" w:type="dxa"/>
-          <w:tblInd w:w="115" w:type="dxa"/>
+          <w:tblBorders>
+            <w:top w:val="single" w:color="auto" w:sz="4" w:space="0"/>
+            <w:left w:val="single" w:color="auto" w:sz="4" w:space="0"/>
+            <w:bottom w:val="single" w:color="auto" w:sz="4" w:space="0"/>
+            <w:right w:val="single" w:color="auto" w:sz="4" w:space="0"/>
+            <w:insideH w:val="single" w:color="auto" w:sz="4" w:space="0"/>
+            <w:insideV w:val="single" w:color="auto" w:sz="4" w:space="0"/>
+          </w:tblBorders>
           <w:tblCellMar>
             <w:top w:w="0" w:type="dxa"/>
             <w:left w:w="108" w:type="dxa"/>
@@ -6992,21 +7078,21 @@
           </w:tcPr>
           <w:p>
             <w:pPr>
-              <w:pStyle w:val="Compact"/>
+              <w:pStyle w:val="36"/>
               <w:keepLines w:val="0"/>
               <w:pageBreakBefore w:val="0"/>
               <w:wordWrap/>
               <w:overflowPunct/>
               <w:bidi w:val="0"/>
-              <w:ind w:left="0" w:right="0" w:firstLine="0" w:leftChars="0" w:rightChars="0" w:firstLineChars="0"/>
+              <w:ind w:left="0" w:leftChars="0" w:right="0" w:rightChars="0" w:firstLine="0" w:firstLineChars="0"/>
               <w:jc w:val="center"/>
               <w:rPr>
-                <w:rFonts w:ascii="宋体" w:eastAsia="宋体" w:hAnsi="宋体" w:cs="宋体" w:hint="eastAsia"/>
+                <w:rFonts w:hint="eastAsia" w:ascii="宋体" w:hAnsi="宋体" w:eastAsia="宋体" w:cs="宋体"/>
               </w:rPr>
             </w:pPr>
             <w:r>
               <w:rPr>
-                <w:rFonts w:ascii="宋体" w:eastAsia="宋体" w:hAnsi="宋体" w:cs="宋体" w:hint="eastAsia"/>
+                <w:rFonts w:hint="eastAsia" w:ascii="宋体" w:hAnsi="宋体" w:eastAsia="宋体" w:cs="宋体"/>
               </w:rPr>
               <w:t>B等</w:t>
             </w:r>
@@ -7018,21 +7104,21 @@
           </w:tcPr>
           <w:p>
             <w:pPr>
-              <w:pStyle w:val="Compact"/>
+              <w:pStyle w:val="36"/>
               <w:keepLines w:val="0"/>
               <w:pageBreakBefore w:val="0"/>
               <w:wordWrap/>
               <w:overflowPunct/>
               <w:bidi w:val="0"/>
-              <w:ind w:left="0" w:right="0" w:firstLine="0" w:leftChars="0" w:rightChars="0" w:firstLineChars="0"/>
+              <w:ind w:left="0" w:leftChars="0" w:right="0" w:rightChars="0" w:firstLine="0" w:firstLineChars="0"/>
               <w:jc w:val="center"/>
               <w:rPr>
-                <w:rFonts w:ascii="宋体" w:eastAsia="宋体" w:hAnsi="宋体" w:cs="宋体" w:hint="eastAsia"/>
+                <w:rFonts w:hint="eastAsia" w:ascii="宋体" w:hAnsi="宋体" w:eastAsia="宋体" w:cs="宋体"/>
               </w:rPr>
             </w:pPr>
             <w:r>
               <w:rPr>
-                <w:rFonts w:ascii="宋体" w:eastAsia="宋体" w:hAnsi="宋体" w:cs="宋体" w:hint="eastAsia"/>
+                <w:rFonts w:hint="eastAsia" w:ascii="宋体" w:hAnsi="宋体" w:eastAsia="宋体" w:cs="宋体"/>
               </w:rPr>
               <w:t>120%</w:t>
             </w:r>
@@ -7044,7 +7130,7 @@
           </w:tcPr>
           <w:p>
             <w:pPr>
-              <w:pStyle w:val="Compact"/>
+              <w:pStyle w:val="36"/>
               <w:keepLines w:val="0"/>
               <w:pageBreakBefore w:val="0"/>
               <w:wordWrap/>
@@ -7052,12 +7138,12 @@
               <w:bidi w:val="0"/>
               <w:jc w:val="left"/>
               <w:rPr>
-                <w:rFonts w:ascii="宋体" w:eastAsia="宋体" w:hAnsi="宋体" w:cs="宋体" w:hint="eastAsia"/>
+                <w:rFonts w:hint="eastAsia" w:ascii="宋体" w:hAnsi="宋体" w:eastAsia="宋体" w:cs="宋体"/>
               </w:rPr>
             </w:pPr>
             <w:r>
               <w:rPr>
-                <w:rFonts w:ascii="宋体" w:eastAsia="宋体" w:hAnsi="宋体" w:cs="宋体" w:hint="eastAsia"/>
+                <w:rFonts w:hint="eastAsia" w:ascii="宋体" w:hAnsi="宋体" w:eastAsia="宋体" w:cs="宋体"/>
               </w:rPr>
               <w:t>绩效工资按1.2倍发放</w:t>
             </w:r>
@@ -7066,8 +7152,14 @@
       </w:tr>
       <w:tr>
         <w:tblPrEx>
-          <w:tblW w:w="8316" w:type="dxa"/>
-          <w:tblInd w:w="115" w:type="dxa"/>
+          <w:tblBorders>
+            <w:top w:val="single" w:color="auto" w:sz="4" w:space="0"/>
+            <w:left w:val="single" w:color="auto" w:sz="4" w:space="0"/>
+            <w:bottom w:val="single" w:color="auto" w:sz="4" w:space="0"/>
+            <w:right w:val="single" w:color="auto" w:sz="4" w:space="0"/>
+            <w:insideH w:val="single" w:color="auto" w:sz="4" w:space="0"/>
+            <w:insideV w:val="single" w:color="auto" w:sz="4" w:space="0"/>
+          </w:tblBorders>
           <w:tblCellMar>
             <w:top w:w="0" w:type="dxa"/>
             <w:left w:w="108" w:type="dxa"/>
@@ -7081,21 +7173,21 @@
           </w:tcPr>
           <w:p>
             <w:pPr>
-              <w:pStyle w:val="Compact"/>
+              <w:pStyle w:val="36"/>
               <w:keepLines w:val="0"/>
               <w:pageBreakBefore w:val="0"/>
               <w:wordWrap/>
               <w:overflowPunct/>
               <w:bidi w:val="0"/>
-              <w:ind w:left="0" w:right="0" w:firstLine="0" w:leftChars="0" w:rightChars="0" w:firstLineChars="0"/>
+              <w:ind w:left="0" w:leftChars="0" w:right="0" w:rightChars="0" w:firstLine="0" w:firstLineChars="0"/>
               <w:jc w:val="center"/>
               <w:rPr>
-                <w:rFonts w:ascii="宋体" w:eastAsia="宋体" w:hAnsi="宋体" w:cs="宋体" w:hint="eastAsia"/>
+                <w:rFonts w:hint="eastAsia" w:ascii="宋体" w:hAnsi="宋体" w:eastAsia="宋体" w:cs="宋体"/>
               </w:rPr>
             </w:pPr>
             <w:r>
               <w:rPr>
-                <w:rFonts w:ascii="宋体" w:eastAsia="宋体" w:hAnsi="宋体" w:cs="宋体" w:hint="eastAsia"/>
+                <w:rFonts w:hint="eastAsia" w:ascii="宋体" w:hAnsi="宋体" w:eastAsia="宋体" w:cs="宋体"/>
               </w:rPr>
               <w:t>C 等</w:t>
             </w:r>
@@ -7107,21 +7199,21 @@
           </w:tcPr>
           <w:p>
             <w:pPr>
-              <w:pStyle w:val="Compact"/>
+              <w:pStyle w:val="36"/>
               <w:keepLines w:val="0"/>
               <w:pageBreakBefore w:val="0"/>
               <w:wordWrap/>
               <w:overflowPunct/>
               <w:bidi w:val="0"/>
-              <w:ind w:left="0" w:right="0" w:firstLine="0" w:leftChars="0" w:rightChars="0" w:firstLineChars="0"/>
+              <w:ind w:left="0" w:leftChars="0" w:right="0" w:rightChars="0" w:firstLine="0" w:firstLineChars="0"/>
               <w:jc w:val="center"/>
               <w:rPr>
-                <w:rFonts w:ascii="宋体" w:eastAsia="宋体" w:hAnsi="宋体" w:cs="宋体" w:hint="eastAsia"/>
+                <w:rFonts w:hint="eastAsia" w:ascii="宋体" w:hAnsi="宋体" w:eastAsia="宋体" w:cs="宋体"/>
               </w:rPr>
             </w:pPr>
             <w:r>
               <w:rPr>
-                <w:rFonts w:ascii="宋体" w:eastAsia="宋体" w:hAnsi="宋体" w:cs="宋体" w:hint="eastAsia"/>
+                <w:rFonts w:hint="eastAsia" w:ascii="宋体" w:hAnsi="宋体" w:eastAsia="宋体" w:cs="宋体"/>
               </w:rPr>
               <w:t>100%</w:t>
             </w:r>
@@ -7133,7 +7225,7 @@
           </w:tcPr>
           <w:p>
             <w:pPr>
-              <w:pStyle w:val="Compact"/>
+              <w:pStyle w:val="36"/>
               <w:keepLines w:val="0"/>
               <w:pageBreakBefore w:val="0"/>
               <w:wordWrap/>
@@ -7141,12 +7233,12 @@
               <w:bidi w:val="0"/>
               <w:jc w:val="left"/>
               <w:rPr>
-                <w:rFonts w:ascii="宋体" w:eastAsia="宋体" w:hAnsi="宋体" w:cs="宋体" w:hint="eastAsia"/>
+                <w:rFonts w:hint="eastAsia" w:ascii="宋体" w:hAnsi="宋体" w:eastAsia="宋体" w:cs="宋体"/>
               </w:rPr>
             </w:pPr>
             <w:r>
               <w:rPr>
-                <w:rFonts w:ascii="宋体" w:eastAsia="宋体" w:hAnsi="宋体" w:cs="宋体" w:hint="eastAsia"/>
+                <w:rFonts w:hint="eastAsia" w:ascii="宋体" w:hAnsi="宋体" w:eastAsia="宋体" w:cs="宋体"/>
               </w:rPr>
               <w:t>绩效工资全额发放</w:t>
             </w:r>
@@ -7155,8 +7247,14 @@
       </w:tr>
       <w:tr>
         <w:tblPrEx>
-          <w:tblW w:w="8316" w:type="dxa"/>
-          <w:tblInd w:w="115" w:type="dxa"/>
+          <w:tblBorders>
+            <w:top w:val="single" w:color="auto" w:sz="4" w:space="0"/>
+            <w:left w:val="single" w:color="auto" w:sz="4" w:space="0"/>
+            <w:bottom w:val="single" w:color="auto" w:sz="4" w:space="0"/>
+            <w:right w:val="single" w:color="auto" w:sz="4" w:space="0"/>
+            <w:insideH w:val="single" w:color="auto" w:sz="4" w:space="0"/>
+            <w:insideV w:val="single" w:color="auto" w:sz="4" w:space="0"/>
+          </w:tblBorders>
           <w:tblCellMar>
             <w:top w:w="0" w:type="dxa"/>
             <w:left w:w="108" w:type="dxa"/>
@@ -7170,21 +7268,21 @@
           </w:tcPr>
           <w:p>
             <w:pPr>
-              <w:pStyle w:val="Compact"/>
+              <w:pStyle w:val="36"/>
               <w:keepLines w:val="0"/>
               <w:pageBreakBefore w:val="0"/>
               <w:wordWrap/>
               <w:overflowPunct/>
               <w:bidi w:val="0"/>
-              <w:ind w:left="0" w:right="0" w:firstLine="0" w:leftChars="0" w:rightChars="0" w:firstLineChars="0"/>
+              <w:ind w:left="0" w:leftChars="0" w:right="0" w:rightChars="0" w:firstLine="0" w:firstLineChars="0"/>
               <w:jc w:val="center"/>
               <w:rPr>
-                <w:rFonts w:ascii="宋体" w:eastAsia="宋体" w:hAnsi="宋体" w:cs="宋体" w:hint="eastAsia"/>
+                <w:rFonts w:hint="eastAsia" w:ascii="宋体" w:hAnsi="宋体" w:eastAsia="宋体" w:cs="宋体"/>
               </w:rPr>
             </w:pPr>
             <w:r>
               <w:rPr>
-                <w:rFonts w:ascii="宋体" w:eastAsia="宋体" w:hAnsi="宋体" w:cs="宋体" w:hint="eastAsia"/>
+                <w:rFonts w:hint="eastAsia" w:ascii="宋体" w:hAnsi="宋体" w:eastAsia="宋体" w:cs="宋体"/>
               </w:rPr>
               <w:t>D 等</w:t>
             </w:r>
@@ -7196,21 +7294,21 @@
           </w:tcPr>
           <w:p>
             <w:pPr>
-              <w:pStyle w:val="Compact"/>
+              <w:pStyle w:val="36"/>
               <w:keepLines w:val="0"/>
               <w:pageBreakBefore w:val="0"/>
               <w:wordWrap/>
               <w:overflowPunct/>
               <w:bidi w:val="0"/>
-              <w:ind w:left="0" w:right="0" w:firstLine="0" w:leftChars="0" w:rightChars="0" w:firstLineChars="0"/>
+              <w:ind w:left="0" w:leftChars="0" w:right="0" w:rightChars="0" w:firstLine="0" w:firstLineChars="0"/>
               <w:jc w:val="center"/>
               <w:rPr>
-                <w:rFonts w:ascii="宋体" w:eastAsia="宋体" w:hAnsi="宋体" w:cs="宋体" w:hint="eastAsia"/>
+                <w:rFonts w:hint="eastAsia" w:ascii="宋体" w:hAnsi="宋体" w:eastAsia="宋体" w:cs="宋体"/>
               </w:rPr>
             </w:pPr>
             <w:r>
               <w:rPr>
-                <w:rFonts w:ascii="宋体" w:eastAsia="宋体" w:hAnsi="宋体" w:cs="宋体" w:hint="eastAsia"/>
+                <w:rFonts w:hint="eastAsia" w:ascii="宋体" w:hAnsi="宋体" w:eastAsia="宋体" w:cs="宋体"/>
               </w:rPr>
               <w:t>60%</w:t>
             </w:r>
@@ -7222,7 +7320,7 @@
           </w:tcPr>
           <w:p>
             <w:pPr>
-              <w:pStyle w:val="Compact"/>
+              <w:pStyle w:val="36"/>
               <w:keepLines w:val="0"/>
               <w:pageBreakBefore w:val="0"/>
               <w:wordWrap/>
@@ -7230,12 +7328,12 @@
               <w:bidi w:val="0"/>
               <w:jc w:val="left"/>
               <w:rPr>
-                <w:rFonts w:ascii="宋体" w:eastAsia="宋体" w:hAnsi="宋体" w:cs="宋体" w:hint="eastAsia"/>
+                <w:rFonts w:hint="eastAsia" w:ascii="宋体" w:hAnsi="宋体" w:eastAsia="宋体" w:cs="宋体"/>
               </w:rPr>
             </w:pPr>
             <w:r>
               <w:rPr>
-                <w:rFonts w:ascii="宋体" w:eastAsia="宋体" w:hAnsi="宋体" w:cs="宋体" w:hint="eastAsia"/>
+                <w:rFonts w:hint="eastAsia" w:ascii="宋体" w:hAnsi="宋体" w:eastAsia="宋体" w:cs="宋体"/>
               </w:rPr>
               <w:t>绩效工资按60%发放</w:t>
             </w:r>
@@ -7244,8 +7342,14 @@
       </w:tr>
       <w:tr>
         <w:tblPrEx>
-          <w:tblW w:w="8316" w:type="dxa"/>
-          <w:tblInd w:w="115" w:type="dxa"/>
+          <w:tblBorders>
+            <w:top w:val="single" w:color="auto" w:sz="4" w:space="0"/>
+            <w:left w:val="single" w:color="auto" w:sz="4" w:space="0"/>
+            <w:bottom w:val="single" w:color="auto" w:sz="4" w:space="0"/>
+            <w:right w:val="single" w:color="auto" w:sz="4" w:space="0"/>
+            <w:insideH w:val="single" w:color="auto" w:sz="4" w:space="0"/>
+            <w:insideV w:val="single" w:color="auto" w:sz="4" w:space="0"/>
+          </w:tblBorders>
           <w:tblCellMar>
             <w:top w:w="0" w:type="dxa"/>
             <w:left w:w="108" w:type="dxa"/>
@@ -7259,21 +7363,21 @@
           </w:tcPr>
           <w:p>
             <w:pPr>
-              <w:pStyle w:val="Compact"/>
+              <w:pStyle w:val="36"/>
               <w:keepLines w:val="0"/>
               <w:pageBreakBefore w:val="0"/>
               <w:wordWrap/>
               <w:overflowPunct/>
               <w:bidi w:val="0"/>
-              <w:ind w:left="0" w:right="0" w:firstLine="0" w:leftChars="0" w:rightChars="0" w:firstLineChars="0"/>
+              <w:ind w:left="0" w:leftChars="0" w:right="0" w:rightChars="0" w:firstLine="0" w:firstLineChars="0"/>
               <w:jc w:val="center"/>
               <w:rPr>
-                <w:rFonts w:ascii="宋体" w:eastAsia="宋体" w:hAnsi="宋体" w:cs="宋体" w:hint="eastAsia"/>
+                <w:rFonts w:hint="eastAsia" w:ascii="宋体" w:hAnsi="宋体" w:eastAsia="宋体" w:cs="宋体"/>
               </w:rPr>
             </w:pPr>
             <w:r>
               <w:rPr>
-                <w:rFonts w:ascii="宋体" w:eastAsia="宋体" w:hAnsi="宋体" w:cs="宋体" w:hint="eastAsia"/>
+                <w:rFonts w:hint="eastAsia" w:ascii="宋体" w:hAnsi="宋体" w:eastAsia="宋体" w:cs="宋体"/>
               </w:rPr>
               <w:t>E 等</w:t>
             </w:r>
@@ -7285,21 +7389,21 @@
           </w:tcPr>
           <w:p>
             <w:pPr>
-              <w:pStyle w:val="Compact"/>
+              <w:pStyle w:val="36"/>
               <w:keepLines w:val="0"/>
               <w:pageBreakBefore w:val="0"/>
               <w:wordWrap/>
               <w:overflowPunct/>
               <w:bidi w:val="0"/>
-              <w:ind w:left="0" w:right="0" w:firstLine="0" w:leftChars="0" w:rightChars="0" w:firstLineChars="0"/>
+              <w:ind w:left="0" w:leftChars="0" w:right="0" w:rightChars="0" w:firstLine="0" w:firstLineChars="0"/>
               <w:jc w:val="center"/>
               <w:rPr>
-                <w:rFonts w:ascii="宋体" w:eastAsia="宋体" w:hAnsi="宋体" w:cs="宋体" w:hint="eastAsia"/>
+                <w:rFonts w:hint="eastAsia" w:ascii="宋体" w:hAnsi="宋体" w:eastAsia="宋体" w:cs="宋体"/>
               </w:rPr>
             </w:pPr>
             <w:r>
               <w:rPr>
-                <w:rFonts w:ascii="宋体" w:eastAsia="宋体" w:hAnsi="宋体" w:cs="宋体" w:hint="eastAsia"/>
+                <w:rFonts w:hint="eastAsia" w:ascii="宋体" w:hAnsi="宋体" w:eastAsia="宋体" w:cs="宋体"/>
               </w:rPr>
               <w:t>0%</w:t>
             </w:r>
@@ -7311,7 +7415,7 @@
           </w:tcPr>
           <w:p>
             <w:pPr>
-              <w:pStyle w:val="Compact"/>
+              <w:pStyle w:val="36"/>
               <w:keepLines w:val="0"/>
               <w:pageBreakBefore w:val="0"/>
               <w:wordWrap/>
@@ -7319,12 +7423,12 @@
               <w:bidi w:val="0"/>
               <w:jc w:val="left"/>
               <w:rPr>
-                <w:rFonts w:ascii="宋体" w:eastAsia="宋体" w:hAnsi="宋体" w:cs="宋体" w:hint="eastAsia"/>
+                <w:rFonts w:hint="eastAsia" w:ascii="宋体" w:hAnsi="宋体" w:eastAsia="宋体" w:cs="宋体"/>
               </w:rPr>
             </w:pPr>
             <w:r>
               <w:rPr>
-                <w:rFonts w:ascii="宋体" w:eastAsia="宋体" w:hAnsi="宋体" w:cs="宋体" w:hint="eastAsia"/>
+                <w:rFonts w:hint="eastAsia" w:ascii="宋体" w:hAnsi="宋体" w:eastAsia="宋体" w:cs="宋体"/>
               </w:rPr>
               <w:t>无绩效工资</w:t>
             </w:r>
@@ -7343,22 +7447,22 @@
     </w:p>
     <w:p>
       <w:pPr>
-        <w:pStyle w:val="3"/>
+        <w:pStyle w:val="31"/>
         <w:keepLines w:val="0"/>
         <w:pageBreakBefore w:val="0"/>
         <w:wordWrap/>
         <w:overflowPunct/>
         <w:bidi w:val="0"/>
       </w:pPr>
-      <w:bookmarkStart w:id="26" w:name="_Toc17611"/>
+      <w:bookmarkStart w:id="25" w:name="_Toc7596"/>
       <w:r>
         <w:t>年终奖金</w:t>
       </w:r>
-      <w:bookmarkEnd w:id="26"/>
+      <w:bookmarkEnd w:id="25"/>
     </w:p>
     <w:p>
       <w:pPr>
-        <w:pStyle w:val="a1"/>
+        <w:pStyle w:val="29"/>
         <w:bidi w:val="0"/>
       </w:pPr>
       <w:r>
@@ -7367,7 +7471,7 @@
     </w:p>
     <w:p>
       <w:pPr>
-        <w:pStyle w:val="2"/>
+        <w:pStyle w:val="30"/>
         <w:keepLines/>
         <w:pageBreakBefore w:val="0"/>
         <w:widowControl/>
@@ -7375,8 +7479,8 @@
         <w:overflowPunct/>
         <w:bidi w:val="0"/>
       </w:pPr>
-      <w:bookmarkStart w:id="27" w:name="_Toc5250"/>
-      <w:bookmarkStart w:id="28" w:name="_Toc16701"/>
+      <w:bookmarkStart w:id="26" w:name="_Toc5250"/>
+      <w:bookmarkStart w:id="27" w:name="_Toc14328"/>
       <w:r>
         <w:rPr>
           <w:rFonts w:hint="eastAsia"/>
@@ -7384,22 +7488,23 @@
         </w:rPr>
         <w:t>考核指标</w:t>
       </w:r>
+      <w:bookmarkEnd w:id="26"/>
       <w:bookmarkEnd w:id="27"/>
-      <w:bookmarkEnd w:id="28"/>
     </w:p>
     <w:tbl>
       <w:tblPr>
-        <w:tblStyle w:val="TableGrid"/>
+        <w:tblStyle w:val="21"/>
         <w:tblW w:w="0" w:type="auto"/>
         <w:jc w:val="center"/>
         <w:tblBorders>
-          <w:top w:val="single" w:sz="4" w:space="0" w:color="auto"/>
-          <w:left w:val="single" w:sz="4" w:space="0" w:color="auto"/>
-          <w:bottom w:val="single" w:sz="4" w:space="0" w:color="auto"/>
-          <w:right w:val="single" w:sz="4" w:space="0" w:color="auto"/>
-          <w:insideH w:val="single" w:sz="4" w:space="0" w:color="auto"/>
-          <w:insideV w:val="single" w:sz="4" w:space="0" w:color="auto"/>
+          <w:top w:val="single" w:color="auto" w:sz="4" w:space="0"/>
+          <w:left w:val="single" w:color="auto" w:sz="4" w:space="0"/>
+          <w:bottom w:val="single" w:color="auto" w:sz="4" w:space="0"/>
+          <w:right w:val="single" w:color="auto" w:sz="4" w:space="0"/>
+          <w:insideH w:val="single" w:color="auto" w:sz="4" w:space="0"/>
+          <w:insideV w:val="single" w:color="auto" w:sz="4" w:space="0"/>
         </w:tblBorders>
+        <w:tblLayout w:type="autofit"/>
         <w:tblCellMar>
           <w:top w:w="0" w:type="dxa"/>
           <w:left w:w="108" w:type="dxa"/>
@@ -7415,15 +7520,13 @@
       </w:tblGrid>
       <w:tr>
         <w:tblPrEx>
-          <w:tblW w:w="0" w:type="auto"/>
-          <w:jc w:val="center"/>
           <w:tblBorders>
-            <w:top w:val="single" w:sz="4" w:space="0" w:color="auto"/>
-            <w:left w:val="single" w:sz="4" w:space="0" w:color="auto"/>
-            <w:bottom w:val="single" w:sz="4" w:space="0" w:color="auto"/>
-            <w:right w:val="single" w:sz="4" w:space="0" w:color="auto"/>
-            <w:insideH w:val="single" w:sz="4" w:space="0" w:color="auto"/>
-            <w:insideV w:val="single" w:sz="4" w:space="0" w:color="auto"/>
+            <w:top w:val="single" w:color="auto" w:sz="4" w:space="0"/>
+            <w:left w:val="single" w:color="auto" w:sz="4" w:space="0"/>
+            <w:bottom w:val="single" w:color="auto" w:sz="4" w:space="0"/>
+            <w:right w:val="single" w:color="auto" w:sz="4" w:space="0"/>
+            <w:insideH w:val="single" w:color="auto" w:sz="4" w:space="0"/>
+            <w:insideV w:val="single" w:color="auto" w:sz="4" w:space="0"/>
           </w:tblBorders>
           <w:tblCellMar>
             <w:top w:w="0" w:type="dxa"/>
@@ -7445,7 +7548,7 @@
               <w:widowControl w:val="0"/>
               <w:jc w:val="center"/>
               <w:rPr>
-                <w:rFonts w:eastAsia="宋体" w:hint="default"/>
+                <w:rFonts w:hint="default" w:eastAsia="宋体"/>
                 <w:b/>
                 <w:bCs/>
                 <w:vertAlign w:val="baseline"/>
@@ -7454,7 +7557,7 @@
             </w:pPr>
             <w:r>
               <w:rPr>
-                <w:rFonts w:eastAsia="宋体" w:hint="eastAsia"/>
+                <w:rFonts w:hint="eastAsia" w:eastAsia="宋体"/>
                 <w:b/>
                 <w:bCs/>
                 <w:vertAlign w:val="baseline"/>
@@ -7474,7 +7577,7 @@
               <w:widowControl w:val="0"/>
               <w:jc w:val="center"/>
               <w:rPr>
-                <w:rFonts w:eastAsia="宋体" w:hint="default"/>
+                <w:rFonts w:hint="default" w:eastAsia="宋体"/>
                 <w:b/>
                 <w:bCs/>
                 <w:vertAlign w:val="baseline"/>
@@ -7483,7 +7586,7 @@
             </w:pPr>
             <w:r>
               <w:rPr>
-                <w:rFonts w:eastAsia="宋体" w:hint="eastAsia"/>
+                <w:rFonts w:hint="eastAsia" w:eastAsia="宋体"/>
                 <w:b/>
                 <w:bCs/>
                 <w:vertAlign w:val="baseline"/>
@@ -7503,7 +7606,7 @@
               <w:widowControl w:val="0"/>
               <w:jc w:val="center"/>
               <w:rPr>
-                <w:rFonts w:eastAsia="宋体" w:hint="default"/>
+                <w:rFonts w:hint="default" w:eastAsia="宋体"/>
                 <w:b/>
                 <w:bCs/>
                 <w:vertAlign w:val="baseline"/>
@@ -7512,7 +7615,7 @@
             </w:pPr>
             <w:r>
               <w:rPr>
-                <w:rFonts w:eastAsia="宋体" w:hint="eastAsia"/>
+                <w:rFonts w:hint="eastAsia" w:eastAsia="宋体"/>
                 <w:b/>
                 <w:bCs/>
                 <w:vertAlign w:val="baseline"/>
@@ -7533,7 +7636,7 @@
               <w:widowControl w:val="0"/>
               <w:jc w:val="center"/>
               <w:rPr>
-                <w:rFonts w:ascii="宋体" w:eastAsia="宋体" w:hAnsi="宋体" w:cs="宋体" w:hint="eastAsia"/>
+                <w:rFonts w:hint="eastAsia" w:ascii="宋体" w:hAnsi="宋体" w:eastAsia="宋体" w:cs="宋体"/>
                 <w:b/>
                 <w:bCs/>
                 <w:snapToGrid w:val="0"/>
@@ -7546,7 +7649,7 @@
             </w:pPr>
             <w:r>
               <w:rPr>
-                <w:rFonts w:ascii="宋体" w:eastAsia="宋体" w:hAnsi="宋体" w:cs="宋体" w:hint="eastAsia"/>
+                <w:rFonts w:hint="eastAsia" w:ascii="宋体" w:hAnsi="宋体" w:eastAsia="宋体" w:cs="宋体"/>
                 <w:b/>
                 <w:bCs/>
                 <w:sz w:val="18"/>
@@ -7559,8 +7662,14 @@
       </w:tr>
       <w:tr>
         <w:tblPrEx>
-          <w:tblW w:w="0" w:type="auto"/>
-          <w:jc w:val="center"/>
+          <w:tblBorders>
+            <w:top w:val="single" w:color="auto" w:sz="4" w:space="0"/>
+            <w:left w:val="single" w:color="auto" w:sz="4" w:space="0"/>
+            <w:bottom w:val="single" w:color="auto" w:sz="4" w:space="0"/>
+            <w:right w:val="single" w:color="auto" w:sz="4" w:space="0"/>
+            <w:insideH w:val="single" w:color="auto" w:sz="4" w:space="0"/>
+            <w:insideV w:val="single" w:color="auto" w:sz="4" w:space="0"/>
+          </w:tblBorders>
           <w:tblCellMar>
             <w:top w:w="0" w:type="dxa"/>
             <w:left w:w="108" w:type="dxa"/>
@@ -7569,7 +7678,7 @@
           </w:tblCellMar>
         </w:tblPrEx>
         <w:trPr>
-          <w:trHeight w:val="238"/>
+          <w:trHeight w:val="238" w:hRule="atLeast"/>
           <w:jc w:val="center"/>
         </w:trPr>
         <w:tc>
@@ -7586,7 +7695,7 @@
             </w:pPr>
             <w:r>
               <w:rPr>
-                <w:rFonts w:ascii="宋体" w:eastAsia="宋体" w:hAnsi="宋体" w:cs="宋体" w:hint="eastAsia"/>
+                <w:rFonts w:hint="eastAsia" w:ascii="宋体" w:hAnsi="宋体" w:eastAsia="宋体" w:cs="宋体"/>
                 <w:sz w:val="18"/>
                 <w:szCs w:val="18"/>
               </w:rPr>
@@ -7608,7 +7717,7 @@
             </w:pPr>
             <w:r>
               <w:rPr>
-                <w:rFonts w:ascii="宋体" w:eastAsia="宋体" w:hAnsi="宋体" w:cs="宋体" w:hint="eastAsia"/>
+                <w:rFonts w:hint="eastAsia" w:ascii="宋体" w:hAnsi="宋体" w:eastAsia="宋体" w:cs="宋体"/>
                 <w:sz w:val="18"/>
                 <w:szCs w:val="18"/>
               </w:rPr>
@@ -7631,7 +7740,7 @@
             </w:pPr>
             <w:r>
               <w:rPr>
-                <w:rFonts w:ascii="宋体" w:eastAsia="宋体" w:hAnsi="宋体" w:cs="宋体" w:hint="eastAsia"/>
+                <w:rFonts w:hint="eastAsia" w:ascii="宋体" w:hAnsi="宋体" w:eastAsia="宋体" w:cs="宋体"/>
                 <w:sz w:val="18"/>
                 <w:szCs w:val="18"/>
               </w:rPr>
@@ -7639,7 +7748,7 @@
             </w:r>
             <w:r>
               <w:rPr>
-                <w:rFonts w:ascii="宋体" w:eastAsia="宋体" w:hAnsi="宋体" w:cs="宋体" w:hint="eastAsia"/>
+                <w:rFonts w:hint="eastAsia" w:ascii="宋体" w:hAnsi="宋体" w:eastAsia="宋体" w:cs="宋体"/>
                 <w:sz w:val="18"/>
                 <w:szCs w:val="18"/>
                 <w:lang w:val="en-US" w:eastAsia="zh-CN"/>
@@ -7648,7 +7757,7 @@
             </w:r>
             <w:r>
               <w:rPr>
-                <w:rFonts w:ascii="宋体" w:eastAsia="宋体" w:hAnsi="宋体" w:cs="宋体" w:hint="eastAsia"/>
+                <w:rFonts w:hint="eastAsia" w:ascii="宋体" w:hAnsi="宋体" w:eastAsia="宋体" w:cs="宋体"/>
                 <w:sz w:val="18"/>
                 <w:szCs w:val="18"/>
               </w:rPr>
@@ -7667,7 +7776,7 @@
               <w:widowControl w:val="0"/>
               <w:jc w:val="center"/>
               <w:rPr>
-                <w:rFonts w:ascii="宋体" w:eastAsia="宋体" w:hAnsi="宋体" w:cs="宋体" w:hint="eastAsia"/>
+                <w:rFonts w:hint="eastAsia" w:ascii="宋体" w:hAnsi="宋体" w:eastAsia="宋体" w:cs="宋体"/>
                 <w:snapToGrid w:val="0"/>
                 <w:color w:val="000000"/>
                 <w:kern w:val="0"/>
@@ -7678,7 +7787,7 @@
             </w:pPr>
             <w:r>
               <w:rPr>
-                <w:rFonts w:ascii="宋体" w:eastAsia="宋体" w:hAnsi="宋体" w:cs="宋体" w:hint="eastAsia"/>
+                <w:rFonts w:hint="eastAsia" w:ascii="宋体" w:hAnsi="宋体" w:eastAsia="宋体" w:cs="宋体"/>
                 <w:sz w:val="18"/>
                 <w:szCs w:val="18"/>
               </w:rPr>
@@ -7686,7 +7795,7 @@
             </w:r>
             <w:r>
               <w:rPr>
-                <w:rFonts w:ascii="宋体" w:hAnsi="宋体" w:cs="宋体" w:hint="eastAsia"/>
+                <w:rFonts w:hint="eastAsia" w:ascii="宋体" w:hAnsi="宋体" w:cs="宋体"/>
                 <w:sz w:val="18"/>
                 <w:szCs w:val="18"/>
                 <w:lang w:val="en-US" w:eastAsia="zh-CN"/>
@@ -7699,14 +7808,14 @@
     </w:tbl>
     <w:p>
       <w:pPr>
-        <w:pStyle w:val="a1"/>
+        <w:pStyle w:val="29"/>
         <w:keepLines w:val="0"/>
         <w:pageBreakBefore w:val="0"/>
         <w:wordWrap/>
         <w:overflowPunct/>
         <w:bidi w:val="0"/>
         <w:rPr>
-          <w:rFonts w:ascii="宋体" w:eastAsia="宋体" w:hAnsi="宋体" w:cs="宋体" w:hint="default"/>
+          <w:rFonts w:hint="default" w:ascii="宋体" w:hAnsi="宋体" w:eastAsia="宋体" w:cs="宋体"/>
           <w:spacing w:val="-1"/>
           <w:sz w:val="24"/>
           <w:szCs w:val="24"/>
@@ -7716,32 +7825,32 @@
     </w:p>
     <w:p>
       <w:pPr>
-        <w:pStyle w:val="1"/>
+        <w:pStyle w:val="28"/>
         <w:keepLines w:val="0"/>
         <w:pageBreakBefore w:val="0"/>
         <w:wordWrap/>
         <w:overflowPunct/>
         <w:bidi w:val="0"/>
         <w:rPr>
-          <w:rStyle w:val="1Char"/>
-          <w:rFonts w:eastAsia="宋体" w:hint="default"/>
-          <w:lang w:val="en-US" w:eastAsia="zh-CN"/>
-        </w:rPr>
-      </w:pPr>
-      <w:bookmarkStart w:id="29" w:name="bookmark3"/>
+          <w:rStyle w:val="38"/>
+          <w:rFonts w:hint="default" w:eastAsia="宋体"/>
+          <w:lang w:val="en-US" w:eastAsia="zh-CN"/>
+        </w:rPr>
+      </w:pPr>
+      <w:bookmarkStart w:id="28" w:name="bookmark3"/>
+      <w:bookmarkEnd w:id="28"/>
+      <w:bookmarkStart w:id="29" w:name="_Toc17424"/>
+      <w:bookmarkStart w:id="30" w:name="_Toc7257"/>
+      <w:r>
+        <w:rPr>
+          <w:rStyle w:val="38"/>
+          <w:rFonts w:hint="eastAsia" w:eastAsia="宋体"/>
+          <w:lang w:val="en-US" w:eastAsia="zh-CN"/>
+        </w:rPr>
+        <w:t>附则</w:t>
+      </w:r>
       <w:bookmarkEnd w:id="29"/>
-      <w:bookmarkStart w:id="30" w:name="_Toc17424"/>
-      <w:bookmarkStart w:id="31" w:name="_Toc25299"/>
-      <w:r>
-        <w:rPr>
-          <w:rStyle w:val="1Char"/>
-          <w:rFonts w:eastAsia="宋体" w:hint="eastAsia"/>
-          <w:lang w:val="en-US" w:eastAsia="zh-CN"/>
-        </w:rPr>
-        <w:t>附则</w:t>
-      </w:r>
       <w:bookmarkEnd w:id="30"/>
-      <w:bookmarkEnd w:id="31"/>
     </w:p>
     <w:p>
       <w:pPr>
@@ -7763,17 +7872,17 @@
         <w:adjustRightInd w:val="0"/>
         <w:snapToGrid w:val="0"/>
         <w:spacing w:line="360" w:lineRule="auto"/>
-        <w:ind w:left="425" w:hanging="425" w:leftChars="0" w:firstLineChars="0"/>
+        <w:ind w:left="425" w:leftChars="0" w:hanging="425" w:firstLineChars="0"/>
         <w:textAlignment w:val="baseline"/>
         <w:rPr>
-          <w:rFonts w:ascii="宋体" w:eastAsia="宋体" w:hAnsi="宋体" w:cs="宋体"/>
+          <w:rFonts w:ascii="宋体" w:hAnsi="宋体" w:eastAsia="宋体" w:cs="宋体"/>
           <w:sz w:val="24"/>
           <w:szCs w:val="24"/>
         </w:rPr>
       </w:pPr>
       <w:r>
         <w:rPr>
-          <w:rFonts w:ascii="宋体" w:eastAsia="宋体" w:hAnsi="宋体" w:cs="宋体"/>
+          <w:rFonts w:ascii="宋体" w:hAnsi="宋体" w:eastAsia="宋体" w:cs="宋体"/>
           <w:spacing w:val="-1"/>
           <w:sz w:val="24"/>
           <w:szCs w:val="24"/>
@@ -7782,7 +7891,7 @@
       </w:r>
       <w:r>
         <w:rPr>
-          <w:rFonts w:ascii="宋体" w:eastAsia="宋体" w:hAnsi="宋体" w:cs="宋体" w:hint="eastAsia"/>
+          <w:rFonts w:hint="eastAsia" w:ascii="宋体" w:hAnsi="宋体" w:eastAsia="宋体" w:cs="宋体"/>
           <w:spacing w:val="-1"/>
           <w:sz w:val="24"/>
           <w:szCs w:val="24"/>
@@ -7792,7 +7901,7 @@
       </w:r>
       <w:r>
         <w:rPr>
-          <w:rFonts w:ascii="宋体" w:eastAsia="宋体" w:hAnsi="宋体" w:cs="宋体"/>
+          <w:rFonts w:ascii="宋体" w:hAnsi="宋体" w:eastAsia="宋体" w:cs="宋体"/>
           <w:spacing w:val="-1"/>
           <w:sz w:val="24"/>
           <w:szCs w:val="24"/>
@@ -7820,7 +7929,7 @@
         <w:adjustRightInd w:val="0"/>
         <w:snapToGrid w:val="0"/>
         <w:spacing w:line="360" w:lineRule="auto"/>
-        <w:ind w:left="425" w:hanging="425" w:leftChars="0" w:firstLineChars="0"/>
+        <w:ind w:left="425" w:leftChars="0" w:hanging="425" w:firstLineChars="0"/>
         <w:textAlignment w:val="baseline"/>
         <w:rPr>
           <w:rFonts w:hint="default"/>
@@ -7829,7 +7938,7 @@
       </w:pPr>
       <w:r>
         <w:rPr>
-          <w:rFonts w:ascii="宋体" w:eastAsia="宋体" w:hAnsi="宋体" w:cs="宋体"/>
+          <w:rFonts w:ascii="宋体" w:hAnsi="宋体" w:eastAsia="宋体" w:cs="宋体"/>
           <w:spacing w:val="-2"/>
           <w:sz w:val="24"/>
           <w:szCs w:val="24"/>
@@ -7839,7 +7948,7 @@
     </w:p>
     <w:p>
       <w:pPr>
-        <w:pStyle w:val="1"/>
+        <w:pStyle w:val="28"/>
         <w:keepLines w:val="0"/>
         <w:pageBreakBefore w:val="0"/>
         <w:wordWrap/>
@@ -7850,23 +7959,23 @@
           <w:lang w:val="en-US" w:eastAsia="zh-CN"/>
         </w:rPr>
       </w:pPr>
-      <w:bookmarkStart w:id="32" w:name="bookmark14"/>
+      <w:bookmarkStart w:id="31" w:name="bookmark14"/>
+      <w:bookmarkEnd w:id="31"/>
+      <w:bookmarkStart w:id="32" w:name="_Toc8774"/>
+      <w:bookmarkStart w:id="33" w:name="_Toc7898"/>
+      <w:r>
+        <w:rPr>
+          <w:rFonts w:hint="eastAsia"/>
+          <w:lang w:val="en-US" w:eastAsia="zh-CN"/>
+        </w:rPr>
+        <w:t>附件</w:t>
+      </w:r>
       <w:bookmarkEnd w:id="32"/>
-      <w:bookmarkStart w:id="33" w:name="_Toc8774"/>
-      <w:bookmarkStart w:id="34" w:name="_Toc18940"/>
-      <w:r>
-        <w:rPr>
-          <w:rFonts w:hint="eastAsia"/>
-          <w:lang w:val="en-US" w:eastAsia="zh-CN"/>
-        </w:rPr>
-        <w:t>附件</w:t>
-      </w:r>
       <w:bookmarkEnd w:id="33"/>
-      <w:bookmarkEnd w:id="34"/>
     </w:p>
     <w:p>
       <w:pPr>
-        <w:pStyle w:val="a3"/>
+        <w:pStyle w:val="41"/>
         <w:bidi w:val="0"/>
       </w:pPr>
       <w:r>
@@ -7875,7 +7984,7 @@
     </w:p>
     <w:p>
       <w:pPr>
-        <w:pStyle w:val="a3"/>
+        <w:pStyle w:val="41"/>
         <w:bidi w:val="0"/>
         <w:rPr>
           <w:rFonts w:hint="eastAsia"/>
@@ -7888,7 +7997,7 @@
     </w:p>
     <w:p>
       <w:pPr>
-        <w:pStyle w:val="1"/>
+        <w:pStyle w:val="28"/>
         <w:keepLines w:val="0"/>
         <w:pageBreakBefore w:val="0"/>
         <w:wordWrap/>
@@ -7899,7 +8008,7 @@
           <w:lang w:val="en-US" w:eastAsia="zh-CN"/>
         </w:rPr>
       </w:pPr>
-      <w:bookmarkStart w:id="35" w:name="_Toc16051"/>
+      <w:bookmarkStart w:id="34" w:name="_Toc27672"/>
       <w:r>
         <w:rPr>
           <w:rFonts w:hint="eastAsia"/>
@@ -7907,11 +8016,11 @@
         </w:rPr>
         <w:t>记录</w:t>
       </w:r>
-      <w:bookmarkEnd w:id="35"/>
+      <w:bookmarkEnd w:id="34"/>
     </w:p>
     <w:p>
       <w:pPr>
-        <w:pStyle w:val="a3"/>
+        <w:pStyle w:val="41"/>
         <w:bidi w:val="0"/>
         <w:rPr>
           <w:rFonts w:hint="eastAsia"/>
@@ -7937,33 +8046,83 @@
       </w:r>
     </w:p>
     <w:sectPr>
-      <w:headerReference w:type="default" r:id="rId4"/>
+      <w:headerReference r:id="rId5" w:type="default"/>
       <w:pgSz w:w="11906" w:h="16838"/>
       <w:pgMar w:top="1417" w:right="1800" w:bottom="1440" w:left="1800" w:header="1140" w:footer="992" w:gutter="0"/>
-      <w:cols w:num="1" w:space="425"/>
+      <w:cols w:space="425" w:num="1"/>
       <w:docGrid w:type="lines" w:linePitch="312" w:charSpace="0"/>
     </w:sectPr>
   </w:body>
 </w:document>
 </file>
 
+<file path=word/endnotes.xml><?xml version="1.0" encoding="utf-8"?>
+<w:endnotes xmlns:wpc="http://schemas.microsoft.com/office/word/2010/wordprocessingCanvas" xmlns:mc="http://schemas.openxmlformats.org/markup-compatibility/2006" xmlns:o="urn:schemas-microsoft-com:office:office" xmlns:r="http://schemas.openxmlformats.org/officeDocument/2006/relationships" xmlns:m="http://schemas.openxmlformats.org/officeDocument/2006/math" xmlns:v="urn:schemas-microsoft-com:vml" xmlns:wp14="http://schemas.microsoft.com/office/word/2010/wordprocessingDrawing" xmlns:wp="http://schemas.openxmlformats.org/drawingml/2006/wordprocessingDrawing" xmlns:w="http://schemas.openxmlformats.org/wordprocessingml/2006/main" xmlns:w14="http://schemas.microsoft.com/office/word/2010/wordml" xmlns:w15="http://schemas.microsoft.com/office/word/2012/wordml" xmlns:w10="urn:schemas-microsoft-com:office:word" xmlns:wpg="http://schemas.microsoft.com/office/word/2010/wordprocessingGroup" xmlns:wpi="http://schemas.microsoft.com/office/word/2010/wordprocessingInk" xmlns:wne="http://schemas.microsoft.com/office/word/2006/wordml" xmlns:wps="http://schemas.microsoft.com/office/word/2010/wordprocessingShape" xmlns:wpsCustomData="http://www.wps.cn/officeDocument/2013/wpsCustomData" mc:Ignorable="w14 w15 wp14">
+  <w:endnote w:type="separator" w:id="0">
+    <w:p>
+      <w:pPr>
+        <w:spacing w:line="240" w:lineRule="auto"/>
+      </w:pPr>
+      <w:r>
+        <w:separator/>
+      </w:r>
+    </w:p>
+  </w:endnote>
+  <w:endnote w:type="continuationSeparator" w:id="1">
+    <w:p>
+      <w:pPr>
+        <w:spacing w:line="240" w:lineRule="auto"/>
+      </w:pPr>
+      <w:r>
+        <w:continuationSeparator/>
+      </w:r>
+    </w:p>
+  </w:endnote>
+</w:endnotes>
+</file>
+
+<file path=word/footnotes.xml><?xml version="1.0" encoding="utf-8"?>
+<w:footnotes xmlns:wpc="http://schemas.microsoft.com/office/word/2010/wordprocessingCanvas" xmlns:mc="http://schemas.openxmlformats.org/markup-compatibility/2006" xmlns:o="urn:schemas-microsoft-com:office:office" xmlns:r="http://schemas.openxmlformats.org/officeDocument/2006/relationships" xmlns:m="http://schemas.openxmlformats.org/officeDocument/2006/math" xmlns:v="urn:schemas-microsoft-com:vml" xmlns:wp14="http://schemas.microsoft.com/office/word/2010/wordprocessingDrawing" xmlns:wp="http://schemas.openxmlformats.org/drawingml/2006/wordprocessingDrawing" xmlns:w="http://schemas.openxmlformats.org/wordprocessingml/2006/main" xmlns:w14="http://schemas.microsoft.com/office/word/2010/wordml" xmlns:w15="http://schemas.microsoft.com/office/word/2012/wordml" xmlns:w10="urn:schemas-microsoft-com:office:word" xmlns:wpg="http://schemas.microsoft.com/office/word/2010/wordprocessingGroup" xmlns:wpi="http://schemas.microsoft.com/office/word/2010/wordprocessingInk" xmlns:wne="http://schemas.microsoft.com/office/word/2006/wordml" xmlns:wps="http://schemas.microsoft.com/office/word/2010/wordprocessingShape" xmlns:wpsCustomData="http://www.wps.cn/officeDocument/2013/wpsCustomData" mc:Ignorable="w14 w15 wp14">
+  <w:footnote w:type="separator" w:id="0">
+    <w:p>
+      <w:pPr>
+        <w:spacing w:line="360" w:lineRule="auto"/>
+      </w:pPr>
+      <w:r>
+        <w:separator/>
+      </w:r>
+    </w:p>
+  </w:footnote>
+  <w:footnote w:type="continuationSeparator" w:id="1">
+    <w:p>
+      <w:pPr>
+        <w:spacing w:line="360" w:lineRule="auto"/>
+      </w:pPr>
+      <w:r>
+        <w:continuationSeparator/>
+      </w:r>
+    </w:p>
+  </w:footnote>
+</w:footnotes>
+</file>
+
 <file path=word/header1.xml><?xml version="1.0" encoding="utf-8"?>
-<w:hdr xmlns:wpc="http://schemas.microsoft.com/office/word/2010/wordprocessingCanvas" xmlns:mc="http://schemas.openxmlformats.org/markup-compatibility/2006" xmlns:o="urn:schemas-microsoft-com:office:office" xmlns:r="http://schemas.openxmlformats.org/officeDocument/2006/relationships" xmlns:m="http://schemas.openxmlformats.org/officeDocument/2006/math" xmlns:v="urn:schemas-microsoft-com:vml" xmlns:wp14="http://schemas.microsoft.com/office/word/2010/wordprocessingDrawing" xmlns:wp="http://schemas.openxmlformats.org/drawingml/2006/wordprocessingDrawing" xmlns:w10="urn:schemas-microsoft-com:office:word" xmlns:w="http://schemas.openxmlformats.org/wordprocessingml/2006/main" xmlns:w14="http://schemas.microsoft.com/office/word/2010/wordml" xmlns:w15="http://schemas.microsoft.com/office/word/2012/wordml" xmlns:wne="http://schemas.microsoft.com/office/word/2006/wordml" xmlns:wpg="http://schemas.microsoft.com/office/word/2010/wordprocessingGroup" xmlns:wpi="http://schemas.microsoft.com/office/word/2010/wordprocessingInk" xmlns:wps="http://schemas.microsoft.com/office/word/2010/wordprocessingShape" mc:Ignorable="w14 w15 wp14">
+<w:hdr xmlns:wpc="http://schemas.microsoft.com/office/word/2010/wordprocessingCanvas" xmlns:mc="http://schemas.openxmlformats.org/markup-compatibility/2006" xmlns:o="urn:schemas-microsoft-com:office:office" xmlns:r="http://schemas.openxmlformats.org/officeDocument/2006/relationships" xmlns:m="http://schemas.openxmlformats.org/officeDocument/2006/math" xmlns:v="urn:schemas-microsoft-com:vml" xmlns:wp14="http://schemas.microsoft.com/office/word/2010/wordprocessingDrawing" xmlns:wp="http://schemas.openxmlformats.org/drawingml/2006/wordprocessingDrawing" xmlns:w10="urn:schemas-microsoft-com:office:word" xmlns:w="http://schemas.openxmlformats.org/wordprocessingml/2006/main" xmlns:w14="http://schemas.microsoft.com/office/word/2010/wordml" xmlns:w15="http://schemas.microsoft.com/office/word/2012/wordml" xmlns:wpg="http://schemas.microsoft.com/office/word/2010/wordprocessingGroup" xmlns:wpi="http://schemas.microsoft.com/office/word/2010/wordprocessingInk" xmlns:wne="http://schemas.microsoft.com/office/word/2006/wordml" xmlns:wps="http://schemas.microsoft.com/office/word/2010/wordprocessingShape" xmlns:wpsCustomData="http://www.wps.cn/officeDocument/2013/wpsCustomData" mc:Ignorable="w14 w15 wp14">
   <w:p>
     <w:pPr>
-      <w:pStyle w:val="Header"/>
+      <w:pStyle w:val="15"/>
       <w:pBdr>
-        <w:bottom w:val="single" w:sz="4" w:space="1" w:color="auto"/>
+        <w:bottom w:val="single" w:color="auto" w:sz="4" w:space="1"/>
       </w:pBdr>
       <w:jc w:val="right"/>
       <w:rPr>
-        <w:rFonts w:eastAsiaTheme="minorEastAsia" w:hint="eastAsia"/>
+        <w:rFonts w:hint="eastAsia" w:eastAsiaTheme="minorEastAsia"/>
         <w:lang w:eastAsia="zh-CN"/>
       </w:rPr>
     </w:pPr>
     <w:r>
       <w:rPr>
-        <w:rFonts w:eastAsiaTheme="minorEastAsia" w:hint="eastAsia"/>
+        <w:rFonts w:hint="eastAsia" w:eastAsiaTheme="minorEastAsia"/>
         <w:lang w:eastAsia="zh-CN"/>
       </w:rPr>
       <w:t>陕西益利德软件科技有限公司</w:t>
@@ -7973,15 +8132,15 @@
 </file>
 
 <file path=word/numbering.xml><?xml version="1.0" encoding="utf-8"?>
-<w:numbering xmlns:wpc="http://schemas.microsoft.com/office/word/2010/wordprocessingCanvas" xmlns:mc="http://schemas.openxmlformats.org/markup-compatibility/2006" xmlns:o="urn:schemas-microsoft-com:office:office" xmlns:r="http://schemas.openxmlformats.org/officeDocument/2006/relationships" xmlns:m="http://schemas.openxmlformats.org/officeDocument/2006/math" xmlns:v="urn:schemas-microsoft-com:vml" xmlns:wp14="http://schemas.microsoft.com/office/word/2010/wordprocessingDrawing" xmlns:wp="http://schemas.openxmlformats.org/drawingml/2006/wordprocessingDrawing" xmlns:w10="urn:schemas-microsoft-com:office:word" xmlns:w="http://schemas.openxmlformats.org/wordprocessingml/2006/main" xmlns:w14="http://schemas.microsoft.com/office/word/2010/wordml" xmlns:w15="http://schemas.microsoft.com/office/word/2012/wordml" xmlns:wne="http://schemas.microsoft.com/office/word/2006/wordml" xmlns:wpg="http://schemas.microsoft.com/office/word/2010/wordprocessingGroup" xmlns:wpi="http://schemas.microsoft.com/office/word/2010/wordprocessingInk" xmlns:wps="http://schemas.microsoft.com/office/word/2010/wordprocessingShape" mc:Ignorable="w14 w15 wp14">
+<w:numbering xmlns:wpc="http://schemas.microsoft.com/office/word/2010/wordprocessingCanvas" xmlns:mc="http://schemas.openxmlformats.org/markup-compatibility/2006" xmlns:o="urn:schemas-microsoft-com:office:office" xmlns:r="http://schemas.openxmlformats.org/officeDocument/2006/relationships" xmlns:m="http://schemas.openxmlformats.org/officeDocument/2006/math" xmlns:v="urn:schemas-microsoft-com:vml" xmlns:wp14="http://schemas.microsoft.com/office/word/2010/wordprocessingDrawing" xmlns:wp="http://schemas.openxmlformats.org/drawingml/2006/wordprocessingDrawing" xmlns:w10="urn:schemas-microsoft-com:office:word" xmlns:w="http://schemas.openxmlformats.org/wordprocessingml/2006/main" xmlns:w14="http://schemas.microsoft.com/office/word/2010/wordml" xmlns:wpg="http://schemas.microsoft.com/office/word/2010/wordprocessingGroup" xmlns:wpi="http://schemas.microsoft.com/office/word/2010/wordprocessingInk" xmlns:wne="http://schemas.microsoft.com/office/word/2006/wordml" xmlns:wps="http://schemas.microsoft.com/office/word/2010/wordprocessingShape" xmlns:wpsCustomData="http://www.wps.cn/officeDocument/2013/wpsCustomData" mc:Ignorable="w14 wp14">
   <w:abstractNum w:abstractNumId="0">
     <w:nsid w:val="8E964DCE"/>
     <w:multiLevelType w:val="multilevel"/>
     <w:tmpl w:val="8E964DCE"/>
-    <w:lvl w:ilvl="0">
+    <w:lvl w:ilvl="0" w:tentative="0">
       <w:start w:val="1"/>
       <w:numFmt w:val="decimal"/>
-      <w:pStyle w:val="Heading1"/>
+      <w:pStyle w:val="2"/>
       <w:lvlText w:val="%1."/>
       <w:lvlJc w:val="left"/>
       <w:pPr>
@@ -7991,10 +8150,10 @@
         <w:rFonts w:hint="default"/>
       </w:rPr>
     </w:lvl>
-    <w:lvl w:ilvl="1">
+    <w:lvl w:ilvl="1" w:tentative="0">
       <w:start w:val="1"/>
       <w:numFmt w:val="decimal"/>
-      <w:pStyle w:val="Heading2"/>
+      <w:pStyle w:val="3"/>
       <w:lvlText w:val="%1.%2."/>
       <w:lvlJc w:val="left"/>
       <w:pPr>
@@ -8004,10 +8163,10 @@
         <w:rFonts w:hint="default"/>
       </w:rPr>
     </w:lvl>
-    <w:lvl w:ilvl="2">
+    <w:lvl w:ilvl="2" w:tentative="0">
       <w:start w:val="1"/>
       <w:numFmt w:val="decimal"/>
-      <w:pStyle w:val="Heading3"/>
+      <w:pStyle w:val="4"/>
       <w:lvlText w:val="%1.%2.%3."/>
       <w:lvlJc w:val="left"/>
       <w:pPr>
@@ -8017,10 +8176,10 @@
         <w:rFonts w:hint="default"/>
       </w:rPr>
     </w:lvl>
-    <w:lvl w:ilvl="3">
+    <w:lvl w:ilvl="3" w:tentative="0">
       <w:start w:val="1"/>
       <w:numFmt w:val="decimal"/>
-      <w:pStyle w:val="Heading4"/>
+      <w:pStyle w:val="5"/>
       <w:lvlText w:val="%1.%2.%3.%4."/>
       <w:lvlJc w:val="left"/>
       <w:pPr>
@@ -8030,10 +8189,10 @@
         <w:rFonts w:hint="default"/>
       </w:rPr>
     </w:lvl>
-    <w:lvl w:ilvl="4">
+    <w:lvl w:ilvl="4" w:tentative="0">
       <w:start w:val="1"/>
       <w:numFmt w:val="decimal"/>
-      <w:pStyle w:val="Heading5"/>
+      <w:pStyle w:val="6"/>
       <w:lvlText w:val="%1.%2.%3.%4.%5."/>
       <w:lvlJc w:val="left"/>
       <w:pPr>
@@ -8043,10 +8202,10 @@
         <w:rFonts w:hint="default"/>
       </w:rPr>
     </w:lvl>
-    <w:lvl w:ilvl="5">
+    <w:lvl w:ilvl="5" w:tentative="0">
       <w:start w:val="1"/>
       <w:numFmt w:val="decimal"/>
-      <w:pStyle w:val="Heading6"/>
+      <w:pStyle w:val="7"/>
       <w:lvlText w:val="%1.%2.%3.%4.%5.%6."/>
       <w:lvlJc w:val="left"/>
       <w:pPr>
@@ -8056,10 +8215,10 @@
         <w:rFonts w:hint="default"/>
       </w:rPr>
     </w:lvl>
-    <w:lvl w:ilvl="6">
+    <w:lvl w:ilvl="6" w:tentative="0">
       <w:start w:val="1"/>
       <w:numFmt w:val="decimal"/>
-      <w:pStyle w:val="Heading7"/>
+      <w:pStyle w:val="8"/>
       <w:lvlText w:val="%1.%2.%3.%4.%5.%6.%7."/>
       <w:lvlJc w:val="left"/>
       <w:pPr>
@@ -8069,10 +8228,10 @@
         <w:rFonts w:hint="default"/>
       </w:rPr>
     </w:lvl>
-    <w:lvl w:ilvl="7">
+    <w:lvl w:ilvl="7" w:tentative="0">
       <w:start w:val="1"/>
       <w:numFmt w:val="decimal"/>
-      <w:pStyle w:val="Heading8"/>
+      <w:pStyle w:val="9"/>
       <w:lvlText w:val="%1.%2.%3.%4.%5.%6.%7.%8."/>
       <w:lvlJc w:val="left"/>
       <w:pPr>
@@ -8082,10 +8241,10 @@
         <w:rFonts w:hint="default"/>
       </w:rPr>
     </w:lvl>
-    <w:lvl w:ilvl="8">
+    <w:lvl w:ilvl="8" w:tentative="0">
       <w:start w:val="1"/>
       <w:numFmt w:val="decimal"/>
-      <w:pStyle w:val="Heading9"/>
+      <w:pStyle w:val="10"/>
       <w:lvlText w:val="%1.%2.%3.%4.%5.%6.%7.%8.%9."/>
       <w:lvlJc w:val="left"/>
       <w:pPr>
@@ -8100,7 +8259,7 @@
     <w:nsid w:val="D90D2FDE"/>
     <w:multiLevelType w:val="singleLevel"/>
     <w:tmpl w:val="D90D2FDE"/>
-    <w:lvl w:ilvl="0">
+    <w:lvl w:ilvl="0" w:tentative="0">
       <w:start w:val="1"/>
       <w:numFmt w:val="decimal"/>
       <w:lvlText w:val="(%1)"/>
@@ -8120,7 +8279,7 @@
     <w:nsid w:val="F9539CF3"/>
     <w:multiLevelType w:val="singleLevel"/>
     <w:tmpl w:val="F9539CF3"/>
-    <w:lvl w:ilvl="0">
+    <w:lvl w:ilvl="0" w:tentative="0">
       <w:start w:val="1"/>
       <w:numFmt w:val="decimal"/>
       <w:lvlText w:val="%1."/>
@@ -8137,7 +8296,7 @@
     <w:nsid w:val="0B6C078D"/>
     <w:multiLevelType w:val="singleLevel"/>
     <w:tmpl w:val="0B6C078D"/>
-    <w:lvl w:ilvl="0">
+    <w:lvl w:ilvl="0" w:tentative="0">
       <w:start w:val="1"/>
       <w:numFmt w:val="decimal"/>
       <w:lvlText w:val="%1."/>
@@ -8154,7 +8313,7 @@
     <w:nsid w:val="1CAA3896"/>
     <w:multiLevelType w:val="singleLevel"/>
     <w:tmpl w:val="1CAA3896"/>
-    <w:lvl w:ilvl="0">
+    <w:lvl w:ilvl="0" w:tentative="0">
       <w:start w:val="1"/>
       <w:numFmt w:val="decimal"/>
       <w:lvlText w:val="%1."/>
@@ -8171,7 +8330,7 @@
     <w:nsid w:val="4E989EE6"/>
     <w:multiLevelType w:val="singleLevel"/>
     <w:tmpl w:val="4E989EE6"/>
-    <w:lvl w:ilvl="0">
+    <w:lvl w:ilvl="0" w:tentative="0">
       <w:start w:val="1"/>
       <w:numFmt w:val="decimal"/>
       <w:lvlText w:val="%1."/>
@@ -8188,7 +8347,7 @@
     <w:nsid w:val="6C1BC90C"/>
     <w:multiLevelType w:val="singleLevel"/>
     <w:tmpl w:val="6C1BC90C"/>
-    <w:lvl w:ilvl="0">
+    <w:lvl w:ilvl="0" w:tentative="0">
       <w:start w:val="1"/>
       <w:numFmt w:val="decimal"/>
       <w:lvlText w:val="%1."/>
@@ -8226,267 +8385,269 @@
 </file>
 
 <file path=word/styles.xml><?xml version="1.0" encoding="utf-8"?>
-<w:styles xmlns:mc="http://schemas.openxmlformats.org/markup-compatibility/2006" xmlns:r="http://schemas.openxmlformats.org/officeDocument/2006/relationships" xmlns:w="http://schemas.openxmlformats.org/wordprocessingml/2006/main" xmlns:w14="http://schemas.microsoft.com/office/word/2010/wordml" xmlns:w15="http://schemas.microsoft.com/office/word/2012/wordml" mc:Ignorable="w14 w15">
+<w:styles xmlns:mc="http://schemas.openxmlformats.org/markup-compatibility/2006" xmlns:o="urn:schemas-microsoft-com:office:office" xmlns:r="http://schemas.openxmlformats.org/officeDocument/2006/relationships" xmlns:m="http://schemas.openxmlformats.org/officeDocument/2006/math" xmlns:v="urn:schemas-microsoft-com:vml" xmlns:w="http://schemas.openxmlformats.org/wordprocessingml/2006/main" xmlns:w14="http://schemas.microsoft.com/office/word/2010/wordml" xmlns:w10="urn:schemas-microsoft-com:office:word" xmlns:sl="http://schemas.openxmlformats.org/schemaLibrary/2006/main" xmlns:wpsCustomData="http://www.wps.cn/officeDocument/2013/wpsCustomData" mc:Ignorable="w14">
   <w:docDefaults>
     <w:rPrDefault>
       <w:rPr>
-        <w:rFonts w:ascii="Times New Roman" w:eastAsia="宋体" w:hAnsi="Times New Roman" w:cs="Times New Roman"/>
+        <w:rFonts w:ascii="Times New Roman" w:hAnsi="Times New Roman" w:eastAsia="宋体" w:cs="Times New Roman"/>
       </w:rPr>
     </w:rPrDefault>
     <w:pPrDefault/>
   </w:docDefaults>
-  <w:latentStyles w:defLockedState="0" w:defUIPriority="99" w:defSemiHidden="1" w:defUnhideWhenUsed="1" w:defQFormat="0" w:count="260">
-    <w:lsdException w:name="Normal" w:semiHidden="0" w:uiPriority="0" w:unhideWhenUsed="0" w:qFormat="1"/>
-    <w:lsdException w:name="heading 1" w:semiHidden="0" w:uiPriority="0" w:unhideWhenUsed="0" w:qFormat="1"/>
-    <w:lsdException w:name="heading 2" w:semiHidden="0" w:uiPriority="0" w:qFormat="1"/>
-    <w:lsdException w:name="heading 3" w:uiPriority="0" w:qFormat="1"/>
-    <w:lsdException w:name="heading 4" w:semiHidden="0" w:uiPriority="0" w:qFormat="1"/>
-    <w:lsdException w:name="heading 5" w:uiPriority="0" w:qFormat="1"/>
-    <w:lsdException w:name="heading 6" w:uiPriority="0" w:qFormat="1"/>
-    <w:lsdException w:name="heading 7" w:uiPriority="0" w:qFormat="1"/>
-    <w:lsdException w:name="heading 8" w:uiPriority="0" w:qFormat="1"/>
-    <w:lsdException w:name="heading 9" w:uiPriority="0" w:qFormat="1"/>
-    <w:lsdException w:name="index 1" w:semiHidden="0" w:uiPriority="0" w:unhideWhenUsed="0"/>
-    <w:lsdException w:name="index 2" w:semiHidden="0" w:uiPriority="0" w:unhideWhenUsed="0"/>
-    <w:lsdException w:name="index 3" w:semiHidden="0" w:uiPriority="0" w:unhideWhenUsed="0"/>
-    <w:lsdException w:name="index 4" w:semiHidden="0" w:uiPriority="0" w:unhideWhenUsed="0"/>
-    <w:lsdException w:name="index 5" w:semiHidden="0" w:uiPriority="0" w:unhideWhenUsed="0"/>
-    <w:lsdException w:name="index 6" w:semiHidden="0" w:uiPriority="0" w:unhideWhenUsed="0"/>
-    <w:lsdException w:name="index 7" w:semiHidden="0" w:uiPriority="0" w:unhideWhenUsed="0"/>
-    <w:lsdException w:name="index 8" w:semiHidden="0" w:uiPriority="0" w:unhideWhenUsed="0"/>
-    <w:lsdException w:name="index 9" w:semiHidden="0" w:uiPriority="0" w:unhideWhenUsed="0"/>
-    <w:lsdException w:name="toc 1" w:semiHidden="0" w:uiPriority="0" w:unhideWhenUsed="0" w:qFormat="1"/>
-    <w:lsdException w:name="toc 2" w:semiHidden="0" w:uiPriority="0" w:unhideWhenUsed="0" w:qFormat="1"/>
-    <w:lsdException w:name="toc 3" w:semiHidden="0" w:uiPriority="0" w:unhideWhenUsed="0" w:qFormat="1"/>
-    <w:lsdException w:name="toc 4" w:semiHidden="0" w:uiPriority="0" w:unhideWhenUsed="0"/>
-    <w:lsdException w:name="toc 5" w:semiHidden="0" w:uiPriority="0" w:unhideWhenUsed="0"/>
-    <w:lsdException w:name="toc 6" w:semiHidden="0" w:uiPriority="0" w:unhideWhenUsed="0"/>
-    <w:lsdException w:name="toc 7" w:semiHidden="0" w:uiPriority="0" w:unhideWhenUsed="0"/>
-    <w:lsdException w:name="toc 8" w:semiHidden="0" w:uiPriority="0" w:unhideWhenUsed="0"/>
-    <w:lsdException w:name="toc 9" w:semiHidden="0" w:uiPriority="0" w:unhideWhenUsed="0"/>
-    <w:lsdException w:name="Normal Indent" w:semiHidden="0" w:uiPriority="0" w:unhideWhenUsed="0"/>
-    <w:lsdException w:name="footnote text" w:semiHidden="0" w:uiPriority="0" w:unhideWhenUsed="0"/>
-    <w:lsdException w:name="annotation text" w:semiHidden="0" w:uiPriority="0" w:unhideWhenUsed="0" w:qFormat="1"/>
-    <w:lsdException w:name="header" w:semiHidden="0" w:uiPriority="0" w:unhideWhenUsed="0" w:qFormat="1"/>
-    <w:lsdException w:name="footer" w:semiHidden="0" w:uiPriority="0" w:unhideWhenUsed="0" w:qFormat="1"/>
-    <w:lsdException w:name="index heading" w:semiHidden="0" w:uiPriority="0" w:unhideWhenUsed="0"/>
-    <w:lsdException w:name="caption" w:uiPriority="0" w:qFormat="1"/>
-    <w:lsdException w:name="table of figures" w:semiHidden="0" w:uiPriority="0" w:unhideWhenUsed="0"/>
-    <w:lsdException w:name="envelope address" w:semiHidden="0" w:uiPriority="0" w:unhideWhenUsed="0"/>
-    <w:lsdException w:name="envelope return" w:semiHidden="0" w:uiPriority="0" w:unhideWhenUsed="0"/>
-    <w:lsdException w:name="footnote reference" w:semiHidden="0" w:uiPriority="0" w:unhideWhenUsed="0"/>
-    <w:lsdException w:name="annotation reference" w:semiHidden="0" w:uiPriority="0" w:unhideWhenUsed="0"/>
-    <w:lsdException w:name="line number" w:semiHidden="0" w:uiPriority="0" w:unhideWhenUsed="0"/>
-    <w:lsdException w:name="page number" w:semiHidden="0" w:uiPriority="0" w:unhideWhenUsed="0"/>
-    <w:lsdException w:name="endnote reference" w:semiHidden="0" w:uiPriority="0" w:unhideWhenUsed="0"/>
-    <w:lsdException w:name="endnote text" w:semiHidden="0" w:uiPriority="0" w:unhideWhenUsed="0"/>
-    <w:lsdException w:name="table of authorities" w:semiHidden="0" w:uiPriority="0" w:unhideWhenUsed="0"/>
-    <w:lsdException w:name="macro" w:semiHidden="0" w:uiPriority="0" w:unhideWhenUsed="0"/>
-    <w:lsdException w:name="toa heading" w:semiHidden="0" w:uiPriority="0" w:unhideWhenUsed="0"/>
-    <w:lsdException w:name="List" w:semiHidden="0" w:uiPriority="0" w:unhideWhenUsed="0"/>
-    <w:lsdException w:name="List Bullet" w:semiHidden="0" w:uiPriority="0" w:unhideWhenUsed="0"/>
-    <w:lsdException w:name="List Number" w:semiHidden="0" w:uiPriority="0" w:unhideWhenUsed="0"/>
-    <w:lsdException w:name="List 2" w:semiHidden="0" w:uiPriority="0" w:unhideWhenUsed="0"/>
-    <w:lsdException w:name="List 3" w:semiHidden="0" w:uiPriority="0" w:unhideWhenUsed="0"/>
-    <w:lsdException w:name="List 4" w:semiHidden="0" w:uiPriority="0" w:unhideWhenUsed="0"/>
-    <w:lsdException w:name="List 5" w:semiHidden="0" w:uiPriority="0" w:unhideWhenUsed="0"/>
-    <w:lsdException w:name="List Bullet 2" w:semiHidden="0" w:uiPriority="0" w:unhideWhenUsed="0"/>
-    <w:lsdException w:name="List Bullet 3" w:semiHidden="0" w:uiPriority="0" w:unhideWhenUsed="0"/>
-    <w:lsdException w:name="List Bullet 4" w:semiHidden="0" w:uiPriority="0" w:unhideWhenUsed="0"/>
-    <w:lsdException w:name="List Bullet 5" w:semiHidden="0" w:uiPriority="0" w:unhideWhenUsed="0"/>
-    <w:lsdException w:name="List Number 2" w:semiHidden="0" w:uiPriority="0" w:unhideWhenUsed="0"/>
-    <w:lsdException w:name="List Number 3" w:semiHidden="0" w:uiPriority="0" w:unhideWhenUsed="0"/>
-    <w:lsdException w:name="List Number 4" w:semiHidden="0" w:uiPriority="0" w:unhideWhenUsed="0"/>
-    <w:lsdException w:name="List Number 5" w:semiHidden="0" w:uiPriority="0" w:unhideWhenUsed="0"/>
-    <w:lsdException w:name="Title" w:semiHidden="0" w:uiPriority="0" w:unhideWhenUsed="0" w:qFormat="1"/>
-    <w:lsdException w:name="Closing" w:semiHidden="0" w:uiPriority="0" w:unhideWhenUsed="0"/>
-    <w:lsdException w:name="Signature" w:semiHidden="0" w:uiPriority="0" w:unhideWhenUsed="0"/>
-    <w:lsdException w:name="Default Paragraph Font" w:uiPriority="0" w:unhideWhenUsed="0" w:qFormat="1"/>
-    <w:lsdException w:name="Body Text" w:uiPriority="0" w:unhideWhenUsed="0" w:qFormat="1"/>
-    <w:lsdException w:name="Body Text Indent" w:semiHidden="0" w:uiPriority="0" w:unhideWhenUsed="0"/>
-    <w:lsdException w:name="List Continue" w:semiHidden="0" w:uiPriority="0" w:unhideWhenUsed="0"/>
-    <w:lsdException w:name="List Continue 2" w:semiHidden="0" w:uiPriority="0" w:unhideWhenUsed="0"/>
-    <w:lsdException w:name="List Continue 3" w:semiHidden="0" w:uiPriority="0" w:unhideWhenUsed="0"/>
-    <w:lsdException w:name="List Continue 4" w:semiHidden="0" w:uiPriority="0" w:unhideWhenUsed="0"/>
-    <w:lsdException w:name="List Continue 5" w:semiHidden="0" w:uiPriority="0" w:unhideWhenUsed="0"/>
-    <w:lsdException w:name="Message Header" w:semiHidden="0" w:uiPriority="0" w:unhideWhenUsed="0"/>
-    <w:lsdException w:name="Subtitle" w:semiHidden="0" w:uiPriority="0" w:unhideWhenUsed="0" w:qFormat="1"/>
-    <w:lsdException w:name="Salutation" w:semiHidden="0" w:uiPriority="0" w:unhideWhenUsed="0"/>
-    <w:lsdException w:name="Date" w:semiHidden="0" w:uiPriority="0" w:unhideWhenUsed="0"/>
-    <w:lsdException w:name="Body Text First Indent" w:semiHidden="0" w:uiPriority="0" w:unhideWhenUsed="0"/>
-    <w:lsdException w:name="Body Text First Indent 2" w:semiHidden="0" w:uiPriority="0" w:unhideWhenUsed="0"/>
-    <w:lsdException w:name="Body Text 2" w:semiHidden="0" w:uiPriority="0" w:unhideWhenUsed="0"/>
-    <w:lsdException w:name="Body Text 3" w:semiHidden="0" w:uiPriority="0" w:unhideWhenUsed="0"/>
-    <w:lsdException w:name="Body Text Indent 2" w:semiHidden="0" w:uiPriority="0" w:unhideWhenUsed="0"/>
-    <w:lsdException w:name="Body Text Indent 3" w:semiHidden="0" w:uiPriority="0" w:unhideWhenUsed="0"/>
-    <w:lsdException w:name="Block Text" w:semiHidden="0" w:uiPriority="0" w:unhideWhenUsed="0"/>
-    <w:lsdException w:name="Hyperlink" w:semiHidden="0" w:uiPriority="0" w:unhideWhenUsed="0"/>
-    <w:lsdException w:name="FollowedHyperlink" w:semiHidden="0" w:uiPriority="0" w:unhideWhenUsed="0"/>
-    <w:lsdException w:name="Strong" w:semiHidden="0" w:uiPriority="0" w:unhideWhenUsed="0" w:qFormat="1"/>
-    <w:lsdException w:name="Emphasis" w:semiHidden="0" w:uiPriority="0" w:unhideWhenUsed="0" w:qFormat="1"/>
-    <w:lsdException w:name="Document Map" w:semiHidden="0" w:uiPriority="0" w:unhideWhenUsed="0"/>
-    <w:lsdException w:name="Plain Text" w:semiHidden="0" w:uiPriority="0" w:unhideWhenUsed="0"/>
-    <w:lsdException w:name="E-mail Signature" w:semiHidden="0" w:uiPriority="0" w:unhideWhenUsed="0"/>
-    <w:lsdException w:name="Normal (Web)" w:semiHidden="0" w:uiPriority="0" w:unhideWhenUsed="0" w:qFormat="1"/>
-    <w:lsdException w:name="HTML Acronym" w:semiHidden="0" w:uiPriority="0" w:unhideWhenUsed="0"/>
-    <w:lsdException w:name="HTML Address" w:semiHidden="0" w:uiPriority="0" w:unhideWhenUsed="0"/>
-    <w:lsdException w:name="HTML Cite" w:semiHidden="0" w:uiPriority="0" w:unhideWhenUsed="0"/>
-    <w:lsdException w:name="HTML Code" w:semiHidden="0" w:uiPriority="0" w:unhideWhenUsed="0"/>
-    <w:lsdException w:name="HTML Definition" w:semiHidden="0" w:uiPriority="0" w:unhideWhenUsed="0"/>
-    <w:lsdException w:name="HTML Keyboard" w:semiHidden="0" w:uiPriority="0" w:unhideWhenUsed="0"/>
-    <w:lsdException w:name="HTML Preformatted" w:semiHidden="0" w:uiPriority="0" w:unhideWhenUsed="0"/>
-    <w:lsdException w:name="HTML Sample" w:semiHidden="0" w:uiPriority="0" w:unhideWhenUsed="0"/>
-    <w:lsdException w:name="HTML Typewriter" w:semiHidden="0" w:uiPriority="0" w:unhideWhenUsed="0"/>
-    <w:lsdException w:name="HTML Variable" w:semiHidden="0" w:uiPriority="0" w:unhideWhenUsed="0"/>
-    <w:lsdException w:name="Normal Table" w:uiPriority="0" w:unhideWhenUsed="0" w:qFormat="1"/>
-    <w:lsdException w:name="annotation subject" w:semiHidden="0" w:uiPriority="0" w:unhideWhenUsed="0"/>
-    <w:lsdException w:name="Table Simple 1" w:semiHidden="0" w:uiPriority="0" w:unhideWhenUsed="0"/>
-    <w:lsdException w:name="Table Simple 2" w:semiHidden="0" w:uiPriority="0" w:unhideWhenUsed="0"/>
-    <w:lsdException w:name="Table Simple 3" w:semiHidden="0" w:uiPriority="0" w:unhideWhenUsed="0"/>
-    <w:lsdException w:name="Table Classic 1" w:semiHidden="0" w:uiPriority="0" w:unhideWhenUsed="0"/>
-    <w:lsdException w:name="Table Classic 2" w:semiHidden="0" w:uiPriority="0" w:unhideWhenUsed="0"/>
-    <w:lsdException w:name="Table Classic 3" w:semiHidden="0" w:uiPriority="0" w:unhideWhenUsed="0"/>
-    <w:lsdException w:name="Table Classic 4" w:semiHidden="0" w:uiPriority="0" w:unhideWhenUsed="0"/>
-    <w:lsdException w:name="Table Colorful 1" w:semiHidden="0" w:uiPriority="0" w:unhideWhenUsed="0"/>
-    <w:lsdException w:name="Table Colorful 2" w:semiHidden="0" w:uiPriority="0" w:unhideWhenUsed="0"/>
-    <w:lsdException w:name="Table Colorful 3" w:semiHidden="0" w:uiPriority="0" w:unhideWhenUsed="0"/>
-    <w:lsdException w:name="Table Columns 1" w:semiHidden="0" w:uiPriority="0" w:unhideWhenUsed="0"/>
-    <w:lsdException w:name="Table Columns 2" w:semiHidden="0" w:uiPriority="0" w:unhideWhenUsed="0"/>
-    <w:lsdException w:name="Table Columns 3" w:semiHidden="0" w:uiPriority="0" w:unhideWhenUsed="0"/>
-    <w:lsdException w:name="Table Columns 4" w:semiHidden="0" w:uiPriority="0" w:unhideWhenUsed="0"/>
-    <w:lsdException w:name="Table Columns 5" w:semiHidden="0" w:uiPriority="0" w:unhideWhenUsed="0"/>
-    <w:lsdException w:name="Table Grid 1" w:semiHidden="0" w:uiPriority="0" w:unhideWhenUsed="0"/>
-    <w:lsdException w:name="Table Grid 2" w:semiHidden="0" w:uiPriority="0" w:unhideWhenUsed="0"/>
-    <w:lsdException w:name="Table Grid 3" w:semiHidden="0" w:uiPriority="0" w:unhideWhenUsed="0"/>
-    <w:lsdException w:name="Table Grid 4" w:semiHidden="0" w:uiPriority="0" w:unhideWhenUsed="0"/>
-    <w:lsdException w:name="Table Grid 5" w:semiHidden="0" w:uiPriority="0" w:unhideWhenUsed="0"/>
-    <w:lsdException w:name="Table Grid 6" w:semiHidden="0" w:uiPriority="0" w:unhideWhenUsed="0"/>
-    <w:lsdException w:name="Table Grid 7" w:semiHidden="0" w:uiPriority="0" w:unhideWhenUsed="0"/>
-    <w:lsdException w:name="Table Grid 8" w:semiHidden="0" w:uiPriority="0" w:unhideWhenUsed="0"/>
-    <w:lsdException w:name="Table List 1" w:semiHidden="0" w:uiPriority="0" w:unhideWhenUsed="0"/>
-    <w:lsdException w:name="Table List 2" w:semiHidden="0" w:uiPriority="0" w:unhideWhenUsed="0"/>
-    <w:lsdException w:name="Table List 3" w:semiHidden="0" w:uiPriority="0" w:unhideWhenUsed="0"/>
-    <w:lsdException w:name="Table List 4" w:semiHidden="0" w:uiPriority="0" w:unhideWhenUsed="0"/>
-    <w:lsdException w:name="Table List 5" w:semiHidden="0" w:uiPriority="0" w:unhideWhenUsed="0"/>
-    <w:lsdException w:name="Table List 6" w:semiHidden="0" w:uiPriority="0" w:unhideWhenUsed="0"/>
-    <w:lsdException w:name="Table List 7" w:semiHidden="0" w:uiPriority="0" w:unhideWhenUsed="0"/>
-    <w:lsdException w:name="Table List 8" w:semiHidden="0" w:uiPriority="0" w:unhideWhenUsed="0"/>
-    <w:lsdException w:name="Table 3D effects 1" w:semiHidden="0" w:uiPriority="0" w:unhideWhenUsed="0"/>
-    <w:lsdException w:name="Table 3D effects 2" w:semiHidden="0" w:uiPriority="0" w:unhideWhenUsed="0"/>
-    <w:lsdException w:name="Table 3D effects 3" w:semiHidden="0" w:uiPriority="0" w:unhideWhenUsed="0"/>
-    <w:lsdException w:name="Table Contemporary" w:semiHidden="0" w:uiPriority="0" w:unhideWhenUsed="0"/>
-    <w:lsdException w:name="Table Elegant" w:semiHidden="0" w:uiPriority="0" w:unhideWhenUsed="0"/>
-    <w:lsdException w:name="Table Professional" w:semiHidden="0" w:uiPriority="0" w:unhideWhenUsed="0"/>
-    <w:lsdException w:name="Table Subtle 1" w:semiHidden="0" w:uiPriority="0" w:unhideWhenUsed="0"/>
-    <w:lsdException w:name="Table Subtle 2" w:semiHidden="0" w:uiPriority="0" w:unhideWhenUsed="0"/>
-    <w:lsdException w:name="Table Web 1" w:semiHidden="0" w:uiPriority="0" w:unhideWhenUsed="0"/>
-    <w:lsdException w:name="Table Web 2" w:semiHidden="0" w:uiPriority="0" w:unhideWhenUsed="0"/>
-    <w:lsdException w:name="Table Web 3" w:semiHidden="0" w:uiPriority="0" w:unhideWhenUsed="0"/>
-    <w:lsdException w:name="Balloon Text" w:semiHidden="0" w:uiPriority="0" w:unhideWhenUsed="0"/>
-    <w:lsdException w:name="Table Grid" w:semiHidden="0" w:uiPriority="0" w:unhideWhenUsed="0" w:qFormat="1"/>
-    <w:lsdException w:name="Table Theme" w:semiHidden="0" w:uiPriority="0" w:unhideWhenUsed="0"/>
-    <w:lsdException w:name="Light Shading" w:semiHidden="0" w:uiPriority="60" w:unhideWhenUsed="0"/>
-    <w:lsdException w:name="Light List" w:semiHidden="0" w:uiPriority="61" w:unhideWhenUsed="0"/>
-    <w:lsdException w:name="Light Grid" w:semiHidden="0" w:uiPriority="62" w:unhideWhenUsed="0"/>
-    <w:lsdException w:name="Medium Shading 1" w:semiHidden="0" w:uiPriority="63" w:unhideWhenUsed="0"/>
-    <w:lsdException w:name="Medium Shading 2" w:semiHidden="0" w:uiPriority="64" w:unhideWhenUsed="0"/>
-    <w:lsdException w:name="Medium List 1" w:semiHidden="0" w:uiPriority="65" w:unhideWhenUsed="0"/>
-    <w:lsdException w:name="Medium List 2" w:semiHidden="0" w:uiPriority="66" w:unhideWhenUsed="0"/>
-    <w:lsdException w:name="Medium Grid 1" w:semiHidden="0" w:uiPriority="67" w:unhideWhenUsed="0"/>
-    <w:lsdException w:name="Medium Grid 2" w:semiHidden="0" w:uiPriority="68" w:unhideWhenUsed="0"/>
-    <w:lsdException w:name="Medium Grid 3" w:semiHidden="0" w:uiPriority="69" w:unhideWhenUsed="0"/>
-    <w:lsdException w:name="Dark List" w:semiHidden="0" w:uiPriority="70" w:unhideWhenUsed="0"/>
-    <w:lsdException w:name="Colorful Shading" w:semiHidden="0" w:uiPriority="71" w:unhideWhenUsed="0"/>
-    <w:lsdException w:name="Colorful List" w:semiHidden="0" w:uiPriority="72" w:unhideWhenUsed="0"/>
-    <w:lsdException w:name="Colorful Grid" w:semiHidden="0" w:uiPriority="73" w:unhideWhenUsed="0"/>
-    <w:lsdException w:name="Light Shading Accent 1" w:semiHidden="0" w:uiPriority="60" w:unhideWhenUsed="0"/>
-    <w:lsdException w:name="Light List Accent 1" w:semiHidden="0" w:uiPriority="61" w:unhideWhenUsed="0"/>
-    <w:lsdException w:name="Light Grid Accent 1" w:semiHidden="0" w:uiPriority="62" w:unhideWhenUsed="0"/>
-    <w:lsdException w:name="Medium Shading 1 Accent 1" w:semiHidden="0" w:uiPriority="63" w:unhideWhenUsed="0"/>
-    <w:lsdException w:name="Medium Shading 2 Accent 1" w:semiHidden="0" w:uiPriority="64" w:unhideWhenUsed="0"/>
-    <w:lsdException w:name="Medium List 1 Accent 1" w:semiHidden="0" w:uiPriority="65" w:unhideWhenUsed="0"/>
-    <w:lsdException w:name="Medium List 2 Accent 1" w:semiHidden="0" w:uiPriority="66" w:unhideWhenUsed="0"/>
-    <w:lsdException w:name="Medium Grid 1 Accent 1" w:semiHidden="0" w:uiPriority="67" w:unhideWhenUsed="0"/>
-    <w:lsdException w:name="Medium Grid 2 Accent 1" w:semiHidden="0" w:uiPriority="68" w:unhideWhenUsed="0"/>
-    <w:lsdException w:name="Medium Grid 3 Accent 1" w:semiHidden="0" w:uiPriority="69" w:unhideWhenUsed="0"/>
-    <w:lsdException w:name="Dark List Accent 1" w:semiHidden="0" w:uiPriority="70" w:unhideWhenUsed="0"/>
-    <w:lsdException w:name="Colorful Shading Accent 1" w:semiHidden="0" w:uiPriority="71" w:unhideWhenUsed="0"/>
-    <w:lsdException w:name="Colorful List Accent 1" w:semiHidden="0" w:uiPriority="72" w:unhideWhenUsed="0"/>
-    <w:lsdException w:name="Colorful Grid Accent 1" w:semiHidden="0" w:uiPriority="73" w:unhideWhenUsed="0"/>
-    <w:lsdException w:name="Light Shading Accent 2" w:semiHidden="0" w:uiPriority="60" w:unhideWhenUsed="0"/>
-    <w:lsdException w:name="Light List Accent 2" w:semiHidden="0" w:uiPriority="61" w:unhideWhenUsed="0"/>
-    <w:lsdException w:name="Light Grid Accent 2" w:semiHidden="0" w:uiPriority="62" w:unhideWhenUsed="0"/>
-    <w:lsdException w:name="Medium Shading 1 Accent 2" w:semiHidden="0" w:uiPriority="63" w:unhideWhenUsed="0"/>
-    <w:lsdException w:name="Medium Shading 2 Accent 2" w:semiHidden="0" w:uiPriority="64" w:unhideWhenUsed="0"/>
-    <w:lsdException w:name="Medium List 1 Accent 2" w:semiHidden="0" w:uiPriority="65" w:unhideWhenUsed="0"/>
-    <w:lsdException w:name="Medium List 2 Accent 2" w:semiHidden="0" w:uiPriority="66" w:unhideWhenUsed="0"/>
-    <w:lsdException w:name="Medium Grid 1 Accent 2" w:semiHidden="0" w:uiPriority="67" w:unhideWhenUsed="0"/>
-    <w:lsdException w:name="Medium Grid 2 Accent 2" w:semiHidden="0" w:uiPriority="68" w:unhideWhenUsed="0"/>
-    <w:lsdException w:name="Medium Grid 3 Accent 2" w:semiHidden="0" w:uiPriority="69" w:unhideWhenUsed="0"/>
-    <w:lsdException w:name="Dark List Accent 2" w:semiHidden="0" w:uiPriority="70" w:unhideWhenUsed="0"/>
-    <w:lsdException w:name="Colorful Shading Accent 2" w:semiHidden="0" w:uiPriority="71" w:unhideWhenUsed="0"/>
-    <w:lsdException w:name="Colorful List Accent 2" w:semiHidden="0" w:uiPriority="72" w:unhideWhenUsed="0"/>
-    <w:lsdException w:name="Colorful Grid Accent 2" w:semiHidden="0" w:uiPriority="73" w:unhideWhenUsed="0"/>
-    <w:lsdException w:name="Light Shading Accent 3" w:semiHidden="0" w:uiPriority="60" w:unhideWhenUsed="0"/>
-    <w:lsdException w:name="Light List Accent 3" w:semiHidden="0" w:uiPriority="61" w:unhideWhenUsed="0"/>
-    <w:lsdException w:name="Light Grid Accent 3" w:semiHidden="0" w:uiPriority="62" w:unhideWhenUsed="0"/>
-    <w:lsdException w:name="Medium Shading 1 Accent 3" w:semiHidden="0" w:uiPriority="63" w:unhideWhenUsed="0"/>
-    <w:lsdException w:name="Medium Shading 2 Accent 3" w:semiHidden="0" w:uiPriority="64" w:unhideWhenUsed="0"/>
-    <w:lsdException w:name="Medium List 1 Accent 3" w:semiHidden="0" w:uiPriority="65" w:unhideWhenUsed="0"/>
-    <w:lsdException w:name="Medium List 2 Accent 3" w:semiHidden="0" w:uiPriority="66" w:unhideWhenUsed="0"/>
-    <w:lsdException w:name="Medium Grid 1 Accent 3" w:semiHidden="0" w:uiPriority="67" w:unhideWhenUsed="0"/>
-    <w:lsdException w:name="Medium Grid 2 Accent 3" w:semiHidden="0" w:uiPriority="68" w:unhideWhenUsed="0"/>
-    <w:lsdException w:name="Medium Grid 3 Accent 3" w:semiHidden="0" w:uiPriority="69" w:unhideWhenUsed="0"/>
-    <w:lsdException w:name="Dark List Accent 3" w:semiHidden="0" w:uiPriority="70" w:unhideWhenUsed="0"/>
-    <w:lsdException w:name="Colorful Shading Accent 3" w:semiHidden="0" w:uiPriority="71" w:unhideWhenUsed="0"/>
-    <w:lsdException w:name="Colorful List Accent 3" w:semiHidden="0" w:uiPriority="72" w:unhideWhenUsed="0"/>
-    <w:lsdException w:name="Colorful Grid Accent 3" w:semiHidden="0" w:uiPriority="73" w:unhideWhenUsed="0"/>
-    <w:lsdException w:name="Light Shading Accent 4" w:semiHidden="0" w:uiPriority="60" w:unhideWhenUsed="0"/>
-    <w:lsdException w:name="Light List Accent 4" w:semiHidden="0" w:uiPriority="61" w:unhideWhenUsed="0"/>
-    <w:lsdException w:name="Light Grid Accent 4" w:semiHidden="0" w:uiPriority="62" w:unhideWhenUsed="0"/>
-    <w:lsdException w:name="Medium Shading 1 Accent 4" w:semiHidden="0" w:uiPriority="63" w:unhideWhenUsed="0"/>
-    <w:lsdException w:name="Medium Shading 2 Accent 4" w:semiHidden="0" w:uiPriority="64" w:unhideWhenUsed="0"/>
-    <w:lsdException w:name="Medium List 1 Accent 4" w:semiHidden="0" w:uiPriority="65" w:unhideWhenUsed="0"/>
-    <w:lsdException w:name="Medium List 2 Accent 4" w:semiHidden="0" w:uiPriority="66" w:unhideWhenUsed="0"/>
-    <w:lsdException w:name="Medium Grid 1 Accent 4" w:semiHidden="0" w:uiPriority="67" w:unhideWhenUsed="0"/>
-    <w:lsdException w:name="Medium Grid 2 Accent 4" w:semiHidden="0" w:uiPriority="68" w:unhideWhenUsed="0"/>
-    <w:lsdException w:name="Medium Grid 3 Accent 4" w:semiHidden="0" w:uiPriority="69" w:unhideWhenUsed="0"/>
-    <w:lsdException w:name="Dark List Accent 4" w:semiHidden="0" w:uiPriority="70" w:unhideWhenUsed="0"/>
-    <w:lsdException w:name="Colorful Shading Accent 4" w:semiHidden="0" w:uiPriority="71" w:unhideWhenUsed="0"/>
-    <w:lsdException w:name="Colorful List Accent 4" w:semiHidden="0" w:uiPriority="72" w:unhideWhenUsed="0"/>
-    <w:lsdException w:name="Colorful Grid Accent 4" w:semiHidden="0" w:uiPriority="73" w:unhideWhenUsed="0"/>
-    <w:lsdException w:name="Light Shading Accent 5" w:semiHidden="0" w:uiPriority="60" w:unhideWhenUsed="0"/>
-    <w:lsdException w:name="Light List Accent 5" w:semiHidden="0" w:uiPriority="61" w:unhideWhenUsed="0"/>
-    <w:lsdException w:name="Light Grid Accent 5" w:semiHidden="0" w:uiPriority="62" w:unhideWhenUsed="0"/>
-    <w:lsdException w:name="Medium Shading 1 Accent 5" w:semiHidden="0" w:uiPriority="63" w:unhideWhenUsed="0"/>
-    <w:lsdException w:name="Medium Shading 2 Accent 5" w:semiHidden="0" w:uiPriority="64" w:unhideWhenUsed="0"/>
-    <w:lsdException w:name="Medium List 1 Accent 5" w:semiHidden="0" w:uiPriority="65" w:unhideWhenUsed="0"/>
-    <w:lsdException w:name="Medium List 2 Accent 5" w:semiHidden="0" w:uiPriority="66" w:unhideWhenUsed="0"/>
-    <w:lsdException w:name="Medium Grid 1 Accent 5" w:semiHidden="0" w:uiPriority="67" w:unhideWhenUsed="0"/>
-    <w:lsdException w:name="Medium Grid 2 Accent 5" w:semiHidden="0" w:uiPriority="68" w:unhideWhenUsed="0"/>
-    <w:lsdException w:name="Medium Grid 3 Accent 5" w:semiHidden="0" w:uiPriority="69" w:unhideWhenUsed="0"/>
-    <w:lsdException w:name="Dark List Accent 5" w:semiHidden="0" w:uiPriority="70" w:unhideWhenUsed="0"/>
-    <w:lsdException w:name="Colorful Shading Accent 5" w:semiHidden="0" w:uiPriority="71" w:unhideWhenUsed="0"/>
-    <w:lsdException w:name="Colorful List Accent 5" w:semiHidden="0" w:uiPriority="72" w:unhideWhenUsed="0"/>
-    <w:lsdException w:name="Colorful Grid Accent 5" w:semiHidden="0" w:uiPriority="73" w:unhideWhenUsed="0"/>
-    <w:lsdException w:name="Light Shading Accent 6" w:semiHidden="0" w:uiPriority="60" w:unhideWhenUsed="0"/>
-    <w:lsdException w:name="Light List Accent 6" w:semiHidden="0" w:uiPriority="61" w:unhideWhenUsed="0"/>
-    <w:lsdException w:name="Light Grid Accent 6" w:semiHidden="0" w:uiPriority="62" w:unhideWhenUsed="0"/>
-    <w:lsdException w:name="Medium Shading 1 Accent 6" w:semiHidden="0" w:uiPriority="63" w:unhideWhenUsed="0"/>
-    <w:lsdException w:name="Medium Shading 2 Accent 6" w:semiHidden="0" w:uiPriority="64" w:unhideWhenUsed="0"/>
-    <w:lsdException w:name="Medium List 1 Accent 6" w:semiHidden="0" w:uiPriority="65" w:unhideWhenUsed="0"/>
-    <w:lsdException w:name="Medium List 2 Accent 6" w:semiHidden="0" w:uiPriority="66" w:unhideWhenUsed="0"/>
-    <w:lsdException w:name="Medium Grid 1 Accent 6" w:semiHidden="0" w:uiPriority="67" w:unhideWhenUsed="0"/>
-    <w:lsdException w:name="Medium Grid 2 Accent 6" w:semiHidden="0" w:uiPriority="68" w:unhideWhenUsed="0"/>
-    <w:lsdException w:name="Medium Grid 3 Accent 6" w:semiHidden="0" w:uiPriority="69" w:unhideWhenUsed="0"/>
-    <w:lsdException w:name="Dark List Accent 6" w:semiHidden="0" w:uiPriority="70" w:unhideWhenUsed="0"/>
-    <w:lsdException w:name="Colorful Shading Accent 6" w:semiHidden="0" w:uiPriority="71" w:unhideWhenUsed="0"/>
-    <w:lsdException w:name="Colorful List Accent 6" w:semiHidden="0" w:uiPriority="72" w:unhideWhenUsed="0"/>
-    <w:lsdException w:name="Colorful Grid Accent 6" w:semiHidden="0" w:uiPriority="73" w:unhideWhenUsed="0"/>
+  <w:latentStyles w:count="260" w:defQFormat="0" w:defUnhideWhenUsed="1" w:defSemiHidden="1" w:defUIPriority="99" w:defLockedState="0">
+    <w:lsdException w:qFormat="1" w:unhideWhenUsed="0" w:uiPriority="0" w:semiHidden="0" w:name="Normal"/>
+    <w:lsdException w:qFormat="1" w:unhideWhenUsed="0" w:uiPriority="0" w:semiHidden="0" w:name="heading 1"/>
+    <w:lsdException w:qFormat="1" w:uiPriority="0" w:semiHidden="0" w:name="heading 2"/>
+    <w:lsdException w:qFormat="1" w:uiPriority="0" w:name="heading 3"/>
+    <w:lsdException w:qFormat="1" w:uiPriority="0" w:semiHidden="0" w:name="heading 4"/>
+    <w:lsdException w:qFormat="1" w:uiPriority="0" w:name="heading 5"/>
+    <w:lsdException w:qFormat="1" w:uiPriority="0" w:name="heading 6"/>
+    <w:lsdException w:qFormat="1" w:uiPriority="0" w:name="heading 7"/>
+    <w:lsdException w:qFormat="1" w:uiPriority="0" w:name="heading 8"/>
+    <w:lsdException w:qFormat="1" w:uiPriority="0" w:name="heading 9"/>
+    <w:lsdException w:unhideWhenUsed="0" w:uiPriority="0" w:semiHidden="0" w:name="index 1"/>
+    <w:lsdException w:unhideWhenUsed="0" w:uiPriority="0" w:semiHidden="0" w:name="index 2"/>
+    <w:lsdException w:unhideWhenUsed="0" w:uiPriority="0" w:semiHidden="0" w:name="index 3"/>
+    <w:lsdException w:unhideWhenUsed="0" w:uiPriority="0" w:semiHidden="0" w:name="index 4"/>
+    <w:lsdException w:unhideWhenUsed="0" w:uiPriority="0" w:semiHidden="0" w:name="index 5"/>
+    <w:lsdException w:unhideWhenUsed="0" w:uiPriority="0" w:semiHidden="0" w:name="index 6"/>
+    <w:lsdException w:unhideWhenUsed="0" w:uiPriority="0" w:semiHidden="0" w:name="index 7"/>
+    <w:lsdException w:unhideWhenUsed="0" w:uiPriority="0" w:semiHidden="0" w:name="index 8"/>
+    <w:lsdException w:unhideWhenUsed="0" w:uiPriority="0" w:semiHidden="0" w:name="index 9"/>
+    <w:lsdException w:qFormat="1" w:unhideWhenUsed="0" w:uiPriority="0" w:semiHidden="0" w:name="toc 1"/>
+    <w:lsdException w:qFormat="1" w:unhideWhenUsed="0" w:uiPriority="0" w:semiHidden="0" w:name="toc 2"/>
+    <w:lsdException w:qFormat="1" w:unhideWhenUsed="0" w:uiPriority="0" w:semiHidden="0" w:name="toc 3"/>
+    <w:lsdException w:unhideWhenUsed="0" w:uiPriority="0" w:semiHidden="0" w:name="toc 4"/>
+    <w:lsdException w:unhideWhenUsed="0" w:uiPriority="0" w:semiHidden="0" w:name="toc 5"/>
+    <w:lsdException w:unhideWhenUsed="0" w:uiPriority="0" w:semiHidden="0" w:name="toc 6"/>
+    <w:lsdException w:unhideWhenUsed="0" w:uiPriority="0" w:semiHidden="0" w:name="toc 7"/>
+    <w:lsdException w:unhideWhenUsed="0" w:uiPriority="0" w:semiHidden="0" w:name="toc 8"/>
+    <w:lsdException w:unhideWhenUsed="0" w:uiPriority="0" w:semiHidden="0" w:name="toc 9"/>
+    <w:lsdException w:unhideWhenUsed="0" w:uiPriority="0" w:semiHidden="0" w:name="Normal Indent"/>
+    <w:lsdException w:unhideWhenUsed="0" w:uiPriority="0" w:semiHidden="0" w:name="footnote text"/>
+    <w:lsdException w:qFormat="1" w:unhideWhenUsed="0" w:uiPriority="0" w:semiHidden="0" w:name="annotation text"/>
+    <w:lsdException w:qFormat="1" w:unhideWhenUsed="0" w:uiPriority="0" w:semiHidden="0" w:name="header"/>
+    <w:lsdException w:qFormat="1" w:unhideWhenUsed="0" w:uiPriority="0" w:semiHidden="0" w:name="footer"/>
+    <w:lsdException w:unhideWhenUsed="0" w:uiPriority="0" w:semiHidden="0" w:name="index heading"/>
+    <w:lsdException w:qFormat="1" w:uiPriority="0" w:name="caption"/>
+    <w:lsdException w:unhideWhenUsed="0" w:uiPriority="0" w:semiHidden="0" w:name="table of figures"/>
+    <w:lsdException w:unhideWhenUsed="0" w:uiPriority="0" w:semiHidden="0" w:name="envelope address"/>
+    <w:lsdException w:unhideWhenUsed="0" w:uiPriority="0" w:semiHidden="0" w:name="envelope return"/>
+    <w:lsdException w:unhideWhenUsed="0" w:uiPriority="0" w:semiHidden="0" w:name="footnote reference"/>
+    <w:lsdException w:unhideWhenUsed="0" w:uiPriority="0" w:semiHidden="0" w:name="annotation reference"/>
+    <w:lsdException w:unhideWhenUsed="0" w:uiPriority="0" w:semiHidden="0" w:name="line number"/>
+    <w:lsdException w:unhideWhenUsed="0" w:uiPriority="0" w:semiHidden="0" w:name="page number"/>
+    <w:lsdException w:unhideWhenUsed="0" w:uiPriority="0" w:semiHidden="0" w:name="endnote reference"/>
+    <w:lsdException w:unhideWhenUsed="0" w:uiPriority="0" w:semiHidden="0" w:name="endnote text"/>
+    <w:lsdException w:unhideWhenUsed="0" w:uiPriority="0" w:semiHidden="0" w:name="table of authorities"/>
+    <w:lsdException w:unhideWhenUsed="0" w:uiPriority="0" w:semiHidden="0" w:name="macro"/>
+    <w:lsdException w:unhideWhenUsed="0" w:uiPriority="0" w:semiHidden="0" w:name="toa heading"/>
+    <w:lsdException w:unhideWhenUsed="0" w:uiPriority="0" w:semiHidden="0" w:name="List"/>
+    <w:lsdException w:unhideWhenUsed="0" w:uiPriority="0" w:semiHidden="0" w:name="List Bullet"/>
+    <w:lsdException w:unhideWhenUsed="0" w:uiPriority="0" w:semiHidden="0" w:name="List Number"/>
+    <w:lsdException w:unhideWhenUsed="0" w:uiPriority="0" w:semiHidden="0" w:name="List 2"/>
+    <w:lsdException w:unhideWhenUsed="0" w:uiPriority="0" w:semiHidden="0" w:name="List 3"/>
+    <w:lsdException w:unhideWhenUsed="0" w:uiPriority="0" w:semiHidden="0" w:name="List 4"/>
+    <w:lsdException w:unhideWhenUsed="0" w:uiPriority="0" w:semiHidden="0" w:name="List 5"/>
+    <w:lsdException w:unhideWhenUsed="0" w:uiPriority="0" w:semiHidden="0" w:name="List Bullet 2"/>
+    <w:lsdException w:unhideWhenUsed="0" w:uiPriority="0" w:semiHidden="0" w:name="List Bullet 3"/>
+    <w:lsdException w:unhideWhenUsed="0" w:uiPriority="0" w:semiHidden="0" w:name="List Bullet 4"/>
+    <w:lsdException w:unhideWhenUsed="0" w:uiPriority="0" w:semiHidden="0" w:name="List Bullet 5"/>
+    <w:lsdException w:unhideWhenUsed="0" w:uiPriority="0" w:semiHidden="0" w:name="List Number 2"/>
+    <w:lsdException w:unhideWhenUsed="0" w:uiPriority="0" w:semiHidden="0" w:name="List Number 3"/>
+    <w:lsdException w:unhideWhenUsed="0" w:uiPriority="0" w:semiHidden="0" w:name="List Number 4"/>
+    <w:lsdException w:unhideWhenUsed="0" w:uiPriority="0" w:semiHidden="0" w:name="List Number 5"/>
+    <w:lsdException w:qFormat="1" w:unhideWhenUsed="0" w:uiPriority="0" w:semiHidden="0" w:name="Title"/>
+    <w:lsdException w:unhideWhenUsed="0" w:uiPriority="0" w:semiHidden="0" w:name="Closing"/>
+    <w:lsdException w:unhideWhenUsed="0" w:uiPriority="0" w:semiHidden="0" w:name="Signature"/>
+    <w:lsdException w:qFormat="1" w:unhideWhenUsed="0" w:uiPriority="0" w:name="Default Paragraph Font"/>
+    <w:lsdException w:qFormat="1" w:unhideWhenUsed="0" w:uiPriority="0" w:name="Body Text"/>
+    <w:lsdException w:unhideWhenUsed="0" w:uiPriority="0" w:semiHidden="0" w:name="Body Text Indent"/>
+    <w:lsdException w:unhideWhenUsed="0" w:uiPriority="0" w:semiHidden="0" w:name="List Continue"/>
+    <w:lsdException w:unhideWhenUsed="0" w:uiPriority="0" w:semiHidden="0" w:name="List Continue 2"/>
+    <w:lsdException w:unhideWhenUsed="0" w:uiPriority="0" w:semiHidden="0" w:name="List Continue 3"/>
+    <w:lsdException w:unhideWhenUsed="0" w:uiPriority="0" w:semiHidden="0" w:name="List Continue 4"/>
+    <w:lsdException w:unhideWhenUsed="0" w:uiPriority="0" w:semiHidden="0" w:name="List Continue 5"/>
+    <w:lsdException w:unhideWhenUsed="0" w:uiPriority="0" w:semiHidden="0" w:name="Message Header"/>
+    <w:lsdException w:qFormat="1" w:unhideWhenUsed="0" w:uiPriority="0" w:semiHidden="0" w:name="Subtitle"/>
+    <w:lsdException w:unhideWhenUsed="0" w:uiPriority="0" w:semiHidden="0" w:name="Salutation"/>
+    <w:lsdException w:unhideWhenUsed="0" w:uiPriority="0" w:semiHidden="0" w:name="Date"/>
+    <w:lsdException w:unhideWhenUsed="0" w:uiPriority="0" w:semiHidden="0" w:name="Body Text First Indent"/>
+    <w:lsdException w:unhideWhenUsed="0" w:uiPriority="0" w:semiHidden="0" w:name="Body Text First Indent 2"/>
+    <w:lsdException w:uiPriority="99" w:name="Note Heading"/>
+    <w:lsdException w:unhideWhenUsed="0" w:uiPriority="0" w:semiHidden="0" w:name="Body Text 2"/>
+    <w:lsdException w:unhideWhenUsed="0" w:uiPriority="0" w:semiHidden="0" w:name="Body Text 3"/>
+    <w:lsdException w:unhideWhenUsed="0" w:uiPriority="0" w:semiHidden="0" w:name="Body Text Indent 2"/>
+    <w:lsdException w:unhideWhenUsed="0" w:uiPriority="0" w:semiHidden="0" w:name="Body Text Indent 3"/>
+    <w:lsdException w:unhideWhenUsed="0" w:uiPriority="0" w:semiHidden="0" w:name="Block Text"/>
+    <w:lsdException w:unhideWhenUsed="0" w:uiPriority="0" w:semiHidden="0" w:name="Hyperlink"/>
+    <w:lsdException w:unhideWhenUsed="0" w:uiPriority="0" w:semiHidden="0" w:name="FollowedHyperlink"/>
+    <w:lsdException w:qFormat="1" w:unhideWhenUsed="0" w:uiPriority="0" w:semiHidden="0" w:name="Strong"/>
+    <w:lsdException w:qFormat="1" w:unhideWhenUsed="0" w:uiPriority="0" w:semiHidden="0" w:name="Emphasis"/>
+    <w:lsdException w:unhideWhenUsed="0" w:uiPriority="0" w:semiHidden="0" w:name="Document Map"/>
+    <w:lsdException w:unhideWhenUsed="0" w:uiPriority="0" w:semiHidden="0" w:name="Plain Text"/>
+    <w:lsdException w:unhideWhenUsed="0" w:uiPriority="0" w:semiHidden="0" w:name="E-mail Signature"/>
+    <w:lsdException w:qFormat="1" w:unhideWhenUsed="0" w:uiPriority="0" w:semiHidden="0" w:name="Normal (Web)"/>
+    <w:lsdException w:unhideWhenUsed="0" w:uiPriority="0" w:semiHidden="0" w:name="HTML Acronym"/>
+    <w:lsdException w:unhideWhenUsed="0" w:uiPriority="0" w:semiHidden="0" w:name="HTML Address"/>
+    <w:lsdException w:unhideWhenUsed="0" w:uiPriority="0" w:semiHidden="0" w:name="HTML Cite"/>
+    <w:lsdException w:unhideWhenUsed="0" w:uiPriority="0" w:semiHidden="0" w:name="HTML Code"/>
+    <w:lsdException w:unhideWhenUsed="0" w:uiPriority="0" w:semiHidden="0" w:name="HTML Definition"/>
+    <w:lsdException w:unhideWhenUsed="0" w:uiPriority="0" w:semiHidden="0" w:name="HTML Keyboard"/>
+    <w:lsdException w:unhideWhenUsed="0" w:uiPriority="0" w:semiHidden="0" w:name="HTML Preformatted"/>
+    <w:lsdException w:unhideWhenUsed="0" w:uiPriority="0" w:semiHidden="0" w:name="HTML Sample"/>
+    <w:lsdException w:unhideWhenUsed="0" w:uiPriority="0" w:semiHidden="0" w:name="HTML Typewriter"/>
+    <w:lsdException w:unhideWhenUsed="0" w:uiPriority="0" w:semiHidden="0" w:name="HTML Variable"/>
+    <w:lsdException w:qFormat="1" w:unhideWhenUsed="0" w:uiPriority="0" w:name="Normal Table"/>
+    <w:lsdException w:unhideWhenUsed="0" w:uiPriority="0" w:semiHidden="0" w:name="annotation subject"/>
+    <w:lsdException w:unhideWhenUsed="0" w:uiPriority="0" w:semiHidden="0" w:name="Table Simple 1"/>
+    <w:lsdException w:unhideWhenUsed="0" w:uiPriority="0" w:semiHidden="0" w:name="Table Simple 2"/>
+    <w:lsdException w:unhideWhenUsed="0" w:uiPriority="0" w:semiHidden="0" w:name="Table Simple 3"/>
+    <w:lsdException w:unhideWhenUsed="0" w:uiPriority="0" w:semiHidden="0" w:name="Table Classic 1"/>
+    <w:lsdException w:unhideWhenUsed="0" w:uiPriority="0" w:semiHidden="0" w:name="Table Classic 2"/>
+    <w:lsdException w:unhideWhenUsed="0" w:uiPriority="0" w:semiHidden="0" w:name="Table Classic 3"/>
+    <w:lsdException w:unhideWhenUsed="0" w:uiPriority="0" w:semiHidden="0" w:name="Table Classic 4"/>
+    <w:lsdException w:unhideWhenUsed="0" w:uiPriority="0" w:semiHidden="0" w:name="Table Colorful 1"/>
+    <w:lsdException w:unhideWhenUsed="0" w:uiPriority="0" w:semiHidden="0" w:name="Table Colorful 2"/>
+    <w:lsdException w:unhideWhenUsed="0" w:uiPriority="0" w:semiHidden="0" w:name="Table Colorful 3"/>
+    <w:lsdException w:unhideWhenUsed="0" w:uiPriority="0" w:semiHidden="0" w:name="Table Columns 1"/>
+    <w:lsdException w:unhideWhenUsed="0" w:uiPriority="0" w:semiHidden="0" w:name="Table Columns 2"/>
+    <w:lsdException w:unhideWhenUsed="0" w:uiPriority="0" w:semiHidden="0" w:name="Table Columns 3"/>
+    <w:lsdException w:unhideWhenUsed="0" w:uiPriority="0" w:semiHidden="0" w:name="Table Columns 4"/>
+    <w:lsdException w:unhideWhenUsed="0" w:uiPriority="0" w:semiHidden="0" w:name="Table Columns 5"/>
+    <w:lsdException w:unhideWhenUsed="0" w:uiPriority="0" w:semiHidden="0" w:name="Table Grid 1"/>
+    <w:lsdException w:unhideWhenUsed="0" w:uiPriority="0" w:semiHidden="0" w:name="Table Grid 2"/>
+    <w:lsdException w:unhideWhenUsed="0" w:uiPriority="0" w:semiHidden="0" w:name="Table Grid 3"/>
+    <w:lsdException w:unhideWhenUsed="0" w:uiPriority="0" w:semiHidden="0" w:name="Table Grid 4"/>
+    <w:lsdException w:unhideWhenUsed="0" w:uiPriority="0" w:semiHidden="0" w:name="Table Grid 5"/>
+    <w:lsdException w:unhideWhenUsed="0" w:uiPriority="0" w:semiHidden="0" w:name="Table Grid 6"/>
+    <w:lsdException w:unhideWhenUsed="0" w:uiPriority="0" w:semiHidden="0" w:name="Table Grid 7"/>
+    <w:lsdException w:unhideWhenUsed="0" w:uiPriority="0" w:semiHidden="0" w:name="Table Grid 8"/>
+    <w:lsdException w:unhideWhenUsed="0" w:uiPriority="0" w:semiHidden="0" w:name="Table List 1"/>
+    <w:lsdException w:unhideWhenUsed="0" w:uiPriority="0" w:semiHidden="0" w:name="Table List 2"/>
+    <w:lsdException w:unhideWhenUsed="0" w:uiPriority="0" w:semiHidden="0" w:name="Table List 3"/>
+    <w:lsdException w:unhideWhenUsed="0" w:uiPriority="0" w:semiHidden="0" w:name="Table List 4"/>
+    <w:lsdException w:unhideWhenUsed="0" w:uiPriority="0" w:semiHidden="0" w:name="Table List 5"/>
+    <w:lsdException w:unhideWhenUsed="0" w:uiPriority="0" w:semiHidden="0" w:name="Table List 6"/>
+    <w:lsdException w:unhideWhenUsed="0" w:uiPriority="0" w:semiHidden="0" w:name="Table List 7"/>
+    <w:lsdException w:unhideWhenUsed="0" w:uiPriority="0" w:semiHidden="0" w:name="Table List 8"/>
+    <w:lsdException w:unhideWhenUsed="0" w:uiPriority="0" w:semiHidden="0" w:name="Table 3D effects 1"/>
+    <w:lsdException w:unhideWhenUsed="0" w:uiPriority="0" w:semiHidden="0" w:name="Table 3D effects 2"/>
+    <w:lsdException w:unhideWhenUsed="0" w:uiPriority="0" w:semiHidden="0" w:name="Table 3D effects 3"/>
+    <w:lsdException w:unhideWhenUsed="0" w:uiPriority="0" w:semiHidden="0" w:name="Table Contemporary"/>
+    <w:lsdException w:unhideWhenUsed="0" w:uiPriority="0" w:semiHidden="0" w:name="Table Elegant"/>
+    <w:lsdException w:unhideWhenUsed="0" w:uiPriority="0" w:semiHidden="0" w:name="Table Professional"/>
+    <w:lsdException w:unhideWhenUsed="0" w:uiPriority="0" w:semiHidden="0" w:name="Table Subtle 1"/>
+    <w:lsdException w:unhideWhenUsed="0" w:uiPriority="0" w:semiHidden="0" w:name="Table Subtle 2"/>
+    <w:lsdException w:unhideWhenUsed="0" w:uiPriority="0" w:semiHidden="0" w:name="Table Web 1"/>
+    <w:lsdException w:unhideWhenUsed="0" w:uiPriority="0" w:semiHidden="0" w:name="Table Web 2"/>
+    <w:lsdException w:unhideWhenUsed="0" w:uiPriority="0" w:semiHidden="0" w:name="Table Web 3"/>
+    <w:lsdException w:unhideWhenUsed="0" w:uiPriority="0" w:semiHidden="0" w:name="Balloon Text"/>
+    <w:lsdException w:qFormat="1" w:unhideWhenUsed="0" w:uiPriority="0" w:semiHidden="0" w:name="Table Grid"/>
+    <w:lsdException w:unhideWhenUsed="0" w:uiPriority="0" w:semiHidden="0" w:name="Table Theme"/>
+    <w:lsdException w:unhideWhenUsed="0" w:uiPriority="60" w:semiHidden="0" w:name="Light Shading"/>
+    <w:lsdException w:unhideWhenUsed="0" w:uiPriority="61" w:semiHidden="0" w:name="Light List"/>
+    <w:lsdException w:unhideWhenUsed="0" w:uiPriority="62" w:semiHidden="0" w:name="Light Grid"/>
+    <w:lsdException w:unhideWhenUsed="0" w:uiPriority="63" w:semiHidden="0" w:name="Medium Shading 1"/>
+    <w:lsdException w:unhideWhenUsed="0" w:uiPriority="64" w:semiHidden="0" w:name="Medium Shading 2"/>
+    <w:lsdException w:unhideWhenUsed="0" w:uiPriority="65" w:semiHidden="0" w:name="Medium List 1"/>
+    <w:lsdException w:unhideWhenUsed="0" w:uiPriority="66" w:semiHidden="0" w:name="Medium List 2"/>
+    <w:lsdException w:unhideWhenUsed="0" w:uiPriority="67" w:semiHidden="0" w:name="Medium Grid 1"/>
+    <w:lsdException w:unhideWhenUsed="0" w:uiPriority="68" w:semiHidden="0" w:name="Medium Grid 2"/>
+    <w:lsdException w:unhideWhenUsed="0" w:uiPriority="69" w:semiHidden="0" w:name="Medium Grid 3"/>
+    <w:lsdException w:unhideWhenUsed="0" w:uiPriority="70" w:semiHidden="0" w:name="Dark List"/>
+    <w:lsdException w:unhideWhenUsed="0" w:uiPriority="71" w:semiHidden="0" w:name="Colorful Shading"/>
+    <w:lsdException w:unhideWhenUsed="0" w:uiPriority="72" w:semiHidden="0" w:name="Colorful List"/>
+    <w:lsdException w:unhideWhenUsed="0" w:uiPriority="73" w:semiHidden="0" w:name="Colorful Grid"/>
+    <w:lsdException w:unhideWhenUsed="0" w:uiPriority="60" w:semiHidden="0" w:name="Light Shading Accent 1"/>
+    <w:lsdException w:unhideWhenUsed="0" w:uiPriority="61" w:semiHidden="0" w:name="Light List Accent 1"/>
+    <w:lsdException w:unhideWhenUsed="0" w:uiPriority="62" w:semiHidden="0" w:name="Light Grid Accent 1"/>
+    <w:lsdException w:unhideWhenUsed="0" w:uiPriority="63" w:semiHidden="0" w:name="Medium Shading 1 Accent 1"/>
+    <w:lsdException w:unhideWhenUsed="0" w:uiPriority="64" w:semiHidden="0" w:name="Medium Shading 2 Accent 1"/>
+    <w:lsdException w:unhideWhenUsed="0" w:uiPriority="65" w:semiHidden="0" w:name="Medium List 1 Accent 1"/>
+    <w:lsdException w:unhideWhenUsed="0" w:uiPriority="66" w:semiHidden="0" w:name="Medium List 2 Accent 1"/>
+    <w:lsdException w:unhideWhenUsed="0" w:uiPriority="67" w:semiHidden="0" w:name="Medium Grid 1 Accent 1"/>
+    <w:lsdException w:unhideWhenUsed="0" w:uiPriority="68" w:semiHidden="0" w:name="Medium Grid 2 Accent 1"/>
+    <w:lsdException w:unhideWhenUsed="0" w:uiPriority="69" w:semiHidden="0" w:name="Medium Grid 3 Accent 1"/>
+    <w:lsdException w:unhideWhenUsed="0" w:uiPriority="70" w:semiHidden="0" w:name="Dark List Accent 1"/>
+    <w:lsdException w:unhideWhenUsed="0" w:uiPriority="71" w:semiHidden="0" w:name="Colorful Shading Accent 1"/>
+    <w:lsdException w:unhideWhenUsed="0" w:uiPriority="72" w:semiHidden="0" w:name="Colorful List Accent 1"/>
+    <w:lsdException w:unhideWhenUsed="0" w:uiPriority="73" w:semiHidden="0" w:name="Colorful Grid Accent 1"/>
+    <w:lsdException w:unhideWhenUsed="0" w:uiPriority="60" w:semiHidden="0" w:name="Light Shading Accent 2"/>
+    <w:lsdException w:unhideWhenUsed="0" w:uiPriority="61" w:semiHidden="0" w:name="Light List Accent 2"/>
+    <w:lsdException w:unhideWhenUsed="0" w:uiPriority="62" w:semiHidden="0" w:name="Light Grid Accent 2"/>
+    <w:lsdException w:unhideWhenUsed="0" w:uiPriority="63" w:semiHidden="0" w:name="Medium Shading 1 Accent 2"/>
+    <w:lsdException w:unhideWhenUsed="0" w:uiPriority="64" w:semiHidden="0" w:name="Medium Shading 2 Accent 2"/>
+    <w:lsdException w:unhideWhenUsed="0" w:uiPriority="65" w:semiHidden="0" w:name="Medium List 1 Accent 2"/>
+    <w:lsdException w:unhideWhenUsed="0" w:uiPriority="66" w:semiHidden="0" w:name="Medium List 2 Accent 2"/>
+    <w:lsdException w:unhideWhenUsed="0" w:uiPriority="67" w:semiHidden="0" w:name="Medium Grid 1 Accent 2"/>
+    <w:lsdException w:unhideWhenUsed="0" w:uiPriority="68" w:semiHidden="0" w:name="Medium Grid 2 Accent 2"/>
+    <w:lsdException w:unhideWhenUsed="0" w:uiPriority="69" w:semiHidden="0" w:name="Medium Grid 3 Accent 2"/>
+    <w:lsdException w:unhideWhenUsed="0" w:uiPriority="70" w:semiHidden="0" w:name="Dark List Accent 2"/>
+    <w:lsdException w:unhideWhenUsed="0" w:uiPriority="71" w:semiHidden="0" w:name="Colorful Shading Accent 2"/>
+    <w:lsdException w:unhideWhenUsed="0" w:uiPriority="72" w:semiHidden="0" w:name="Colorful List Accent 2"/>
+    <w:lsdException w:unhideWhenUsed="0" w:uiPriority="73" w:semiHidden="0" w:name="Colorful Grid Accent 2"/>
+    <w:lsdException w:unhideWhenUsed="0" w:uiPriority="60" w:semiHidden="0" w:name="Light Shading Accent 3"/>
+    <w:lsdException w:unhideWhenUsed="0" w:uiPriority="61" w:semiHidden="0" w:name="Light List Accent 3"/>
+    <w:lsdException w:unhideWhenUsed="0" w:uiPriority="62" w:semiHidden="0" w:name="Light Grid Accent 3"/>
+    <w:lsdException w:unhideWhenUsed="0" w:uiPriority="63" w:semiHidden="0" w:name="Medium Shading 1 Accent 3"/>
+    <w:lsdException w:unhideWhenUsed="0" w:uiPriority="64" w:semiHidden="0" w:name="Medium Shading 2 Accent 3"/>
+    <w:lsdException w:unhideWhenUsed="0" w:uiPriority="65" w:semiHidden="0" w:name="Medium List 1 Accent 3"/>
+    <w:lsdException w:unhideWhenUsed="0" w:uiPriority="66" w:semiHidden="0" w:name="Medium List 2 Accent 3"/>
+    <w:lsdException w:unhideWhenUsed="0" w:uiPriority="67" w:semiHidden="0" w:name="Medium Grid 1 Accent 3"/>
+    <w:lsdException w:unhideWhenUsed="0" w:uiPriority="68" w:semiHidden="0" w:name="Medium Grid 2 Accent 3"/>
+    <w:lsdException w:unhideWhenUsed="0" w:uiPriority="69" w:semiHidden="0" w:name="Medium Grid 3 Accent 3"/>
+    <w:lsdException w:unhideWhenUsed="0" w:uiPriority="70" w:semiHidden="0" w:name="Dark List Accent 3"/>
+    <w:lsdException w:unhideWhenUsed="0" w:uiPriority="71" w:semiHidden="0" w:name="Colorful Shading Accent 3"/>
+    <w:lsdException w:unhideWhenUsed="0" w:uiPriority="72" w:semiHidden="0" w:name="Colorful List Accent 3"/>
+    <w:lsdException w:unhideWhenUsed="0" w:uiPriority="73" w:semiHidden="0" w:name="Colorful Grid Accent 3"/>
+    <w:lsdException w:unhideWhenUsed="0" w:uiPriority="60" w:semiHidden="0" w:name="Light Shading Accent 4"/>
+    <w:lsdException w:unhideWhenUsed="0" w:uiPriority="61" w:semiHidden="0" w:name="Light List Accent 4"/>
+    <w:lsdException w:unhideWhenUsed="0" w:uiPriority="62" w:semiHidden="0" w:name="Light Grid Accent 4"/>
+    <w:lsdException w:unhideWhenUsed="0" w:uiPriority="63" w:semiHidden="0" w:name="Medium Shading 1 Accent 4"/>
+    <w:lsdException w:unhideWhenUsed="0" w:uiPriority="64" w:semiHidden="0" w:name="Medium Shading 2 Accent 4"/>
+    <w:lsdException w:unhideWhenUsed="0" w:uiPriority="65" w:semiHidden="0" w:name="Medium List 1 Accent 4"/>
+    <w:lsdException w:unhideWhenUsed="0" w:uiPriority="66" w:semiHidden="0" w:name="Medium List 2 Accent 4"/>
+    <w:lsdException w:unhideWhenUsed="0" w:uiPriority="67" w:semiHidden="0" w:name="Medium Grid 1 Accent 4"/>
+    <w:lsdException w:unhideWhenUsed="0" w:uiPriority="68" w:semiHidden="0" w:name="Medium Grid 2 Accent 4"/>
+    <w:lsdException w:unhideWhenUsed="0" w:uiPriority="69" w:semiHidden="0" w:name="Medium Grid 3 Accent 4"/>
+    <w:lsdException w:unhideWhenUsed="0" w:uiPriority="70" w:semiHidden="0" w:name="Dark List Accent 4"/>
+    <w:lsdException w:unhideWhenUsed="0" w:uiPriority="71" w:semiHidden="0" w:name="Colorful Shading Accent 4"/>
+    <w:lsdException w:unhideWhenUsed="0" w:uiPriority="72" w:semiHidden="0" w:name="Colorful List Accent 4"/>
+    <w:lsdException w:unhideWhenUsed="0" w:uiPriority="73" w:semiHidden="0" w:name="Colorful Grid Accent 4"/>
+    <w:lsdException w:unhideWhenUsed="0" w:uiPriority="60" w:semiHidden="0" w:name="Light Shading Accent 5"/>
+    <w:lsdException w:unhideWhenUsed="0" w:uiPriority="61" w:semiHidden="0" w:name="Light List Accent 5"/>
+    <w:lsdException w:unhideWhenUsed="0" w:uiPriority="62" w:semiHidden="0" w:name="Light Grid Accent 5"/>
+    <w:lsdException w:unhideWhenUsed="0" w:uiPriority="63" w:semiHidden="0" w:name="Medium Shading 1 Accent 5"/>
+    <w:lsdException w:unhideWhenUsed="0" w:uiPriority="64" w:semiHidden="0" w:name="Medium Shading 2 Accent 5"/>
+    <w:lsdException w:unhideWhenUsed="0" w:uiPriority="65" w:semiHidden="0" w:name="Medium List 1 Accent 5"/>
+    <w:lsdException w:unhideWhenUsed="0" w:uiPriority="66" w:semiHidden="0" w:name="Medium List 2 Accent 5"/>
+    <w:lsdException w:unhideWhenUsed="0" w:uiPriority="67" w:semiHidden="0" w:name="Medium Grid 1 Accent 5"/>
+    <w:lsdException w:unhideWhenUsed="0" w:uiPriority="68" w:semiHidden="0" w:name="Medium Grid 2 Accent 5"/>
+    <w:lsdException w:unhideWhenUsed="0" w:uiPriority="69" w:semiHidden="0" w:name="Medium Grid 3 Accent 5"/>
+    <w:lsdException w:unhideWhenUsed="0" w:uiPriority="70" w:semiHidden="0" w:name="Dark List Accent 5"/>
+    <w:lsdException w:unhideWhenUsed="0" w:uiPriority="71" w:semiHidden="0" w:name="Colorful Shading Accent 5"/>
+    <w:lsdException w:unhideWhenUsed="0" w:uiPriority="72" w:semiHidden="0" w:name="Colorful List Accent 5"/>
+    <w:lsdException w:unhideWhenUsed="0" w:uiPriority="73" w:semiHidden="0" w:name="Colorful Grid Accent 5"/>
+    <w:lsdException w:unhideWhenUsed="0" w:uiPriority="60" w:semiHidden="0" w:name="Light Shading Accent 6"/>
+    <w:lsdException w:unhideWhenUsed="0" w:uiPriority="61" w:semiHidden="0" w:name="Light List Accent 6"/>
+    <w:lsdException w:unhideWhenUsed="0" w:uiPriority="62" w:semiHidden="0" w:name="Light Grid Accent 6"/>
+    <w:lsdException w:unhideWhenUsed="0" w:uiPriority="63" w:semiHidden="0" w:name="Medium Shading 1 Accent 6"/>
+    <w:lsdException w:unhideWhenUsed="0" w:uiPriority="64" w:semiHidden="0" w:name="Medium Shading 2 Accent 6"/>
+    <w:lsdException w:unhideWhenUsed="0" w:uiPriority="65" w:semiHidden="0" w:name="Medium List 1 Accent 6"/>
+    <w:lsdException w:unhideWhenUsed="0" w:uiPriority="66" w:semiHidden="0" w:name="Medium List 2 Accent 6"/>
+    <w:lsdException w:unhideWhenUsed="0" w:uiPriority="67" w:semiHidden="0" w:name="Medium Grid 1 Accent 6"/>
+    <w:lsdException w:unhideWhenUsed="0" w:uiPriority="68" w:semiHidden="0" w:name="Medium Grid 2 Accent 6"/>
+    <w:lsdException w:unhideWhenUsed="0" w:uiPriority="69" w:semiHidden="0" w:name="Medium Grid 3 Accent 6"/>
+    <w:lsdException w:unhideWhenUsed="0" w:uiPriority="70" w:semiHidden="0" w:name="Dark List Accent 6"/>
+    <w:lsdException w:unhideWhenUsed="0" w:uiPriority="71" w:semiHidden="0" w:name="Colorful Shading Accent 6"/>
+    <w:lsdException w:unhideWhenUsed="0" w:uiPriority="72" w:semiHidden="0" w:name="Colorful List Accent 6"/>
+    <w:lsdException w:unhideWhenUsed="0" w:uiPriority="73" w:semiHidden="0" w:name="Colorful Grid Accent 6"/>
   </w:latentStyles>
-  <w:style w:type="paragraph" w:default="1" w:styleId="Normal">
+  <w:style w:type="paragraph" w:default="1" w:styleId="1">
     <w:name w:val="Normal"/>
     <w:qFormat/>
+    <w:uiPriority w:val="0"/>
     <w:pPr>
       <w:kinsoku w:val="0"/>
       <w:autoSpaceDE w:val="0"/>
@@ -8498,7 +8659,7 @@
       <w:textAlignment w:val="baseline"/>
     </w:pPr>
     <w:rPr>
-      <w:rFonts w:ascii="Arial" w:eastAsia="宋体" w:hAnsi="Arial" w:cs="Arial"/>
+      <w:rFonts w:ascii="Arial" w:hAnsi="Arial" w:eastAsia="宋体" w:cs="Arial"/>
       <w:snapToGrid w:val="0"/>
       <w:color w:val="000000"/>
       <w:kern w:val="0"/>
@@ -8507,11 +8668,12 @@
       <w:lang w:val="en-US" w:eastAsia="en-US" w:bidi="ar-SA"/>
     </w:rPr>
   </w:style>
-  <w:style w:type="paragraph" w:styleId="Heading1">
+  <w:style w:type="paragraph" w:styleId="2">
     <w:name w:val="heading 1"/>
-    <w:basedOn w:val="Normal"/>
-    <w:next w:val="Normal"/>
+    <w:basedOn w:val="1"/>
+    <w:next w:val="1"/>
     <w:qFormat/>
+    <w:uiPriority w:val="0"/>
     <w:pPr>
       <w:keepNext/>
       <w:keepLines/>
@@ -8529,12 +8691,13 @@
       <w:sz w:val="44"/>
     </w:rPr>
   </w:style>
-  <w:style w:type="paragraph" w:styleId="Heading2">
+  <w:style w:type="paragraph" w:styleId="3">
     <w:name w:val="heading 2"/>
-    <w:basedOn w:val="Normal"/>
-    <w:next w:val="Normal"/>
+    <w:basedOn w:val="1"/>
+    <w:next w:val="1"/>
     <w:unhideWhenUsed/>
     <w:qFormat/>
+    <w:uiPriority w:val="0"/>
     <w:pPr>
       <w:keepNext/>
       <w:keepLines/>
@@ -8547,18 +8710,19 @@
       <w:outlineLvl w:val="1"/>
     </w:pPr>
     <w:rPr>
-      <w:rFonts w:ascii="Arial" w:eastAsia="黑体" w:hAnsi="Arial"/>
+      <w:rFonts w:ascii="Arial" w:hAnsi="Arial" w:eastAsia="黑体"/>
       <w:b/>
       <w:sz w:val="32"/>
     </w:rPr>
   </w:style>
-  <w:style w:type="paragraph" w:styleId="Heading3">
+  <w:style w:type="paragraph" w:styleId="4">
     <w:name w:val="heading 3"/>
-    <w:basedOn w:val="Normal"/>
-    <w:next w:val="Normal"/>
+    <w:basedOn w:val="1"/>
+    <w:next w:val="1"/>
     <w:semiHidden/>
     <w:unhideWhenUsed/>
     <w:qFormat/>
+    <w:uiPriority w:val="0"/>
     <w:pPr>
       <w:keepNext/>
       <w:keepLines/>
@@ -8575,12 +8739,13 @@
       <w:sz w:val="32"/>
     </w:rPr>
   </w:style>
-  <w:style w:type="paragraph" w:styleId="Heading4">
+  <w:style w:type="paragraph" w:styleId="5">
     <w:name w:val="heading 4"/>
-    <w:basedOn w:val="Normal"/>
-    <w:next w:val="Normal"/>
+    <w:basedOn w:val="1"/>
+    <w:next w:val="1"/>
     <w:unhideWhenUsed/>
     <w:qFormat/>
+    <w:uiPriority w:val="0"/>
     <w:pPr>
       <w:keepNext/>
       <w:keepLines/>
@@ -8593,18 +8758,19 @@
       <w:outlineLvl w:val="3"/>
     </w:pPr>
     <w:rPr>
-      <w:rFonts w:ascii="Arial" w:eastAsia="黑体" w:hAnsi="Arial"/>
+      <w:rFonts w:ascii="Arial" w:hAnsi="Arial" w:eastAsia="黑体"/>
       <w:b/>
       <w:sz w:val="28"/>
     </w:rPr>
   </w:style>
-  <w:style w:type="paragraph" w:styleId="Heading5">
+  <w:style w:type="paragraph" w:styleId="6">
     <w:name w:val="heading 5"/>
-    <w:basedOn w:val="Normal"/>
-    <w:next w:val="Normal"/>
+    <w:basedOn w:val="1"/>
+    <w:next w:val="1"/>
     <w:semiHidden/>
     <w:unhideWhenUsed/>
     <w:qFormat/>
+    <w:uiPriority w:val="0"/>
     <w:pPr>
       <w:keepNext/>
       <w:keepLines/>
@@ -8621,13 +8787,14 @@
       <w:sz w:val="28"/>
     </w:rPr>
   </w:style>
-  <w:style w:type="paragraph" w:styleId="Heading6">
+  <w:style w:type="paragraph" w:styleId="7">
     <w:name w:val="heading 6"/>
-    <w:basedOn w:val="Normal"/>
-    <w:next w:val="Normal"/>
+    <w:basedOn w:val="1"/>
+    <w:next w:val="1"/>
     <w:semiHidden/>
     <w:unhideWhenUsed/>
     <w:qFormat/>
+    <w:uiPriority w:val="0"/>
     <w:pPr>
       <w:keepNext/>
       <w:keepLines/>
@@ -8640,18 +8807,19 @@
       <w:outlineLvl w:val="5"/>
     </w:pPr>
     <w:rPr>
-      <w:rFonts w:ascii="Arial" w:eastAsia="黑体" w:hAnsi="Arial"/>
+      <w:rFonts w:ascii="Arial" w:hAnsi="Arial" w:eastAsia="黑体"/>
       <w:b/>
       <w:sz w:val="24"/>
     </w:rPr>
   </w:style>
-  <w:style w:type="paragraph" w:styleId="Heading7">
+  <w:style w:type="paragraph" w:styleId="8">
     <w:name w:val="heading 7"/>
-    <w:basedOn w:val="Normal"/>
-    <w:next w:val="Normal"/>
+    <w:basedOn w:val="1"/>
+    <w:next w:val="1"/>
     <w:semiHidden/>
     <w:unhideWhenUsed/>
     <w:qFormat/>
+    <w:uiPriority w:val="0"/>
     <w:pPr>
       <w:keepNext/>
       <w:keepLines/>
@@ -8668,13 +8836,14 @@
       <w:sz w:val="24"/>
     </w:rPr>
   </w:style>
-  <w:style w:type="paragraph" w:styleId="Heading8">
+  <w:style w:type="paragraph" w:styleId="9">
     <w:name w:val="heading 8"/>
-    <w:basedOn w:val="Normal"/>
-    <w:next w:val="Normal"/>
+    <w:basedOn w:val="1"/>
+    <w:next w:val="1"/>
     <w:semiHidden/>
     <w:unhideWhenUsed/>
     <w:qFormat/>
+    <w:uiPriority w:val="0"/>
     <w:pPr>
       <w:keepNext/>
       <w:keepLines/>
@@ -8687,17 +8856,18 @@
       <w:outlineLvl w:val="7"/>
     </w:pPr>
     <w:rPr>
-      <w:rFonts w:ascii="Arial" w:eastAsia="黑体" w:hAnsi="Arial"/>
+      <w:rFonts w:ascii="Arial" w:hAnsi="Arial" w:eastAsia="黑体"/>
       <w:sz w:val="24"/>
     </w:rPr>
   </w:style>
-  <w:style w:type="paragraph" w:styleId="Heading9">
+  <w:style w:type="paragraph" w:styleId="10">
     <w:name w:val="heading 9"/>
-    <w:basedOn w:val="Normal"/>
-    <w:next w:val="Normal"/>
+    <w:basedOn w:val="1"/>
+    <w:next w:val="1"/>
     <w:semiHidden/>
     <w:unhideWhenUsed/>
     <w:qFormat/>
+    <w:uiPriority w:val="0"/>
     <w:pPr>
       <w:keepNext/>
       <w:keepLines/>
@@ -8710,19 +8880,21 @@
       <w:outlineLvl w:val="8"/>
     </w:pPr>
     <w:rPr>
-      <w:rFonts w:ascii="Arial" w:eastAsia="黑体" w:hAnsi="Arial"/>
+      <w:rFonts w:ascii="Arial" w:hAnsi="Arial" w:eastAsia="黑体"/>
       <w:sz w:val="21"/>
     </w:rPr>
   </w:style>
-  <w:style w:type="character" w:default="1" w:styleId="DefaultParagraphFont">
+  <w:style w:type="character" w:default="1" w:styleId="22">
     <w:name w:val="Default Paragraph Font"/>
     <w:semiHidden/>
     <w:qFormat/>
+    <w:uiPriority w:val="0"/>
   </w:style>
-  <w:style w:type="table" w:default="1" w:styleId="TableNormal">
+  <w:style w:type="table" w:default="1" w:styleId="20">
     <w:name w:val="Normal Table"/>
     <w:semiHidden/>
     <w:qFormat/>
+    <w:uiPriority w:val="0"/>
     <w:tblPr>
       <w:tblCellMar>
         <w:top w:w="0" w:type="dxa"/>
@@ -8732,39 +8904,43 @@
       </w:tblCellMar>
     </w:tblPr>
   </w:style>
-  <w:style w:type="paragraph" w:styleId="CommentText">
+  <w:style w:type="paragraph" w:styleId="11">
     <w:name w:val="annotation text"/>
-    <w:basedOn w:val="Normal"/>
+    <w:basedOn w:val="1"/>
     <w:qFormat/>
+    <w:uiPriority w:val="0"/>
     <w:pPr>
       <w:jc w:val="left"/>
     </w:pPr>
   </w:style>
-  <w:style w:type="paragraph" w:styleId="BodyText">
+  <w:style w:type="paragraph" w:styleId="12">
     <w:name w:val="Body Text"/>
-    <w:basedOn w:val="Normal"/>
+    <w:basedOn w:val="1"/>
     <w:semiHidden/>
     <w:qFormat/>
+    <w:uiPriority w:val="0"/>
     <w:rPr>
-      <w:rFonts w:ascii="Arial" w:eastAsia="Arial" w:hAnsi="Arial" w:cs="Arial"/>
+      <w:rFonts w:ascii="Arial" w:hAnsi="Arial" w:eastAsia="Arial" w:cs="Arial"/>
       <w:sz w:val="21"/>
       <w:szCs w:val="21"/>
       <w:lang w:val="en-US" w:eastAsia="en-US" w:bidi="ar-SA"/>
     </w:rPr>
   </w:style>
-  <w:style w:type="paragraph" w:styleId="TOC3">
+  <w:style w:type="paragraph" w:styleId="13">
     <w:name w:val="toc 3"/>
-    <w:basedOn w:val="Normal"/>
-    <w:next w:val="Normal"/>
+    <w:basedOn w:val="1"/>
+    <w:next w:val="1"/>
     <w:qFormat/>
+    <w:uiPriority w:val="0"/>
     <w:pPr>
       <w:ind w:left="840" w:leftChars="400"/>
     </w:pPr>
   </w:style>
-  <w:style w:type="paragraph" w:styleId="Footer">
+  <w:style w:type="paragraph" w:styleId="14">
     <w:name w:val="footer"/>
-    <w:basedOn w:val="Normal"/>
+    <w:basedOn w:val="1"/>
     <w:qFormat/>
+    <w:uiPriority w:val="0"/>
     <w:pPr>
       <w:tabs>
         <w:tab w:val="center" w:pos="4153"/>
@@ -8777,16 +8953,17 @@
       <w:sz w:val="18"/>
     </w:rPr>
   </w:style>
-  <w:style w:type="paragraph" w:styleId="Header">
+  <w:style w:type="paragraph" w:styleId="15">
     <w:name w:val="header"/>
-    <w:basedOn w:val="Normal"/>
+    <w:basedOn w:val="1"/>
     <w:qFormat/>
+    <w:uiPriority w:val="0"/>
     <w:pPr>
       <w:pBdr>
-        <w:top w:val="nil"/>
-        <w:left w:val="nil"/>
-        <w:bottom w:val="nil"/>
-        <w:right w:val="nil"/>
+        <w:top w:val="none" w:color="auto" w:sz="0" w:space="0"/>
+        <w:left w:val="none" w:color="auto" w:sz="0" w:space="0"/>
+        <w:bottom w:val="none" w:color="auto" w:sz="0" w:space="0"/>
+        <w:right w:val="none" w:color="auto" w:sz="0" w:space="0"/>
       </w:pBdr>
       <w:tabs>
         <w:tab w:val="center" w:pos="4153"/>
@@ -8801,37 +8978,41 @@
       <w:sz w:val="18"/>
     </w:rPr>
   </w:style>
-  <w:style w:type="paragraph" w:styleId="TOC1">
+  <w:style w:type="paragraph" w:styleId="16">
     <w:name w:val="toc 1"/>
-    <w:basedOn w:val="Normal"/>
-    <w:next w:val="Normal"/>
+    <w:basedOn w:val="1"/>
+    <w:next w:val="1"/>
     <w:qFormat/>
+    <w:uiPriority w:val="0"/>
     <w:rPr>
-      <w:rFonts w:ascii="Arial" w:eastAsia="Microsoft JhengHei" w:hAnsi="Arial"/>
+      <w:rFonts w:ascii="Arial" w:hAnsi="Arial" w:eastAsia="Microsoft JhengHei"/>
       <w:sz w:val="24"/>
     </w:rPr>
   </w:style>
-  <w:style w:type="paragraph" w:styleId="TOC2">
+  <w:style w:type="paragraph" w:styleId="17">
     <w:name w:val="toc 2"/>
-    <w:basedOn w:val="Normal"/>
-    <w:next w:val="Normal"/>
+    <w:basedOn w:val="1"/>
+    <w:next w:val="1"/>
     <w:qFormat/>
+    <w:uiPriority w:val="0"/>
     <w:pPr>
       <w:ind w:left="420" w:leftChars="200"/>
     </w:pPr>
   </w:style>
-  <w:style w:type="paragraph" w:styleId="NormalWeb">
+  <w:style w:type="paragraph" w:styleId="18">
     <w:name w:val="Normal (Web)"/>
-    <w:basedOn w:val="Normal"/>
+    <w:basedOn w:val="1"/>
     <w:qFormat/>
+    <w:uiPriority w:val="0"/>
     <w:rPr>
       <w:sz w:val="24"/>
     </w:rPr>
   </w:style>
-  <w:style w:type="paragraph" w:styleId="Title">
+  <w:style w:type="paragraph" w:styleId="19">
     <w:name w:val="Title"/>
-    <w:basedOn w:val="Normal"/>
+    <w:basedOn w:val="1"/>
     <w:qFormat/>
+    <w:uiPriority w:val="0"/>
     <w:pPr>
       <w:spacing w:before="240" w:beforeLines="0" w:beforeAutospacing="0" w:after="60" w:afterLines="0" w:afterAutospacing="0"/>
       <w:jc w:val="center"/>
@@ -8843,68 +9024,73 @@
       <w:sz w:val="32"/>
     </w:rPr>
   </w:style>
-  <w:style w:type="table" w:styleId="TableGrid">
+  <w:style w:type="table" w:styleId="21">
     <w:name w:val="Table Grid"/>
-    <w:basedOn w:val="TableNormal"/>
+    <w:basedOn w:val="20"/>
     <w:qFormat/>
+    <w:uiPriority w:val="0"/>
     <w:pPr>
       <w:widowControl w:val="0"/>
       <w:jc w:val="both"/>
     </w:pPr>
     <w:tblPr>
       <w:tblBorders>
-        <w:top w:val="single" w:sz="4" w:space="0" w:color="auto"/>
-        <w:left w:val="single" w:sz="4" w:space="0" w:color="auto"/>
-        <w:bottom w:val="single" w:sz="4" w:space="0" w:color="auto"/>
-        <w:right w:val="single" w:sz="4" w:space="0" w:color="auto"/>
-        <w:insideH w:val="single" w:sz="4" w:space="0" w:color="auto"/>
-        <w:insideV w:val="single" w:sz="4" w:space="0" w:color="auto"/>
+        <w:top w:val="single" w:color="auto" w:sz="4" w:space="0"/>
+        <w:left w:val="single" w:color="auto" w:sz="4" w:space="0"/>
+        <w:bottom w:val="single" w:color="auto" w:sz="4" w:space="0"/>
+        <w:right w:val="single" w:color="auto" w:sz="4" w:space="0"/>
+        <w:insideH w:val="single" w:color="auto" w:sz="4" w:space="0"/>
+        <w:insideV w:val="single" w:color="auto" w:sz="4" w:space="0"/>
       </w:tblBorders>
     </w:tblPr>
   </w:style>
-  <w:style w:type="character" w:styleId="Strong">
+  <w:style w:type="character" w:styleId="23">
     <w:name w:val="Strong"/>
-    <w:basedOn w:val="DefaultParagraphFont"/>
+    <w:basedOn w:val="22"/>
     <w:qFormat/>
+    <w:uiPriority w:val="0"/>
     <w:rPr>
       <w:b/>
     </w:rPr>
   </w:style>
-  <w:style w:type="paragraph" w:customStyle="1" w:styleId="a">
+  <w:style w:type="paragraph" w:customStyle="1" w:styleId="24">
     <w:name w:val="柴_公司名"/>
-    <w:basedOn w:val="Title"/>
+    <w:basedOn w:val="19"/>
     <w:qFormat/>
+    <w:uiPriority w:val="0"/>
     <w:pPr>
       <w:spacing w:after="600" w:afterLines="600"/>
     </w:pPr>
     <w:rPr>
-      <w:rFonts w:ascii="宋体" w:eastAsia="宋体" w:hAnsi="宋体" w:cs="宋体" w:hint="eastAsia"/>
+      <w:rFonts w:hint="eastAsia" w:ascii="宋体" w:hAnsi="宋体" w:eastAsia="宋体" w:cs="宋体"/>
       <w:bCs/>
       <w:spacing w:val="-6"/>
       <w:sz w:val="52"/>
       <w:szCs w:val="52"/>
     </w:rPr>
   </w:style>
-  <w:style w:type="paragraph" w:customStyle="1" w:styleId="a0">
+  <w:style w:type="paragraph" w:customStyle="1" w:styleId="25">
     <w:name w:val="柴_文档名"/>
-    <w:basedOn w:val="Title"/>
+    <w:basedOn w:val="19"/>
     <w:qFormat/>
+    <w:uiPriority w:val="0"/>
     <w:pPr>
       <w:spacing w:after="900" w:afterLines="900"/>
     </w:pPr>
     <w:rPr>
-      <w:rFonts w:ascii="黑体" w:eastAsia="黑体" w:hAnsi="黑体" w:cs="黑体"/>
+      <w:rFonts w:ascii="黑体" w:hAnsi="黑体" w:eastAsia="黑体" w:cs="黑体"/>
       <w:bCs/>
       <w:spacing w:val="-7"/>
       <w:sz w:val="52"/>
       <w:szCs w:val="52"/>
     </w:rPr>
   </w:style>
-  <w:style w:type="table" w:customStyle="1" w:styleId="TableNormal0">
+  <w:style w:type="table" w:customStyle="1" w:styleId="26">
     <w:name w:val="Table Normal_0"/>
     <w:semiHidden/>
     <w:unhideWhenUsed/>
     <w:qFormat/>
+    <w:uiPriority w:val="0"/>
     <w:tblPr>
       <w:tblCellMar>
         <w:top w:w="0" w:type="dxa"/>
@@ -8914,82 +9100,88 @@
       </w:tblCellMar>
     </w:tblPr>
   </w:style>
-  <w:style w:type="paragraph" w:customStyle="1" w:styleId="TableText">
+  <w:style w:type="paragraph" w:customStyle="1" w:styleId="27">
     <w:name w:val="Table Text"/>
-    <w:basedOn w:val="Normal"/>
+    <w:basedOn w:val="1"/>
     <w:semiHidden/>
     <w:qFormat/>
+    <w:uiPriority w:val="0"/>
     <w:rPr>
-      <w:rFonts w:ascii="宋体" w:eastAsia="宋体" w:hAnsi="宋体" w:cs="宋体"/>
+      <w:rFonts w:ascii="宋体" w:hAnsi="宋体" w:eastAsia="宋体" w:cs="宋体"/>
       <w:sz w:val="21"/>
       <w:szCs w:val="21"/>
       <w:lang w:val="en-US" w:eastAsia="en-US" w:bidi="ar-SA"/>
     </w:rPr>
   </w:style>
-  <w:style w:type="paragraph" w:customStyle="1" w:styleId="1">
+  <w:style w:type="paragraph" w:customStyle="1" w:styleId="28">
     <w:name w:val="柴_标题1"/>
-    <w:basedOn w:val="Heading1"/>
-    <w:next w:val="a1"/>
-    <w:link w:val="1Char"/>
+    <w:basedOn w:val="2"/>
+    <w:next w:val="29"/>
+    <w:link w:val="38"/>
     <w:qFormat/>
+    <w:uiPriority w:val="0"/>
     <w:pPr>
       <w:spacing w:before="100" w:after="90" w:line="360" w:lineRule="auto"/>
     </w:pPr>
     <w:rPr>
-      <w:rFonts w:ascii="Arial" w:eastAsia="宋体" w:hAnsi="Arial"/>
+      <w:rFonts w:ascii="Arial" w:hAnsi="Arial" w:eastAsia="宋体"/>
       <w:sz w:val="32"/>
     </w:rPr>
   </w:style>
-  <w:style w:type="paragraph" w:customStyle="1" w:styleId="a1">
+  <w:style w:type="paragraph" w:customStyle="1" w:styleId="29">
     <w:name w:val="柴_正文"/>
-    <w:basedOn w:val="BodyText"/>
-    <w:link w:val="Char"/>
+    <w:basedOn w:val="12"/>
+    <w:link w:val="39"/>
     <w:qFormat/>
+    <w:uiPriority w:val="0"/>
     <w:pPr>
       <w:spacing w:line="360" w:lineRule="auto"/>
       <w:ind w:firstLine="470" w:firstLineChars="200"/>
     </w:pPr>
     <w:rPr>
-      <w:rFonts w:ascii="Arial" w:eastAsia="宋体" w:hAnsi="Arial"/>
+      <w:rFonts w:ascii="Arial" w:hAnsi="Arial" w:eastAsia="宋体"/>
       <w:sz w:val="24"/>
       <w:lang w:eastAsia="zh-CN"/>
     </w:rPr>
   </w:style>
-  <w:style w:type="paragraph" w:customStyle="1" w:styleId="2">
+  <w:style w:type="paragraph" w:customStyle="1" w:styleId="30">
     <w:name w:val="柴_标题2"/>
-    <w:basedOn w:val="Heading2"/>
-    <w:next w:val="a1"/>
+    <w:basedOn w:val="3"/>
+    <w:next w:val="29"/>
     <w:qFormat/>
+    <w:uiPriority w:val="0"/>
     <w:pPr>
       <w:spacing w:line="360" w:lineRule="auto"/>
     </w:pPr>
     <w:rPr>
-      <w:rFonts w:ascii="Arial" w:eastAsia="宋体" w:hAnsi="Arial"/>
+      <w:rFonts w:ascii="Arial" w:hAnsi="Arial" w:eastAsia="宋体"/>
       <w:sz w:val="28"/>
     </w:rPr>
   </w:style>
-  <w:style w:type="paragraph" w:customStyle="1" w:styleId="3">
+  <w:style w:type="paragraph" w:customStyle="1" w:styleId="31">
     <w:name w:val="柴_标题3"/>
-    <w:basedOn w:val="Heading3"/>
-    <w:next w:val="a1"/>
-    <w:link w:val="3Char"/>
+    <w:basedOn w:val="4"/>
+    <w:next w:val="29"/>
+    <w:link w:val="40"/>
     <w:qFormat/>
+    <w:uiPriority w:val="0"/>
     <w:pPr>
       <w:spacing w:line="360" w:lineRule="auto"/>
       <w:ind w:left="0" w:firstLine="472" w:firstLineChars="200"/>
     </w:pPr>
     <w:rPr>
-      <w:rFonts w:ascii="宋体" w:eastAsia="宋体" w:hAnsi="宋体" w:cs="宋体"/>
+      <w:rFonts w:ascii="宋体" w:hAnsi="宋体" w:eastAsia="宋体" w:cs="宋体"/>
       <w:spacing w:val="-2"/>
       <w:sz w:val="24"/>
       <w:szCs w:val="24"/>
     </w:rPr>
   </w:style>
-  <w:style w:type="paragraph" w:customStyle="1" w:styleId="a2">
+  <w:style w:type="paragraph" w:customStyle="1" w:styleId="32">
     <w:name w:val="柴_目录"/>
-    <w:basedOn w:val="Normal"/>
-    <w:next w:val="BodyText"/>
+    <w:basedOn w:val="1"/>
+    <w:next w:val="12"/>
     <w:qFormat/>
+    <w:uiPriority w:val="0"/>
     <w:pPr>
       <w:tabs>
         <w:tab w:val="right" w:leader="dot" w:pos="8442"/>
@@ -8997,59 +9189,64 @@
       <w:ind w:left="0" w:leftChars="0"/>
     </w:pPr>
     <w:rPr>
-      <w:rFonts w:ascii="Arial" w:eastAsia="Microsoft JhengHei" w:hAnsi="Arial"/>
+      <w:rFonts w:ascii="Arial" w:hAnsi="Arial" w:eastAsia="Microsoft JhengHei"/>
       <w:sz w:val="24"/>
     </w:rPr>
   </w:style>
-  <w:style w:type="paragraph" w:customStyle="1" w:styleId="WPSOffice1">
+  <w:style w:type="paragraph" w:customStyle="1" w:styleId="33">
     <w:name w:val="WPSOffice手动目录 1"/>
     <w:qFormat/>
+    <w:uiPriority w:val="0"/>
     <w:pPr>
       <w:ind w:leftChars="0"/>
     </w:pPr>
     <w:rPr>
-      <w:rFonts w:ascii="Times New Roman" w:eastAsia="宋体" w:hAnsi="Times New Roman" w:cs="Times New Roman"/>
+      <w:rFonts w:ascii="Times New Roman" w:hAnsi="Times New Roman" w:eastAsia="宋体" w:cs="Times New Roman"/>
       <w:sz w:val="20"/>
       <w:szCs w:val="20"/>
     </w:rPr>
   </w:style>
-  <w:style w:type="paragraph" w:customStyle="1" w:styleId="WPSOffice2">
+  <w:style w:type="paragraph" w:customStyle="1" w:styleId="34">
     <w:name w:val="WPSOffice手动目录 2"/>
     <w:qFormat/>
+    <w:uiPriority w:val="0"/>
     <w:pPr>
       <w:ind w:leftChars="200"/>
     </w:pPr>
     <w:rPr>
-      <w:rFonts w:ascii="Times New Roman" w:eastAsia="宋体" w:hAnsi="Times New Roman" w:cs="Times New Roman"/>
+      <w:rFonts w:ascii="Times New Roman" w:hAnsi="Times New Roman" w:eastAsia="宋体" w:cs="Times New Roman"/>
       <w:sz w:val="20"/>
       <w:szCs w:val="20"/>
     </w:rPr>
   </w:style>
-  <w:style w:type="paragraph" w:customStyle="1" w:styleId="WPSOffice3">
+  <w:style w:type="paragraph" w:customStyle="1" w:styleId="35">
     <w:name w:val="WPSOffice手动目录 3"/>
     <w:qFormat/>
+    <w:uiPriority w:val="0"/>
     <w:pPr>
       <w:ind w:leftChars="400"/>
     </w:pPr>
     <w:rPr>
-      <w:rFonts w:ascii="Times New Roman" w:eastAsia="宋体" w:hAnsi="Times New Roman" w:cs="Times New Roman"/>
+      <w:rFonts w:ascii="Times New Roman" w:hAnsi="Times New Roman" w:eastAsia="宋体" w:cs="Times New Roman"/>
       <w:sz w:val="20"/>
       <w:szCs w:val="20"/>
     </w:rPr>
   </w:style>
-  <w:style w:type="paragraph" w:customStyle="1" w:styleId="Compact">
+  <w:style w:type="paragraph" w:customStyle="1" w:styleId="36">
     <w:name w:val="Compact"/>
-    <w:basedOn w:val="BodyText"/>
+    <w:basedOn w:val="12"/>
     <w:qFormat/>
+    <w:uiPriority w:val="0"/>
     <w:pPr>
       <w:spacing w:before="36" w:after="36"/>
     </w:pPr>
   </w:style>
-  <w:style w:type="table" w:customStyle="1" w:styleId="Table">
+  <w:style w:type="table" w:customStyle="1" w:styleId="37">
     <w:name w:val="Table"/>
     <w:semiHidden/>
     <w:unhideWhenUsed/>
     <w:qFormat/>
+    <w:uiPriority w:val="0"/>
     <w:tblPr>
       <w:tblCellMar>
         <w:top w:w="0" w:type="dxa"/>
@@ -9061,46 +9258,50 @@
     <w:tblStylePr w:type="firstRow">
       <w:tcPr>
         <w:tcBorders>
-          <w:bottom w:val="single" w:sz="0" w:space="0" w:color="auto"/>
+          <w:bottom w:val="single" w:color="auto" w:sz="0" w:space="0"/>
         </w:tcBorders>
         <w:vAlign w:val="bottom"/>
       </w:tcPr>
     </w:tblStylePr>
   </w:style>
-  <w:style w:type="character" w:customStyle="1" w:styleId="1Char">
+  <w:style w:type="character" w:customStyle="1" w:styleId="38">
     <w:name w:val="柴_标题1 Char"/>
-    <w:link w:val="1"/>
+    <w:link w:val="28"/>
     <w:qFormat/>
+    <w:uiPriority w:val="0"/>
     <w:rPr>
-      <w:rFonts w:ascii="Arial" w:eastAsia="宋体" w:hAnsi="Arial"/>
+      <w:rFonts w:ascii="Arial" w:hAnsi="Arial" w:eastAsia="宋体"/>
       <w:sz w:val="32"/>
     </w:rPr>
   </w:style>
-  <w:style w:type="character" w:customStyle="1" w:styleId="Char">
+  <w:style w:type="character" w:customStyle="1" w:styleId="39">
     <w:name w:val="柴_正文 Char"/>
-    <w:link w:val="a1"/>
+    <w:link w:val="29"/>
     <w:qFormat/>
+    <w:uiPriority w:val="0"/>
     <w:rPr>
-      <w:rFonts w:ascii="Arial" w:eastAsia="宋体" w:hAnsi="Arial"/>
+      <w:rFonts w:ascii="Arial" w:hAnsi="Arial" w:eastAsia="宋体"/>
       <w:sz w:val="24"/>
       <w:lang w:eastAsia="zh-CN"/>
     </w:rPr>
   </w:style>
-  <w:style w:type="character" w:customStyle="1" w:styleId="3Char">
+  <w:style w:type="character" w:customStyle="1" w:styleId="40">
     <w:name w:val="柴_标题3 Char"/>
-    <w:link w:val="3"/>
+    <w:link w:val="31"/>
     <w:qFormat/>
+    <w:uiPriority w:val="0"/>
     <w:rPr>
-      <w:rFonts w:ascii="宋体" w:eastAsia="宋体" w:hAnsi="宋体" w:cs="宋体"/>
+      <w:rFonts w:ascii="宋体" w:hAnsi="宋体" w:eastAsia="宋体" w:cs="宋体"/>
       <w:spacing w:val="-2"/>
       <w:sz w:val="24"/>
       <w:szCs w:val="24"/>
     </w:rPr>
   </w:style>
-  <w:style w:type="paragraph" w:customStyle="1" w:styleId="a3">
+  <w:style w:type="paragraph" w:customStyle="1" w:styleId="41">
     <w:name w:val="柴_正文_无缩进"/>
-    <w:basedOn w:val="Normal"/>
+    <w:basedOn w:val="1"/>
     <w:qFormat/>
+    <w:uiPriority w:val="0"/>
     <w:pPr>
       <w:ind w:firstLine="0" w:firstLineChars="0"/>
     </w:pPr>
@@ -9110,18 +9311,19 @@
       <w:lang w:eastAsia="zh-CN"/>
     </w:rPr>
   </w:style>
-  <w:style w:type="paragraph" w:customStyle="1" w:styleId="4">
+  <w:style w:type="paragraph" w:customStyle="1" w:styleId="42">
     <w:name w:val="柴_标题4"/>
-    <w:basedOn w:val="Heading4"/>
-    <w:next w:val="Normal"/>
+    <w:basedOn w:val="5"/>
+    <w:next w:val="1"/>
     <w:qFormat/>
+    <w:uiPriority w:val="0"/>
     <w:pPr>
       <w:widowControl w:val="0"/>
       <w:spacing w:before="160" w:line="360" w:lineRule="auto"/>
-      <w:ind w:left="981" w:hanging="862" w:leftChars="300"/>
+      <w:ind w:left="981" w:leftChars="300" w:hanging="862"/>
     </w:pPr>
     <w:rPr>
-      <w:rFonts w:ascii="Calibri" w:eastAsia="宋体" w:hAnsi="Calibri" w:cs="宋体" w:hint="eastAsia"/>
+      <w:rFonts w:hint="eastAsia" w:ascii="Calibri" w:hAnsi="Calibri" w:eastAsia="宋体" w:cs="宋体"/>
       <w:sz w:val="24"/>
       <w:szCs w:val="24"/>
       <w:lang w:eastAsia="zh-CN" w:bidi="zh-CN"/>

--- a/5-人员管理/流程制度规范类文件/050107-人员绩效考核管理制度.docx
+++ b/5-人员管理/流程制度规范类文件/050107-人员绩效考核管理制度.docx
@@ -6,6 +6,7 @@
       <w:pPr>
         <w:keepLines w:val="0"/>
         <w:pageBreakBefore w:val="0"/>
+        <w:widowControl w:val="0"/>
         <w:wordWrap/>
         <w:overflowPunct/>
         <w:bidi w:val="0"/>
@@ -18,6 +19,7 @@
           <w:lang w:val="en-US" w:eastAsia="zh-CN"/>
         </w:rPr>
       </w:pPr>
+      <w:bookmarkStart w:id="35" w:name="_GoBack"/>
       <w:r>
         <w:rPr>
           <w:rFonts w:ascii="宋体" w:hAnsi="宋体" w:eastAsia="宋体" w:cs="宋体"/>
@@ -142,6 +144,7 @@
         <w:pStyle w:val="24"/>
         <w:keepLines w:val="0"/>
         <w:pageBreakBefore w:val="0"/>
+        <w:widowControl w:val="0"/>
         <w:wordWrap/>
         <w:overflowPunct/>
         <w:bidi w:val="0"/>
@@ -161,6 +164,7 @@
         <w:pStyle w:val="25"/>
         <w:keepLines w:val="0"/>
         <w:pageBreakBefore w:val="0"/>
+        <w:widowControl w:val="0"/>
         <w:wordWrap/>
         <w:overflowPunct/>
         <w:bidi w:val="0"/>
@@ -214,12 +218,6 @@
             <w:insideH w:val="none" w:color="auto" w:sz="0" w:space="0"/>
             <w:insideV w:val="none" w:color="auto" w:sz="0" w:space="0"/>
           </w:tblBorders>
-          <w:tblCellMar>
-            <w:top w:w="0" w:type="dxa"/>
-            <w:left w:w="108" w:type="dxa"/>
-            <w:bottom w:w="0" w:type="dxa"/>
-            <w:right w:w="108" w:type="dxa"/>
-          </w:tblCellMar>
         </w:tblPrEx>
         <w:trPr>
           <w:trHeight w:val="810" w:hRule="atLeast"/>
@@ -573,6 +571,7 @@
       <w:pPr>
         <w:keepLines w:val="0"/>
         <w:pageBreakBefore w:val="0"/>
+        <w:widowControl w:val="0"/>
         <w:wordWrap/>
         <w:overflowPunct/>
         <w:bidi w:val="0"/>
@@ -585,6 +584,7 @@
       <w:pPr>
         <w:keepLines w:val="0"/>
         <w:pageBreakBefore w:val="0"/>
+        <w:widowControl w:val="0"/>
         <w:wordWrap/>
         <w:overflowPunct/>
         <w:bidi w:val="0"/>
@@ -665,6 +665,7 @@
             <w:pPr>
               <w:keepLines w:val="0"/>
               <w:pageBreakBefore w:val="0"/>
+              <w:widowControl w:val="0"/>
               <w:wordWrap/>
               <w:overflowPunct/>
               <w:bidi w:val="0"/>
@@ -695,6 +696,7 @@
             <w:pPr>
               <w:keepLines w:val="0"/>
               <w:pageBreakBefore w:val="0"/>
+              <w:widowControl w:val="0"/>
               <w:wordWrap/>
               <w:overflowPunct/>
               <w:bidi w:val="0"/>
@@ -725,6 +727,7 @@
             <w:pPr>
               <w:keepLines w:val="0"/>
               <w:pageBreakBefore w:val="0"/>
+              <w:widowControl w:val="0"/>
               <w:wordWrap/>
               <w:overflowPunct/>
               <w:bidi w:val="0"/>
@@ -755,6 +758,7 @@
             <w:pPr>
               <w:keepLines w:val="0"/>
               <w:pageBreakBefore w:val="0"/>
+              <w:widowControl w:val="0"/>
               <w:wordWrap/>
               <w:overflowPunct/>
               <w:bidi w:val="0"/>
@@ -785,6 +789,7 @@
             <w:pPr>
               <w:keepLines w:val="0"/>
               <w:pageBreakBefore w:val="0"/>
+              <w:widowControl w:val="0"/>
               <w:wordWrap/>
               <w:overflowPunct/>
               <w:bidi w:val="0"/>
@@ -818,6 +823,7 @@
             <w:pPr>
               <w:keepLines w:val="0"/>
               <w:pageBreakBefore w:val="0"/>
+              <w:widowControl w:val="0"/>
               <w:wordWrap/>
               <w:overflowPunct/>
               <w:bidi w:val="0"/>
@@ -869,6 +875,7 @@
             <w:pPr>
               <w:keepLines w:val="0"/>
               <w:pageBreakBefore w:val="0"/>
+              <w:widowControl w:val="0"/>
               <w:wordWrap/>
               <w:overflowPunct/>
               <w:bidi w:val="0"/>
@@ -900,6 +907,7 @@
             <w:pPr>
               <w:keepLines w:val="0"/>
               <w:pageBreakBefore w:val="0"/>
+              <w:widowControl w:val="0"/>
               <w:wordWrap/>
               <w:overflowPunct/>
               <w:bidi w:val="0"/>
@@ -931,6 +939,7 @@
             <w:pPr>
               <w:keepLines w:val="0"/>
               <w:pageBreakBefore w:val="0"/>
+              <w:widowControl w:val="0"/>
               <w:wordWrap/>
               <w:overflowPunct/>
               <w:bidi w:val="0"/>
@@ -962,6 +971,7 @@
             <w:pPr>
               <w:keepLines w:val="0"/>
               <w:pageBreakBefore w:val="0"/>
+              <w:widowControl w:val="0"/>
               <w:wordWrap/>
               <w:overflowPunct/>
               <w:bidi w:val="0"/>
@@ -995,6 +1005,7 @@
             <w:pPr>
               <w:keepLines w:val="0"/>
               <w:pageBreakBefore w:val="0"/>
+              <w:widowControl w:val="0"/>
               <w:wordWrap/>
               <w:overflowPunct/>
               <w:bidi w:val="0"/>
@@ -1024,6 +1035,7 @@
             <w:pPr>
               <w:keepLines w:val="0"/>
               <w:pageBreakBefore w:val="0"/>
+              <w:widowControl w:val="0"/>
               <w:wordWrap/>
               <w:overflowPunct/>
               <w:bidi w:val="0"/>
@@ -1077,6 +1089,7 @@
               <w:pStyle w:val="27"/>
               <w:keepLines w:val="0"/>
               <w:pageBreakBefore w:val="0"/>
+              <w:widowControl w:val="0"/>
               <w:wordWrap/>
               <w:overflowPunct/>
               <w:bidi w:val="0"/>
@@ -1092,6 +1105,7 @@
               <w:pStyle w:val="27"/>
               <w:keepLines w:val="0"/>
               <w:pageBreakBefore w:val="0"/>
+              <w:widowControl w:val="0"/>
               <w:wordWrap/>
               <w:overflowPunct/>
               <w:bidi w:val="0"/>
@@ -1107,6 +1121,7 @@
               <w:pStyle w:val="27"/>
               <w:keepLines w:val="0"/>
               <w:pageBreakBefore w:val="0"/>
+              <w:widowControl w:val="0"/>
               <w:wordWrap/>
               <w:overflowPunct/>
               <w:bidi w:val="0"/>
@@ -1121,6 +1136,7 @@
             <w:pPr>
               <w:keepLines w:val="0"/>
               <w:pageBreakBefore w:val="0"/>
+              <w:widowControl w:val="0"/>
               <w:wordWrap/>
               <w:overflowPunct/>
               <w:bidi w:val="0"/>
@@ -1137,6 +1153,7 @@
             <w:pPr>
               <w:keepLines w:val="0"/>
               <w:pageBreakBefore w:val="0"/>
+              <w:widowControl w:val="0"/>
               <w:wordWrap/>
               <w:overflowPunct/>
               <w:bidi w:val="0"/>
@@ -1154,6 +1171,7 @@
               <w:pStyle w:val="27"/>
               <w:keepLines w:val="0"/>
               <w:pageBreakBefore w:val="0"/>
+              <w:widowControl w:val="0"/>
               <w:wordWrap/>
               <w:overflowPunct/>
               <w:bidi w:val="0"/>
@@ -1190,6 +1208,7 @@
               <w:pStyle w:val="27"/>
               <w:keepLines w:val="0"/>
               <w:pageBreakBefore w:val="0"/>
+              <w:widowControl w:val="0"/>
               <w:wordWrap/>
               <w:overflowPunct/>
               <w:bidi w:val="0"/>
@@ -1205,6 +1224,7 @@
               <w:pStyle w:val="27"/>
               <w:keepLines w:val="0"/>
               <w:pageBreakBefore w:val="0"/>
+              <w:widowControl w:val="0"/>
               <w:wordWrap/>
               <w:overflowPunct/>
               <w:bidi w:val="0"/>
@@ -1220,6 +1240,7 @@
               <w:pStyle w:val="27"/>
               <w:keepLines w:val="0"/>
               <w:pageBreakBefore w:val="0"/>
+              <w:widowControl w:val="0"/>
               <w:wordWrap/>
               <w:overflowPunct/>
               <w:bidi w:val="0"/>
@@ -1234,6 +1255,7 @@
             <w:pPr>
               <w:keepLines w:val="0"/>
               <w:pageBreakBefore w:val="0"/>
+              <w:widowControl w:val="0"/>
               <w:wordWrap/>
               <w:overflowPunct/>
               <w:bidi w:val="0"/>
@@ -1250,6 +1272,7 @@
             <w:pPr>
               <w:keepLines w:val="0"/>
               <w:pageBreakBefore w:val="0"/>
+              <w:widowControl w:val="0"/>
               <w:wordWrap/>
               <w:overflowPunct/>
               <w:bidi w:val="0"/>
@@ -1267,6 +1290,7 @@
               <w:pStyle w:val="27"/>
               <w:keepLines w:val="0"/>
               <w:pageBreakBefore w:val="0"/>
+              <w:widowControl w:val="0"/>
               <w:wordWrap/>
               <w:overflowPunct/>
               <w:bidi w:val="0"/>
@@ -1303,6 +1327,7 @@
               <w:pStyle w:val="27"/>
               <w:keepLines w:val="0"/>
               <w:pageBreakBefore w:val="0"/>
+              <w:widowControl w:val="0"/>
               <w:wordWrap/>
               <w:overflowPunct/>
               <w:bidi w:val="0"/>
@@ -1318,6 +1343,7 @@
               <w:pStyle w:val="27"/>
               <w:keepLines w:val="0"/>
               <w:pageBreakBefore w:val="0"/>
+              <w:widowControl w:val="0"/>
               <w:wordWrap/>
               <w:overflowPunct/>
               <w:bidi w:val="0"/>
@@ -1333,6 +1359,7 @@
               <w:pStyle w:val="27"/>
               <w:keepLines w:val="0"/>
               <w:pageBreakBefore w:val="0"/>
+              <w:widowControl w:val="0"/>
               <w:wordWrap/>
               <w:overflowPunct/>
               <w:bidi w:val="0"/>
@@ -1348,6 +1375,7 @@
               <w:pStyle w:val="27"/>
               <w:keepLines w:val="0"/>
               <w:pageBreakBefore w:val="0"/>
+              <w:widowControl w:val="0"/>
               <w:wordWrap/>
               <w:overflowPunct/>
               <w:bidi w:val="0"/>
@@ -1363,6 +1391,7 @@
               <w:pStyle w:val="27"/>
               <w:keepLines w:val="0"/>
               <w:pageBreakBefore w:val="0"/>
+              <w:widowControl w:val="0"/>
               <w:wordWrap/>
               <w:overflowPunct/>
               <w:bidi w:val="0"/>
@@ -1378,6 +1407,7 @@
               <w:pStyle w:val="27"/>
               <w:keepLines w:val="0"/>
               <w:pageBreakBefore w:val="0"/>
+              <w:widowControl w:val="0"/>
               <w:wordWrap/>
               <w:overflowPunct/>
               <w:bidi w:val="0"/>
@@ -1414,6 +1444,7 @@
               <w:pStyle w:val="27"/>
               <w:keepLines w:val="0"/>
               <w:pageBreakBefore w:val="0"/>
+              <w:widowControl w:val="0"/>
               <w:wordWrap/>
               <w:overflowPunct/>
               <w:bidi w:val="0"/>
@@ -1429,6 +1460,7 @@
               <w:pStyle w:val="27"/>
               <w:keepLines w:val="0"/>
               <w:pageBreakBefore w:val="0"/>
+              <w:widowControl w:val="0"/>
               <w:wordWrap/>
               <w:overflowPunct/>
               <w:bidi w:val="0"/>
@@ -1444,6 +1476,7 @@
               <w:pStyle w:val="27"/>
               <w:keepLines w:val="0"/>
               <w:pageBreakBefore w:val="0"/>
+              <w:widowControl w:val="0"/>
               <w:wordWrap/>
               <w:overflowPunct/>
               <w:bidi w:val="0"/>
@@ -1459,6 +1492,7 @@
               <w:pStyle w:val="27"/>
               <w:keepLines w:val="0"/>
               <w:pageBreakBefore w:val="0"/>
+              <w:widowControl w:val="0"/>
               <w:wordWrap/>
               <w:overflowPunct/>
               <w:bidi w:val="0"/>
@@ -1474,6 +1508,7 @@
               <w:pStyle w:val="27"/>
               <w:keepLines w:val="0"/>
               <w:pageBreakBefore w:val="0"/>
+              <w:widowControl w:val="0"/>
               <w:wordWrap/>
               <w:overflowPunct/>
               <w:bidi w:val="0"/>
@@ -1489,6 +1524,7 @@
               <w:pStyle w:val="27"/>
               <w:keepLines w:val="0"/>
               <w:pageBreakBefore w:val="0"/>
+              <w:widowControl w:val="0"/>
               <w:wordWrap/>
               <w:overflowPunct/>
               <w:bidi w:val="0"/>
@@ -1525,6 +1561,7 @@
               <w:pStyle w:val="27"/>
               <w:keepLines w:val="0"/>
               <w:pageBreakBefore w:val="0"/>
+              <w:widowControl w:val="0"/>
               <w:wordWrap/>
               <w:overflowPunct/>
               <w:bidi w:val="0"/>
@@ -1540,6 +1577,7 @@
               <w:pStyle w:val="27"/>
               <w:keepLines w:val="0"/>
               <w:pageBreakBefore w:val="0"/>
+              <w:widowControl w:val="0"/>
               <w:wordWrap/>
               <w:overflowPunct/>
               <w:bidi w:val="0"/>
@@ -1555,6 +1593,7 @@
               <w:pStyle w:val="27"/>
               <w:keepLines w:val="0"/>
               <w:pageBreakBefore w:val="0"/>
+              <w:widowControl w:val="0"/>
               <w:wordWrap/>
               <w:overflowPunct/>
               <w:bidi w:val="0"/>
@@ -1570,6 +1609,7 @@
               <w:pStyle w:val="27"/>
               <w:keepLines w:val="0"/>
               <w:pageBreakBefore w:val="0"/>
+              <w:widowControl w:val="0"/>
               <w:wordWrap/>
               <w:overflowPunct/>
               <w:bidi w:val="0"/>
@@ -1585,6 +1625,7 @@
               <w:pStyle w:val="27"/>
               <w:keepLines w:val="0"/>
               <w:pageBreakBefore w:val="0"/>
+              <w:widowControl w:val="0"/>
               <w:wordWrap/>
               <w:overflowPunct/>
               <w:bidi w:val="0"/>
@@ -1600,6 +1641,7 @@
               <w:pStyle w:val="27"/>
               <w:keepLines w:val="0"/>
               <w:pageBreakBefore w:val="0"/>
+              <w:widowControl w:val="0"/>
               <w:wordWrap/>
               <w:overflowPunct/>
               <w:bidi w:val="0"/>
@@ -1612,6 +1654,7 @@
       <w:pPr>
         <w:keepLines w:val="0"/>
         <w:pageBreakBefore w:val="0"/>
+        <w:widowControl w:val="0"/>
         <w:wordWrap/>
         <w:overflowPunct/>
         <w:bidi w:val="0"/>
@@ -1653,6 +1696,7 @@
           <w:pPr>
             <w:keepLines w:val="0"/>
             <w:pageBreakBefore w:val="0"/>
+            <w:widowControl w:val="0"/>
             <w:wordWrap/>
             <w:overflowPunct/>
             <w:bidi w:val="0"/>
@@ -1677,12 +1721,16 @@
         <w:p>
           <w:pPr>
             <w:pStyle w:val="16"/>
+            <w:keepLines w:val="0"/>
+            <w:pageBreakBefore w:val="0"/>
+            <w:widowControl w:val="0"/>
             <w:tabs>
               <w:tab w:val="right" w:leader="dot" w:pos="8306"/>
             </w:tabs>
+            <w:wordWrap/>
+            <w:overflowPunct/>
+            <w:bidi w:val="0"/>
           </w:pPr>
-          <w:bookmarkStart w:id="35" w:name="_GoBack"/>
-          <w:bookmarkEnd w:id="35"/>
           <w:r>
             <w:rPr>
               <w:rFonts w:hint="eastAsia" w:ascii="宋体" w:hAnsi="宋体" w:eastAsia="宋体" w:cs="宋体"/>
@@ -1764,9 +1812,15 @@
         <w:p>
           <w:pPr>
             <w:pStyle w:val="16"/>
+            <w:keepLines w:val="0"/>
+            <w:pageBreakBefore w:val="0"/>
+            <w:widowControl w:val="0"/>
             <w:tabs>
               <w:tab w:val="right" w:leader="dot" w:pos="8306"/>
             </w:tabs>
+            <w:wordWrap/>
+            <w:overflowPunct/>
+            <w:bidi w:val="0"/>
           </w:pPr>
           <w:r>
             <w:rPr>
@@ -1825,9 +1879,15 @@
         <w:p>
           <w:pPr>
             <w:pStyle w:val="16"/>
+            <w:keepLines w:val="0"/>
+            <w:pageBreakBefore w:val="0"/>
+            <w:widowControl w:val="0"/>
             <w:tabs>
               <w:tab w:val="right" w:leader="dot" w:pos="8306"/>
             </w:tabs>
+            <w:wordWrap/>
+            <w:overflowPunct/>
+            <w:bidi w:val="0"/>
           </w:pPr>
           <w:r>
             <w:rPr>
@@ -1888,9 +1948,15 @@
         <w:p>
           <w:pPr>
             <w:pStyle w:val="16"/>
+            <w:keepLines w:val="0"/>
+            <w:pageBreakBefore w:val="0"/>
+            <w:widowControl w:val="0"/>
             <w:tabs>
               <w:tab w:val="right" w:leader="dot" w:pos="8306"/>
             </w:tabs>
+            <w:wordWrap/>
+            <w:overflowPunct/>
+            <w:bidi w:val="0"/>
           </w:pPr>
           <w:r>
             <w:rPr>
@@ -1956,9 +2022,15 @@
         <w:p>
           <w:pPr>
             <w:pStyle w:val="16"/>
+            <w:keepLines w:val="0"/>
+            <w:pageBreakBefore w:val="0"/>
+            <w:widowControl w:val="0"/>
             <w:tabs>
               <w:tab w:val="right" w:leader="dot" w:pos="8306"/>
             </w:tabs>
+            <w:wordWrap/>
+            <w:overflowPunct/>
+            <w:bidi w:val="0"/>
           </w:pPr>
           <w:r>
             <w:rPr>
@@ -2027,9 +2099,15 @@
         <w:p>
           <w:pPr>
             <w:pStyle w:val="16"/>
+            <w:keepLines w:val="0"/>
+            <w:pageBreakBefore w:val="0"/>
+            <w:widowControl w:val="0"/>
             <w:tabs>
               <w:tab w:val="right" w:leader="dot" w:pos="8306"/>
             </w:tabs>
+            <w:wordWrap/>
+            <w:overflowPunct/>
+            <w:bidi w:val="0"/>
           </w:pPr>
           <w:r>
             <w:rPr>
@@ -2095,9 +2173,15 @@
         <w:p>
           <w:pPr>
             <w:pStyle w:val="17"/>
+            <w:keepLines w:val="0"/>
+            <w:pageBreakBefore w:val="0"/>
+            <w:widowControl w:val="0"/>
             <w:tabs>
               <w:tab w:val="right" w:leader="dot" w:pos="8306"/>
             </w:tabs>
+            <w:wordWrap/>
+            <w:overflowPunct/>
+            <w:bidi w:val="0"/>
           </w:pPr>
           <w:r>
             <w:rPr>
@@ -2162,9 +2246,15 @@
         <w:p>
           <w:pPr>
             <w:pStyle w:val="17"/>
+            <w:keepLines w:val="0"/>
+            <w:pageBreakBefore w:val="0"/>
+            <w:widowControl w:val="0"/>
             <w:tabs>
               <w:tab w:val="right" w:leader="dot" w:pos="8306"/>
             </w:tabs>
+            <w:wordWrap/>
+            <w:overflowPunct/>
+            <w:bidi w:val="0"/>
           </w:pPr>
           <w:r>
             <w:rPr>
@@ -2229,9 +2319,15 @@
         <w:p>
           <w:pPr>
             <w:pStyle w:val="17"/>
+            <w:keepLines w:val="0"/>
+            <w:pageBreakBefore w:val="0"/>
+            <w:widowControl w:val="0"/>
             <w:tabs>
               <w:tab w:val="right" w:leader="dot" w:pos="8306"/>
             </w:tabs>
+            <w:wordWrap/>
+            <w:overflowPunct/>
+            <w:bidi w:val="0"/>
           </w:pPr>
           <w:r>
             <w:rPr>
@@ -2316,9 +2412,15 @@
         <w:p>
           <w:pPr>
             <w:pStyle w:val="16"/>
+            <w:keepLines w:val="0"/>
+            <w:pageBreakBefore w:val="0"/>
+            <w:widowControl w:val="0"/>
             <w:tabs>
               <w:tab w:val="right" w:leader="dot" w:pos="8306"/>
             </w:tabs>
+            <w:wordWrap/>
+            <w:overflowPunct/>
+            <w:bidi w:val="0"/>
           </w:pPr>
           <w:r>
             <w:rPr>
@@ -2384,9 +2486,15 @@
         <w:p>
           <w:pPr>
             <w:pStyle w:val="17"/>
+            <w:keepLines w:val="0"/>
+            <w:pageBreakBefore w:val="0"/>
+            <w:widowControl w:val="0"/>
             <w:tabs>
               <w:tab w:val="right" w:leader="dot" w:pos="8306"/>
             </w:tabs>
+            <w:wordWrap/>
+            <w:overflowPunct/>
+            <w:bidi w:val="0"/>
           </w:pPr>
           <w:r>
             <w:rPr>
@@ -2452,9 +2560,15 @@
         <w:p>
           <w:pPr>
             <w:pStyle w:val="13"/>
+            <w:keepLines w:val="0"/>
+            <w:pageBreakBefore w:val="0"/>
+            <w:widowControl w:val="0"/>
             <w:tabs>
               <w:tab w:val="right" w:leader="dot" w:pos="8306"/>
             </w:tabs>
+            <w:wordWrap/>
+            <w:overflowPunct/>
+            <w:bidi w:val="0"/>
           </w:pPr>
           <w:r>
             <w:rPr>
@@ -2520,9 +2634,15 @@
         <w:p>
           <w:pPr>
             <w:pStyle w:val="13"/>
+            <w:keepLines w:val="0"/>
+            <w:pageBreakBefore w:val="0"/>
+            <w:widowControl w:val="0"/>
             <w:tabs>
               <w:tab w:val="right" w:leader="dot" w:pos="8306"/>
             </w:tabs>
+            <w:wordWrap/>
+            <w:overflowPunct/>
+            <w:bidi w:val="0"/>
           </w:pPr>
           <w:r>
             <w:rPr>
@@ -2588,9 +2708,15 @@
         <w:p>
           <w:pPr>
             <w:pStyle w:val="13"/>
+            <w:keepLines w:val="0"/>
+            <w:pageBreakBefore w:val="0"/>
+            <w:widowControl w:val="0"/>
             <w:tabs>
               <w:tab w:val="right" w:leader="dot" w:pos="8306"/>
             </w:tabs>
+            <w:wordWrap/>
+            <w:overflowPunct/>
+            <w:bidi w:val="0"/>
           </w:pPr>
           <w:r>
             <w:rPr>
@@ -2656,9 +2782,15 @@
         <w:p>
           <w:pPr>
             <w:pStyle w:val="17"/>
+            <w:keepLines w:val="0"/>
+            <w:pageBreakBefore w:val="0"/>
+            <w:widowControl w:val="0"/>
             <w:tabs>
               <w:tab w:val="right" w:leader="dot" w:pos="8306"/>
             </w:tabs>
+            <w:wordWrap/>
+            <w:overflowPunct/>
+            <w:bidi w:val="0"/>
           </w:pPr>
           <w:r>
             <w:rPr>
@@ -2724,9 +2856,15 @@
         <w:p>
           <w:pPr>
             <w:pStyle w:val="17"/>
+            <w:keepLines w:val="0"/>
+            <w:pageBreakBefore w:val="0"/>
+            <w:widowControl w:val="0"/>
             <w:tabs>
               <w:tab w:val="right" w:leader="dot" w:pos="8306"/>
             </w:tabs>
+            <w:wordWrap/>
+            <w:overflowPunct/>
+            <w:bidi w:val="0"/>
           </w:pPr>
           <w:r>
             <w:rPr>
@@ -2805,9 +2943,15 @@
         <w:p>
           <w:pPr>
             <w:pStyle w:val="17"/>
+            <w:keepLines w:val="0"/>
+            <w:pageBreakBefore w:val="0"/>
+            <w:widowControl w:val="0"/>
             <w:tabs>
               <w:tab w:val="right" w:leader="dot" w:pos="8306"/>
             </w:tabs>
+            <w:wordWrap/>
+            <w:overflowPunct/>
+            <w:bidi w:val="0"/>
           </w:pPr>
           <w:r>
             <w:rPr>
@@ -2876,9 +3020,15 @@
         <w:p>
           <w:pPr>
             <w:pStyle w:val="17"/>
+            <w:keepLines w:val="0"/>
+            <w:pageBreakBefore w:val="0"/>
+            <w:widowControl w:val="0"/>
             <w:tabs>
               <w:tab w:val="right" w:leader="dot" w:pos="8306"/>
             </w:tabs>
+            <w:wordWrap/>
+            <w:overflowPunct/>
+            <w:bidi w:val="0"/>
           </w:pPr>
           <w:r>
             <w:rPr>
@@ -2939,9 +3089,15 @@
         <w:p>
           <w:pPr>
             <w:pStyle w:val="13"/>
+            <w:keepLines w:val="0"/>
+            <w:pageBreakBefore w:val="0"/>
+            <w:widowControl w:val="0"/>
             <w:tabs>
               <w:tab w:val="right" w:leader="dot" w:pos="8306"/>
             </w:tabs>
+            <w:wordWrap/>
+            <w:overflowPunct/>
+            <w:bidi w:val="0"/>
           </w:pPr>
           <w:r>
             <w:rPr>
@@ -3002,9 +3158,15 @@
         <w:p>
           <w:pPr>
             <w:pStyle w:val="13"/>
+            <w:keepLines w:val="0"/>
+            <w:pageBreakBefore w:val="0"/>
+            <w:widowControl w:val="0"/>
             <w:tabs>
               <w:tab w:val="right" w:leader="dot" w:pos="8306"/>
             </w:tabs>
+            <w:wordWrap/>
+            <w:overflowPunct/>
+            <w:bidi w:val="0"/>
           </w:pPr>
           <w:r>
             <w:rPr>
@@ -3065,9 +3227,15 @@
         <w:p>
           <w:pPr>
             <w:pStyle w:val="13"/>
+            <w:keepLines w:val="0"/>
+            <w:pageBreakBefore w:val="0"/>
+            <w:widowControl w:val="0"/>
             <w:tabs>
               <w:tab w:val="right" w:leader="dot" w:pos="8306"/>
             </w:tabs>
+            <w:wordWrap/>
+            <w:overflowPunct/>
+            <w:bidi w:val="0"/>
           </w:pPr>
           <w:r>
             <w:rPr>
@@ -3128,9 +3296,15 @@
         <w:p>
           <w:pPr>
             <w:pStyle w:val="17"/>
+            <w:keepLines w:val="0"/>
+            <w:pageBreakBefore w:val="0"/>
+            <w:widowControl w:val="0"/>
             <w:tabs>
               <w:tab w:val="right" w:leader="dot" w:pos="8306"/>
             </w:tabs>
+            <w:wordWrap/>
+            <w:overflowPunct/>
+            <w:bidi w:val="0"/>
           </w:pPr>
           <w:r>
             <w:rPr>
@@ -3195,9 +3369,15 @@
         <w:p>
           <w:pPr>
             <w:pStyle w:val="16"/>
+            <w:keepLines w:val="0"/>
+            <w:pageBreakBefore w:val="0"/>
+            <w:widowControl w:val="0"/>
             <w:tabs>
               <w:tab w:val="right" w:leader="dot" w:pos="8306"/>
             </w:tabs>
+            <w:wordWrap/>
+            <w:overflowPunct/>
+            <w:bidi w:val="0"/>
           </w:pPr>
           <w:r>
             <w:rPr>
@@ -3263,9 +3443,15 @@
         <w:p>
           <w:pPr>
             <w:pStyle w:val="16"/>
+            <w:keepLines w:val="0"/>
+            <w:pageBreakBefore w:val="0"/>
+            <w:widowControl w:val="0"/>
             <w:tabs>
               <w:tab w:val="right" w:leader="dot" w:pos="8306"/>
             </w:tabs>
+            <w:wordWrap/>
+            <w:overflowPunct/>
+            <w:bidi w:val="0"/>
           </w:pPr>
           <w:r>
             <w:rPr>
@@ -3331,9 +3517,15 @@
         <w:p>
           <w:pPr>
             <w:pStyle w:val="16"/>
+            <w:keepLines w:val="0"/>
+            <w:pageBreakBefore w:val="0"/>
+            <w:widowControl w:val="0"/>
             <w:tabs>
               <w:tab w:val="right" w:leader="dot" w:pos="8306"/>
             </w:tabs>
+            <w:wordWrap/>
+            <w:overflowPunct/>
+            <w:bidi w:val="0"/>
           </w:pPr>
           <w:r>
             <w:rPr>
@@ -3400,6 +3592,7 @@
           <w:pPr>
             <w:keepLines w:val="0"/>
             <w:pageBreakBefore w:val="0"/>
+            <w:widowControl w:val="0"/>
             <w:wordWrap/>
             <w:overflowPunct/>
             <w:bidi w:val="0"/>
@@ -3427,6 +3620,7 @@
       <w:pPr>
         <w:keepLines w:val="0"/>
         <w:pageBreakBefore w:val="0"/>
+        <w:widowControl w:val="0"/>
         <w:wordWrap/>
         <w:overflowPunct/>
         <w:bidi w:val="0"/>
@@ -3458,6 +3652,7 @@
         <w:pStyle w:val="28"/>
         <w:keepLines w:val="0"/>
         <w:pageBreakBefore w:val="0"/>
+        <w:widowControl w:val="0"/>
         <w:wordWrap/>
         <w:overflowPunct/>
         <w:bidi w:val="0"/>
@@ -3473,6 +3668,7 @@
         <w:pStyle w:val="29"/>
         <w:keepLines w:val="0"/>
         <w:pageBreakBefore w:val="0"/>
+        <w:widowControl w:val="0"/>
         <w:wordWrap/>
         <w:overflowPunct/>
         <w:bidi w:val="0"/>
@@ -3514,6 +3710,7 @@
         <w:pStyle w:val="28"/>
         <w:keepLines w:val="0"/>
         <w:pageBreakBefore w:val="0"/>
+        <w:widowControl w:val="0"/>
         <w:wordWrap/>
         <w:overflowPunct/>
         <w:bidi w:val="0"/>
@@ -3537,6 +3734,7 @@
         <w:pStyle w:val="29"/>
         <w:keepLines w:val="0"/>
         <w:pageBreakBefore w:val="0"/>
+        <w:widowControl w:val="0"/>
         <w:wordWrap/>
         <w:overflowPunct/>
         <w:bidi w:val="0"/>
@@ -3559,7 +3757,7 @@
         <w:keepNext w:val="0"/>
         <w:keepLines w:val="0"/>
         <w:pageBreakBefore w:val="0"/>
-        <w:widowControl/>
+        <w:widowControl w:val="0"/>
         <w:numPr>
           <w:ilvl w:val="0"/>
           <w:numId w:val="2"/>
@@ -3594,6 +3792,7 @@
         <w:pStyle w:val="29"/>
         <w:keepLines w:val="0"/>
         <w:pageBreakBefore w:val="0"/>
+        <w:widowControl w:val="0"/>
         <w:wordWrap/>
         <w:overflowPunct/>
         <w:bidi w:val="0"/>
@@ -3611,7 +3810,7 @@
         <w:keepNext w:val="0"/>
         <w:keepLines w:val="0"/>
         <w:pageBreakBefore w:val="0"/>
-        <w:widowControl/>
+        <w:widowControl w:val="0"/>
         <w:numPr>
           <w:ilvl w:val="0"/>
           <w:numId w:val="2"/>
@@ -3658,6 +3857,7 @@
         <w:pStyle w:val="29"/>
         <w:keepLines w:val="0"/>
         <w:pageBreakBefore w:val="0"/>
+        <w:widowControl w:val="0"/>
         <w:wordWrap/>
         <w:overflowPunct/>
         <w:bidi w:val="0"/>
@@ -3671,7 +3871,7 @@
         <w:keepNext w:val="0"/>
         <w:keepLines w:val="0"/>
         <w:pageBreakBefore w:val="0"/>
-        <w:widowControl/>
+        <w:widowControl w:val="0"/>
         <w:numPr>
           <w:ilvl w:val="0"/>
           <w:numId w:val="2"/>
@@ -3718,6 +3918,7 @@
         <w:pStyle w:val="29"/>
         <w:keepLines w:val="0"/>
         <w:pageBreakBefore w:val="0"/>
+        <w:widowControl w:val="0"/>
         <w:wordWrap/>
         <w:overflowPunct/>
         <w:bidi w:val="0"/>
@@ -3741,7 +3942,7 @@
         <w:keepNext w:val="0"/>
         <w:keepLines w:val="0"/>
         <w:pageBreakBefore w:val="0"/>
-        <w:widowControl/>
+        <w:widowControl w:val="0"/>
         <w:numPr>
           <w:ilvl w:val="0"/>
           <w:numId w:val="2"/>
@@ -3791,6 +3992,7 @@
         <w:pStyle w:val="29"/>
         <w:keepLines w:val="0"/>
         <w:pageBreakBefore w:val="0"/>
+        <w:widowControl w:val="0"/>
         <w:wordWrap/>
         <w:overflowPunct/>
         <w:bidi w:val="0"/>
@@ -3803,6 +4005,7 @@
       <w:pPr>
         <w:keepLines w:val="0"/>
         <w:pageBreakBefore w:val="0"/>
+        <w:widowControl w:val="0"/>
         <w:numPr>
           <w:ilvl w:val="0"/>
           <w:numId w:val="2"/>
@@ -3845,6 +4048,7 @@
         <w:pStyle w:val="29"/>
         <w:keepLines w:val="0"/>
         <w:pageBreakBefore w:val="0"/>
+        <w:widowControl w:val="0"/>
         <w:wordWrap/>
         <w:overflowPunct/>
         <w:bidi w:val="0"/>
@@ -3868,6 +4072,7 @@
         <w:pStyle w:val="29"/>
         <w:keepLines w:val="0"/>
         <w:pageBreakBefore w:val="0"/>
+        <w:widowControl w:val="0"/>
         <w:wordWrap/>
         <w:overflowPunct/>
         <w:bidi w:val="0"/>
@@ -4026,6 +4231,7 @@
             <w:pPr>
               <w:keepLines w:val="0"/>
               <w:pageBreakBefore w:val="0"/>
+              <w:widowControl w:val="0"/>
               <w:wordWrap/>
               <w:overflowPunct/>
               <w:bidi w:val="0"/>
@@ -4054,6 +4260,7 @@
             <w:pPr>
               <w:keepLines w:val="0"/>
               <w:pageBreakBefore w:val="0"/>
+              <w:widowControl w:val="0"/>
               <w:wordWrap/>
               <w:overflowPunct/>
               <w:bidi w:val="0"/>
@@ -4082,6 +4289,7 @@
             <w:pPr>
               <w:keepLines w:val="0"/>
               <w:pageBreakBefore w:val="0"/>
+              <w:widowControl w:val="0"/>
               <w:wordWrap/>
               <w:overflowPunct/>
               <w:bidi w:val="0"/>
@@ -4131,6 +4339,7 @@
             <w:pPr>
               <w:keepLines w:val="0"/>
               <w:pageBreakBefore w:val="0"/>
+              <w:widowControl w:val="0"/>
               <w:wordWrap/>
               <w:overflowPunct/>
               <w:bidi w:val="0"/>
@@ -4155,6 +4364,7 @@
             <w:pPr>
               <w:keepLines w:val="0"/>
               <w:pageBreakBefore w:val="0"/>
+              <w:widowControl w:val="0"/>
               <w:wordWrap/>
               <w:overflowPunct/>
               <w:bidi w:val="0"/>
@@ -4179,6 +4389,7 @@
             <w:pPr>
               <w:keepLines w:val="0"/>
               <w:pageBreakBefore w:val="0"/>
+              <w:widowControl w:val="0"/>
               <w:wordWrap/>
               <w:overflowPunct/>
               <w:bidi w:val="0"/>
@@ -4224,6 +4435,7 @@
             <w:pPr>
               <w:keepLines w:val="0"/>
               <w:pageBreakBefore w:val="0"/>
+              <w:widowControl w:val="0"/>
               <w:wordWrap/>
               <w:overflowPunct/>
               <w:bidi w:val="0"/>
@@ -4248,6 +4460,7 @@
             <w:pPr>
               <w:keepLines w:val="0"/>
               <w:pageBreakBefore w:val="0"/>
+              <w:widowControl w:val="0"/>
               <w:wordWrap/>
               <w:overflowPunct/>
               <w:bidi w:val="0"/>
@@ -4272,6 +4485,7 @@
             <w:pPr>
               <w:keepLines w:val="0"/>
               <w:pageBreakBefore w:val="0"/>
+              <w:widowControl w:val="0"/>
               <w:wordWrap/>
               <w:overflowPunct/>
               <w:bidi w:val="0"/>
@@ -4316,6 +4530,7 @@
             <w:pPr>
               <w:keepLines w:val="0"/>
               <w:pageBreakBefore w:val="0"/>
+              <w:widowControl w:val="0"/>
               <w:wordWrap/>
               <w:overflowPunct/>
               <w:bidi w:val="0"/>
@@ -4340,6 +4555,7 @@
             <w:pPr>
               <w:keepLines w:val="0"/>
               <w:pageBreakBefore w:val="0"/>
+              <w:widowControl w:val="0"/>
               <w:wordWrap/>
               <w:overflowPunct/>
               <w:bidi w:val="0"/>
@@ -4364,6 +4580,7 @@
             <w:pPr>
               <w:keepLines w:val="0"/>
               <w:pageBreakBefore w:val="0"/>
+              <w:widowControl w:val="0"/>
               <w:wordWrap/>
               <w:overflowPunct/>
               <w:bidi w:val="0"/>
@@ -4408,6 +4625,7 @@
             <w:pPr>
               <w:keepLines w:val="0"/>
               <w:pageBreakBefore w:val="0"/>
+              <w:widowControl w:val="0"/>
               <w:wordWrap/>
               <w:overflowPunct/>
               <w:bidi w:val="0"/>
@@ -4432,6 +4650,7 @@
             <w:pPr>
               <w:keepLines w:val="0"/>
               <w:pageBreakBefore w:val="0"/>
+              <w:widowControl w:val="0"/>
               <w:wordWrap/>
               <w:overflowPunct/>
               <w:bidi w:val="0"/>
@@ -4456,6 +4675,7 @@
             <w:pPr>
               <w:keepLines w:val="0"/>
               <w:pageBreakBefore w:val="0"/>
+              <w:widowControl w:val="0"/>
               <w:wordWrap/>
               <w:overflowPunct/>
               <w:bidi w:val="0"/>
@@ -4500,6 +4720,7 @@
             <w:pPr>
               <w:keepLines w:val="0"/>
               <w:pageBreakBefore w:val="0"/>
+              <w:widowControl w:val="0"/>
               <w:wordWrap/>
               <w:overflowPunct/>
               <w:bidi w:val="0"/>
@@ -4524,6 +4745,7 @@
             <w:pPr>
               <w:keepLines w:val="0"/>
               <w:pageBreakBefore w:val="0"/>
+              <w:widowControl w:val="0"/>
               <w:wordWrap/>
               <w:overflowPunct/>
               <w:bidi w:val="0"/>
@@ -4548,6 +4770,7 @@
             <w:pPr>
               <w:keepLines w:val="0"/>
               <w:pageBreakBefore w:val="0"/>
+              <w:widowControl w:val="0"/>
               <w:wordWrap/>
               <w:overflowPunct/>
               <w:bidi w:val="0"/>
@@ -4569,6 +4792,7 @@
       <w:pPr>
         <w:keepLines w:val="0"/>
         <w:pageBreakBefore w:val="0"/>
+        <w:widowControl w:val="0"/>
         <w:numPr>
           <w:ilvl w:val="0"/>
           <w:numId w:val="2"/>
@@ -4607,6 +4831,7 @@
         <w:pStyle w:val="29"/>
         <w:keepLines w:val="0"/>
         <w:pageBreakBefore w:val="0"/>
+        <w:widowControl w:val="0"/>
         <w:wordWrap/>
         <w:overflowPunct/>
         <w:bidi w:val="0"/>
@@ -4620,6 +4845,7 @@
         <w:pStyle w:val="28"/>
         <w:keepLines w:val="0"/>
         <w:pageBreakBefore w:val="0"/>
+        <w:widowControl w:val="0"/>
         <w:wordWrap/>
         <w:overflowPunct/>
         <w:bidi w:val="0"/>
@@ -4646,6 +4872,7 @@
         <w:pStyle w:val="29"/>
         <w:keepLines w:val="0"/>
         <w:pageBreakBefore w:val="0"/>
+        <w:widowControl w:val="0"/>
         <w:wordWrap/>
         <w:overflowPunct/>
         <w:bidi w:val="0"/>
@@ -4667,6 +4894,7 @@
         <w:pStyle w:val="28"/>
         <w:keepLines w:val="0"/>
         <w:pageBreakBefore w:val="0"/>
+        <w:widowControl w:val="0"/>
         <w:wordWrap/>
         <w:overflowPunct/>
         <w:bidi w:val="0"/>
@@ -4690,6 +4918,7 @@
         <w:pStyle w:val="30"/>
         <w:keepLines w:val="0"/>
         <w:pageBreakBefore w:val="0"/>
+        <w:widowControl w:val="0"/>
         <w:wordWrap/>
         <w:overflowPunct/>
         <w:bidi w:val="0"/>
@@ -4709,6 +4938,7 @@
       <w:pPr>
         <w:keepLines w:val="0"/>
         <w:pageBreakBefore w:val="0"/>
+        <w:widowControl w:val="0"/>
         <w:wordWrap/>
         <w:overflowPunct/>
         <w:bidi w:val="0"/>
@@ -4774,6 +5004,7 @@
         <w:pStyle w:val="30"/>
         <w:keepLines w:val="0"/>
         <w:pageBreakBefore w:val="0"/>
+        <w:widowControl w:val="0"/>
         <w:wordWrap/>
         <w:overflowPunct/>
         <w:bidi w:val="0"/>
@@ -4794,7 +5025,7 @@
         <w:keepNext w:val="0"/>
         <w:keepLines w:val="0"/>
         <w:pageBreakBefore w:val="0"/>
-        <w:widowControl/>
+        <w:widowControl w:val="0"/>
         <w:numPr>
           <w:ilvl w:val="0"/>
           <w:numId w:val="3"/>
@@ -4832,7 +5063,7 @@
         <w:keepNext w:val="0"/>
         <w:keepLines w:val="0"/>
         <w:pageBreakBefore w:val="0"/>
-        <w:widowControl/>
+        <w:widowControl w:val="0"/>
         <w:numPr>
           <w:ilvl w:val="0"/>
           <w:numId w:val="3"/>
@@ -4870,7 +5101,7 @@
         <w:keepNext w:val="0"/>
         <w:keepLines w:val="0"/>
         <w:pageBreakBefore w:val="0"/>
-        <w:widowControl/>
+        <w:widowControl w:val="0"/>
         <w:numPr>
           <w:ilvl w:val="0"/>
           <w:numId w:val="3"/>
@@ -4927,7 +5158,7 @@
         <w:keepNext w:val="0"/>
         <w:keepLines w:val="0"/>
         <w:pageBreakBefore w:val="0"/>
-        <w:widowControl/>
+        <w:widowControl w:val="0"/>
         <w:numPr>
           <w:ilvl w:val="0"/>
           <w:numId w:val="3"/>
@@ -4984,7 +5215,7 @@
         <w:keepNext w:val="0"/>
         <w:keepLines w:val="0"/>
         <w:pageBreakBefore w:val="0"/>
-        <w:widowControl/>
+        <w:widowControl w:val="0"/>
         <w:numPr>
           <w:ilvl w:val="0"/>
           <w:numId w:val="3"/>
@@ -5041,14 +5272,15 @@
         <w:pStyle w:val="30"/>
         <w:keepLines w:val="0"/>
         <w:pageBreakBefore w:val="0"/>
+        <w:widowControl w:val="0"/>
         <w:wordWrap/>
         <w:overflowPunct/>
         <w:bidi w:val="0"/>
       </w:pPr>
       <w:bookmarkStart w:id="9" w:name="bookmark7"/>
       <w:bookmarkEnd w:id="9"/>
-      <w:bookmarkStart w:id="10" w:name="_Toc8354"/>
-      <w:bookmarkStart w:id="11" w:name="_Toc21436"/>
+      <w:bookmarkStart w:id="10" w:name="_Toc21436"/>
+      <w:bookmarkStart w:id="11" w:name="_Toc8354"/>
       <w:r>
         <w:rPr>
           <w:rFonts w:hint="eastAsia"/>
@@ -5084,7 +5316,7 @@
         <w:keepNext w:val="0"/>
         <w:keepLines w:val="0"/>
         <w:pageBreakBefore w:val="0"/>
-        <w:widowControl/>
+        <w:widowControl w:val="0"/>
         <w:numPr>
           <w:ilvl w:val="0"/>
           <w:numId w:val="4"/>
@@ -5122,7 +5354,7 @@
         <w:keepNext w:val="0"/>
         <w:keepLines w:val="0"/>
         <w:pageBreakBefore w:val="0"/>
-        <w:widowControl/>
+        <w:widowControl w:val="0"/>
         <w:numPr>
           <w:ilvl w:val="0"/>
           <w:numId w:val="4"/>
@@ -5179,7 +5411,7 @@
         <w:keepNext w:val="0"/>
         <w:keepLines w:val="0"/>
         <w:pageBreakBefore w:val="0"/>
-        <w:widowControl/>
+        <w:widowControl w:val="0"/>
         <w:numPr>
           <w:ilvl w:val="0"/>
           <w:numId w:val="4"/>
@@ -5236,7 +5468,7 @@
         <w:keepNext w:val="0"/>
         <w:keepLines w:val="0"/>
         <w:pageBreakBefore w:val="0"/>
-        <w:widowControl/>
+        <w:widowControl w:val="0"/>
         <w:numPr>
           <w:ilvl w:val="0"/>
           <w:numId w:val="4"/>
@@ -5293,7 +5525,7 @@
         <w:keepNext w:val="0"/>
         <w:keepLines w:val="0"/>
         <w:pageBreakBefore w:val="0"/>
-        <w:widowControl/>
+        <w:widowControl w:val="0"/>
         <w:numPr>
           <w:ilvl w:val="0"/>
           <w:numId w:val="4"/>
@@ -5350,6 +5582,7 @@
         <w:pStyle w:val="28"/>
         <w:keepLines w:val="0"/>
         <w:pageBreakBefore w:val="0"/>
+        <w:widowControl w:val="0"/>
         <w:wordWrap/>
         <w:overflowPunct/>
         <w:bidi w:val="0"/>
@@ -5373,6 +5606,7 @@
         <w:pStyle w:val="30"/>
         <w:keepLines w:val="0"/>
         <w:pageBreakBefore w:val="0"/>
+        <w:widowControl w:val="0"/>
         <w:wordWrap/>
         <w:overflowPunct/>
         <w:bidi w:val="0"/>
@@ -5396,6 +5630,7 @@
         <w:pStyle w:val="31"/>
         <w:keepLines w:val="0"/>
         <w:pageBreakBefore w:val="0"/>
+        <w:widowControl w:val="0"/>
         <w:wordWrap/>
         <w:overflowPunct/>
         <w:bidi w:val="0"/>
@@ -5416,47 +5651,23 @@
     </w:p>
     <w:p>
       <w:pPr>
+        <w:pStyle w:val="29"/>
         <w:keepLines w:val="0"/>
         <w:pageBreakBefore w:val="0"/>
+        <w:widowControl w:val="0"/>
         <w:wordWrap/>
         <w:overflowPunct/>
         <w:bidi w:val="0"/>
-        <w:spacing w:before="69" w:line="288" w:lineRule="auto"/>
-        <w:ind w:left="122" w:right="109" w:firstLine="477"/>
         <w:rPr>
           <w:rFonts w:ascii="宋体" w:hAnsi="宋体" w:eastAsia="宋体" w:cs="宋体"/>
-          <w:sz w:val="24"/>
           <w:szCs w:val="24"/>
         </w:rPr>
       </w:pPr>
       <w:r>
         <w:rPr>
-          <w:rStyle w:val="39"/>
-        </w:rPr>
-        <w:t>每年初（3月</w:t>
-      </w:r>
-      <w:r>
-        <w:rPr>
-          <w:rStyle w:val="39"/>
           <w:rFonts w:hint="eastAsia"/>
-          <w:lang w:val="en-US" w:eastAsia="zh-CN"/>
-        </w:rPr>
-        <w:t>前</w:t>
-      </w:r>
-      <w:r>
-        <w:rPr>
-          <w:rStyle w:val="39"/>
-        </w:rPr>
-        <w:t>）各分管主管副总根据公司年度经营目标，制定下辖各部门绩效考核任务指标，与各主管部门负责人签订绩效合同作为考核依据</w:t>
-      </w:r>
-      <w:r>
-        <w:rPr>
-          <w:rFonts w:ascii="宋体" w:hAnsi="宋体" w:eastAsia="宋体" w:cs="宋体"/>
-          <w:spacing w:val="-1"/>
-          <w:sz w:val="24"/>
-          <w:szCs w:val="24"/>
-        </w:rPr>
-        <w:t>。</w:t>
+        </w:rPr>
+        <w:t>每年6月份，各分管主管副总根据公司下一年度经营目标，制定下辖各部门下一年度绩效考核任务指标，并于6月底前与各主管部门负责人签订下一年度绩效合同，作为下一年度考核依据。</w:t>
       </w:r>
     </w:p>
     <w:p>
@@ -5464,6 +5675,7 @@
         <w:pStyle w:val="31"/>
         <w:keepLines w:val="0"/>
         <w:pageBreakBefore w:val="0"/>
+        <w:widowControl w:val="0"/>
         <w:wordWrap/>
         <w:overflowPunct/>
         <w:bidi w:val="0"/>
@@ -5489,6 +5701,7 @@
         <w:pStyle w:val="29"/>
         <w:keepLines w:val="0"/>
         <w:pageBreakBefore w:val="0"/>
+        <w:widowControl w:val="0"/>
         <w:wordWrap/>
         <w:overflowPunct/>
         <w:bidi w:val="0"/>
@@ -5502,6 +5715,7 @@
         <w:pStyle w:val="31"/>
         <w:keepLines w:val="0"/>
         <w:pageBreakBefore w:val="0"/>
+        <w:widowControl w:val="0"/>
         <w:wordWrap/>
         <w:overflowPunct/>
         <w:bidi w:val="0"/>
@@ -5523,6 +5737,11 @@
     <w:p>
       <w:pPr>
         <w:pStyle w:val="29"/>
+        <w:keepLines w:val="0"/>
+        <w:pageBreakBefore w:val="0"/>
+        <w:widowControl w:val="0"/>
+        <w:wordWrap/>
+        <w:overflowPunct/>
         <w:bidi w:val="0"/>
         <w:rPr>
           <w:rFonts w:hint="default"/>
@@ -5555,6 +5774,7 @@
         <w:pStyle w:val="29"/>
         <w:keepLines w:val="0"/>
         <w:pageBreakBefore w:val="0"/>
+        <w:widowControl w:val="0"/>
         <w:wordWrap/>
         <w:overflowPunct/>
         <w:bidi w:val="0"/>
@@ -5710,6 +5930,7 @@
             <w:pPr>
               <w:keepLines w:val="0"/>
               <w:pageBreakBefore w:val="0"/>
+              <w:widowControl w:val="0"/>
               <w:wordWrap/>
               <w:overflowPunct/>
               <w:bidi w:val="0"/>
@@ -5747,6 +5968,7 @@
             <w:pPr>
               <w:keepLines w:val="0"/>
               <w:pageBreakBefore w:val="0"/>
+              <w:widowControl w:val="0"/>
               <w:wordWrap/>
               <w:overflowPunct/>
               <w:bidi w:val="0"/>
@@ -5805,6 +6027,7 @@
             <w:pPr>
               <w:keepLines w:val="0"/>
               <w:pageBreakBefore w:val="0"/>
+              <w:widowControl w:val="0"/>
               <w:wordWrap/>
               <w:overflowPunct/>
               <w:bidi w:val="0"/>
@@ -5835,6 +6058,7 @@
             <w:pPr>
               <w:keepLines w:val="0"/>
               <w:pageBreakBefore w:val="0"/>
+              <w:widowControl w:val="0"/>
               <w:wordWrap/>
               <w:overflowPunct/>
               <w:bidi w:val="0"/>
@@ -5886,6 +6110,7 @@
             <w:pPr>
               <w:keepLines w:val="0"/>
               <w:pageBreakBefore w:val="0"/>
+              <w:widowControl w:val="0"/>
               <w:wordWrap/>
               <w:overflowPunct/>
               <w:bidi w:val="0"/>
@@ -5916,6 +6141,7 @@
             <w:pPr>
               <w:keepLines w:val="0"/>
               <w:pageBreakBefore w:val="0"/>
+              <w:widowControl w:val="0"/>
               <w:wordWrap/>
               <w:overflowPunct/>
               <w:bidi w:val="0"/>
@@ -5967,6 +6193,7 @@
             <w:pPr>
               <w:keepLines w:val="0"/>
               <w:pageBreakBefore w:val="0"/>
+              <w:widowControl w:val="0"/>
               <w:wordWrap/>
               <w:overflowPunct/>
               <w:bidi w:val="0"/>
@@ -6006,6 +6233,7 @@
             <w:pPr>
               <w:keepLines w:val="0"/>
               <w:pageBreakBefore w:val="0"/>
+              <w:widowControl w:val="0"/>
               <w:wordWrap/>
               <w:overflowPunct/>
               <w:bidi w:val="0"/>
@@ -6076,6 +6304,7 @@
             <w:pPr>
               <w:keepLines w:val="0"/>
               <w:pageBreakBefore w:val="0"/>
+              <w:widowControl w:val="0"/>
               <w:wordWrap/>
               <w:overflowPunct/>
               <w:bidi w:val="0"/>
@@ -6106,6 +6335,7 @@
             <w:pPr>
               <w:keepLines w:val="0"/>
               <w:pageBreakBefore w:val="0"/>
+              <w:widowControl w:val="0"/>
               <w:wordWrap/>
               <w:overflowPunct/>
               <w:bidi w:val="0"/>
@@ -6135,6 +6365,7 @@
         <w:pStyle w:val="30"/>
         <w:keepLines w:val="0"/>
         <w:pageBreakBefore w:val="0"/>
+        <w:widowControl w:val="0"/>
         <w:wordWrap/>
         <w:overflowPunct/>
         <w:bidi w:val="0"/>
@@ -6156,6 +6387,11 @@
     <w:p>
       <w:pPr>
         <w:pStyle w:val="29"/>
+        <w:keepLines w:val="0"/>
+        <w:pageBreakBefore w:val="0"/>
+        <w:widowControl w:val="0"/>
+        <w:wordWrap/>
+        <w:overflowPunct/>
         <w:bidi w:val="0"/>
       </w:pPr>
       <w:r>
@@ -6185,6 +6421,11 @@
     <w:p>
       <w:pPr>
         <w:pStyle w:val="29"/>
+        <w:keepLines w:val="0"/>
+        <w:pageBreakBefore w:val="0"/>
+        <w:widowControl w:val="0"/>
+        <w:wordWrap/>
+        <w:overflowPunct/>
         <w:bidi w:val="0"/>
       </w:pPr>
       <w:r>
@@ -6201,6 +6442,11 @@
     <w:p>
       <w:pPr>
         <w:pStyle w:val="29"/>
+        <w:keepLines w:val="0"/>
+        <w:pageBreakBefore w:val="0"/>
+        <w:widowControl w:val="0"/>
+        <w:wordWrap/>
+        <w:overflowPunct/>
         <w:bidi w:val="0"/>
       </w:pPr>
       <w:r>
@@ -6230,6 +6476,11 @@
     <w:p>
       <w:pPr>
         <w:pStyle w:val="29"/>
+        <w:keepLines w:val="0"/>
+        <w:pageBreakBefore w:val="0"/>
+        <w:widowControl w:val="0"/>
+        <w:wordWrap/>
+        <w:overflowPunct/>
         <w:bidi w:val="0"/>
       </w:pPr>
       <w:r>
@@ -6248,6 +6499,7 @@
         <w:pStyle w:val="30"/>
         <w:keepLines w:val="0"/>
         <w:pageBreakBefore w:val="0"/>
+        <w:widowControl w:val="0"/>
         <w:wordWrap/>
         <w:overflowPunct/>
         <w:bidi w:val="0"/>
@@ -6289,7 +6541,7 @@
         <w:keepNext w:val="0"/>
         <w:keepLines w:val="0"/>
         <w:pageBreakBefore w:val="0"/>
-        <w:widowControl/>
+        <w:widowControl w:val="0"/>
         <w:numPr>
           <w:ilvl w:val="0"/>
           <w:numId w:val="5"/>
@@ -6335,7 +6587,7 @@
         <w:keepNext w:val="0"/>
         <w:keepLines w:val="0"/>
         <w:pageBreakBefore w:val="0"/>
-        <w:widowControl/>
+        <w:widowControl w:val="0"/>
         <w:numPr>
           <w:ilvl w:val="0"/>
           <w:numId w:val="5"/>
@@ -6379,10 +6631,15 @@
     <w:p>
       <w:pPr>
         <w:pStyle w:val="41"/>
+        <w:keepLines w:val="0"/>
+        <w:pageBreakBefore w:val="0"/>
+        <w:widowControl w:val="0"/>
         <w:numPr>
           <w:ilvl w:val="0"/>
           <w:numId w:val="6"/>
         </w:numPr>
+        <w:wordWrap/>
+        <w:overflowPunct/>
         <w:bidi w:val="0"/>
       </w:pPr>
       <w:r>
@@ -6392,10 +6649,15 @@
     <w:p>
       <w:pPr>
         <w:pStyle w:val="41"/>
+        <w:keepLines w:val="0"/>
+        <w:pageBreakBefore w:val="0"/>
+        <w:widowControl w:val="0"/>
         <w:numPr>
           <w:ilvl w:val="0"/>
           <w:numId w:val="6"/>
         </w:numPr>
+        <w:wordWrap/>
+        <w:overflowPunct/>
         <w:bidi w:val="0"/>
       </w:pPr>
       <w:r>
@@ -6405,10 +6667,15 @@
     <w:p>
       <w:pPr>
         <w:pStyle w:val="41"/>
+        <w:keepLines w:val="0"/>
+        <w:pageBreakBefore w:val="0"/>
+        <w:widowControl w:val="0"/>
         <w:numPr>
           <w:ilvl w:val="0"/>
           <w:numId w:val="6"/>
         </w:numPr>
+        <w:wordWrap/>
+        <w:overflowPunct/>
         <w:bidi w:val="0"/>
       </w:pPr>
       <w:r>
@@ -6418,10 +6685,15 @@
     <w:p>
       <w:pPr>
         <w:pStyle w:val="41"/>
+        <w:keepLines w:val="0"/>
+        <w:pageBreakBefore w:val="0"/>
+        <w:widowControl w:val="0"/>
         <w:numPr>
           <w:ilvl w:val="0"/>
           <w:numId w:val="6"/>
         </w:numPr>
+        <w:wordWrap/>
+        <w:overflowPunct/>
         <w:bidi w:val="0"/>
       </w:pPr>
       <w:r>
@@ -6433,6 +6705,7 @@
         <w:pStyle w:val="30"/>
         <w:keepLines w:val="0"/>
         <w:pageBreakBefore w:val="0"/>
+        <w:widowControl w:val="0"/>
         <w:wordWrap/>
         <w:overflowPunct/>
         <w:bidi w:val="0"/>
@@ -6458,6 +6731,7 @@
       <w:pPr>
         <w:keepLines w:val="0"/>
         <w:pageBreakBefore w:val="0"/>
+        <w:widowControl w:val="0"/>
         <w:wordWrap/>
         <w:overflowPunct/>
         <w:bidi w:val="0"/>
@@ -6611,6 +6885,7 @@
       <w:pPr>
         <w:keepLines w:val="0"/>
         <w:pageBreakBefore w:val="0"/>
+        <w:widowControl w:val="0"/>
         <w:wordWrap/>
         <w:overflowPunct/>
         <w:bidi w:val="0"/>
@@ -6664,6 +6939,7 @@
         <w:pStyle w:val="30"/>
         <w:keepLines w:val="0"/>
         <w:pageBreakBefore w:val="0"/>
+        <w:widowControl w:val="0"/>
         <w:wordWrap/>
         <w:overflowPunct/>
         <w:bidi w:val="0"/>
@@ -6679,6 +6955,7 @@
         <w:pStyle w:val="31"/>
         <w:keepLines w:val="0"/>
         <w:pageBreakBefore w:val="0"/>
+        <w:widowControl w:val="0"/>
         <w:wordWrap/>
         <w:overflowPunct/>
         <w:bidi w:val="0"/>
@@ -6696,6 +6973,7 @@
         <w:pStyle w:val="29"/>
         <w:keepLines w:val="0"/>
         <w:pageBreakBefore w:val="0"/>
+        <w:widowControl w:val="0"/>
         <w:wordWrap/>
         <w:overflowPunct/>
         <w:bidi w:val="0"/>
@@ -6709,6 +6987,7 @@
         <w:pStyle w:val="31"/>
         <w:keepLines w:val="0"/>
         <w:pageBreakBefore w:val="0"/>
+        <w:widowControl w:val="0"/>
         <w:wordWrap/>
         <w:overflowPunct/>
         <w:bidi w:val="0"/>
@@ -6724,6 +7003,7 @@
         <w:pStyle w:val="29"/>
         <w:keepLines w:val="0"/>
         <w:pageBreakBefore w:val="0"/>
+        <w:widowControl w:val="0"/>
         <w:wordWrap/>
         <w:overflowPunct/>
         <w:bidi w:val="0"/>
@@ -6881,6 +7161,7 @@
               <w:pStyle w:val="36"/>
               <w:keepLines w:val="0"/>
               <w:pageBreakBefore w:val="0"/>
+              <w:widowControl w:val="0"/>
               <w:wordWrap/>
               <w:overflowPunct/>
               <w:bidi w:val="0"/>
@@ -6910,6 +7191,7 @@
               <w:pStyle w:val="36"/>
               <w:keepLines w:val="0"/>
               <w:pageBreakBefore w:val="0"/>
+              <w:widowControl w:val="0"/>
               <w:wordWrap/>
               <w:overflowPunct/>
               <w:bidi w:val="0"/>
@@ -6939,6 +7221,7 @@
               <w:pStyle w:val="36"/>
               <w:keepLines w:val="0"/>
               <w:pageBreakBefore w:val="0"/>
+              <w:widowControl w:val="0"/>
               <w:wordWrap/>
               <w:overflowPunct/>
               <w:bidi w:val="0"/>
@@ -6986,6 +7269,7 @@
               <w:pStyle w:val="36"/>
               <w:keepLines w:val="0"/>
               <w:pageBreakBefore w:val="0"/>
+              <w:widowControl w:val="0"/>
               <w:wordWrap/>
               <w:overflowPunct/>
               <w:bidi w:val="0"/>
@@ -7012,6 +7296,7 @@
               <w:pStyle w:val="36"/>
               <w:keepLines w:val="0"/>
               <w:pageBreakBefore w:val="0"/>
+              <w:widowControl w:val="0"/>
               <w:wordWrap/>
               <w:overflowPunct/>
               <w:bidi w:val="0"/>
@@ -7038,6 +7323,7 @@
               <w:pStyle w:val="36"/>
               <w:keepLines w:val="0"/>
               <w:pageBreakBefore w:val="0"/>
+              <w:widowControl w:val="0"/>
               <w:wordWrap/>
               <w:overflowPunct/>
               <w:bidi w:val="0"/>
@@ -7081,6 +7367,7 @@
               <w:pStyle w:val="36"/>
               <w:keepLines w:val="0"/>
               <w:pageBreakBefore w:val="0"/>
+              <w:widowControl w:val="0"/>
               <w:wordWrap/>
               <w:overflowPunct/>
               <w:bidi w:val="0"/>
@@ -7107,6 +7394,7 @@
               <w:pStyle w:val="36"/>
               <w:keepLines w:val="0"/>
               <w:pageBreakBefore w:val="0"/>
+              <w:widowControl w:val="0"/>
               <w:wordWrap/>
               <w:overflowPunct/>
               <w:bidi w:val="0"/>
@@ -7133,6 +7421,7 @@
               <w:pStyle w:val="36"/>
               <w:keepLines w:val="0"/>
               <w:pageBreakBefore w:val="0"/>
+              <w:widowControl w:val="0"/>
               <w:wordWrap/>
               <w:overflowPunct/>
               <w:bidi w:val="0"/>
@@ -7176,6 +7465,7 @@
               <w:pStyle w:val="36"/>
               <w:keepLines w:val="0"/>
               <w:pageBreakBefore w:val="0"/>
+              <w:widowControl w:val="0"/>
               <w:wordWrap/>
               <w:overflowPunct/>
               <w:bidi w:val="0"/>
@@ -7202,6 +7492,7 @@
               <w:pStyle w:val="36"/>
               <w:keepLines w:val="0"/>
               <w:pageBreakBefore w:val="0"/>
+              <w:widowControl w:val="0"/>
               <w:wordWrap/>
               <w:overflowPunct/>
               <w:bidi w:val="0"/>
@@ -7228,6 +7519,7 @@
               <w:pStyle w:val="36"/>
               <w:keepLines w:val="0"/>
               <w:pageBreakBefore w:val="0"/>
+              <w:widowControl w:val="0"/>
               <w:wordWrap/>
               <w:overflowPunct/>
               <w:bidi w:val="0"/>
@@ -7271,6 +7563,7 @@
               <w:pStyle w:val="36"/>
               <w:keepLines w:val="0"/>
               <w:pageBreakBefore w:val="0"/>
+              <w:widowControl w:val="0"/>
               <w:wordWrap/>
               <w:overflowPunct/>
               <w:bidi w:val="0"/>
@@ -7297,6 +7590,7 @@
               <w:pStyle w:val="36"/>
               <w:keepLines w:val="0"/>
               <w:pageBreakBefore w:val="0"/>
+              <w:widowControl w:val="0"/>
               <w:wordWrap/>
               <w:overflowPunct/>
               <w:bidi w:val="0"/>
@@ -7323,6 +7617,7 @@
               <w:pStyle w:val="36"/>
               <w:keepLines w:val="0"/>
               <w:pageBreakBefore w:val="0"/>
+              <w:widowControl w:val="0"/>
               <w:wordWrap/>
               <w:overflowPunct/>
               <w:bidi w:val="0"/>
@@ -7366,6 +7661,7 @@
               <w:pStyle w:val="36"/>
               <w:keepLines w:val="0"/>
               <w:pageBreakBefore w:val="0"/>
+              <w:widowControl w:val="0"/>
               <w:wordWrap/>
               <w:overflowPunct/>
               <w:bidi w:val="0"/>
@@ -7392,6 +7688,7 @@
               <w:pStyle w:val="36"/>
               <w:keepLines w:val="0"/>
               <w:pageBreakBefore w:val="0"/>
+              <w:widowControl w:val="0"/>
               <w:wordWrap/>
               <w:overflowPunct/>
               <w:bidi w:val="0"/>
@@ -7418,6 +7715,7 @@
               <w:pStyle w:val="36"/>
               <w:keepLines w:val="0"/>
               <w:pageBreakBefore w:val="0"/>
+              <w:widowControl w:val="0"/>
               <w:wordWrap/>
               <w:overflowPunct/>
               <w:bidi w:val="0"/>
@@ -7440,6 +7738,7 @@
       <w:pPr>
         <w:keepLines w:val="0"/>
         <w:pageBreakBefore w:val="0"/>
+        <w:widowControl w:val="0"/>
         <w:wordWrap/>
         <w:overflowPunct/>
         <w:bidi w:val="0"/>
@@ -7450,6 +7749,7 @@
         <w:pStyle w:val="31"/>
         <w:keepLines w:val="0"/>
         <w:pageBreakBefore w:val="0"/>
+        <w:widowControl w:val="0"/>
         <w:wordWrap/>
         <w:overflowPunct/>
         <w:bidi w:val="0"/>
@@ -7463,24 +7763,29 @@
     <w:p>
       <w:pPr>
         <w:pStyle w:val="29"/>
-        <w:bidi w:val="0"/>
-      </w:pPr>
-      <w:r>
-        <w:t>根据公司经营状况及员工本年度四个季度绩效考核的平均值共同确定员工的奖金额度。</w:t>
-      </w:r>
-    </w:p>
-    <w:p>
-      <w:pPr>
-        <w:pStyle w:val="30"/>
-        <w:keepLines/>
+        <w:keepLines w:val="0"/>
         <w:pageBreakBefore w:val="0"/>
-        <w:widowControl/>
+        <w:widowControl w:val="0"/>
         <w:wordWrap/>
         <w:overflowPunct/>
         <w:bidi w:val="0"/>
       </w:pPr>
-      <w:bookmarkStart w:id="26" w:name="_Toc5250"/>
-      <w:bookmarkStart w:id="27" w:name="_Toc14328"/>
+      <w:r>
+        <w:t>根据公司经营状况及员工本年度四个季度绩效考核的平均值共同确定员工的奖金额度。</w:t>
+      </w:r>
+    </w:p>
+    <w:p>
+      <w:pPr>
+        <w:pStyle w:val="30"/>
+        <w:keepLines w:val="0"/>
+        <w:pageBreakBefore w:val="0"/>
+        <w:widowControl w:val="0"/>
+        <w:wordWrap/>
+        <w:overflowPunct/>
+        <w:bidi w:val="0"/>
+      </w:pPr>
+      <w:bookmarkStart w:id="26" w:name="_Toc14328"/>
+      <w:bookmarkStart w:id="27" w:name="_Toc5250"/>
       <w:r>
         <w:rPr>
           <w:rFonts w:hint="eastAsia"/>
@@ -7545,7 +7850,12 @@
           </w:tcPr>
           <w:p>
             <w:pPr>
-              <w:widowControl w:val="0"/>
+              <w:keepLines w:val="0"/>
+              <w:pageBreakBefore w:val="0"/>
+              <w:widowControl w:val="0"/>
+              <w:wordWrap/>
+              <w:overflowPunct/>
+              <w:bidi w:val="0"/>
               <w:jc w:val="center"/>
               <w:rPr>
                 <w:rFonts w:hint="default" w:eastAsia="宋体"/>
@@ -7574,7 +7884,12 @@
           </w:tcPr>
           <w:p>
             <w:pPr>
-              <w:widowControl w:val="0"/>
+              <w:keepLines w:val="0"/>
+              <w:pageBreakBefore w:val="0"/>
+              <w:widowControl w:val="0"/>
+              <w:wordWrap/>
+              <w:overflowPunct/>
+              <w:bidi w:val="0"/>
               <w:jc w:val="center"/>
               <w:rPr>
                 <w:rFonts w:hint="default" w:eastAsia="宋体"/>
@@ -7603,7 +7918,12 @@
           </w:tcPr>
           <w:p>
             <w:pPr>
-              <w:widowControl w:val="0"/>
+              <w:keepLines w:val="0"/>
+              <w:pageBreakBefore w:val="0"/>
+              <w:widowControl w:val="0"/>
+              <w:wordWrap/>
+              <w:overflowPunct/>
+              <w:bidi w:val="0"/>
               <w:jc w:val="center"/>
               <w:rPr>
                 <w:rFonts w:hint="default" w:eastAsia="宋体"/>
@@ -7633,7 +7953,12 @@
           </w:tcPr>
           <w:p>
             <w:pPr>
-              <w:widowControl w:val="0"/>
+              <w:keepLines w:val="0"/>
+              <w:pageBreakBefore w:val="0"/>
+              <w:widowControl w:val="0"/>
+              <w:wordWrap/>
+              <w:overflowPunct/>
+              <w:bidi w:val="0"/>
               <w:jc w:val="center"/>
               <w:rPr>
                 <w:rFonts w:hint="eastAsia" w:ascii="宋体" w:hAnsi="宋体" w:eastAsia="宋体" w:cs="宋体"/>
@@ -7688,7 +8013,12 @@
           </w:tcPr>
           <w:p>
             <w:pPr>
-              <w:widowControl w:val="0"/>
+              <w:keepLines w:val="0"/>
+              <w:pageBreakBefore w:val="0"/>
+              <w:widowControl w:val="0"/>
+              <w:wordWrap/>
+              <w:overflowPunct/>
+              <w:bidi w:val="0"/>
               <w:rPr>
                 <w:vertAlign w:val="baseline"/>
               </w:rPr>
@@ -7710,7 +8040,12 @@
           </w:tcPr>
           <w:p>
             <w:pPr>
-              <w:widowControl w:val="0"/>
+              <w:keepLines w:val="0"/>
+              <w:pageBreakBefore w:val="0"/>
+              <w:widowControl w:val="0"/>
+              <w:wordWrap/>
+              <w:overflowPunct/>
+              <w:bidi w:val="0"/>
               <w:rPr>
                 <w:vertAlign w:val="baseline"/>
               </w:rPr>
@@ -7732,7 +8067,12 @@
           </w:tcPr>
           <w:p>
             <w:pPr>
-              <w:widowControl w:val="0"/>
+              <w:keepLines w:val="0"/>
+              <w:pageBreakBefore w:val="0"/>
+              <w:widowControl w:val="0"/>
+              <w:wordWrap/>
+              <w:overflowPunct/>
+              <w:bidi w:val="0"/>
               <w:jc w:val="center"/>
               <w:rPr>
                 <w:vertAlign w:val="baseline"/>
@@ -7773,7 +8113,12 @@
           </w:tcPr>
           <w:p>
             <w:pPr>
-              <w:widowControl w:val="0"/>
+              <w:keepLines w:val="0"/>
+              <w:pageBreakBefore w:val="0"/>
+              <w:widowControl w:val="0"/>
+              <w:wordWrap/>
+              <w:overflowPunct/>
+              <w:bidi w:val="0"/>
               <w:jc w:val="center"/>
               <w:rPr>
                 <w:rFonts w:hint="eastAsia" w:ascii="宋体" w:hAnsi="宋体" w:eastAsia="宋体" w:cs="宋体"/>
@@ -7811,6 +8156,7 @@
         <w:pStyle w:val="29"/>
         <w:keepLines w:val="0"/>
         <w:pageBreakBefore w:val="0"/>
+        <w:widowControl w:val="0"/>
         <w:wordWrap/>
         <w:overflowPunct/>
         <w:bidi w:val="0"/>
@@ -7828,6 +8174,7 @@
         <w:pStyle w:val="28"/>
         <w:keepLines w:val="0"/>
         <w:pageBreakBefore w:val="0"/>
+        <w:widowControl w:val="0"/>
         <w:wordWrap/>
         <w:overflowPunct/>
         <w:bidi w:val="0"/>
@@ -7839,8 +8186,8 @@
       </w:pPr>
       <w:bookmarkStart w:id="28" w:name="bookmark3"/>
       <w:bookmarkEnd w:id="28"/>
-      <w:bookmarkStart w:id="29" w:name="_Toc17424"/>
-      <w:bookmarkStart w:id="30" w:name="_Toc7257"/>
+      <w:bookmarkStart w:id="29" w:name="_Toc7257"/>
+      <w:bookmarkStart w:id="30" w:name="_Toc17424"/>
       <w:r>
         <w:rPr>
           <w:rStyle w:val="38"/>
@@ -7857,7 +8204,7 @@
         <w:keepNext w:val="0"/>
         <w:keepLines w:val="0"/>
         <w:pageBreakBefore w:val="0"/>
-        <w:widowControl/>
+        <w:widowControl w:val="0"/>
         <w:numPr>
           <w:ilvl w:val="0"/>
           <w:numId w:val="7"/>
@@ -7914,7 +8261,7 @@
         <w:keepNext w:val="0"/>
         <w:keepLines w:val="0"/>
         <w:pageBreakBefore w:val="0"/>
-        <w:widowControl/>
+        <w:widowControl w:val="0"/>
         <w:numPr>
           <w:ilvl w:val="0"/>
           <w:numId w:val="7"/>
@@ -7951,6 +8298,7 @@
         <w:pStyle w:val="28"/>
         <w:keepLines w:val="0"/>
         <w:pageBreakBefore w:val="0"/>
+        <w:widowControl w:val="0"/>
         <w:wordWrap/>
         <w:overflowPunct/>
         <w:bidi w:val="0"/>
@@ -7976,6 +8324,11 @@
     <w:p>
       <w:pPr>
         <w:pStyle w:val="41"/>
+        <w:keepLines w:val="0"/>
+        <w:pageBreakBefore w:val="0"/>
+        <w:widowControl w:val="0"/>
+        <w:wordWrap/>
+        <w:overflowPunct/>
         <w:bidi w:val="0"/>
       </w:pPr>
       <w:r>
@@ -7985,6 +8338,11 @@
     <w:p>
       <w:pPr>
         <w:pStyle w:val="41"/>
+        <w:keepLines w:val="0"/>
+        <w:pageBreakBefore w:val="0"/>
+        <w:widowControl w:val="0"/>
+        <w:wordWrap/>
+        <w:overflowPunct/>
         <w:bidi w:val="0"/>
         <w:rPr>
           <w:rFonts w:hint="eastAsia"/>
@@ -8000,6 +8358,7 @@
         <w:pStyle w:val="28"/>
         <w:keepLines w:val="0"/>
         <w:pageBreakBefore w:val="0"/>
+        <w:widowControl w:val="0"/>
         <w:wordWrap/>
         <w:overflowPunct/>
         <w:bidi w:val="0"/>
@@ -8021,6 +8380,11 @@
     <w:p>
       <w:pPr>
         <w:pStyle w:val="41"/>
+        <w:keepLines w:val="0"/>
+        <w:pageBreakBefore w:val="0"/>
+        <w:widowControl w:val="0"/>
+        <w:wordWrap/>
+        <w:overflowPunct/>
         <w:bidi w:val="0"/>
         <w:rPr>
           <w:rFonts w:hint="eastAsia"/>
@@ -8045,6 +8409,7 @@
         <w:t>计划表》</w:t>
       </w:r>
     </w:p>
+    <w:bookmarkEnd w:id="35"/>
     <w:sectPr>
       <w:headerReference r:id="rId5" w:type="default"/>
       <w:pgSz w:w="11906" w:h="16838"/>
